--- a/docs/tables/auc3/sec6_ckd_composite.docx
+++ b/docs/tables/auc3/sec6_ckd_composite.docx
@@ -23,8 +23,8 @@
         <w:gridCol w:w="1756"/>
         <w:gridCol w:w="1181"/>
         <w:gridCol w:w="778"/>
-        <w:gridCol w:w="1206"/>
-        <w:gridCol w:w="2185"/>
+        <w:gridCol w:w="1084"/>
+        <w:gridCol w:w="2062"/>
         <w:gridCol w:w="1181"/>
       </w:tblGrid>
       <w:tr>
@@ -944,7 +944,7 @@
                 <w:szCs w:val="22"/>
                 <w:color w:val="000000"/>
               </w:rPr>
-              <w:t xml:space="preserve">0.71, 1.32</w:t>
+              <w:t xml:space="preserve">0.72, 1.30</w:t>
             </w:r>
           </w:p>
         </w:tc>
@@ -1103,7 +1103,7 @@
                 <w:szCs w:val="22"/>
                 <w:color w:val="000000"/>
               </w:rPr>
-              <w:t xml:space="preserve">0.99</w:t>
+              <w:t xml:space="preserve">1.34</w:t>
             </w:r>
           </w:p>
         </w:tc>
@@ -1156,7 +1156,7 @@
                 <w:szCs w:val="22"/>
                 <w:color w:val="000000"/>
               </w:rPr>
-              <w:t xml:space="preserve">0.62, 1.57</w:t>
+              <w:t xml:space="preserve">0.73, 2.45</w:t>
             </w:r>
           </w:p>
         </w:tc>
@@ -1209,7 +1209,7 @@
                 <w:szCs w:val="22"/>
                 <w:color w:val="000000"/>
               </w:rPr>
-              <w:t xml:space="preserve">0.960</w:t>
+              <w:t xml:space="preserve">0.340</w:t>
             </w:r>
           </w:p>
         </w:tc>
@@ -1374,113 +1374,113 @@
                 <w:szCs w:val="22"/>
                 <w:color w:val="000000"/>
               </w:rPr>
-              <w:t xml:space="preserve">1.07</w:t>
-            </w:r>
-          </w:p>
-        </w:tc>
-        <w:tc>
-          <w:tcPr>
-            <w:tcBorders>
-              <w:bottom w:val="none" w:sz="0" w:space="0" w:color="000000"/>
-              <w:top w:val="none" w:sz="0" w:space="0" w:color="000000"/>
-              <w:left w:val="none" w:sz="0" w:space="0" w:color="000000"/>
-              <w:right w:val="none" w:sz="0" w:space="0" w:color="000000"/>
-            </w:tcBorders>
-            <w:shd w:val="clear" w:color="auto" w:fill="FFFFFF"/>
-            <w:tcMar>
-              <w:top w:w="0" w:type="dxa"/>
-              <w:bottom w:w="0" w:type="dxa"/>
-              <w:left w:w="0" w:type="dxa"/>
-              <w:right w:w="0" w:type="dxa"/>
-            </w:tcMar>
-            <w:vAlign w:val="top"/>
-          </w:tcPr>
-          <w:p>
-            <w:pPr>
-              <w:pStyle w:val="Normal"/>
-              <w:jc w:val="center"/>
-              <w:pBdr>
-                <w:bottom w:val="none" w:sz="0" w:space="0" w:color="000000"/>
-                <w:top w:val="none" w:sz="0" w:space="0" w:color="000000"/>
-                <w:left w:val="none" w:sz="0" w:space="0" w:color="000000"/>
-                <w:right w:val="none" w:sz="0" w:space="0" w:color="000000"/>
-              </w:pBdr>
-              <w:spacing w:after="100" w:before="100" w:line="240"/>
-              <w:ind w:left="100" w:right="100" w:firstLine="0" w:firstLineChars="0"/>
-              <w:rPr>
-                <w:rFonts w:ascii="Helvetica" w:hAnsi="Helvetica" w:eastAsia="Helvetica" w:cs="Helvetica"/>
-                <w:i w:val="false"/>
-                <w:b w:val="false"/>
-                <w:u w:val="none"/>
-                <w:sz w:val="22"/>
-                <w:szCs w:val="22"/>
-                <w:color w:val="000000"/>
-              </w:rPr>
-            </w:pPr>
-            <w:r>
-              <w:rPr>
-                <w:rFonts w:ascii="Helvetica" w:hAnsi="Helvetica" w:eastAsia="Helvetica" w:cs="Helvetica"/>
-                <w:i w:val="false"/>
-                <w:b w:val="false"/>
-                <w:u w:val="none"/>
-                <w:sz w:val="22"/>
-                <w:szCs w:val="22"/>
-                <w:color w:val="000000"/>
-              </w:rPr>
-              <w:t xml:space="preserve">1.01, 1.14</w:t>
-            </w:r>
-          </w:p>
-        </w:tc>
-        <w:tc>
-          <w:tcPr>
-            <w:tcBorders>
-              <w:bottom w:val="none" w:sz="0" w:space="0" w:color="000000"/>
-              <w:top w:val="none" w:sz="0" w:space="0" w:color="000000"/>
-              <w:left w:val="none" w:sz="0" w:space="0" w:color="000000"/>
-              <w:right w:val="none" w:sz="0" w:space="0" w:color="000000"/>
-            </w:tcBorders>
-            <w:shd w:val="clear" w:color="auto" w:fill="FFFFFF"/>
-            <w:tcMar>
-              <w:top w:w="0" w:type="dxa"/>
-              <w:bottom w:w="0" w:type="dxa"/>
-              <w:left w:w="0" w:type="dxa"/>
-              <w:right w:w="0" w:type="dxa"/>
-            </w:tcMar>
-            <w:vAlign w:val="top"/>
-          </w:tcPr>
-          <w:p>
-            <w:pPr>
-              <w:pStyle w:val="Normal"/>
-              <w:jc w:val="center"/>
-              <w:pBdr>
-                <w:bottom w:val="none" w:sz="0" w:space="0" w:color="000000"/>
-                <w:top w:val="none" w:sz="0" w:space="0" w:color="000000"/>
-                <w:left w:val="none" w:sz="0" w:space="0" w:color="000000"/>
-                <w:right w:val="none" w:sz="0" w:space="0" w:color="000000"/>
-              </w:pBdr>
-              <w:spacing w:after="100" w:before="100" w:line="240"/>
-              <w:ind w:left="100" w:right="100" w:firstLine="0" w:firstLineChars="0"/>
-              <w:rPr>
-                <w:rFonts w:ascii="Helvetica" w:hAnsi="Helvetica" w:eastAsia="Helvetica" w:cs="Helvetica"/>
-                <w:i w:val="false"/>
-                <w:b w:val="false"/>
-                <w:u w:val="none"/>
-                <w:sz w:val="22"/>
-                <w:szCs w:val="22"/>
-                <w:color w:val="000000"/>
-              </w:rPr>
-            </w:pPr>
-            <w:r>
-              <w:rPr>
-                <w:rFonts w:ascii="Helvetica" w:hAnsi="Helvetica" w:eastAsia="Helvetica" w:cs="Helvetica"/>
-                <w:i w:val="false"/>
-                <w:b w:val="false"/>
-                <w:u w:val="none"/>
-                <w:sz w:val="22"/>
-                <w:szCs w:val="22"/>
-                <w:color w:val="000000"/>
-              </w:rPr>
-              <w:t xml:space="preserve">0.021</w:t>
+              <w:t xml:space="preserve">1.08</w:t>
+            </w:r>
+          </w:p>
+        </w:tc>
+        <w:tc>
+          <w:tcPr>
+            <w:tcBorders>
+              <w:bottom w:val="none" w:sz="0" w:space="0" w:color="000000"/>
+              <w:top w:val="none" w:sz="0" w:space="0" w:color="000000"/>
+              <w:left w:val="none" w:sz="0" w:space="0" w:color="000000"/>
+              <w:right w:val="none" w:sz="0" w:space="0" w:color="000000"/>
+            </w:tcBorders>
+            <w:shd w:val="clear" w:color="auto" w:fill="FFFFFF"/>
+            <w:tcMar>
+              <w:top w:w="0" w:type="dxa"/>
+              <w:bottom w:w="0" w:type="dxa"/>
+              <w:left w:w="0" w:type="dxa"/>
+              <w:right w:w="0" w:type="dxa"/>
+            </w:tcMar>
+            <w:vAlign w:val="top"/>
+          </w:tcPr>
+          <w:p>
+            <w:pPr>
+              <w:pStyle w:val="Normal"/>
+              <w:jc w:val="center"/>
+              <w:pBdr>
+                <w:bottom w:val="none" w:sz="0" w:space="0" w:color="000000"/>
+                <w:top w:val="none" w:sz="0" w:space="0" w:color="000000"/>
+                <w:left w:val="none" w:sz="0" w:space="0" w:color="000000"/>
+                <w:right w:val="none" w:sz="0" w:space="0" w:color="000000"/>
+              </w:pBdr>
+              <w:spacing w:after="100" w:before="100" w:line="240"/>
+              <w:ind w:left="100" w:right="100" w:firstLine="0" w:firstLineChars="0"/>
+              <w:rPr>
+                <w:rFonts w:ascii="Helvetica" w:hAnsi="Helvetica" w:eastAsia="Helvetica" w:cs="Helvetica"/>
+                <w:i w:val="false"/>
+                <w:b w:val="false"/>
+                <w:u w:val="none"/>
+                <w:sz w:val="22"/>
+                <w:szCs w:val="22"/>
+                <w:color w:val="000000"/>
+              </w:rPr>
+            </w:pPr>
+            <w:r>
+              <w:rPr>
+                <w:rFonts w:ascii="Helvetica" w:hAnsi="Helvetica" w:eastAsia="Helvetica" w:cs="Helvetica"/>
+                <w:i w:val="false"/>
+                <w:b w:val="false"/>
+                <w:u w:val="none"/>
+                <w:sz w:val="22"/>
+                <w:szCs w:val="22"/>
+                <w:color w:val="000000"/>
+              </w:rPr>
+              <w:t xml:space="preserve">1.02, 1.14</w:t>
+            </w:r>
+          </w:p>
+        </w:tc>
+        <w:tc>
+          <w:tcPr>
+            <w:tcBorders>
+              <w:bottom w:val="none" w:sz="0" w:space="0" w:color="000000"/>
+              <w:top w:val="none" w:sz="0" w:space="0" w:color="000000"/>
+              <w:left w:val="none" w:sz="0" w:space="0" w:color="000000"/>
+              <w:right w:val="none" w:sz="0" w:space="0" w:color="000000"/>
+            </w:tcBorders>
+            <w:shd w:val="clear" w:color="auto" w:fill="FFFFFF"/>
+            <w:tcMar>
+              <w:top w:w="0" w:type="dxa"/>
+              <w:bottom w:w="0" w:type="dxa"/>
+              <w:left w:w="0" w:type="dxa"/>
+              <w:right w:w="0" w:type="dxa"/>
+            </w:tcMar>
+            <w:vAlign w:val="top"/>
+          </w:tcPr>
+          <w:p>
+            <w:pPr>
+              <w:pStyle w:val="Normal"/>
+              <w:jc w:val="center"/>
+              <w:pBdr>
+                <w:bottom w:val="none" w:sz="0" w:space="0" w:color="000000"/>
+                <w:top w:val="none" w:sz="0" w:space="0" w:color="000000"/>
+                <w:left w:val="none" w:sz="0" w:space="0" w:color="000000"/>
+                <w:right w:val="none" w:sz="0" w:space="0" w:color="000000"/>
+              </w:pBdr>
+              <w:spacing w:after="100" w:before="100" w:line="240"/>
+              <w:ind w:left="100" w:right="100" w:firstLine="0" w:firstLineChars="0"/>
+              <w:rPr>
+                <w:rFonts w:ascii="Helvetica" w:hAnsi="Helvetica" w:eastAsia="Helvetica" w:cs="Helvetica"/>
+                <w:i w:val="false"/>
+                <w:b w:val="false"/>
+                <w:u w:val="none"/>
+                <w:sz w:val="22"/>
+                <w:szCs w:val="22"/>
+                <w:color w:val="000000"/>
+              </w:rPr>
+            </w:pPr>
+            <w:r>
+              <w:rPr>
+                <w:rFonts w:ascii="Helvetica" w:hAnsi="Helvetica" w:eastAsia="Helvetica" w:cs="Helvetica"/>
+                <w:i w:val="false"/>
+                <w:b w:val="false"/>
+                <w:u w:val="none"/>
+                <w:sz w:val="22"/>
+                <w:szCs w:val="22"/>
+                <w:color w:val="000000"/>
+              </w:rPr>
+              <w:t xml:space="preserve">0.004</w:t>
             </w:r>
           </w:p>
         </w:tc>
@@ -1586,113 +1586,113 @@
                 <w:szCs w:val="22"/>
                 <w:color w:val="000000"/>
               </w:rPr>
-              <w:t xml:space="preserve">1.08</w:t>
-            </w:r>
-          </w:p>
-        </w:tc>
-        <w:tc>
-          <w:tcPr>
-            <w:tcBorders>
-              <w:bottom w:val="none" w:sz="0" w:space="0" w:color="000000"/>
-              <w:top w:val="none" w:sz="0" w:space="0" w:color="000000"/>
-              <w:left w:val="none" w:sz="0" w:space="0" w:color="000000"/>
-              <w:right w:val="none" w:sz="0" w:space="0" w:color="000000"/>
-            </w:tcBorders>
-            <w:shd w:val="clear" w:color="auto" w:fill="FFFFFF"/>
-            <w:tcMar>
-              <w:top w:w="0" w:type="dxa"/>
-              <w:bottom w:w="0" w:type="dxa"/>
-              <w:left w:w="0" w:type="dxa"/>
-              <w:right w:w="0" w:type="dxa"/>
-            </w:tcMar>
-            <w:vAlign w:val="top"/>
-          </w:tcPr>
-          <w:p>
-            <w:pPr>
-              <w:pStyle w:val="Normal"/>
-              <w:jc w:val="center"/>
-              <w:pBdr>
-                <w:bottom w:val="none" w:sz="0" w:space="0" w:color="000000"/>
-                <w:top w:val="none" w:sz="0" w:space="0" w:color="000000"/>
-                <w:left w:val="none" w:sz="0" w:space="0" w:color="000000"/>
-                <w:right w:val="none" w:sz="0" w:space="0" w:color="000000"/>
-              </w:pBdr>
-              <w:spacing w:after="100" w:before="100" w:line="240"/>
-              <w:ind w:left="100" w:right="100" w:firstLine="0" w:firstLineChars="0"/>
-              <w:rPr>
-                <w:rFonts w:ascii="Helvetica" w:hAnsi="Helvetica" w:eastAsia="Helvetica" w:cs="Helvetica"/>
-                <w:i w:val="false"/>
-                <w:b w:val="false"/>
-                <w:u w:val="none"/>
-                <w:sz w:val="22"/>
-                <w:szCs w:val="22"/>
-                <w:color w:val="000000"/>
-              </w:rPr>
-            </w:pPr>
-            <w:r>
-              <w:rPr>
-                <w:rFonts w:ascii="Helvetica" w:hAnsi="Helvetica" w:eastAsia="Helvetica" w:cs="Helvetica"/>
-                <w:i w:val="false"/>
-                <w:b w:val="false"/>
-                <w:u w:val="none"/>
-                <w:sz w:val="22"/>
-                <w:szCs w:val="22"/>
-                <w:color w:val="000000"/>
-              </w:rPr>
-              <w:t xml:space="preserve">0.94, 1.24</w:t>
-            </w:r>
-          </w:p>
-        </w:tc>
-        <w:tc>
-          <w:tcPr>
-            <w:tcBorders>
-              <w:bottom w:val="none" w:sz="0" w:space="0" w:color="000000"/>
-              <w:top w:val="none" w:sz="0" w:space="0" w:color="000000"/>
-              <w:left w:val="none" w:sz="0" w:space="0" w:color="000000"/>
-              <w:right w:val="none" w:sz="0" w:space="0" w:color="000000"/>
-            </w:tcBorders>
-            <w:shd w:val="clear" w:color="auto" w:fill="FFFFFF"/>
-            <w:tcMar>
-              <w:top w:w="0" w:type="dxa"/>
-              <w:bottom w:w="0" w:type="dxa"/>
-              <w:left w:w="0" w:type="dxa"/>
-              <w:right w:w="0" w:type="dxa"/>
-            </w:tcMar>
-            <w:vAlign w:val="top"/>
-          </w:tcPr>
-          <w:p>
-            <w:pPr>
-              <w:pStyle w:val="Normal"/>
-              <w:jc w:val="center"/>
-              <w:pBdr>
-                <w:bottom w:val="none" w:sz="0" w:space="0" w:color="000000"/>
-                <w:top w:val="none" w:sz="0" w:space="0" w:color="000000"/>
-                <w:left w:val="none" w:sz="0" w:space="0" w:color="000000"/>
-                <w:right w:val="none" w:sz="0" w:space="0" w:color="000000"/>
-              </w:pBdr>
-              <w:spacing w:after="100" w:before="100" w:line="240"/>
-              <w:ind w:left="100" w:right="100" w:firstLine="0" w:firstLineChars="0"/>
-              <w:rPr>
-                <w:rFonts w:ascii="Helvetica" w:hAnsi="Helvetica" w:eastAsia="Helvetica" w:cs="Helvetica"/>
-                <w:i w:val="false"/>
-                <w:b w:val="false"/>
-                <w:u w:val="none"/>
-                <w:sz w:val="22"/>
-                <w:szCs w:val="22"/>
-                <w:color w:val="000000"/>
-              </w:rPr>
-            </w:pPr>
-            <w:r>
-              <w:rPr>
-                <w:rFonts w:ascii="Helvetica" w:hAnsi="Helvetica" w:eastAsia="Helvetica" w:cs="Helvetica"/>
-                <w:i w:val="false"/>
-                <w:b w:val="false"/>
-                <w:u w:val="none"/>
-                <w:sz w:val="22"/>
-                <w:szCs w:val="22"/>
-                <w:color w:val="000000"/>
-              </w:rPr>
-              <w:t xml:space="preserve">0.260</w:t>
+              <w:t xml:space="preserve">1.13</w:t>
+            </w:r>
+          </w:p>
+        </w:tc>
+        <w:tc>
+          <w:tcPr>
+            <w:tcBorders>
+              <w:bottom w:val="none" w:sz="0" w:space="0" w:color="000000"/>
+              <w:top w:val="none" w:sz="0" w:space="0" w:color="000000"/>
+              <w:left w:val="none" w:sz="0" w:space="0" w:color="000000"/>
+              <w:right w:val="none" w:sz="0" w:space="0" w:color="000000"/>
+            </w:tcBorders>
+            <w:shd w:val="clear" w:color="auto" w:fill="FFFFFF"/>
+            <w:tcMar>
+              <w:top w:w="0" w:type="dxa"/>
+              <w:bottom w:w="0" w:type="dxa"/>
+              <w:left w:w="0" w:type="dxa"/>
+              <w:right w:w="0" w:type="dxa"/>
+            </w:tcMar>
+            <w:vAlign w:val="top"/>
+          </w:tcPr>
+          <w:p>
+            <w:pPr>
+              <w:pStyle w:val="Normal"/>
+              <w:jc w:val="center"/>
+              <w:pBdr>
+                <w:bottom w:val="none" w:sz="0" w:space="0" w:color="000000"/>
+                <w:top w:val="none" w:sz="0" w:space="0" w:color="000000"/>
+                <w:left w:val="none" w:sz="0" w:space="0" w:color="000000"/>
+                <w:right w:val="none" w:sz="0" w:space="0" w:color="000000"/>
+              </w:pBdr>
+              <w:spacing w:after="100" w:before="100" w:line="240"/>
+              <w:ind w:left="100" w:right="100" w:firstLine="0" w:firstLineChars="0"/>
+              <w:rPr>
+                <w:rFonts w:ascii="Helvetica" w:hAnsi="Helvetica" w:eastAsia="Helvetica" w:cs="Helvetica"/>
+                <w:i w:val="false"/>
+                <w:b w:val="false"/>
+                <w:u w:val="none"/>
+                <w:sz w:val="22"/>
+                <w:szCs w:val="22"/>
+                <w:color w:val="000000"/>
+              </w:rPr>
+            </w:pPr>
+            <w:r>
+              <w:rPr>
+                <w:rFonts w:ascii="Helvetica" w:hAnsi="Helvetica" w:eastAsia="Helvetica" w:cs="Helvetica"/>
+                <w:i w:val="false"/>
+                <w:b w:val="false"/>
+                <w:u w:val="none"/>
+                <w:sz w:val="22"/>
+                <w:szCs w:val="22"/>
+                <w:color w:val="000000"/>
+              </w:rPr>
+              <w:t xml:space="preserve">0.97, 1.30</w:t>
+            </w:r>
+          </w:p>
+        </w:tc>
+        <w:tc>
+          <w:tcPr>
+            <w:tcBorders>
+              <w:bottom w:val="none" w:sz="0" w:space="0" w:color="000000"/>
+              <w:top w:val="none" w:sz="0" w:space="0" w:color="000000"/>
+              <w:left w:val="none" w:sz="0" w:space="0" w:color="000000"/>
+              <w:right w:val="none" w:sz="0" w:space="0" w:color="000000"/>
+            </w:tcBorders>
+            <w:shd w:val="clear" w:color="auto" w:fill="FFFFFF"/>
+            <w:tcMar>
+              <w:top w:w="0" w:type="dxa"/>
+              <w:bottom w:w="0" w:type="dxa"/>
+              <w:left w:w="0" w:type="dxa"/>
+              <w:right w:w="0" w:type="dxa"/>
+            </w:tcMar>
+            <w:vAlign w:val="top"/>
+          </w:tcPr>
+          <w:p>
+            <w:pPr>
+              <w:pStyle w:val="Normal"/>
+              <w:jc w:val="center"/>
+              <w:pBdr>
+                <w:bottom w:val="none" w:sz="0" w:space="0" w:color="000000"/>
+                <w:top w:val="none" w:sz="0" w:space="0" w:color="000000"/>
+                <w:left w:val="none" w:sz="0" w:space="0" w:color="000000"/>
+                <w:right w:val="none" w:sz="0" w:space="0" w:color="000000"/>
+              </w:pBdr>
+              <w:spacing w:after="100" w:before="100" w:line="240"/>
+              <w:ind w:left="100" w:right="100" w:firstLine="0" w:firstLineChars="0"/>
+              <w:rPr>
+                <w:rFonts w:ascii="Helvetica" w:hAnsi="Helvetica" w:eastAsia="Helvetica" w:cs="Helvetica"/>
+                <w:i w:val="false"/>
+                <w:b w:val="false"/>
+                <w:u w:val="none"/>
+                <w:sz w:val="22"/>
+                <w:szCs w:val="22"/>
+                <w:color w:val="000000"/>
+              </w:rPr>
+            </w:pPr>
+            <w:r>
+              <w:rPr>
+                <w:rFonts w:ascii="Helvetica" w:hAnsi="Helvetica" w:eastAsia="Helvetica" w:cs="Helvetica"/>
+                <w:i w:val="false"/>
+                <w:b w:val="false"/>
+                <w:u w:val="none"/>
+                <w:sz w:val="22"/>
+                <w:szCs w:val="22"/>
+                <w:color w:val="000000"/>
+              </w:rPr>
+              <w:t xml:space="preserve">0.120</w:t>
             </w:r>
           </w:p>
         </w:tc>
@@ -2823,113 +2823,113 @@
                 <w:szCs w:val="22"/>
                 <w:color w:val="000000"/>
               </w:rPr>
-              <w:t xml:space="preserve">3.94</w:t>
-            </w:r>
-          </w:p>
-        </w:tc>
-        <w:tc>
-          <w:tcPr>
-            <w:tcBorders>
-              <w:bottom w:val="none" w:sz="0" w:space="0" w:color="000000"/>
-              <w:top w:val="none" w:sz="0" w:space="0" w:color="000000"/>
-              <w:left w:val="none" w:sz="0" w:space="0" w:color="000000"/>
-              <w:right w:val="none" w:sz="0" w:space="0" w:color="000000"/>
-            </w:tcBorders>
-            <w:shd w:val="clear" w:color="auto" w:fill="FFFFFF"/>
-            <w:tcMar>
-              <w:top w:w="0" w:type="dxa"/>
-              <w:bottom w:w="0" w:type="dxa"/>
-              <w:left w:w="0" w:type="dxa"/>
-              <w:right w:w="0" w:type="dxa"/>
-            </w:tcMar>
-            <w:vAlign w:val="top"/>
-          </w:tcPr>
-          <w:p>
-            <w:pPr>
-              <w:pStyle w:val="Normal"/>
-              <w:jc w:val="center"/>
-              <w:pBdr>
-                <w:bottom w:val="none" w:sz="0" w:space="0" w:color="000000"/>
-                <w:top w:val="none" w:sz="0" w:space="0" w:color="000000"/>
-                <w:left w:val="none" w:sz="0" w:space="0" w:color="000000"/>
-                <w:right w:val="none" w:sz="0" w:space="0" w:color="000000"/>
-              </w:pBdr>
-              <w:spacing w:after="100" w:before="100" w:line="240"/>
-              <w:ind w:left="100" w:right="100" w:firstLine="0" w:firstLineChars="0"/>
-              <w:rPr>
-                <w:rFonts w:ascii="Helvetica" w:hAnsi="Helvetica" w:eastAsia="Helvetica" w:cs="Helvetica"/>
-                <w:i w:val="false"/>
-                <w:b w:val="false"/>
-                <w:u w:val="none"/>
-                <w:sz w:val="22"/>
-                <w:szCs w:val="22"/>
-                <w:color w:val="000000"/>
-              </w:rPr>
-            </w:pPr>
-            <w:r>
-              <w:rPr>
-                <w:rFonts w:ascii="Helvetica" w:hAnsi="Helvetica" w:eastAsia="Helvetica" w:cs="Helvetica"/>
-                <w:i w:val="false"/>
-                <w:b w:val="false"/>
-                <w:u w:val="none"/>
-                <w:sz w:val="22"/>
-                <w:szCs w:val="22"/>
-                <w:color w:val="000000"/>
-              </w:rPr>
-              <w:t xml:space="preserve">0.79, 19.5</w:t>
-            </w:r>
-          </w:p>
-        </w:tc>
-        <w:tc>
-          <w:tcPr>
-            <w:tcBorders>
-              <w:bottom w:val="none" w:sz="0" w:space="0" w:color="000000"/>
-              <w:top w:val="none" w:sz="0" w:space="0" w:color="000000"/>
-              <w:left w:val="none" w:sz="0" w:space="0" w:color="000000"/>
-              <w:right w:val="none" w:sz="0" w:space="0" w:color="000000"/>
-            </w:tcBorders>
-            <w:shd w:val="clear" w:color="auto" w:fill="FFFFFF"/>
-            <w:tcMar>
-              <w:top w:w="0" w:type="dxa"/>
-              <w:bottom w:w="0" w:type="dxa"/>
-              <w:left w:w="0" w:type="dxa"/>
-              <w:right w:w="0" w:type="dxa"/>
-            </w:tcMar>
-            <w:vAlign w:val="top"/>
-          </w:tcPr>
-          <w:p>
-            <w:pPr>
-              <w:pStyle w:val="Normal"/>
-              <w:jc w:val="center"/>
-              <w:pBdr>
-                <w:bottom w:val="none" w:sz="0" w:space="0" w:color="000000"/>
-                <w:top w:val="none" w:sz="0" w:space="0" w:color="000000"/>
-                <w:left w:val="none" w:sz="0" w:space="0" w:color="000000"/>
-                <w:right w:val="none" w:sz="0" w:space="0" w:color="000000"/>
-              </w:pBdr>
-              <w:spacing w:after="100" w:before="100" w:line="240"/>
-              <w:ind w:left="100" w:right="100" w:firstLine="0" w:firstLineChars="0"/>
-              <w:rPr>
-                <w:rFonts w:ascii="Helvetica" w:hAnsi="Helvetica" w:eastAsia="Helvetica" w:cs="Helvetica"/>
-                <w:i w:val="false"/>
-                <w:b w:val="false"/>
-                <w:u w:val="none"/>
-                <w:sz w:val="22"/>
-                <w:szCs w:val="22"/>
-                <w:color w:val="000000"/>
-              </w:rPr>
-            </w:pPr>
-            <w:r>
-              <w:rPr>
-                <w:rFonts w:ascii="Helvetica" w:hAnsi="Helvetica" w:eastAsia="Helvetica" w:cs="Helvetica"/>
-                <w:i w:val="false"/>
-                <w:b w:val="false"/>
-                <w:u w:val="none"/>
-                <w:sz w:val="22"/>
-                <w:szCs w:val="22"/>
-                <w:color w:val="000000"/>
-              </w:rPr>
-              <w:t xml:space="preserve">0.094</w:t>
+              <w:t xml:space="preserve">4.03</w:t>
+            </w:r>
+          </w:p>
+        </w:tc>
+        <w:tc>
+          <w:tcPr>
+            <w:tcBorders>
+              <w:bottom w:val="none" w:sz="0" w:space="0" w:color="000000"/>
+              <w:top w:val="none" w:sz="0" w:space="0" w:color="000000"/>
+              <w:left w:val="none" w:sz="0" w:space="0" w:color="000000"/>
+              <w:right w:val="none" w:sz="0" w:space="0" w:color="000000"/>
+            </w:tcBorders>
+            <w:shd w:val="clear" w:color="auto" w:fill="FFFFFF"/>
+            <w:tcMar>
+              <w:top w:w="0" w:type="dxa"/>
+              <w:bottom w:w="0" w:type="dxa"/>
+              <w:left w:w="0" w:type="dxa"/>
+              <w:right w:w="0" w:type="dxa"/>
+            </w:tcMar>
+            <w:vAlign w:val="top"/>
+          </w:tcPr>
+          <w:p>
+            <w:pPr>
+              <w:pStyle w:val="Normal"/>
+              <w:jc w:val="center"/>
+              <w:pBdr>
+                <w:bottom w:val="none" w:sz="0" w:space="0" w:color="000000"/>
+                <w:top w:val="none" w:sz="0" w:space="0" w:color="000000"/>
+                <w:left w:val="none" w:sz="0" w:space="0" w:color="000000"/>
+                <w:right w:val="none" w:sz="0" w:space="0" w:color="000000"/>
+              </w:pBdr>
+              <w:spacing w:after="100" w:before="100" w:line="240"/>
+              <w:ind w:left="100" w:right="100" w:firstLine="0" w:firstLineChars="0"/>
+              <w:rPr>
+                <w:rFonts w:ascii="Helvetica" w:hAnsi="Helvetica" w:eastAsia="Helvetica" w:cs="Helvetica"/>
+                <w:i w:val="false"/>
+                <w:b w:val="false"/>
+                <w:u w:val="none"/>
+                <w:sz w:val="22"/>
+                <w:szCs w:val="22"/>
+                <w:color w:val="000000"/>
+              </w:rPr>
+            </w:pPr>
+            <w:r>
+              <w:rPr>
+                <w:rFonts w:ascii="Helvetica" w:hAnsi="Helvetica" w:eastAsia="Helvetica" w:cs="Helvetica"/>
+                <w:i w:val="false"/>
+                <w:b w:val="false"/>
+                <w:u w:val="none"/>
+                <w:sz w:val="22"/>
+                <w:szCs w:val="22"/>
+                <w:color w:val="000000"/>
+              </w:rPr>
+              <w:t xml:space="preserve">1.08, 14.9</w:t>
+            </w:r>
+          </w:p>
+        </w:tc>
+        <w:tc>
+          <w:tcPr>
+            <w:tcBorders>
+              <w:bottom w:val="none" w:sz="0" w:space="0" w:color="000000"/>
+              <w:top w:val="none" w:sz="0" w:space="0" w:color="000000"/>
+              <w:left w:val="none" w:sz="0" w:space="0" w:color="000000"/>
+              <w:right w:val="none" w:sz="0" w:space="0" w:color="000000"/>
+            </w:tcBorders>
+            <w:shd w:val="clear" w:color="auto" w:fill="FFFFFF"/>
+            <w:tcMar>
+              <w:top w:w="0" w:type="dxa"/>
+              <w:bottom w:w="0" w:type="dxa"/>
+              <w:left w:w="0" w:type="dxa"/>
+              <w:right w:w="0" w:type="dxa"/>
+            </w:tcMar>
+            <w:vAlign w:val="top"/>
+          </w:tcPr>
+          <w:p>
+            <w:pPr>
+              <w:pStyle w:val="Normal"/>
+              <w:jc w:val="center"/>
+              <w:pBdr>
+                <w:bottom w:val="none" w:sz="0" w:space="0" w:color="000000"/>
+                <w:top w:val="none" w:sz="0" w:space="0" w:color="000000"/>
+                <w:left w:val="none" w:sz="0" w:space="0" w:color="000000"/>
+                <w:right w:val="none" w:sz="0" w:space="0" w:color="000000"/>
+              </w:pBdr>
+              <w:spacing w:after="100" w:before="100" w:line="240"/>
+              <w:ind w:left="100" w:right="100" w:firstLine="0" w:firstLineChars="0"/>
+              <w:rPr>
+                <w:rFonts w:ascii="Helvetica" w:hAnsi="Helvetica" w:eastAsia="Helvetica" w:cs="Helvetica"/>
+                <w:i w:val="false"/>
+                <w:b w:val="false"/>
+                <w:u w:val="none"/>
+                <w:sz w:val="22"/>
+                <w:szCs w:val="22"/>
+                <w:color w:val="000000"/>
+              </w:rPr>
+            </w:pPr>
+            <w:r>
+              <w:rPr>
+                <w:rFonts w:ascii="Helvetica" w:hAnsi="Helvetica" w:eastAsia="Helvetica" w:cs="Helvetica"/>
+                <w:i w:val="false"/>
+                <w:b w:val="false"/>
+                <w:u w:val="none"/>
+                <w:sz w:val="22"/>
+                <w:szCs w:val="22"/>
+                <w:color w:val="000000"/>
+              </w:rPr>
+              <w:t xml:space="preserve">0.037</w:t>
             </w:r>
           </w:p>
         </w:tc>
@@ -3035,113 +3035,113 @@
                 <w:szCs w:val="22"/>
                 <w:color w:val="000000"/>
               </w:rPr>
-              <w:t xml:space="preserve">63,049</w:t>
-            </w:r>
-          </w:p>
-        </w:tc>
-        <w:tc>
-          <w:tcPr>
-            <w:tcBorders>
-              <w:bottom w:val="none" w:sz="0" w:space="0" w:color="000000"/>
-              <w:top w:val="none" w:sz="0" w:space="0" w:color="000000"/>
-              <w:left w:val="none" w:sz="0" w:space="0" w:color="000000"/>
-              <w:right w:val="none" w:sz="0" w:space="0" w:color="000000"/>
-            </w:tcBorders>
-            <w:shd w:val="clear" w:color="auto" w:fill="FFFFFF"/>
-            <w:tcMar>
-              <w:top w:w="0" w:type="dxa"/>
-              <w:bottom w:w="0" w:type="dxa"/>
-              <w:left w:w="0" w:type="dxa"/>
-              <w:right w:w="0" w:type="dxa"/>
-            </w:tcMar>
-            <w:vAlign w:val="top"/>
-          </w:tcPr>
-          <w:p>
-            <w:pPr>
-              <w:pStyle w:val="Normal"/>
-              <w:jc w:val="center"/>
-              <w:pBdr>
-                <w:bottom w:val="none" w:sz="0" w:space="0" w:color="000000"/>
-                <w:top w:val="none" w:sz="0" w:space="0" w:color="000000"/>
-                <w:left w:val="none" w:sz="0" w:space="0" w:color="000000"/>
-                <w:right w:val="none" w:sz="0" w:space="0" w:color="000000"/>
-              </w:pBdr>
-              <w:spacing w:after="100" w:before="100" w:line="240"/>
-              <w:ind w:left="100" w:right="100" w:firstLine="0" w:firstLineChars="0"/>
-              <w:rPr>
-                <w:rFonts w:ascii="Helvetica" w:hAnsi="Helvetica" w:eastAsia="Helvetica" w:cs="Helvetica"/>
-                <w:i w:val="false"/>
-                <w:b w:val="false"/>
-                <w:u w:val="none"/>
-                <w:sz w:val="22"/>
-                <w:szCs w:val="22"/>
-                <w:color w:val="000000"/>
-              </w:rPr>
-            </w:pPr>
-            <w:r>
-              <w:rPr>
-                <w:rFonts w:ascii="Helvetica" w:hAnsi="Helvetica" w:eastAsia="Helvetica" w:cs="Helvetica"/>
-                <w:i w:val="false"/>
-                <w:b w:val="false"/>
-                <w:u w:val="none"/>
-                <w:sz w:val="22"/>
-                <w:szCs w:val="22"/>
-                <w:color w:val="000000"/>
-              </w:rPr>
-              <w:t xml:space="preserve">612, 6,496,125</w:t>
-            </w:r>
-          </w:p>
-        </w:tc>
-        <w:tc>
-          <w:tcPr>
-            <w:tcBorders>
-              <w:bottom w:val="none" w:sz="0" w:space="0" w:color="000000"/>
-              <w:top w:val="none" w:sz="0" w:space="0" w:color="000000"/>
-              <w:left w:val="none" w:sz="0" w:space="0" w:color="000000"/>
-              <w:right w:val="none" w:sz="0" w:space="0" w:color="000000"/>
-            </w:tcBorders>
-            <w:shd w:val="clear" w:color="auto" w:fill="FFFFFF"/>
-            <w:tcMar>
-              <w:top w:w="0" w:type="dxa"/>
-              <w:bottom w:w="0" w:type="dxa"/>
-              <w:left w:w="0" w:type="dxa"/>
-              <w:right w:w="0" w:type="dxa"/>
-            </w:tcMar>
-            <w:vAlign w:val="top"/>
-          </w:tcPr>
-          <w:p>
-            <w:pPr>
-              <w:pStyle w:val="Normal"/>
-              <w:jc w:val="center"/>
-              <w:pBdr>
-                <w:bottom w:val="none" w:sz="0" w:space="0" w:color="000000"/>
-                <w:top w:val="none" w:sz="0" w:space="0" w:color="000000"/>
-                <w:left w:val="none" w:sz="0" w:space="0" w:color="000000"/>
-                <w:right w:val="none" w:sz="0" w:space="0" w:color="000000"/>
-              </w:pBdr>
-              <w:spacing w:after="100" w:before="100" w:line="240"/>
-              <w:ind w:left="100" w:right="100" w:firstLine="0" w:firstLineChars="0"/>
-              <w:rPr>
-                <w:rFonts w:ascii="Helvetica" w:hAnsi="Helvetica" w:eastAsia="Helvetica" w:cs="Helvetica"/>
-                <w:i w:val="false"/>
-                <w:b w:val="false"/>
-                <w:u w:val="none"/>
-                <w:sz w:val="22"/>
-                <w:szCs w:val="22"/>
-                <w:color w:val="000000"/>
-              </w:rPr>
-            </w:pPr>
-            <w:r>
-              <w:rPr>
-                <w:rFonts w:ascii="Helvetica" w:hAnsi="Helvetica" w:eastAsia="Helvetica" w:cs="Helvetica"/>
-                <w:i w:val="false"/>
-                <w:b w:val="false"/>
-                <w:u w:val="none"/>
-                <w:sz w:val="22"/>
-                <w:szCs w:val="22"/>
-                <w:color w:val="000000"/>
-              </w:rPr>
-              <w:t xml:space="preserve">&lt;0.001</w:t>
+              <w:t xml:space="preserve">53.7</w:t>
+            </w:r>
+          </w:p>
+        </w:tc>
+        <w:tc>
+          <w:tcPr>
+            <w:tcBorders>
+              <w:bottom w:val="none" w:sz="0" w:space="0" w:color="000000"/>
+              <w:top w:val="none" w:sz="0" w:space="0" w:color="000000"/>
+              <w:left w:val="none" w:sz="0" w:space="0" w:color="000000"/>
+              <w:right w:val="none" w:sz="0" w:space="0" w:color="000000"/>
+            </w:tcBorders>
+            <w:shd w:val="clear" w:color="auto" w:fill="FFFFFF"/>
+            <w:tcMar>
+              <w:top w:w="0" w:type="dxa"/>
+              <w:bottom w:w="0" w:type="dxa"/>
+              <w:left w:w="0" w:type="dxa"/>
+              <w:right w:w="0" w:type="dxa"/>
+            </w:tcMar>
+            <w:vAlign w:val="top"/>
+          </w:tcPr>
+          <w:p>
+            <w:pPr>
+              <w:pStyle w:val="Normal"/>
+              <w:jc w:val="center"/>
+              <w:pBdr>
+                <w:bottom w:val="none" w:sz="0" w:space="0" w:color="000000"/>
+                <w:top w:val="none" w:sz="0" w:space="0" w:color="000000"/>
+                <w:left w:val="none" w:sz="0" w:space="0" w:color="000000"/>
+                <w:right w:val="none" w:sz="0" w:space="0" w:color="000000"/>
+              </w:pBdr>
+              <w:spacing w:after="100" w:before="100" w:line="240"/>
+              <w:ind w:left="100" w:right="100" w:firstLine="0" w:firstLineChars="0"/>
+              <w:rPr>
+                <w:rFonts w:ascii="Helvetica" w:hAnsi="Helvetica" w:eastAsia="Helvetica" w:cs="Helvetica"/>
+                <w:i w:val="false"/>
+                <w:b w:val="false"/>
+                <w:u w:val="none"/>
+                <w:sz w:val="22"/>
+                <w:szCs w:val="22"/>
+                <w:color w:val="000000"/>
+              </w:rPr>
+            </w:pPr>
+            <w:r>
+              <w:rPr>
+                <w:rFonts w:ascii="Helvetica" w:hAnsi="Helvetica" w:eastAsia="Helvetica" w:cs="Helvetica"/>
+                <w:i w:val="false"/>
+                <w:b w:val="false"/>
+                <w:u w:val="none"/>
+                <w:sz w:val="22"/>
+                <w:szCs w:val="22"/>
+                <w:color w:val="000000"/>
+              </w:rPr>
+              <w:t xml:space="preserve">3.31, 870</w:t>
+            </w:r>
+          </w:p>
+        </w:tc>
+        <w:tc>
+          <w:tcPr>
+            <w:tcBorders>
+              <w:bottom w:val="none" w:sz="0" w:space="0" w:color="000000"/>
+              <w:top w:val="none" w:sz="0" w:space="0" w:color="000000"/>
+              <w:left w:val="none" w:sz="0" w:space="0" w:color="000000"/>
+              <w:right w:val="none" w:sz="0" w:space="0" w:color="000000"/>
+            </w:tcBorders>
+            <w:shd w:val="clear" w:color="auto" w:fill="FFFFFF"/>
+            <w:tcMar>
+              <w:top w:w="0" w:type="dxa"/>
+              <w:bottom w:w="0" w:type="dxa"/>
+              <w:left w:w="0" w:type="dxa"/>
+              <w:right w:w="0" w:type="dxa"/>
+            </w:tcMar>
+            <w:vAlign w:val="top"/>
+          </w:tcPr>
+          <w:p>
+            <w:pPr>
+              <w:pStyle w:val="Normal"/>
+              <w:jc w:val="center"/>
+              <w:pBdr>
+                <w:bottom w:val="none" w:sz="0" w:space="0" w:color="000000"/>
+                <w:top w:val="none" w:sz="0" w:space="0" w:color="000000"/>
+                <w:left w:val="none" w:sz="0" w:space="0" w:color="000000"/>
+                <w:right w:val="none" w:sz="0" w:space="0" w:color="000000"/>
+              </w:pBdr>
+              <w:spacing w:after="100" w:before="100" w:line="240"/>
+              <w:ind w:left="100" w:right="100" w:firstLine="0" w:firstLineChars="0"/>
+              <w:rPr>
+                <w:rFonts w:ascii="Helvetica" w:hAnsi="Helvetica" w:eastAsia="Helvetica" w:cs="Helvetica"/>
+                <w:i w:val="false"/>
+                <w:b w:val="false"/>
+                <w:u w:val="none"/>
+                <w:sz w:val="22"/>
+                <w:szCs w:val="22"/>
+                <w:color w:val="000000"/>
+              </w:rPr>
+            </w:pPr>
+            <w:r>
+              <w:rPr>
+                <w:rFonts w:ascii="Helvetica" w:hAnsi="Helvetica" w:eastAsia="Helvetica" w:cs="Helvetica"/>
+                <w:i w:val="false"/>
+                <w:b w:val="false"/>
+                <w:u w:val="none"/>
+                <w:sz w:val="22"/>
+                <w:szCs w:val="22"/>
+                <w:color w:val="000000"/>
+              </w:rPr>
+              <w:t xml:space="preserve">0.005</w:t>
             </w:r>
           </w:p>
         </w:tc>
@@ -3359,60 +3359,60 @@
                 <w:szCs w:val="22"/>
                 <w:color w:val="000000"/>
               </w:rPr>
-              <w:t xml:space="preserve">0.86, 1.52</w:t>
-            </w:r>
-          </w:p>
-        </w:tc>
-        <w:tc>
-          <w:tcPr>
-            <w:tcBorders>
-              <w:bottom w:val="none" w:sz="0" w:space="0" w:color="000000"/>
-              <w:top w:val="none" w:sz="0" w:space="0" w:color="000000"/>
-              <w:left w:val="none" w:sz="0" w:space="0" w:color="000000"/>
-              <w:right w:val="none" w:sz="0" w:space="0" w:color="000000"/>
-            </w:tcBorders>
-            <w:shd w:val="clear" w:color="auto" w:fill="FFFFFF"/>
-            <w:tcMar>
-              <w:top w:w="0" w:type="dxa"/>
-              <w:bottom w:w="0" w:type="dxa"/>
-              <w:left w:w="0" w:type="dxa"/>
-              <w:right w:w="0" w:type="dxa"/>
-            </w:tcMar>
-            <w:vAlign w:val="top"/>
-          </w:tcPr>
-          <w:p>
-            <w:pPr>
-              <w:pStyle w:val="Normal"/>
-              <w:jc w:val="center"/>
-              <w:pBdr>
-                <w:bottom w:val="none" w:sz="0" w:space="0" w:color="000000"/>
-                <w:top w:val="none" w:sz="0" w:space="0" w:color="000000"/>
-                <w:left w:val="none" w:sz="0" w:space="0" w:color="000000"/>
-                <w:right w:val="none" w:sz="0" w:space="0" w:color="000000"/>
-              </w:pBdr>
-              <w:spacing w:after="100" w:before="100" w:line="240"/>
-              <w:ind w:left="100" w:right="100" w:firstLine="0" w:firstLineChars="0"/>
-              <w:rPr>
-                <w:rFonts w:ascii="Helvetica" w:hAnsi="Helvetica" w:eastAsia="Helvetica" w:cs="Helvetica"/>
-                <w:i w:val="false"/>
-                <w:b w:val="false"/>
-                <w:u w:val="none"/>
-                <w:sz w:val="22"/>
-                <w:szCs w:val="22"/>
-                <w:color w:val="000000"/>
-              </w:rPr>
-            </w:pPr>
-            <w:r>
-              <w:rPr>
-                <w:rFonts w:ascii="Helvetica" w:hAnsi="Helvetica" w:eastAsia="Helvetica" w:cs="Helvetica"/>
-                <w:i w:val="false"/>
-                <w:b w:val="false"/>
-                <w:u w:val="none"/>
-                <w:sz w:val="22"/>
-                <w:szCs w:val="22"/>
-                <w:color w:val="000000"/>
-              </w:rPr>
-              <w:t xml:space="preserve">0.360</w:t>
+              <w:t xml:space="preserve">0.92, 1.41</w:t>
+            </w:r>
+          </w:p>
+        </w:tc>
+        <w:tc>
+          <w:tcPr>
+            <w:tcBorders>
+              <w:bottom w:val="none" w:sz="0" w:space="0" w:color="000000"/>
+              <w:top w:val="none" w:sz="0" w:space="0" w:color="000000"/>
+              <w:left w:val="none" w:sz="0" w:space="0" w:color="000000"/>
+              <w:right w:val="none" w:sz="0" w:space="0" w:color="000000"/>
+            </w:tcBorders>
+            <w:shd w:val="clear" w:color="auto" w:fill="FFFFFF"/>
+            <w:tcMar>
+              <w:top w:w="0" w:type="dxa"/>
+              <w:bottom w:w="0" w:type="dxa"/>
+              <w:left w:w="0" w:type="dxa"/>
+              <w:right w:w="0" w:type="dxa"/>
+            </w:tcMar>
+            <w:vAlign w:val="top"/>
+          </w:tcPr>
+          <w:p>
+            <w:pPr>
+              <w:pStyle w:val="Normal"/>
+              <w:jc w:val="center"/>
+              <w:pBdr>
+                <w:bottom w:val="none" w:sz="0" w:space="0" w:color="000000"/>
+                <w:top w:val="none" w:sz="0" w:space="0" w:color="000000"/>
+                <w:left w:val="none" w:sz="0" w:space="0" w:color="000000"/>
+                <w:right w:val="none" w:sz="0" w:space="0" w:color="000000"/>
+              </w:pBdr>
+              <w:spacing w:after="100" w:before="100" w:line="240"/>
+              <w:ind w:left="100" w:right="100" w:firstLine="0" w:firstLineChars="0"/>
+              <w:rPr>
+                <w:rFonts w:ascii="Helvetica" w:hAnsi="Helvetica" w:eastAsia="Helvetica" w:cs="Helvetica"/>
+                <w:i w:val="false"/>
+                <w:b w:val="false"/>
+                <w:u w:val="none"/>
+                <w:sz w:val="22"/>
+                <w:szCs w:val="22"/>
+                <w:color w:val="000000"/>
+              </w:rPr>
+            </w:pPr>
+            <w:r>
+              <w:rPr>
+                <w:rFonts w:ascii="Helvetica" w:hAnsi="Helvetica" w:eastAsia="Helvetica" w:cs="Helvetica"/>
+                <w:i w:val="false"/>
+                <w:b w:val="false"/>
+                <w:u w:val="none"/>
+                <w:sz w:val="22"/>
+                <w:szCs w:val="22"/>
+                <w:color w:val="000000"/>
+              </w:rPr>
+              <w:t xml:space="preserve">0.230</w:t>
             </w:r>
           </w:p>
         </w:tc>
@@ -3518,113 +3518,113 @@
                 <w:szCs w:val="22"/>
                 <w:color w:val="000000"/>
               </w:rPr>
-              <w:t xml:space="preserve">0.66</w:t>
-            </w:r>
-          </w:p>
-        </w:tc>
-        <w:tc>
-          <w:tcPr>
-            <w:tcBorders>
-              <w:bottom w:val="none" w:sz="0" w:space="0" w:color="000000"/>
-              <w:top w:val="none" w:sz="0" w:space="0" w:color="000000"/>
-              <w:left w:val="none" w:sz="0" w:space="0" w:color="000000"/>
-              <w:right w:val="none" w:sz="0" w:space="0" w:color="000000"/>
-            </w:tcBorders>
-            <w:shd w:val="clear" w:color="auto" w:fill="FFFFFF"/>
-            <w:tcMar>
-              <w:top w:w="0" w:type="dxa"/>
-              <w:bottom w:w="0" w:type="dxa"/>
-              <w:left w:w="0" w:type="dxa"/>
-              <w:right w:w="0" w:type="dxa"/>
-            </w:tcMar>
-            <w:vAlign w:val="top"/>
-          </w:tcPr>
-          <w:p>
-            <w:pPr>
-              <w:pStyle w:val="Normal"/>
-              <w:jc w:val="center"/>
-              <w:pBdr>
-                <w:bottom w:val="none" w:sz="0" w:space="0" w:color="000000"/>
-                <w:top w:val="none" w:sz="0" w:space="0" w:color="000000"/>
-                <w:left w:val="none" w:sz="0" w:space="0" w:color="000000"/>
-                <w:right w:val="none" w:sz="0" w:space="0" w:color="000000"/>
-              </w:pBdr>
-              <w:spacing w:after="100" w:before="100" w:line="240"/>
-              <w:ind w:left="100" w:right="100" w:firstLine="0" w:firstLineChars="0"/>
-              <w:rPr>
-                <w:rFonts w:ascii="Helvetica" w:hAnsi="Helvetica" w:eastAsia="Helvetica" w:cs="Helvetica"/>
-                <w:i w:val="false"/>
-                <w:b w:val="false"/>
-                <w:u w:val="none"/>
-                <w:sz w:val="22"/>
-                <w:szCs w:val="22"/>
-                <w:color w:val="000000"/>
-              </w:rPr>
-            </w:pPr>
-            <w:r>
-              <w:rPr>
-                <w:rFonts w:ascii="Helvetica" w:hAnsi="Helvetica" w:eastAsia="Helvetica" w:cs="Helvetica"/>
-                <w:i w:val="false"/>
-                <w:b w:val="false"/>
-                <w:u w:val="none"/>
-                <w:sz w:val="22"/>
-                <w:szCs w:val="22"/>
-                <w:color w:val="000000"/>
-              </w:rPr>
-              <w:t xml:space="preserve">0.32, 1.37</w:t>
-            </w:r>
-          </w:p>
-        </w:tc>
-        <w:tc>
-          <w:tcPr>
-            <w:tcBorders>
-              <w:bottom w:val="none" w:sz="0" w:space="0" w:color="000000"/>
-              <w:top w:val="none" w:sz="0" w:space="0" w:color="000000"/>
-              <w:left w:val="none" w:sz="0" w:space="0" w:color="000000"/>
-              <w:right w:val="none" w:sz="0" w:space="0" w:color="000000"/>
-            </w:tcBorders>
-            <w:shd w:val="clear" w:color="auto" w:fill="FFFFFF"/>
-            <w:tcMar>
-              <w:top w:w="0" w:type="dxa"/>
-              <w:bottom w:w="0" w:type="dxa"/>
-              <w:left w:w="0" w:type="dxa"/>
-              <w:right w:w="0" w:type="dxa"/>
-            </w:tcMar>
-            <w:vAlign w:val="top"/>
-          </w:tcPr>
-          <w:p>
-            <w:pPr>
-              <w:pStyle w:val="Normal"/>
-              <w:jc w:val="center"/>
-              <w:pBdr>
-                <w:bottom w:val="none" w:sz="0" w:space="0" w:color="000000"/>
-                <w:top w:val="none" w:sz="0" w:space="0" w:color="000000"/>
-                <w:left w:val="none" w:sz="0" w:space="0" w:color="000000"/>
-                <w:right w:val="none" w:sz="0" w:space="0" w:color="000000"/>
-              </w:pBdr>
-              <w:spacing w:after="100" w:before="100" w:line="240"/>
-              <w:ind w:left="100" w:right="100" w:firstLine="0" w:firstLineChars="0"/>
-              <w:rPr>
-                <w:rFonts w:ascii="Helvetica" w:hAnsi="Helvetica" w:eastAsia="Helvetica" w:cs="Helvetica"/>
-                <w:i w:val="false"/>
-                <w:b w:val="false"/>
-                <w:u w:val="none"/>
-                <w:sz w:val="22"/>
-                <w:szCs w:val="22"/>
-                <w:color w:val="000000"/>
-              </w:rPr>
-            </w:pPr>
-            <w:r>
-              <w:rPr>
-                <w:rFonts w:ascii="Helvetica" w:hAnsi="Helvetica" w:eastAsia="Helvetica" w:cs="Helvetica"/>
-                <w:i w:val="false"/>
-                <w:b w:val="false"/>
-                <w:u w:val="none"/>
-                <w:sz w:val="22"/>
-                <w:szCs w:val="22"/>
-                <w:color w:val="000000"/>
-              </w:rPr>
-              <w:t xml:space="preserve">0.270</w:t>
+              <w:t xml:space="preserve">0.76</w:t>
+            </w:r>
+          </w:p>
+        </w:tc>
+        <w:tc>
+          <w:tcPr>
+            <w:tcBorders>
+              <w:bottom w:val="none" w:sz="0" w:space="0" w:color="000000"/>
+              <w:top w:val="none" w:sz="0" w:space="0" w:color="000000"/>
+              <w:left w:val="none" w:sz="0" w:space="0" w:color="000000"/>
+              <w:right w:val="none" w:sz="0" w:space="0" w:color="000000"/>
+            </w:tcBorders>
+            <w:shd w:val="clear" w:color="auto" w:fill="FFFFFF"/>
+            <w:tcMar>
+              <w:top w:w="0" w:type="dxa"/>
+              <w:bottom w:w="0" w:type="dxa"/>
+              <w:left w:w="0" w:type="dxa"/>
+              <w:right w:w="0" w:type="dxa"/>
+            </w:tcMar>
+            <w:vAlign w:val="top"/>
+          </w:tcPr>
+          <w:p>
+            <w:pPr>
+              <w:pStyle w:val="Normal"/>
+              <w:jc w:val="center"/>
+              <w:pBdr>
+                <w:bottom w:val="none" w:sz="0" w:space="0" w:color="000000"/>
+                <w:top w:val="none" w:sz="0" w:space="0" w:color="000000"/>
+                <w:left w:val="none" w:sz="0" w:space="0" w:color="000000"/>
+                <w:right w:val="none" w:sz="0" w:space="0" w:color="000000"/>
+              </w:pBdr>
+              <w:spacing w:after="100" w:before="100" w:line="240"/>
+              <w:ind w:left="100" w:right="100" w:firstLine="0" w:firstLineChars="0"/>
+              <w:rPr>
+                <w:rFonts w:ascii="Helvetica" w:hAnsi="Helvetica" w:eastAsia="Helvetica" w:cs="Helvetica"/>
+                <w:i w:val="false"/>
+                <w:b w:val="false"/>
+                <w:u w:val="none"/>
+                <w:sz w:val="22"/>
+                <w:szCs w:val="22"/>
+                <w:color w:val="000000"/>
+              </w:rPr>
+            </w:pPr>
+            <w:r>
+              <w:rPr>
+                <w:rFonts w:ascii="Helvetica" w:hAnsi="Helvetica" w:eastAsia="Helvetica" w:cs="Helvetica"/>
+                <w:i w:val="false"/>
+                <w:b w:val="false"/>
+                <w:u w:val="none"/>
+                <w:sz w:val="22"/>
+                <w:szCs w:val="22"/>
+                <w:color w:val="000000"/>
+              </w:rPr>
+              <w:t xml:space="preserve">0.44, 1.33</w:t>
+            </w:r>
+          </w:p>
+        </w:tc>
+        <w:tc>
+          <w:tcPr>
+            <w:tcBorders>
+              <w:bottom w:val="none" w:sz="0" w:space="0" w:color="000000"/>
+              <w:top w:val="none" w:sz="0" w:space="0" w:color="000000"/>
+              <w:left w:val="none" w:sz="0" w:space="0" w:color="000000"/>
+              <w:right w:val="none" w:sz="0" w:space="0" w:color="000000"/>
+            </w:tcBorders>
+            <w:shd w:val="clear" w:color="auto" w:fill="FFFFFF"/>
+            <w:tcMar>
+              <w:top w:w="0" w:type="dxa"/>
+              <w:bottom w:w="0" w:type="dxa"/>
+              <w:left w:w="0" w:type="dxa"/>
+              <w:right w:w="0" w:type="dxa"/>
+            </w:tcMar>
+            <w:vAlign w:val="top"/>
+          </w:tcPr>
+          <w:p>
+            <w:pPr>
+              <w:pStyle w:val="Normal"/>
+              <w:jc w:val="center"/>
+              <w:pBdr>
+                <w:bottom w:val="none" w:sz="0" w:space="0" w:color="000000"/>
+                <w:top w:val="none" w:sz="0" w:space="0" w:color="000000"/>
+                <w:left w:val="none" w:sz="0" w:space="0" w:color="000000"/>
+                <w:right w:val="none" w:sz="0" w:space="0" w:color="000000"/>
+              </w:pBdr>
+              <w:spacing w:after="100" w:before="100" w:line="240"/>
+              <w:ind w:left="100" w:right="100" w:firstLine="0" w:firstLineChars="0"/>
+              <w:rPr>
+                <w:rFonts w:ascii="Helvetica" w:hAnsi="Helvetica" w:eastAsia="Helvetica" w:cs="Helvetica"/>
+                <w:i w:val="false"/>
+                <w:b w:val="false"/>
+                <w:u w:val="none"/>
+                <w:sz w:val="22"/>
+                <w:szCs w:val="22"/>
+                <w:color w:val="000000"/>
+              </w:rPr>
+            </w:pPr>
+            <w:r>
+              <w:rPr>
+                <w:rFonts w:ascii="Helvetica" w:hAnsi="Helvetica" w:eastAsia="Helvetica" w:cs="Helvetica"/>
+                <w:i w:val="false"/>
+                <w:b w:val="false"/>
+                <w:u w:val="none"/>
+                <w:sz w:val="22"/>
+                <w:szCs w:val="22"/>
+                <w:color w:val="000000"/>
+              </w:rPr>
+              <w:t xml:space="preserve">0.340</w:t>
             </w:r>
           </w:p>
         </w:tc>
@@ -4755,113 +4755,113 @@
                 <w:szCs w:val="22"/>
                 <w:color w:val="000000"/>
               </w:rPr>
-              <w:t xml:space="preserve">1.41</w:t>
-            </w:r>
-          </w:p>
-        </w:tc>
-        <w:tc>
-          <w:tcPr>
-            <w:tcBorders>
-              <w:bottom w:val="none" w:sz="0" w:space="0" w:color="000000"/>
-              <w:top w:val="none" w:sz="0" w:space="0" w:color="000000"/>
-              <w:left w:val="none" w:sz="0" w:space="0" w:color="000000"/>
-              <w:right w:val="none" w:sz="0" w:space="0" w:color="000000"/>
-            </w:tcBorders>
-            <w:shd w:val="clear" w:color="auto" w:fill="FFFFFF"/>
-            <w:tcMar>
-              <w:top w:w="0" w:type="dxa"/>
-              <w:bottom w:w="0" w:type="dxa"/>
-              <w:left w:w="0" w:type="dxa"/>
-              <w:right w:w="0" w:type="dxa"/>
-            </w:tcMar>
-            <w:vAlign w:val="top"/>
-          </w:tcPr>
-          <w:p>
-            <w:pPr>
-              <w:pStyle w:val="Normal"/>
-              <w:jc w:val="center"/>
-              <w:pBdr>
-                <w:bottom w:val="none" w:sz="0" w:space="0" w:color="000000"/>
-                <w:top w:val="none" w:sz="0" w:space="0" w:color="000000"/>
-                <w:left w:val="none" w:sz="0" w:space="0" w:color="000000"/>
-                <w:right w:val="none" w:sz="0" w:space="0" w:color="000000"/>
-              </w:pBdr>
-              <w:spacing w:after="100" w:before="100" w:line="240"/>
-              <w:ind w:left="100" w:right="100" w:firstLine="0" w:firstLineChars="0"/>
-              <w:rPr>
-                <w:rFonts w:ascii="Helvetica" w:hAnsi="Helvetica" w:eastAsia="Helvetica" w:cs="Helvetica"/>
-                <w:i w:val="false"/>
-                <w:b w:val="false"/>
-                <w:u w:val="none"/>
-                <w:sz w:val="22"/>
-                <w:szCs w:val="22"/>
-                <w:color w:val="000000"/>
-              </w:rPr>
-            </w:pPr>
-            <w:r>
-              <w:rPr>
-                <w:rFonts w:ascii="Helvetica" w:hAnsi="Helvetica" w:eastAsia="Helvetica" w:cs="Helvetica"/>
-                <w:i w:val="false"/>
-                <w:b w:val="false"/>
-                <w:u w:val="none"/>
-                <w:sz w:val="22"/>
-                <w:szCs w:val="22"/>
-                <w:color w:val="000000"/>
-              </w:rPr>
-              <w:t xml:space="preserve">0.32, 6.28</w:t>
-            </w:r>
-          </w:p>
-        </w:tc>
-        <w:tc>
-          <w:tcPr>
-            <w:tcBorders>
-              <w:bottom w:val="none" w:sz="0" w:space="0" w:color="000000"/>
-              <w:top w:val="none" w:sz="0" w:space="0" w:color="000000"/>
-              <w:left w:val="none" w:sz="0" w:space="0" w:color="000000"/>
-              <w:right w:val="none" w:sz="0" w:space="0" w:color="000000"/>
-            </w:tcBorders>
-            <w:shd w:val="clear" w:color="auto" w:fill="FFFFFF"/>
-            <w:tcMar>
-              <w:top w:w="0" w:type="dxa"/>
-              <w:bottom w:w="0" w:type="dxa"/>
-              <w:left w:w="0" w:type="dxa"/>
-              <w:right w:w="0" w:type="dxa"/>
-            </w:tcMar>
-            <w:vAlign w:val="top"/>
-          </w:tcPr>
-          <w:p>
-            <w:pPr>
-              <w:pStyle w:val="Normal"/>
-              <w:jc w:val="center"/>
-              <w:pBdr>
-                <w:bottom w:val="none" w:sz="0" w:space="0" w:color="000000"/>
-                <w:top w:val="none" w:sz="0" w:space="0" w:color="000000"/>
-                <w:left w:val="none" w:sz="0" w:space="0" w:color="000000"/>
-                <w:right w:val="none" w:sz="0" w:space="0" w:color="000000"/>
-              </w:pBdr>
-              <w:spacing w:after="100" w:before="100" w:line="240"/>
-              <w:ind w:left="100" w:right="100" w:firstLine="0" w:firstLineChars="0"/>
-              <w:rPr>
-                <w:rFonts w:ascii="Helvetica" w:hAnsi="Helvetica" w:eastAsia="Helvetica" w:cs="Helvetica"/>
-                <w:i w:val="false"/>
-                <w:b w:val="false"/>
-                <w:u w:val="none"/>
-                <w:sz w:val="22"/>
-                <w:szCs w:val="22"/>
-                <w:color w:val="000000"/>
-              </w:rPr>
-            </w:pPr>
-            <w:r>
-              <w:rPr>
-                <w:rFonts w:ascii="Helvetica" w:hAnsi="Helvetica" w:eastAsia="Helvetica" w:cs="Helvetica"/>
-                <w:i w:val="false"/>
-                <w:b w:val="false"/>
-                <w:u w:val="none"/>
-                <w:sz w:val="22"/>
-                <w:szCs w:val="22"/>
-                <w:color w:val="000000"/>
-              </w:rPr>
-              <w:t xml:space="preserve">0.650</w:t>
+              <w:t xml:space="preserve">1.14</w:t>
+            </w:r>
+          </w:p>
+        </w:tc>
+        <w:tc>
+          <w:tcPr>
+            <w:tcBorders>
+              <w:bottom w:val="none" w:sz="0" w:space="0" w:color="000000"/>
+              <w:top w:val="none" w:sz="0" w:space="0" w:color="000000"/>
+              <w:left w:val="none" w:sz="0" w:space="0" w:color="000000"/>
+              <w:right w:val="none" w:sz="0" w:space="0" w:color="000000"/>
+            </w:tcBorders>
+            <w:shd w:val="clear" w:color="auto" w:fill="FFFFFF"/>
+            <w:tcMar>
+              <w:top w:w="0" w:type="dxa"/>
+              <w:bottom w:w="0" w:type="dxa"/>
+              <w:left w:w="0" w:type="dxa"/>
+              <w:right w:w="0" w:type="dxa"/>
+            </w:tcMar>
+            <w:vAlign w:val="top"/>
+          </w:tcPr>
+          <w:p>
+            <w:pPr>
+              <w:pStyle w:val="Normal"/>
+              <w:jc w:val="center"/>
+              <w:pBdr>
+                <w:bottom w:val="none" w:sz="0" w:space="0" w:color="000000"/>
+                <w:top w:val="none" w:sz="0" w:space="0" w:color="000000"/>
+                <w:left w:val="none" w:sz="0" w:space="0" w:color="000000"/>
+                <w:right w:val="none" w:sz="0" w:space="0" w:color="000000"/>
+              </w:pBdr>
+              <w:spacing w:after="100" w:before="100" w:line="240"/>
+              <w:ind w:left="100" w:right="100" w:firstLine="0" w:firstLineChars="0"/>
+              <w:rPr>
+                <w:rFonts w:ascii="Helvetica" w:hAnsi="Helvetica" w:eastAsia="Helvetica" w:cs="Helvetica"/>
+                <w:i w:val="false"/>
+                <w:b w:val="false"/>
+                <w:u w:val="none"/>
+                <w:sz w:val="22"/>
+                <w:szCs w:val="22"/>
+                <w:color w:val="000000"/>
+              </w:rPr>
+            </w:pPr>
+            <w:r>
+              <w:rPr>
+                <w:rFonts w:ascii="Helvetica" w:hAnsi="Helvetica" w:eastAsia="Helvetica" w:cs="Helvetica"/>
+                <w:i w:val="false"/>
+                <w:b w:val="false"/>
+                <w:u w:val="none"/>
+                <w:sz w:val="22"/>
+                <w:szCs w:val="22"/>
+                <w:color w:val="000000"/>
+              </w:rPr>
+              <w:t xml:space="preserve">0.32, 4.07</w:t>
+            </w:r>
+          </w:p>
+        </w:tc>
+        <w:tc>
+          <w:tcPr>
+            <w:tcBorders>
+              <w:bottom w:val="none" w:sz="0" w:space="0" w:color="000000"/>
+              <w:top w:val="none" w:sz="0" w:space="0" w:color="000000"/>
+              <w:left w:val="none" w:sz="0" w:space="0" w:color="000000"/>
+              <w:right w:val="none" w:sz="0" w:space="0" w:color="000000"/>
+            </w:tcBorders>
+            <w:shd w:val="clear" w:color="auto" w:fill="FFFFFF"/>
+            <w:tcMar>
+              <w:top w:w="0" w:type="dxa"/>
+              <w:bottom w:w="0" w:type="dxa"/>
+              <w:left w:w="0" w:type="dxa"/>
+              <w:right w:w="0" w:type="dxa"/>
+            </w:tcMar>
+            <w:vAlign w:val="top"/>
+          </w:tcPr>
+          <w:p>
+            <w:pPr>
+              <w:pStyle w:val="Normal"/>
+              <w:jc w:val="center"/>
+              <w:pBdr>
+                <w:bottom w:val="none" w:sz="0" w:space="0" w:color="000000"/>
+                <w:top w:val="none" w:sz="0" w:space="0" w:color="000000"/>
+                <w:left w:val="none" w:sz="0" w:space="0" w:color="000000"/>
+                <w:right w:val="none" w:sz="0" w:space="0" w:color="000000"/>
+              </w:pBdr>
+              <w:spacing w:after="100" w:before="100" w:line="240"/>
+              <w:ind w:left="100" w:right="100" w:firstLine="0" w:firstLineChars="0"/>
+              <w:rPr>
+                <w:rFonts w:ascii="Helvetica" w:hAnsi="Helvetica" w:eastAsia="Helvetica" w:cs="Helvetica"/>
+                <w:i w:val="false"/>
+                <w:b w:val="false"/>
+                <w:u w:val="none"/>
+                <w:sz w:val="22"/>
+                <w:szCs w:val="22"/>
+                <w:color w:val="000000"/>
+              </w:rPr>
+            </w:pPr>
+            <w:r>
+              <w:rPr>
+                <w:rFonts w:ascii="Helvetica" w:hAnsi="Helvetica" w:eastAsia="Helvetica" w:cs="Helvetica"/>
+                <w:i w:val="false"/>
+                <w:b w:val="false"/>
+                <w:u w:val="none"/>
+                <w:sz w:val="22"/>
+                <w:szCs w:val="22"/>
+                <w:color w:val="000000"/>
+              </w:rPr>
+              <w:t xml:space="preserve">0.840</w:t>
             </w:r>
           </w:p>
         </w:tc>
@@ -4967,113 +4967,113 @@
                 <w:szCs w:val="22"/>
                 <w:color w:val="000000"/>
               </w:rPr>
-              <w:t xml:space="preserve">1.02</w:t>
-            </w:r>
-          </w:p>
-        </w:tc>
-        <w:tc>
-          <w:tcPr>
-            <w:tcBorders>
-              <w:bottom w:val="none" w:sz="0" w:space="0" w:color="000000"/>
-              <w:top w:val="none" w:sz="0" w:space="0" w:color="000000"/>
-              <w:left w:val="none" w:sz="0" w:space="0" w:color="000000"/>
-              <w:right w:val="none" w:sz="0" w:space="0" w:color="000000"/>
-            </w:tcBorders>
-            <w:shd w:val="clear" w:color="auto" w:fill="FFFFFF"/>
-            <w:tcMar>
-              <w:top w:w="0" w:type="dxa"/>
-              <w:bottom w:w="0" w:type="dxa"/>
-              <w:left w:w="0" w:type="dxa"/>
-              <w:right w:w="0" w:type="dxa"/>
-            </w:tcMar>
-            <w:vAlign w:val="top"/>
-          </w:tcPr>
-          <w:p>
-            <w:pPr>
-              <w:pStyle w:val="Normal"/>
-              <w:jc w:val="center"/>
-              <w:pBdr>
-                <w:bottom w:val="none" w:sz="0" w:space="0" w:color="000000"/>
-                <w:top w:val="none" w:sz="0" w:space="0" w:color="000000"/>
-                <w:left w:val="none" w:sz="0" w:space="0" w:color="000000"/>
-                <w:right w:val="none" w:sz="0" w:space="0" w:color="000000"/>
-              </w:pBdr>
-              <w:spacing w:after="100" w:before="100" w:line="240"/>
-              <w:ind w:left="100" w:right="100" w:firstLine="0" w:firstLineChars="0"/>
-              <w:rPr>
-                <w:rFonts w:ascii="Helvetica" w:hAnsi="Helvetica" w:eastAsia="Helvetica" w:cs="Helvetica"/>
-                <w:i w:val="false"/>
-                <w:b w:val="false"/>
-                <w:u w:val="none"/>
-                <w:sz w:val="22"/>
-                <w:szCs w:val="22"/>
-                <w:color w:val="000000"/>
-              </w:rPr>
-            </w:pPr>
-            <w:r>
-              <w:rPr>
-                <w:rFonts w:ascii="Helvetica" w:hAnsi="Helvetica" w:eastAsia="Helvetica" w:cs="Helvetica"/>
-                <w:i w:val="false"/>
-                <w:b w:val="false"/>
-                <w:u w:val="none"/>
-                <w:sz w:val="22"/>
-                <w:szCs w:val="22"/>
-                <w:color w:val="000000"/>
-              </w:rPr>
-              <w:t xml:space="preserve">0.14, 7.71</w:t>
-            </w:r>
-          </w:p>
-        </w:tc>
-        <w:tc>
-          <w:tcPr>
-            <w:tcBorders>
-              <w:bottom w:val="none" w:sz="0" w:space="0" w:color="000000"/>
-              <w:top w:val="none" w:sz="0" w:space="0" w:color="000000"/>
-              <w:left w:val="none" w:sz="0" w:space="0" w:color="000000"/>
-              <w:right w:val="none" w:sz="0" w:space="0" w:color="000000"/>
-            </w:tcBorders>
-            <w:shd w:val="clear" w:color="auto" w:fill="FFFFFF"/>
-            <w:tcMar>
-              <w:top w:w="0" w:type="dxa"/>
-              <w:bottom w:w="0" w:type="dxa"/>
-              <w:left w:w="0" w:type="dxa"/>
-              <w:right w:w="0" w:type="dxa"/>
-            </w:tcMar>
-            <w:vAlign w:val="top"/>
-          </w:tcPr>
-          <w:p>
-            <w:pPr>
-              <w:pStyle w:val="Normal"/>
-              <w:jc w:val="center"/>
-              <w:pBdr>
-                <w:bottom w:val="none" w:sz="0" w:space="0" w:color="000000"/>
-                <w:top w:val="none" w:sz="0" w:space="0" w:color="000000"/>
-                <w:left w:val="none" w:sz="0" w:space="0" w:color="000000"/>
-                <w:right w:val="none" w:sz="0" w:space="0" w:color="000000"/>
-              </w:pBdr>
-              <w:spacing w:after="100" w:before="100" w:line="240"/>
-              <w:ind w:left="100" w:right="100" w:firstLine="0" w:firstLineChars="0"/>
-              <w:rPr>
-                <w:rFonts w:ascii="Helvetica" w:hAnsi="Helvetica" w:eastAsia="Helvetica" w:cs="Helvetica"/>
-                <w:i w:val="false"/>
-                <w:b w:val="false"/>
-                <w:u w:val="none"/>
-                <w:sz w:val="22"/>
-                <w:szCs w:val="22"/>
-                <w:color w:val="000000"/>
-              </w:rPr>
-            </w:pPr>
-            <w:r>
-              <w:rPr>
-                <w:rFonts w:ascii="Helvetica" w:hAnsi="Helvetica" w:eastAsia="Helvetica" w:cs="Helvetica"/>
-                <w:i w:val="false"/>
-                <w:b w:val="false"/>
-                <w:u w:val="none"/>
-                <w:sz w:val="22"/>
-                <w:szCs w:val="22"/>
-                <w:color w:val="000000"/>
-              </w:rPr>
-              <w:t xml:space="preserve">0.980</w:t>
+              <w:t xml:space="preserve">0.74</w:t>
+            </w:r>
+          </w:p>
+        </w:tc>
+        <w:tc>
+          <w:tcPr>
+            <w:tcBorders>
+              <w:bottom w:val="none" w:sz="0" w:space="0" w:color="000000"/>
+              <w:top w:val="none" w:sz="0" w:space="0" w:color="000000"/>
+              <w:left w:val="none" w:sz="0" w:space="0" w:color="000000"/>
+              <w:right w:val="none" w:sz="0" w:space="0" w:color="000000"/>
+            </w:tcBorders>
+            <w:shd w:val="clear" w:color="auto" w:fill="FFFFFF"/>
+            <w:tcMar>
+              <w:top w:w="0" w:type="dxa"/>
+              <w:bottom w:w="0" w:type="dxa"/>
+              <w:left w:w="0" w:type="dxa"/>
+              <w:right w:w="0" w:type="dxa"/>
+            </w:tcMar>
+            <w:vAlign w:val="top"/>
+          </w:tcPr>
+          <w:p>
+            <w:pPr>
+              <w:pStyle w:val="Normal"/>
+              <w:jc w:val="center"/>
+              <w:pBdr>
+                <w:bottom w:val="none" w:sz="0" w:space="0" w:color="000000"/>
+                <w:top w:val="none" w:sz="0" w:space="0" w:color="000000"/>
+                <w:left w:val="none" w:sz="0" w:space="0" w:color="000000"/>
+                <w:right w:val="none" w:sz="0" w:space="0" w:color="000000"/>
+              </w:pBdr>
+              <w:spacing w:after="100" w:before="100" w:line="240"/>
+              <w:ind w:left="100" w:right="100" w:firstLine="0" w:firstLineChars="0"/>
+              <w:rPr>
+                <w:rFonts w:ascii="Helvetica" w:hAnsi="Helvetica" w:eastAsia="Helvetica" w:cs="Helvetica"/>
+                <w:i w:val="false"/>
+                <w:b w:val="false"/>
+                <w:u w:val="none"/>
+                <w:sz w:val="22"/>
+                <w:szCs w:val="22"/>
+                <w:color w:val="000000"/>
+              </w:rPr>
+            </w:pPr>
+            <w:r>
+              <w:rPr>
+                <w:rFonts w:ascii="Helvetica" w:hAnsi="Helvetica" w:eastAsia="Helvetica" w:cs="Helvetica"/>
+                <w:i w:val="false"/>
+                <w:b w:val="false"/>
+                <w:u w:val="none"/>
+                <w:sz w:val="22"/>
+                <w:szCs w:val="22"/>
+                <w:color w:val="000000"/>
+              </w:rPr>
+              <w:t xml:space="preserve">0.15, 3.80</w:t>
+            </w:r>
+          </w:p>
+        </w:tc>
+        <w:tc>
+          <w:tcPr>
+            <w:tcBorders>
+              <w:bottom w:val="none" w:sz="0" w:space="0" w:color="000000"/>
+              <w:top w:val="none" w:sz="0" w:space="0" w:color="000000"/>
+              <w:left w:val="none" w:sz="0" w:space="0" w:color="000000"/>
+              <w:right w:val="none" w:sz="0" w:space="0" w:color="000000"/>
+            </w:tcBorders>
+            <w:shd w:val="clear" w:color="auto" w:fill="FFFFFF"/>
+            <w:tcMar>
+              <w:top w:w="0" w:type="dxa"/>
+              <w:bottom w:w="0" w:type="dxa"/>
+              <w:left w:w="0" w:type="dxa"/>
+              <w:right w:w="0" w:type="dxa"/>
+            </w:tcMar>
+            <w:vAlign w:val="top"/>
+          </w:tcPr>
+          <w:p>
+            <w:pPr>
+              <w:pStyle w:val="Normal"/>
+              <w:jc w:val="center"/>
+              <w:pBdr>
+                <w:bottom w:val="none" w:sz="0" w:space="0" w:color="000000"/>
+                <w:top w:val="none" w:sz="0" w:space="0" w:color="000000"/>
+                <w:left w:val="none" w:sz="0" w:space="0" w:color="000000"/>
+                <w:right w:val="none" w:sz="0" w:space="0" w:color="000000"/>
+              </w:pBdr>
+              <w:spacing w:after="100" w:before="100" w:line="240"/>
+              <w:ind w:left="100" w:right="100" w:firstLine="0" w:firstLineChars="0"/>
+              <w:rPr>
+                <w:rFonts w:ascii="Helvetica" w:hAnsi="Helvetica" w:eastAsia="Helvetica" w:cs="Helvetica"/>
+                <w:i w:val="false"/>
+                <w:b w:val="false"/>
+                <w:u w:val="none"/>
+                <w:sz w:val="22"/>
+                <w:szCs w:val="22"/>
+                <w:color w:val="000000"/>
+              </w:rPr>
+            </w:pPr>
+            <w:r>
+              <w:rPr>
+                <w:rFonts w:ascii="Helvetica" w:hAnsi="Helvetica" w:eastAsia="Helvetica" w:cs="Helvetica"/>
+                <w:i w:val="false"/>
+                <w:b w:val="false"/>
+                <w:u w:val="none"/>
+                <w:sz w:val="22"/>
+                <w:szCs w:val="22"/>
+                <w:color w:val="000000"/>
+              </w:rPr>
+              <w:t xml:space="preserve">0.720</w:t>
             </w:r>
           </w:p>
         </w:tc>
@@ -6046,7 +6046,7 @@
       </w:tr>
       <w:tr>
         <w:trPr>
-          <w:trHeight w:val="597" w:hRule="auto"/>
+          <w:trHeight w:val="598" w:hRule="auto"/>
         </w:trPr>
         body12
         <w:tc>
@@ -6204,6 +6204,218 @@
                 <w:szCs w:val="22"/>
                 <w:color w:val="000000"/>
               </w:rPr>
+              <w:t xml:space="preserve">0.17</w:t>
+            </w:r>
+          </w:p>
+        </w:tc>
+        <w:tc>
+          <w:tcPr>
+            <w:tcBorders>
+              <w:bottom w:val="none" w:sz="0" w:space="0" w:color="000000"/>
+              <w:top w:val="none" w:sz="0" w:space="0" w:color="000000"/>
+              <w:left w:val="none" w:sz="0" w:space="0" w:color="000000"/>
+              <w:right w:val="none" w:sz="0" w:space="0" w:color="000000"/>
+            </w:tcBorders>
+            <w:shd w:val="clear" w:color="auto" w:fill="FFFFFF"/>
+            <w:tcMar>
+              <w:top w:w="0" w:type="dxa"/>
+              <w:bottom w:w="0" w:type="dxa"/>
+              <w:left w:w="0" w:type="dxa"/>
+              <w:right w:w="0" w:type="dxa"/>
+            </w:tcMar>
+            <w:vAlign w:val="top"/>
+          </w:tcPr>
+          <w:p>
+            <w:pPr>
+              <w:pStyle w:val="Normal"/>
+              <w:jc w:val="center"/>
+              <w:pBdr>
+                <w:bottom w:val="none" w:sz="0" w:space="0" w:color="000000"/>
+                <w:top w:val="none" w:sz="0" w:space="0" w:color="000000"/>
+                <w:left w:val="none" w:sz="0" w:space="0" w:color="000000"/>
+                <w:right w:val="none" w:sz="0" w:space="0" w:color="000000"/>
+              </w:pBdr>
+              <w:spacing w:after="100" w:before="100" w:line="240"/>
+              <w:ind w:left="100" w:right="100" w:firstLine="0" w:firstLineChars="0"/>
+              <w:rPr>
+                <w:rFonts w:ascii="Helvetica" w:hAnsi="Helvetica" w:eastAsia="Helvetica" w:cs="Helvetica"/>
+                <w:i w:val="false"/>
+                <w:b w:val="false"/>
+                <w:u w:val="none"/>
+                <w:sz w:val="22"/>
+                <w:szCs w:val="22"/>
+                <w:color w:val="000000"/>
+              </w:rPr>
+            </w:pPr>
+            <w:r>
+              <w:rPr>
+                <w:rFonts w:ascii="Helvetica" w:hAnsi="Helvetica" w:eastAsia="Helvetica" w:cs="Helvetica"/>
+                <w:i w:val="false"/>
+                <w:b w:val="false"/>
+                <w:u w:val="none"/>
+                <w:sz w:val="22"/>
+                <w:szCs w:val="22"/>
+                <w:color w:val="000000"/>
+              </w:rPr>
+              <w:t xml:space="preserve">0.01, 1.89</w:t>
+            </w:r>
+          </w:p>
+        </w:tc>
+        <w:tc>
+          <w:tcPr>
+            <w:tcBorders>
+              <w:bottom w:val="none" w:sz="0" w:space="0" w:color="000000"/>
+              <w:top w:val="none" w:sz="0" w:space="0" w:color="000000"/>
+              <w:left w:val="none" w:sz="0" w:space="0" w:color="000000"/>
+              <w:right w:val="none" w:sz="0" w:space="0" w:color="000000"/>
+            </w:tcBorders>
+            <w:shd w:val="clear" w:color="auto" w:fill="FFFFFF"/>
+            <w:tcMar>
+              <w:top w:w="0" w:type="dxa"/>
+              <w:bottom w:w="0" w:type="dxa"/>
+              <w:left w:w="0" w:type="dxa"/>
+              <w:right w:w="0" w:type="dxa"/>
+            </w:tcMar>
+            <w:vAlign w:val="top"/>
+          </w:tcPr>
+          <w:p>
+            <w:pPr>
+              <w:pStyle w:val="Normal"/>
+              <w:jc w:val="center"/>
+              <w:pBdr>
+                <w:bottom w:val="none" w:sz="0" w:space="0" w:color="000000"/>
+                <w:top w:val="none" w:sz="0" w:space="0" w:color="000000"/>
+                <w:left w:val="none" w:sz="0" w:space="0" w:color="000000"/>
+                <w:right w:val="none" w:sz="0" w:space="0" w:color="000000"/>
+              </w:pBdr>
+              <w:spacing w:after="100" w:before="100" w:line="240"/>
+              <w:ind w:left="100" w:right="100" w:firstLine="0" w:firstLineChars="0"/>
+              <w:rPr>
+                <w:rFonts w:ascii="Helvetica" w:hAnsi="Helvetica" w:eastAsia="Helvetica" w:cs="Helvetica"/>
+                <w:i w:val="false"/>
+                <w:b w:val="false"/>
+                <w:u w:val="none"/>
+                <w:sz w:val="22"/>
+                <w:szCs w:val="22"/>
+                <w:color w:val="000000"/>
+              </w:rPr>
+            </w:pPr>
+            <w:r>
+              <w:rPr>
+                <w:rFonts w:ascii="Helvetica" w:hAnsi="Helvetica" w:eastAsia="Helvetica" w:cs="Helvetica"/>
+                <w:i w:val="false"/>
+                <w:b w:val="false"/>
+                <w:u w:val="none"/>
+                <w:sz w:val="22"/>
+                <w:szCs w:val="22"/>
+                <w:color w:val="000000"/>
+              </w:rPr>
+              <w:t xml:space="preserve">0.150</w:t>
+            </w:r>
+          </w:p>
+        </w:tc>
+        <w:tc>
+          <w:tcPr>
+            <w:tcBorders>
+              <w:bottom w:val="none" w:sz="0" w:space="0" w:color="000000"/>
+              <w:top w:val="none" w:sz="0" w:space="0" w:color="000000"/>
+              <w:left w:val="none" w:sz="0" w:space="0" w:color="000000"/>
+              <w:right w:val="none" w:sz="0" w:space="0" w:color="000000"/>
+            </w:tcBorders>
+            <w:shd w:val="clear" w:color="auto" w:fill="FFFFFF"/>
+            <w:tcMar>
+              <w:top w:w="0" w:type="dxa"/>
+              <w:bottom w:w="0" w:type="dxa"/>
+              <w:left w:w="0" w:type="dxa"/>
+              <w:right w:w="0" w:type="dxa"/>
+            </w:tcMar>
+            <w:vAlign w:val="top"/>
+          </w:tcPr>
+          <w:p>
+            <w:pPr>
+              <w:pStyle w:val="Normal"/>
+              <w:jc w:val="center"/>
+              <w:pBdr>
+                <w:bottom w:val="none" w:sz="0" w:space="0" w:color="000000"/>
+                <w:top w:val="none" w:sz="0" w:space="0" w:color="000000"/>
+                <w:left w:val="none" w:sz="0" w:space="0" w:color="000000"/>
+                <w:right w:val="none" w:sz="0" w:space="0" w:color="000000"/>
+              </w:pBdr>
+              <w:spacing w:after="100" w:before="100" w:line="240"/>
+              <w:ind w:left="100" w:right="100" w:firstLine="0" w:firstLineChars="0"/>
+              <w:rPr>
+                <w:rFonts w:ascii="Helvetica" w:hAnsi="Helvetica" w:eastAsia="Helvetica" w:cs="Helvetica"/>
+                <w:i w:val="false"/>
+                <w:b w:val="false"/>
+                <w:u w:val="none"/>
+                <w:sz w:val="22"/>
+                <w:szCs w:val="22"/>
+                <w:color w:val="000000"/>
+              </w:rPr>
+            </w:pPr>
+            <w:r>
+              <w:rPr>
+                <w:rFonts w:ascii="Helvetica" w:hAnsi="Helvetica" w:eastAsia="Helvetica" w:cs="Helvetica"/>
+                <w:i w:val="false"/>
+                <w:b w:val="false"/>
+                <w:u w:val="none"/>
+                <w:sz w:val="22"/>
+                <w:szCs w:val="22"/>
+                <w:color w:val="000000"/>
+              </w:rPr>
+              <w:t xml:space="preserve"/>
+            </w:r>
+          </w:p>
+        </w:tc>
+        <w:tc>
+          <w:tcPr>
+            <w:tcBorders>
+              <w:bottom w:val="none" w:sz="0" w:space="0" w:color="000000"/>
+              <w:top w:val="none" w:sz="0" w:space="0" w:color="000000"/>
+              <w:left w:val="none" w:sz="0" w:space="0" w:color="000000"/>
+              <w:right w:val="none" w:sz="0" w:space="0" w:color="000000"/>
+            </w:tcBorders>
+            <w:shd w:val="clear" w:color="auto" w:fill="FFFFFF"/>
+            <w:tcMar>
+              <w:top w:w="0" w:type="dxa"/>
+              <w:bottom w:w="0" w:type="dxa"/>
+              <w:left w:w="0" w:type="dxa"/>
+              <w:right w:w="0" w:type="dxa"/>
+            </w:tcMar>
+            <w:vAlign w:val="top"/>
+          </w:tcPr>
+          <w:p>
+            <w:pPr>
+              <w:pStyle w:val="Normal"/>
+              <w:jc w:val="center"/>
+              <w:pBdr>
+                <w:bottom w:val="none" w:sz="0" w:space="0" w:color="000000"/>
+                <w:top w:val="none" w:sz="0" w:space="0" w:color="000000"/>
+                <w:left w:val="none" w:sz="0" w:space="0" w:color="000000"/>
+                <w:right w:val="none" w:sz="0" w:space="0" w:color="000000"/>
+              </w:pBdr>
+              <w:spacing w:after="100" w:before="100" w:line="240"/>
+              <w:ind w:left="100" w:right="100" w:firstLine="0" w:firstLineChars="0"/>
+              <w:rPr>
+                <w:rFonts w:ascii="Helvetica" w:hAnsi="Helvetica" w:eastAsia="Helvetica" w:cs="Helvetica"/>
+                <w:i w:val="false"/>
+                <w:b w:val="false"/>
+                <w:u w:val="none"/>
+                <w:sz w:val="22"/>
+                <w:szCs w:val="22"/>
+                <w:color w:val="000000"/>
+              </w:rPr>
+            </w:pPr>
+            <w:r>
+              <w:rPr>
+                <w:rFonts w:ascii="Helvetica" w:hAnsi="Helvetica" w:eastAsia="Helvetica" w:cs="Helvetica"/>
+                <w:i w:val="false"/>
+                <w:b w:val="false"/>
+                <w:u w:val="none"/>
+                <w:sz w:val="22"/>
+                <w:szCs w:val="22"/>
+                <w:color w:val="000000"/>
+              </w:rPr>
               <w:t xml:space="preserve">0.00</w:t>
             </w:r>
           </w:p>
@@ -6257,272 +6469,60 @@
                 <w:szCs w:val="22"/>
                 <w:color w:val="000000"/>
               </w:rPr>
-              <w:t xml:space="preserve">0.00, 0.00</w:t>
-            </w:r>
-          </w:p>
-        </w:tc>
-        <w:tc>
-          <w:tcPr>
-            <w:tcBorders>
-              <w:bottom w:val="none" w:sz="0" w:space="0" w:color="000000"/>
-              <w:top w:val="none" w:sz="0" w:space="0" w:color="000000"/>
-              <w:left w:val="none" w:sz="0" w:space="0" w:color="000000"/>
-              <w:right w:val="none" w:sz="0" w:space="0" w:color="000000"/>
-            </w:tcBorders>
-            <w:shd w:val="clear" w:color="auto" w:fill="FFFFFF"/>
-            <w:tcMar>
-              <w:top w:w="0" w:type="dxa"/>
-              <w:bottom w:w="0" w:type="dxa"/>
-              <w:left w:w="0" w:type="dxa"/>
-              <w:right w:w="0" w:type="dxa"/>
-            </w:tcMar>
-            <w:vAlign w:val="top"/>
-          </w:tcPr>
-          <w:p>
-            <w:pPr>
-              <w:pStyle w:val="Normal"/>
-              <w:jc w:val="center"/>
-              <w:pBdr>
-                <w:bottom w:val="none" w:sz="0" w:space="0" w:color="000000"/>
-                <w:top w:val="none" w:sz="0" w:space="0" w:color="000000"/>
-                <w:left w:val="none" w:sz="0" w:space="0" w:color="000000"/>
-                <w:right w:val="none" w:sz="0" w:space="0" w:color="000000"/>
-              </w:pBdr>
-              <w:spacing w:after="100" w:before="100" w:line="240"/>
-              <w:ind w:left="100" w:right="100" w:firstLine="0" w:firstLineChars="0"/>
-              <w:rPr>
-                <w:rFonts w:ascii="Helvetica" w:hAnsi="Helvetica" w:eastAsia="Helvetica" w:cs="Helvetica"/>
-                <w:i w:val="false"/>
-                <w:b w:val="false"/>
-                <w:u w:val="none"/>
-                <w:sz w:val="22"/>
-                <w:szCs w:val="22"/>
-                <w:color w:val="000000"/>
-              </w:rPr>
-            </w:pPr>
-            <w:r>
-              <w:rPr>
-                <w:rFonts w:ascii="Helvetica" w:hAnsi="Helvetica" w:eastAsia="Helvetica" w:cs="Helvetica"/>
-                <w:i w:val="false"/>
-                <w:b w:val="false"/>
-                <w:u w:val="none"/>
-                <w:sz w:val="22"/>
-                <w:szCs w:val="22"/>
-                <w:color w:val="000000"/>
-              </w:rPr>
-              <w:t xml:space="preserve">&lt;0.001</w:t>
-            </w:r>
-          </w:p>
-        </w:tc>
-        <w:tc>
-          <w:tcPr>
-            <w:tcBorders>
-              <w:bottom w:val="none" w:sz="0" w:space="0" w:color="000000"/>
-              <w:top w:val="none" w:sz="0" w:space="0" w:color="000000"/>
-              <w:left w:val="none" w:sz="0" w:space="0" w:color="000000"/>
-              <w:right w:val="none" w:sz="0" w:space="0" w:color="000000"/>
-            </w:tcBorders>
-            <w:shd w:val="clear" w:color="auto" w:fill="FFFFFF"/>
-            <w:tcMar>
-              <w:top w:w="0" w:type="dxa"/>
-              <w:bottom w:w="0" w:type="dxa"/>
-              <w:left w:w="0" w:type="dxa"/>
-              <w:right w:w="0" w:type="dxa"/>
-            </w:tcMar>
-            <w:vAlign w:val="top"/>
-          </w:tcPr>
-          <w:p>
-            <w:pPr>
-              <w:pStyle w:val="Normal"/>
-              <w:jc w:val="center"/>
-              <w:pBdr>
-                <w:bottom w:val="none" w:sz="0" w:space="0" w:color="000000"/>
-                <w:top w:val="none" w:sz="0" w:space="0" w:color="000000"/>
-                <w:left w:val="none" w:sz="0" w:space="0" w:color="000000"/>
-                <w:right w:val="none" w:sz="0" w:space="0" w:color="000000"/>
-              </w:pBdr>
-              <w:spacing w:after="100" w:before="100" w:line="240"/>
-              <w:ind w:left="100" w:right="100" w:firstLine="0" w:firstLineChars="0"/>
-              <w:rPr>
-                <w:rFonts w:ascii="Helvetica" w:hAnsi="Helvetica" w:eastAsia="Helvetica" w:cs="Helvetica"/>
-                <w:i w:val="false"/>
-                <w:b w:val="false"/>
-                <w:u w:val="none"/>
-                <w:sz w:val="22"/>
-                <w:szCs w:val="22"/>
-                <w:color w:val="000000"/>
-              </w:rPr>
-            </w:pPr>
-            <w:r>
-              <w:rPr>
-                <w:rFonts w:ascii="Helvetica" w:hAnsi="Helvetica" w:eastAsia="Helvetica" w:cs="Helvetica"/>
-                <w:i w:val="false"/>
-                <w:b w:val="false"/>
-                <w:u w:val="none"/>
-                <w:sz w:val="22"/>
-                <w:szCs w:val="22"/>
-                <w:color w:val="000000"/>
-              </w:rPr>
-              <w:t xml:space="preserve"/>
-            </w:r>
-          </w:p>
-        </w:tc>
-        <w:tc>
-          <w:tcPr>
-            <w:tcBorders>
-              <w:bottom w:val="none" w:sz="0" w:space="0" w:color="000000"/>
-              <w:top w:val="none" w:sz="0" w:space="0" w:color="000000"/>
-              <w:left w:val="none" w:sz="0" w:space="0" w:color="000000"/>
-              <w:right w:val="none" w:sz="0" w:space="0" w:color="000000"/>
-            </w:tcBorders>
-            <w:shd w:val="clear" w:color="auto" w:fill="FFFFFF"/>
-            <w:tcMar>
-              <w:top w:w="0" w:type="dxa"/>
-              <w:bottom w:w="0" w:type="dxa"/>
-              <w:left w:w="0" w:type="dxa"/>
-              <w:right w:w="0" w:type="dxa"/>
-            </w:tcMar>
-            <w:vAlign w:val="top"/>
-          </w:tcPr>
-          <w:p>
-            <w:pPr>
-              <w:pStyle w:val="Normal"/>
-              <w:jc w:val="center"/>
-              <w:pBdr>
-                <w:bottom w:val="none" w:sz="0" w:space="0" w:color="000000"/>
-                <w:top w:val="none" w:sz="0" w:space="0" w:color="000000"/>
-                <w:left w:val="none" w:sz="0" w:space="0" w:color="000000"/>
-                <w:right w:val="none" w:sz="0" w:space="0" w:color="000000"/>
-              </w:pBdr>
-              <w:spacing w:after="100" w:before="100" w:line="240"/>
-              <w:ind w:left="100" w:right="100" w:firstLine="0" w:firstLineChars="0"/>
-              <w:rPr>
-                <w:rFonts w:ascii="Helvetica" w:hAnsi="Helvetica" w:eastAsia="Helvetica" w:cs="Helvetica"/>
-                <w:i w:val="false"/>
-                <w:b w:val="false"/>
-                <w:u w:val="none"/>
-                <w:sz w:val="22"/>
-                <w:szCs w:val="22"/>
-                <w:color w:val="000000"/>
-              </w:rPr>
-            </w:pPr>
-            <w:r>
-              <w:rPr>
-                <w:rFonts w:ascii="Helvetica" w:hAnsi="Helvetica" w:eastAsia="Helvetica" w:cs="Helvetica"/>
-                <w:i w:val="false"/>
-                <w:b w:val="false"/>
-                <w:u w:val="none"/>
-                <w:sz w:val="22"/>
-                <w:szCs w:val="22"/>
-                <w:color w:val="000000"/>
-              </w:rPr>
-              <w:t xml:space="preserve">0.00</w:t>
-            </w:r>
-          </w:p>
-        </w:tc>
-        <w:tc>
-          <w:tcPr>
-            <w:tcBorders>
-              <w:bottom w:val="none" w:sz="0" w:space="0" w:color="000000"/>
-              <w:top w:val="none" w:sz="0" w:space="0" w:color="000000"/>
-              <w:left w:val="none" w:sz="0" w:space="0" w:color="000000"/>
-              <w:right w:val="none" w:sz="0" w:space="0" w:color="000000"/>
-            </w:tcBorders>
-            <w:shd w:val="clear" w:color="auto" w:fill="FFFFFF"/>
-            <w:tcMar>
-              <w:top w:w="0" w:type="dxa"/>
-              <w:bottom w:w="0" w:type="dxa"/>
-              <w:left w:w="0" w:type="dxa"/>
-              <w:right w:w="0" w:type="dxa"/>
-            </w:tcMar>
-            <w:vAlign w:val="top"/>
-          </w:tcPr>
-          <w:p>
-            <w:pPr>
-              <w:pStyle w:val="Normal"/>
-              <w:jc w:val="center"/>
-              <w:pBdr>
-                <w:bottom w:val="none" w:sz="0" w:space="0" w:color="000000"/>
-                <w:top w:val="none" w:sz="0" w:space="0" w:color="000000"/>
-                <w:left w:val="none" w:sz="0" w:space="0" w:color="000000"/>
-                <w:right w:val="none" w:sz="0" w:space="0" w:color="000000"/>
-              </w:pBdr>
-              <w:spacing w:after="100" w:before="100" w:line="240"/>
-              <w:ind w:left="100" w:right="100" w:firstLine="0" w:firstLineChars="0"/>
-              <w:rPr>
-                <w:rFonts w:ascii="Helvetica" w:hAnsi="Helvetica" w:eastAsia="Helvetica" w:cs="Helvetica"/>
-                <w:i w:val="false"/>
-                <w:b w:val="false"/>
-                <w:u w:val="none"/>
-                <w:sz w:val="22"/>
-                <w:szCs w:val="22"/>
-                <w:color w:val="000000"/>
-              </w:rPr>
-            </w:pPr>
-            <w:r>
-              <w:rPr>
-                <w:rFonts w:ascii="Helvetica" w:hAnsi="Helvetica" w:eastAsia="Helvetica" w:cs="Helvetica"/>
-                <w:i w:val="false"/>
-                <w:b w:val="false"/>
-                <w:u w:val="none"/>
-                <w:sz w:val="22"/>
-                <w:szCs w:val="22"/>
-                <w:color w:val="000000"/>
-              </w:rPr>
-              <w:t xml:space="preserve">0.00, 0.00</w:t>
-            </w:r>
-          </w:p>
-        </w:tc>
-        <w:tc>
-          <w:tcPr>
-            <w:tcBorders>
-              <w:bottom w:val="none" w:sz="0" w:space="0" w:color="000000"/>
-              <w:top w:val="none" w:sz="0" w:space="0" w:color="000000"/>
-              <w:left w:val="none" w:sz="0" w:space="0" w:color="000000"/>
-              <w:right w:val="none" w:sz="0" w:space="0" w:color="000000"/>
-            </w:tcBorders>
-            <w:shd w:val="clear" w:color="auto" w:fill="FFFFFF"/>
-            <w:tcMar>
-              <w:top w:w="0" w:type="dxa"/>
-              <w:bottom w:w="0" w:type="dxa"/>
-              <w:left w:w="0" w:type="dxa"/>
-              <w:right w:w="0" w:type="dxa"/>
-            </w:tcMar>
-            <w:vAlign w:val="top"/>
-          </w:tcPr>
-          <w:p>
-            <w:pPr>
-              <w:pStyle w:val="Normal"/>
-              <w:jc w:val="center"/>
-              <w:pBdr>
-                <w:bottom w:val="none" w:sz="0" w:space="0" w:color="000000"/>
-                <w:top w:val="none" w:sz="0" w:space="0" w:color="000000"/>
-                <w:left w:val="none" w:sz="0" w:space="0" w:color="000000"/>
-                <w:right w:val="none" w:sz="0" w:space="0" w:color="000000"/>
-              </w:pBdr>
-              <w:spacing w:after="100" w:before="100" w:line="240"/>
-              <w:ind w:left="100" w:right="100" w:firstLine="0" w:firstLineChars="0"/>
-              <w:rPr>
-                <w:rFonts w:ascii="Helvetica" w:hAnsi="Helvetica" w:eastAsia="Helvetica" w:cs="Helvetica"/>
-                <w:i w:val="false"/>
-                <w:b w:val="false"/>
-                <w:u w:val="none"/>
-                <w:sz w:val="22"/>
-                <w:szCs w:val="22"/>
-                <w:color w:val="000000"/>
-              </w:rPr>
-            </w:pPr>
-            <w:r>
-              <w:rPr>
-                <w:rFonts w:ascii="Helvetica" w:hAnsi="Helvetica" w:eastAsia="Helvetica" w:cs="Helvetica"/>
-                <w:i w:val="false"/>
-                <w:b w:val="false"/>
-                <w:u w:val="none"/>
-                <w:sz w:val="22"/>
-                <w:szCs w:val="22"/>
-                <w:color w:val="000000"/>
-              </w:rPr>
-              <w:t xml:space="preserve">&lt;0.001</w:t>
+              <w:t xml:space="preserve">0.00, 0.24</w:t>
+            </w:r>
+          </w:p>
+        </w:tc>
+        <w:tc>
+          <w:tcPr>
+            <w:tcBorders>
+              <w:bottom w:val="none" w:sz="0" w:space="0" w:color="000000"/>
+              <w:top w:val="none" w:sz="0" w:space="0" w:color="000000"/>
+              <w:left w:val="none" w:sz="0" w:space="0" w:color="000000"/>
+              <w:right w:val="none" w:sz="0" w:space="0" w:color="000000"/>
+            </w:tcBorders>
+            <w:shd w:val="clear" w:color="auto" w:fill="FFFFFF"/>
+            <w:tcMar>
+              <w:top w:w="0" w:type="dxa"/>
+              <w:bottom w:w="0" w:type="dxa"/>
+              <w:left w:w="0" w:type="dxa"/>
+              <w:right w:w="0" w:type="dxa"/>
+            </w:tcMar>
+            <w:vAlign w:val="top"/>
+          </w:tcPr>
+          <w:p>
+            <w:pPr>
+              <w:pStyle w:val="Normal"/>
+              <w:jc w:val="center"/>
+              <w:pBdr>
+                <w:bottom w:val="none" w:sz="0" w:space="0" w:color="000000"/>
+                <w:top w:val="none" w:sz="0" w:space="0" w:color="000000"/>
+                <w:left w:val="none" w:sz="0" w:space="0" w:color="000000"/>
+                <w:right w:val="none" w:sz="0" w:space="0" w:color="000000"/>
+              </w:pBdr>
+              <w:spacing w:after="100" w:before="100" w:line="240"/>
+              <w:ind w:left="100" w:right="100" w:firstLine="0" w:firstLineChars="0"/>
+              <w:rPr>
+                <w:rFonts w:ascii="Helvetica" w:hAnsi="Helvetica" w:eastAsia="Helvetica" w:cs="Helvetica"/>
+                <w:i w:val="false"/>
+                <w:b w:val="false"/>
+                <w:u w:val="none"/>
+                <w:sz w:val="22"/>
+                <w:szCs w:val="22"/>
+                <w:color w:val="000000"/>
+              </w:rPr>
+            </w:pPr>
+            <w:r>
+              <w:rPr>
+                <w:rFonts w:ascii="Helvetica" w:hAnsi="Helvetica" w:eastAsia="Helvetica" w:cs="Helvetica"/>
+                <w:i w:val="false"/>
+                <w:b w:val="false"/>
+                <w:u w:val="none"/>
+                <w:sz w:val="22"/>
+                <w:szCs w:val="22"/>
+                <w:color w:val="000000"/>
+              </w:rPr>
+              <w:t xml:space="preserve">0.014</w:t>
             </w:r>
           </w:p>
         </w:tc>
@@ -6687,113 +6687,113 @@
                 <w:szCs w:val="22"/>
                 <w:color w:val="000000"/>
               </w:rPr>
-              <w:t xml:space="preserve">1.99</w:t>
-            </w:r>
-          </w:p>
-        </w:tc>
-        <w:tc>
-          <w:tcPr>
-            <w:tcBorders>
-              <w:bottom w:val="none" w:sz="0" w:space="0" w:color="000000"/>
-              <w:top w:val="none" w:sz="0" w:space="0" w:color="000000"/>
-              <w:left w:val="none" w:sz="0" w:space="0" w:color="000000"/>
-              <w:right w:val="none" w:sz="0" w:space="0" w:color="000000"/>
-            </w:tcBorders>
-            <w:shd w:val="clear" w:color="auto" w:fill="FFFFFF"/>
-            <w:tcMar>
-              <w:top w:w="0" w:type="dxa"/>
-              <w:bottom w:w="0" w:type="dxa"/>
-              <w:left w:w="0" w:type="dxa"/>
-              <w:right w:w="0" w:type="dxa"/>
-            </w:tcMar>
-            <w:vAlign w:val="top"/>
-          </w:tcPr>
-          <w:p>
-            <w:pPr>
-              <w:pStyle w:val="Normal"/>
-              <w:jc w:val="center"/>
-              <w:pBdr>
-                <w:bottom w:val="none" w:sz="0" w:space="0" w:color="000000"/>
-                <w:top w:val="none" w:sz="0" w:space="0" w:color="000000"/>
-                <w:left w:val="none" w:sz="0" w:space="0" w:color="000000"/>
-                <w:right w:val="none" w:sz="0" w:space="0" w:color="000000"/>
-              </w:pBdr>
-              <w:spacing w:after="100" w:before="100" w:line="240"/>
-              <w:ind w:left="100" w:right="100" w:firstLine="0" w:firstLineChars="0"/>
-              <w:rPr>
-                <w:rFonts w:ascii="Helvetica" w:hAnsi="Helvetica" w:eastAsia="Helvetica" w:cs="Helvetica"/>
-                <w:i w:val="false"/>
-                <w:b w:val="false"/>
-                <w:u w:val="none"/>
-                <w:sz w:val="22"/>
-                <w:szCs w:val="22"/>
-                <w:color w:val="000000"/>
-              </w:rPr>
-            </w:pPr>
-            <w:r>
-              <w:rPr>
-                <w:rFonts w:ascii="Helvetica" w:hAnsi="Helvetica" w:eastAsia="Helvetica" w:cs="Helvetica"/>
-                <w:i w:val="false"/>
-                <w:b w:val="false"/>
-                <w:u w:val="none"/>
-                <w:sz w:val="22"/>
-                <w:szCs w:val="22"/>
-                <w:color w:val="000000"/>
-              </w:rPr>
-              <w:t xml:space="preserve">0.22, 17.7</w:t>
-            </w:r>
-          </w:p>
-        </w:tc>
-        <w:tc>
-          <w:tcPr>
-            <w:tcBorders>
-              <w:bottom w:val="none" w:sz="0" w:space="0" w:color="000000"/>
-              <w:top w:val="none" w:sz="0" w:space="0" w:color="000000"/>
-              <w:left w:val="none" w:sz="0" w:space="0" w:color="000000"/>
-              <w:right w:val="none" w:sz="0" w:space="0" w:color="000000"/>
-            </w:tcBorders>
-            <w:shd w:val="clear" w:color="auto" w:fill="FFFFFF"/>
-            <w:tcMar>
-              <w:top w:w="0" w:type="dxa"/>
-              <w:bottom w:w="0" w:type="dxa"/>
-              <w:left w:w="0" w:type="dxa"/>
-              <w:right w:w="0" w:type="dxa"/>
-            </w:tcMar>
-            <w:vAlign w:val="top"/>
-          </w:tcPr>
-          <w:p>
-            <w:pPr>
-              <w:pStyle w:val="Normal"/>
-              <w:jc w:val="center"/>
-              <w:pBdr>
-                <w:bottom w:val="none" w:sz="0" w:space="0" w:color="000000"/>
-                <w:top w:val="none" w:sz="0" w:space="0" w:color="000000"/>
-                <w:left w:val="none" w:sz="0" w:space="0" w:color="000000"/>
-                <w:right w:val="none" w:sz="0" w:space="0" w:color="000000"/>
-              </w:pBdr>
-              <w:spacing w:after="100" w:before="100" w:line="240"/>
-              <w:ind w:left="100" w:right="100" w:firstLine="0" w:firstLineChars="0"/>
-              <w:rPr>
-                <w:rFonts w:ascii="Helvetica" w:hAnsi="Helvetica" w:eastAsia="Helvetica" w:cs="Helvetica"/>
-                <w:i w:val="false"/>
-                <w:b w:val="false"/>
-                <w:u w:val="none"/>
-                <w:sz w:val="22"/>
-                <w:szCs w:val="22"/>
-                <w:color w:val="000000"/>
-              </w:rPr>
-            </w:pPr>
-            <w:r>
-              <w:rPr>
-                <w:rFonts w:ascii="Helvetica" w:hAnsi="Helvetica" w:eastAsia="Helvetica" w:cs="Helvetica"/>
-                <w:i w:val="false"/>
-                <w:b w:val="false"/>
-                <w:u w:val="none"/>
-                <w:sz w:val="22"/>
-                <w:szCs w:val="22"/>
-                <w:color w:val="000000"/>
-              </w:rPr>
-              <w:t xml:space="preserve">0.540</w:t>
+              <w:t xml:space="preserve">4.44</w:t>
+            </w:r>
+          </w:p>
+        </w:tc>
+        <w:tc>
+          <w:tcPr>
+            <w:tcBorders>
+              <w:bottom w:val="none" w:sz="0" w:space="0" w:color="000000"/>
+              <w:top w:val="none" w:sz="0" w:space="0" w:color="000000"/>
+              <w:left w:val="none" w:sz="0" w:space="0" w:color="000000"/>
+              <w:right w:val="none" w:sz="0" w:space="0" w:color="000000"/>
+            </w:tcBorders>
+            <w:shd w:val="clear" w:color="auto" w:fill="FFFFFF"/>
+            <w:tcMar>
+              <w:top w:w="0" w:type="dxa"/>
+              <w:bottom w:w="0" w:type="dxa"/>
+              <w:left w:w="0" w:type="dxa"/>
+              <w:right w:w="0" w:type="dxa"/>
+            </w:tcMar>
+            <w:vAlign w:val="top"/>
+          </w:tcPr>
+          <w:p>
+            <w:pPr>
+              <w:pStyle w:val="Normal"/>
+              <w:jc w:val="center"/>
+              <w:pBdr>
+                <w:bottom w:val="none" w:sz="0" w:space="0" w:color="000000"/>
+                <w:top w:val="none" w:sz="0" w:space="0" w:color="000000"/>
+                <w:left w:val="none" w:sz="0" w:space="0" w:color="000000"/>
+                <w:right w:val="none" w:sz="0" w:space="0" w:color="000000"/>
+              </w:pBdr>
+              <w:spacing w:after="100" w:before="100" w:line="240"/>
+              <w:ind w:left="100" w:right="100" w:firstLine="0" w:firstLineChars="0"/>
+              <w:rPr>
+                <w:rFonts w:ascii="Helvetica" w:hAnsi="Helvetica" w:eastAsia="Helvetica" w:cs="Helvetica"/>
+                <w:i w:val="false"/>
+                <w:b w:val="false"/>
+                <w:u w:val="none"/>
+                <w:sz w:val="22"/>
+                <w:szCs w:val="22"/>
+                <w:color w:val="000000"/>
+              </w:rPr>
+            </w:pPr>
+            <w:r>
+              <w:rPr>
+                <w:rFonts w:ascii="Helvetica" w:hAnsi="Helvetica" w:eastAsia="Helvetica" w:cs="Helvetica"/>
+                <w:i w:val="false"/>
+                <w:b w:val="false"/>
+                <w:u w:val="none"/>
+                <w:sz w:val="22"/>
+                <w:szCs w:val="22"/>
+                <w:color w:val="000000"/>
+              </w:rPr>
+              <w:t xml:space="preserve">0.75, 26.3</w:t>
+            </w:r>
+          </w:p>
+        </w:tc>
+        <w:tc>
+          <w:tcPr>
+            <w:tcBorders>
+              <w:bottom w:val="none" w:sz="0" w:space="0" w:color="000000"/>
+              <w:top w:val="none" w:sz="0" w:space="0" w:color="000000"/>
+              <w:left w:val="none" w:sz="0" w:space="0" w:color="000000"/>
+              <w:right w:val="none" w:sz="0" w:space="0" w:color="000000"/>
+            </w:tcBorders>
+            <w:shd w:val="clear" w:color="auto" w:fill="FFFFFF"/>
+            <w:tcMar>
+              <w:top w:w="0" w:type="dxa"/>
+              <w:bottom w:w="0" w:type="dxa"/>
+              <w:left w:w="0" w:type="dxa"/>
+              <w:right w:w="0" w:type="dxa"/>
+            </w:tcMar>
+            <w:vAlign w:val="top"/>
+          </w:tcPr>
+          <w:p>
+            <w:pPr>
+              <w:pStyle w:val="Normal"/>
+              <w:jc w:val="center"/>
+              <w:pBdr>
+                <w:bottom w:val="none" w:sz="0" w:space="0" w:color="000000"/>
+                <w:top w:val="none" w:sz="0" w:space="0" w:color="000000"/>
+                <w:left w:val="none" w:sz="0" w:space="0" w:color="000000"/>
+                <w:right w:val="none" w:sz="0" w:space="0" w:color="000000"/>
+              </w:pBdr>
+              <w:spacing w:after="100" w:before="100" w:line="240"/>
+              <w:ind w:left="100" w:right="100" w:firstLine="0" w:firstLineChars="0"/>
+              <w:rPr>
+                <w:rFonts w:ascii="Helvetica" w:hAnsi="Helvetica" w:eastAsia="Helvetica" w:cs="Helvetica"/>
+                <w:i w:val="false"/>
+                <w:b w:val="false"/>
+                <w:u w:val="none"/>
+                <w:sz w:val="22"/>
+                <w:szCs w:val="22"/>
+                <w:color w:val="000000"/>
+              </w:rPr>
+            </w:pPr>
+            <w:r>
+              <w:rPr>
+                <w:rFonts w:ascii="Helvetica" w:hAnsi="Helvetica" w:eastAsia="Helvetica" w:cs="Helvetica"/>
+                <w:i w:val="false"/>
+                <w:b w:val="false"/>
+                <w:u w:val="none"/>
+                <w:sz w:val="22"/>
+                <w:szCs w:val="22"/>
+                <w:color w:val="000000"/>
+              </w:rPr>
+              <w:t xml:space="preserve">0.100</w:t>
             </w:r>
           </w:p>
         </w:tc>
@@ -6952,60 +6952,60 @@
                 <w:szCs w:val="22"/>
                 <w:color w:val="000000"/>
               </w:rPr>
-              <w:t xml:space="preserve">0.00, 0.00</w:t>
-            </w:r>
-          </w:p>
-        </w:tc>
-        <w:tc>
-          <w:tcPr>
-            <w:tcBorders>
-              <w:bottom w:val="none" w:sz="0" w:space="0" w:color="000000"/>
-              <w:top w:val="none" w:sz="0" w:space="0" w:color="000000"/>
-              <w:left w:val="none" w:sz="0" w:space="0" w:color="000000"/>
-              <w:right w:val="none" w:sz="0" w:space="0" w:color="000000"/>
-            </w:tcBorders>
-            <w:shd w:val="clear" w:color="auto" w:fill="FFFFFF"/>
-            <w:tcMar>
-              <w:top w:w="0" w:type="dxa"/>
-              <w:bottom w:w="0" w:type="dxa"/>
-              <w:left w:w="0" w:type="dxa"/>
-              <w:right w:w="0" w:type="dxa"/>
-            </w:tcMar>
-            <w:vAlign w:val="top"/>
-          </w:tcPr>
-          <w:p>
-            <w:pPr>
-              <w:pStyle w:val="Normal"/>
-              <w:jc w:val="center"/>
-              <w:pBdr>
-                <w:bottom w:val="none" w:sz="0" w:space="0" w:color="000000"/>
-                <w:top w:val="none" w:sz="0" w:space="0" w:color="000000"/>
-                <w:left w:val="none" w:sz="0" w:space="0" w:color="000000"/>
-                <w:right w:val="none" w:sz="0" w:space="0" w:color="000000"/>
-              </w:pBdr>
-              <w:spacing w:after="100" w:before="100" w:line="240"/>
-              <w:ind w:left="100" w:right="100" w:firstLine="0" w:firstLineChars="0"/>
-              <w:rPr>
-                <w:rFonts w:ascii="Helvetica" w:hAnsi="Helvetica" w:eastAsia="Helvetica" w:cs="Helvetica"/>
-                <w:i w:val="false"/>
-                <w:b w:val="false"/>
-                <w:u w:val="none"/>
-                <w:sz w:val="22"/>
-                <w:szCs w:val="22"/>
-                <w:color w:val="000000"/>
-              </w:rPr>
-            </w:pPr>
-            <w:r>
-              <w:rPr>
-                <w:rFonts w:ascii="Helvetica" w:hAnsi="Helvetica" w:eastAsia="Helvetica" w:cs="Helvetica"/>
-                <w:i w:val="false"/>
-                <w:b w:val="false"/>
-                <w:u w:val="none"/>
-                <w:sz w:val="22"/>
-                <w:szCs w:val="22"/>
-                <w:color w:val="000000"/>
-              </w:rPr>
-              <w:t xml:space="preserve">&lt;0.001</w:t>
+              <w:t xml:space="preserve">0.00, 0.68</w:t>
+            </w:r>
+          </w:p>
+        </w:tc>
+        <w:tc>
+          <w:tcPr>
+            <w:tcBorders>
+              <w:bottom w:val="none" w:sz="0" w:space="0" w:color="000000"/>
+              <w:top w:val="none" w:sz="0" w:space="0" w:color="000000"/>
+              <w:left w:val="none" w:sz="0" w:space="0" w:color="000000"/>
+              <w:right w:val="none" w:sz="0" w:space="0" w:color="000000"/>
+            </w:tcBorders>
+            <w:shd w:val="clear" w:color="auto" w:fill="FFFFFF"/>
+            <w:tcMar>
+              <w:top w:w="0" w:type="dxa"/>
+              <w:bottom w:w="0" w:type="dxa"/>
+              <w:left w:w="0" w:type="dxa"/>
+              <w:right w:w="0" w:type="dxa"/>
+            </w:tcMar>
+            <w:vAlign w:val="top"/>
+          </w:tcPr>
+          <w:p>
+            <w:pPr>
+              <w:pStyle w:val="Normal"/>
+              <w:jc w:val="center"/>
+              <w:pBdr>
+                <w:bottom w:val="none" w:sz="0" w:space="0" w:color="000000"/>
+                <w:top w:val="none" w:sz="0" w:space="0" w:color="000000"/>
+                <w:left w:val="none" w:sz="0" w:space="0" w:color="000000"/>
+                <w:right w:val="none" w:sz="0" w:space="0" w:color="000000"/>
+              </w:pBdr>
+              <w:spacing w:after="100" w:before="100" w:line="240"/>
+              <w:ind w:left="100" w:right="100" w:firstLine="0" w:firstLineChars="0"/>
+              <w:rPr>
+                <w:rFonts w:ascii="Helvetica" w:hAnsi="Helvetica" w:eastAsia="Helvetica" w:cs="Helvetica"/>
+                <w:i w:val="false"/>
+                <w:b w:val="false"/>
+                <w:u w:val="none"/>
+                <w:sz w:val="22"/>
+                <w:szCs w:val="22"/>
+                <w:color w:val="000000"/>
+              </w:rPr>
+            </w:pPr>
+            <w:r>
+              <w:rPr>
+                <w:rFonts w:ascii="Helvetica" w:hAnsi="Helvetica" w:eastAsia="Helvetica" w:cs="Helvetica"/>
+                <w:i w:val="false"/>
+                <w:b w:val="false"/>
+                <w:u w:val="none"/>
+                <w:sz w:val="22"/>
+                <w:szCs w:val="22"/>
+                <w:color w:val="000000"/>
+              </w:rPr>
+              <w:t xml:space="preserve">0.039</w:t>
             </w:r>
           </w:p>
         </w:tc>
@@ -7170,113 +7170,113 @@
                 <w:szCs w:val="22"/>
                 <w:color w:val="000000"/>
               </w:rPr>
-              <w:t xml:space="preserve">0.40</w:t>
-            </w:r>
-          </w:p>
-        </w:tc>
-        <w:tc>
-          <w:tcPr>
-            <w:tcBorders>
-              <w:bottom w:val="none" w:sz="0" w:space="0" w:color="000000"/>
-              <w:top w:val="none" w:sz="0" w:space="0" w:color="000000"/>
-              <w:left w:val="none" w:sz="0" w:space="0" w:color="000000"/>
-              <w:right w:val="none" w:sz="0" w:space="0" w:color="000000"/>
-            </w:tcBorders>
-            <w:shd w:val="clear" w:color="auto" w:fill="FFFFFF"/>
-            <w:tcMar>
-              <w:top w:w="0" w:type="dxa"/>
-              <w:bottom w:w="0" w:type="dxa"/>
-              <w:left w:w="0" w:type="dxa"/>
-              <w:right w:w="0" w:type="dxa"/>
-            </w:tcMar>
-            <w:vAlign w:val="top"/>
-          </w:tcPr>
-          <w:p>
-            <w:pPr>
-              <w:pStyle w:val="Normal"/>
-              <w:jc w:val="center"/>
-              <w:pBdr>
-                <w:bottom w:val="none" w:sz="0" w:space="0" w:color="000000"/>
-                <w:top w:val="none" w:sz="0" w:space="0" w:color="000000"/>
-                <w:left w:val="none" w:sz="0" w:space="0" w:color="000000"/>
-                <w:right w:val="none" w:sz="0" w:space="0" w:color="000000"/>
-              </w:pBdr>
-              <w:spacing w:after="100" w:before="100" w:line="240"/>
-              <w:ind w:left="100" w:right="100" w:firstLine="0" w:firstLineChars="0"/>
-              <w:rPr>
-                <w:rFonts w:ascii="Helvetica" w:hAnsi="Helvetica" w:eastAsia="Helvetica" w:cs="Helvetica"/>
-                <w:i w:val="false"/>
-                <w:b w:val="false"/>
-                <w:u w:val="none"/>
-                <w:sz w:val="22"/>
-                <w:szCs w:val="22"/>
-                <w:color w:val="000000"/>
-              </w:rPr>
-            </w:pPr>
-            <w:r>
-              <w:rPr>
-                <w:rFonts w:ascii="Helvetica" w:hAnsi="Helvetica" w:eastAsia="Helvetica" w:cs="Helvetica"/>
-                <w:i w:val="false"/>
-                <w:b w:val="false"/>
-                <w:u w:val="none"/>
-                <w:sz w:val="22"/>
-                <w:szCs w:val="22"/>
-                <w:color w:val="000000"/>
-              </w:rPr>
-              <w:t xml:space="preserve">0.07, 2.21</w:t>
-            </w:r>
-          </w:p>
-        </w:tc>
-        <w:tc>
-          <w:tcPr>
-            <w:tcBorders>
-              <w:bottom w:val="none" w:sz="0" w:space="0" w:color="000000"/>
-              <w:top w:val="none" w:sz="0" w:space="0" w:color="000000"/>
-              <w:left w:val="none" w:sz="0" w:space="0" w:color="000000"/>
-              <w:right w:val="none" w:sz="0" w:space="0" w:color="000000"/>
-            </w:tcBorders>
-            <w:shd w:val="clear" w:color="auto" w:fill="FFFFFF"/>
-            <w:tcMar>
-              <w:top w:w="0" w:type="dxa"/>
-              <w:bottom w:w="0" w:type="dxa"/>
-              <w:left w:w="0" w:type="dxa"/>
-              <w:right w:w="0" w:type="dxa"/>
-            </w:tcMar>
-            <w:vAlign w:val="top"/>
-          </w:tcPr>
-          <w:p>
-            <w:pPr>
-              <w:pStyle w:val="Normal"/>
-              <w:jc w:val="center"/>
-              <w:pBdr>
-                <w:bottom w:val="none" w:sz="0" w:space="0" w:color="000000"/>
-                <w:top w:val="none" w:sz="0" w:space="0" w:color="000000"/>
-                <w:left w:val="none" w:sz="0" w:space="0" w:color="000000"/>
-                <w:right w:val="none" w:sz="0" w:space="0" w:color="000000"/>
-              </w:pBdr>
-              <w:spacing w:after="100" w:before="100" w:line="240"/>
-              <w:ind w:left="100" w:right="100" w:firstLine="0" w:firstLineChars="0"/>
-              <w:rPr>
-                <w:rFonts w:ascii="Helvetica" w:hAnsi="Helvetica" w:eastAsia="Helvetica" w:cs="Helvetica"/>
-                <w:i w:val="false"/>
-                <w:b w:val="false"/>
-                <w:u w:val="none"/>
-                <w:sz w:val="22"/>
-                <w:szCs w:val="22"/>
-                <w:color w:val="000000"/>
-              </w:rPr>
-            </w:pPr>
-            <w:r>
-              <w:rPr>
-                <w:rFonts w:ascii="Helvetica" w:hAnsi="Helvetica" w:eastAsia="Helvetica" w:cs="Helvetica"/>
-                <w:i w:val="false"/>
-                <w:b w:val="false"/>
-                <w:u w:val="none"/>
-                <w:sz w:val="22"/>
-                <w:szCs w:val="22"/>
-                <w:color w:val="000000"/>
-              </w:rPr>
-              <w:t xml:space="preserve">0.290</w:t>
+              <w:t xml:space="preserve">0.50</w:t>
+            </w:r>
+          </w:p>
+        </w:tc>
+        <w:tc>
+          <w:tcPr>
+            <w:tcBorders>
+              <w:bottom w:val="none" w:sz="0" w:space="0" w:color="000000"/>
+              <w:top w:val="none" w:sz="0" w:space="0" w:color="000000"/>
+              <w:left w:val="none" w:sz="0" w:space="0" w:color="000000"/>
+              <w:right w:val="none" w:sz="0" w:space="0" w:color="000000"/>
+            </w:tcBorders>
+            <w:shd w:val="clear" w:color="auto" w:fill="FFFFFF"/>
+            <w:tcMar>
+              <w:top w:w="0" w:type="dxa"/>
+              <w:bottom w:w="0" w:type="dxa"/>
+              <w:left w:w="0" w:type="dxa"/>
+              <w:right w:w="0" w:type="dxa"/>
+            </w:tcMar>
+            <w:vAlign w:val="top"/>
+          </w:tcPr>
+          <w:p>
+            <w:pPr>
+              <w:pStyle w:val="Normal"/>
+              <w:jc w:val="center"/>
+              <w:pBdr>
+                <w:bottom w:val="none" w:sz="0" w:space="0" w:color="000000"/>
+                <w:top w:val="none" w:sz="0" w:space="0" w:color="000000"/>
+                <w:left w:val="none" w:sz="0" w:space="0" w:color="000000"/>
+                <w:right w:val="none" w:sz="0" w:space="0" w:color="000000"/>
+              </w:pBdr>
+              <w:spacing w:after="100" w:before="100" w:line="240"/>
+              <w:ind w:left="100" w:right="100" w:firstLine="0" w:firstLineChars="0"/>
+              <w:rPr>
+                <w:rFonts w:ascii="Helvetica" w:hAnsi="Helvetica" w:eastAsia="Helvetica" w:cs="Helvetica"/>
+                <w:i w:val="false"/>
+                <w:b w:val="false"/>
+                <w:u w:val="none"/>
+                <w:sz w:val="22"/>
+                <w:szCs w:val="22"/>
+                <w:color w:val="000000"/>
+              </w:rPr>
+            </w:pPr>
+            <w:r>
+              <w:rPr>
+                <w:rFonts w:ascii="Helvetica" w:hAnsi="Helvetica" w:eastAsia="Helvetica" w:cs="Helvetica"/>
+                <w:i w:val="false"/>
+                <w:b w:val="false"/>
+                <w:u w:val="none"/>
+                <w:sz w:val="22"/>
+                <w:szCs w:val="22"/>
+                <w:color w:val="000000"/>
+              </w:rPr>
+              <w:t xml:space="preserve">0.09, 2.67</w:t>
+            </w:r>
+          </w:p>
+        </w:tc>
+        <w:tc>
+          <w:tcPr>
+            <w:tcBorders>
+              <w:bottom w:val="none" w:sz="0" w:space="0" w:color="000000"/>
+              <w:top w:val="none" w:sz="0" w:space="0" w:color="000000"/>
+              <w:left w:val="none" w:sz="0" w:space="0" w:color="000000"/>
+              <w:right w:val="none" w:sz="0" w:space="0" w:color="000000"/>
+            </w:tcBorders>
+            <w:shd w:val="clear" w:color="auto" w:fill="FFFFFF"/>
+            <w:tcMar>
+              <w:top w:w="0" w:type="dxa"/>
+              <w:bottom w:w="0" w:type="dxa"/>
+              <w:left w:w="0" w:type="dxa"/>
+              <w:right w:w="0" w:type="dxa"/>
+            </w:tcMar>
+            <w:vAlign w:val="top"/>
+          </w:tcPr>
+          <w:p>
+            <w:pPr>
+              <w:pStyle w:val="Normal"/>
+              <w:jc w:val="center"/>
+              <w:pBdr>
+                <w:bottom w:val="none" w:sz="0" w:space="0" w:color="000000"/>
+                <w:top w:val="none" w:sz="0" w:space="0" w:color="000000"/>
+                <w:left w:val="none" w:sz="0" w:space="0" w:color="000000"/>
+                <w:right w:val="none" w:sz="0" w:space="0" w:color="000000"/>
+              </w:pBdr>
+              <w:spacing w:after="100" w:before="100" w:line="240"/>
+              <w:ind w:left="100" w:right="100" w:firstLine="0" w:firstLineChars="0"/>
+              <w:rPr>
+                <w:rFonts w:ascii="Helvetica" w:hAnsi="Helvetica" w:eastAsia="Helvetica" w:cs="Helvetica"/>
+                <w:i w:val="false"/>
+                <w:b w:val="false"/>
+                <w:u w:val="none"/>
+                <w:sz w:val="22"/>
+                <w:szCs w:val="22"/>
+                <w:color w:val="000000"/>
+              </w:rPr>
+            </w:pPr>
+            <w:r>
+              <w:rPr>
+                <w:rFonts w:ascii="Helvetica" w:hAnsi="Helvetica" w:eastAsia="Helvetica" w:cs="Helvetica"/>
+                <w:i w:val="false"/>
+                <w:b w:val="false"/>
+                <w:u w:val="none"/>
+                <w:sz w:val="22"/>
+                <w:szCs w:val="22"/>
+                <w:color w:val="000000"/>
+              </w:rPr>
+              <w:t xml:space="preserve">0.410</w:t>
             </w:r>
           </w:p>
         </w:tc>
@@ -7382,113 +7382,113 @@
                 <w:szCs w:val="22"/>
                 <w:color w:val="000000"/>
               </w:rPr>
-              <w:t xml:space="preserve">0.00</w:t>
-            </w:r>
-          </w:p>
-        </w:tc>
-        <w:tc>
-          <w:tcPr>
-            <w:tcBorders>
-              <w:bottom w:val="none" w:sz="0" w:space="0" w:color="000000"/>
-              <w:top w:val="none" w:sz="0" w:space="0" w:color="000000"/>
-              <w:left w:val="none" w:sz="0" w:space="0" w:color="000000"/>
-              <w:right w:val="none" w:sz="0" w:space="0" w:color="000000"/>
-            </w:tcBorders>
-            <w:shd w:val="clear" w:color="auto" w:fill="FFFFFF"/>
-            <w:tcMar>
-              <w:top w:w="0" w:type="dxa"/>
-              <w:bottom w:w="0" w:type="dxa"/>
-              <w:left w:w="0" w:type="dxa"/>
-              <w:right w:w="0" w:type="dxa"/>
-            </w:tcMar>
-            <w:vAlign w:val="top"/>
-          </w:tcPr>
-          <w:p>
-            <w:pPr>
-              <w:pStyle w:val="Normal"/>
-              <w:jc w:val="center"/>
-              <w:pBdr>
-                <w:bottom w:val="none" w:sz="0" w:space="0" w:color="000000"/>
-                <w:top w:val="none" w:sz="0" w:space="0" w:color="000000"/>
-                <w:left w:val="none" w:sz="0" w:space="0" w:color="000000"/>
-                <w:right w:val="none" w:sz="0" w:space="0" w:color="000000"/>
-              </w:pBdr>
-              <w:spacing w:after="100" w:before="100" w:line="240"/>
-              <w:ind w:left="100" w:right="100" w:firstLine="0" w:firstLineChars="0"/>
-              <w:rPr>
-                <w:rFonts w:ascii="Helvetica" w:hAnsi="Helvetica" w:eastAsia="Helvetica" w:cs="Helvetica"/>
-                <w:i w:val="false"/>
-                <w:b w:val="false"/>
-                <w:u w:val="none"/>
-                <w:sz w:val="22"/>
-                <w:szCs w:val="22"/>
-                <w:color w:val="000000"/>
-              </w:rPr>
-            </w:pPr>
-            <w:r>
-              <w:rPr>
-                <w:rFonts w:ascii="Helvetica" w:hAnsi="Helvetica" w:eastAsia="Helvetica" w:cs="Helvetica"/>
-                <w:i w:val="false"/>
-                <w:b w:val="false"/>
-                <w:u w:val="none"/>
-                <w:sz w:val="22"/>
-                <w:szCs w:val="22"/>
-                <w:color w:val="000000"/>
-              </w:rPr>
-              <w:t xml:space="preserve">0.00, 0.00</w:t>
-            </w:r>
-          </w:p>
-        </w:tc>
-        <w:tc>
-          <w:tcPr>
-            <w:tcBorders>
-              <w:bottom w:val="none" w:sz="0" w:space="0" w:color="000000"/>
-              <w:top w:val="none" w:sz="0" w:space="0" w:color="000000"/>
-              <w:left w:val="none" w:sz="0" w:space="0" w:color="000000"/>
-              <w:right w:val="none" w:sz="0" w:space="0" w:color="000000"/>
-            </w:tcBorders>
-            <w:shd w:val="clear" w:color="auto" w:fill="FFFFFF"/>
-            <w:tcMar>
-              <w:top w:w="0" w:type="dxa"/>
-              <w:bottom w:w="0" w:type="dxa"/>
-              <w:left w:w="0" w:type="dxa"/>
-              <w:right w:w="0" w:type="dxa"/>
-            </w:tcMar>
-            <w:vAlign w:val="top"/>
-          </w:tcPr>
-          <w:p>
-            <w:pPr>
-              <w:pStyle w:val="Normal"/>
-              <w:jc w:val="center"/>
-              <w:pBdr>
-                <w:bottom w:val="none" w:sz="0" w:space="0" w:color="000000"/>
-                <w:top w:val="none" w:sz="0" w:space="0" w:color="000000"/>
-                <w:left w:val="none" w:sz="0" w:space="0" w:color="000000"/>
-                <w:right w:val="none" w:sz="0" w:space="0" w:color="000000"/>
-              </w:pBdr>
-              <w:spacing w:after="100" w:before="100" w:line="240"/>
-              <w:ind w:left="100" w:right="100" w:firstLine="0" w:firstLineChars="0"/>
-              <w:rPr>
-                <w:rFonts w:ascii="Helvetica" w:hAnsi="Helvetica" w:eastAsia="Helvetica" w:cs="Helvetica"/>
-                <w:i w:val="false"/>
-                <w:b w:val="false"/>
-                <w:u w:val="none"/>
-                <w:sz w:val="22"/>
-                <w:szCs w:val="22"/>
-                <w:color w:val="000000"/>
-              </w:rPr>
-            </w:pPr>
-            <w:r>
-              <w:rPr>
-                <w:rFonts w:ascii="Helvetica" w:hAnsi="Helvetica" w:eastAsia="Helvetica" w:cs="Helvetica"/>
-                <w:i w:val="false"/>
-                <w:b w:val="false"/>
-                <w:u w:val="none"/>
-                <w:sz w:val="22"/>
-                <w:szCs w:val="22"/>
-                <w:color w:val="000000"/>
-              </w:rPr>
-              <w:t xml:space="preserve">&lt;0.001</w:t>
+              <w:t xml:space="preserve">0.01</w:t>
+            </w:r>
+          </w:p>
+        </w:tc>
+        <w:tc>
+          <w:tcPr>
+            <w:tcBorders>
+              <w:bottom w:val="none" w:sz="0" w:space="0" w:color="000000"/>
+              <w:top w:val="none" w:sz="0" w:space="0" w:color="000000"/>
+              <w:left w:val="none" w:sz="0" w:space="0" w:color="000000"/>
+              <w:right w:val="none" w:sz="0" w:space="0" w:color="000000"/>
+            </w:tcBorders>
+            <w:shd w:val="clear" w:color="auto" w:fill="FFFFFF"/>
+            <w:tcMar>
+              <w:top w:w="0" w:type="dxa"/>
+              <w:bottom w:w="0" w:type="dxa"/>
+              <w:left w:w="0" w:type="dxa"/>
+              <w:right w:w="0" w:type="dxa"/>
+            </w:tcMar>
+            <w:vAlign w:val="top"/>
+          </w:tcPr>
+          <w:p>
+            <w:pPr>
+              <w:pStyle w:val="Normal"/>
+              <w:jc w:val="center"/>
+              <w:pBdr>
+                <w:bottom w:val="none" w:sz="0" w:space="0" w:color="000000"/>
+                <w:top w:val="none" w:sz="0" w:space="0" w:color="000000"/>
+                <w:left w:val="none" w:sz="0" w:space="0" w:color="000000"/>
+                <w:right w:val="none" w:sz="0" w:space="0" w:color="000000"/>
+              </w:pBdr>
+              <w:spacing w:after="100" w:before="100" w:line="240"/>
+              <w:ind w:left="100" w:right="100" w:firstLine="0" w:firstLineChars="0"/>
+              <w:rPr>
+                <w:rFonts w:ascii="Helvetica" w:hAnsi="Helvetica" w:eastAsia="Helvetica" w:cs="Helvetica"/>
+                <w:i w:val="false"/>
+                <w:b w:val="false"/>
+                <w:u w:val="none"/>
+                <w:sz w:val="22"/>
+                <w:szCs w:val="22"/>
+                <w:color w:val="000000"/>
+              </w:rPr>
+            </w:pPr>
+            <w:r>
+              <w:rPr>
+                <w:rFonts w:ascii="Helvetica" w:hAnsi="Helvetica" w:eastAsia="Helvetica" w:cs="Helvetica"/>
+                <w:i w:val="false"/>
+                <w:b w:val="false"/>
+                <w:u w:val="none"/>
+                <w:sz w:val="22"/>
+                <w:szCs w:val="22"/>
+                <w:color w:val="000000"/>
+              </w:rPr>
+              <w:t xml:space="preserve">0.00, 0.36</w:t>
+            </w:r>
+          </w:p>
+        </w:tc>
+        <w:tc>
+          <w:tcPr>
+            <w:tcBorders>
+              <w:bottom w:val="none" w:sz="0" w:space="0" w:color="000000"/>
+              <w:top w:val="none" w:sz="0" w:space="0" w:color="000000"/>
+              <w:left w:val="none" w:sz="0" w:space="0" w:color="000000"/>
+              <w:right w:val="none" w:sz="0" w:space="0" w:color="000000"/>
+            </w:tcBorders>
+            <w:shd w:val="clear" w:color="auto" w:fill="FFFFFF"/>
+            <w:tcMar>
+              <w:top w:w="0" w:type="dxa"/>
+              <w:bottom w:w="0" w:type="dxa"/>
+              <w:left w:w="0" w:type="dxa"/>
+              <w:right w:w="0" w:type="dxa"/>
+            </w:tcMar>
+            <w:vAlign w:val="top"/>
+          </w:tcPr>
+          <w:p>
+            <w:pPr>
+              <w:pStyle w:val="Normal"/>
+              <w:jc w:val="center"/>
+              <w:pBdr>
+                <w:bottom w:val="none" w:sz="0" w:space="0" w:color="000000"/>
+                <w:top w:val="none" w:sz="0" w:space="0" w:color="000000"/>
+                <w:left w:val="none" w:sz="0" w:space="0" w:color="000000"/>
+                <w:right w:val="none" w:sz="0" w:space="0" w:color="000000"/>
+              </w:pBdr>
+              <w:spacing w:after="100" w:before="100" w:line="240"/>
+              <w:ind w:left="100" w:right="100" w:firstLine="0" w:firstLineChars="0"/>
+              <w:rPr>
+                <w:rFonts w:ascii="Helvetica" w:hAnsi="Helvetica" w:eastAsia="Helvetica" w:cs="Helvetica"/>
+                <w:i w:val="false"/>
+                <w:b w:val="false"/>
+                <w:u w:val="none"/>
+                <w:sz w:val="22"/>
+                <w:szCs w:val="22"/>
+                <w:color w:val="000000"/>
+              </w:rPr>
+            </w:pPr>
+            <w:r>
+              <w:rPr>
+                <w:rFonts w:ascii="Helvetica" w:hAnsi="Helvetica" w:eastAsia="Helvetica" w:cs="Helvetica"/>
+                <w:i w:val="false"/>
+                <w:b w:val="false"/>
+                <w:u w:val="none"/>
+                <w:sz w:val="22"/>
+                <w:szCs w:val="22"/>
+                <w:color w:val="000000"/>
+              </w:rPr>
+              <w:t xml:space="preserve">0.014</w:t>
             </w:r>
           </w:p>
         </w:tc>
@@ -9585,60 +9585,60 @@
                 <w:szCs w:val="22"/>
                 <w:color w:val="000000"/>
               </w:rPr>
-              <w:t xml:space="preserve">24,430</w:t>
-            </w:r>
-          </w:p>
-        </w:tc>
-        <w:tc>
-          <w:tcPr>
-            <w:tcBorders>
-              <w:bottom w:val="none" w:sz="0" w:space="0" w:color="000000"/>
-              <w:top w:val="none" w:sz="0" w:space="0" w:color="000000"/>
-              <w:left w:val="none" w:sz="0" w:space="0" w:color="000000"/>
-              <w:right w:val="none" w:sz="0" w:space="0" w:color="000000"/>
-            </w:tcBorders>
-            <w:shd w:val="clear" w:color="auto" w:fill="FFFFFF"/>
-            <w:tcMar>
-              <w:top w:w="0" w:type="dxa"/>
-              <w:bottom w:w="0" w:type="dxa"/>
-              <w:left w:w="0" w:type="dxa"/>
-              <w:right w:w="0" w:type="dxa"/>
-            </w:tcMar>
-            <w:vAlign w:val="top"/>
-          </w:tcPr>
-          <w:p>
-            <w:pPr>
-              <w:pStyle w:val="Normal"/>
-              <w:jc w:val="center"/>
-              <w:pBdr>
-                <w:bottom w:val="none" w:sz="0" w:space="0" w:color="000000"/>
-                <w:top w:val="none" w:sz="0" w:space="0" w:color="000000"/>
-                <w:left w:val="none" w:sz="0" w:space="0" w:color="000000"/>
-                <w:right w:val="none" w:sz="0" w:space="0" w:color="000000"/>
-              </w:pBdr>
-              <w:spacing w:after="100" w:before="100" w:line="240"/>
-              <w:ind w:left="100" w:right="100" w:firstLine="0" w:firstLineChars="0"/>
-              <w:rPr>
-                <w:rFonts w:ascii="Helvetica" w:hAnsi="Helvetica" w:eastAsia="Helvetica" w:cs="Helvetica"/>
-                <w:i w:val="false"/>
-                <w:b w:val="false"/>
-                <w:u w:val="none"/>
-                <w:sz w:val="22"/>
-                <w:szCs w:val="22"/>
-                <w:color w:val="000000"/>
-              </w:rPr>
-            </w:pPr>
-            <w:r>
-              <w:rPr>
-                <w:rFonts w:ascii="Helvetica" w:hAnsi="Helvetica" w:eastAsia="Helvetica" w:cs="Helvetica"/>
-                <w:i w:val="false"/>
-                <w:b w:val="false"/>
-                <w:u w:val="none"/>
-                <w:sz w:val="22"/>
-                <w:szCs w:val="22"/>
-                <w:color w:val="000000"/>
-              </w:rPr>
-              <w:t xml:space="preserve">8,656, 68,953</w:t>
+              <w:t xml:space="preserve">24,568</w:t>
+            </w:r>
+          </w:p>
+        </w:tc>
+        <w:tc>
+          <w:tcPr>
+            <w:tcBorders>
+              <w:bottom w:val="none" w:sz="0" w:space="0" w:color="000000"/>
+              <w:top w:val="none" w:sz="0" w:space="0" w:color="000000"/>
+              <w:left w:val="none" w:sz="0" w:space="0" w:color="000000"/>
+              <w:right w:val="none" w:sz="0" w:space="0" w:color="000000"/>
+            </w:tcBorders>
+            <w:shd w:val="clear" w:color="auto" w:fill="FFFFFF"/>
+            <w:tcMar>
+              <w:top w:w="0" w:type="dxa"/>
+              <w:bottom w:w="0" w:type="dxa"/>
+              <w:left w:w="0" w:type="dxa"/>
+              <w:right w:w="0" w:type="dxa"/>
+            </w:tcMar>
+            <w:vAlign w:val="top"/>
+          </w:tcPr>
+          <w:p>
+            <w:pPr>
+              <w:pStyle w:val="Normal"/>
+              <w:jc w:val="center"/>
+              <w:pBdr>
+                <w:bottom w:val="none" w:sz="0" w:space="0" w:color="000000"/>
+                <w:top w:val="none" w:sz="0" w:space="0" w:color="000000"/>
+                <w:left w:val="none" w:sz="0" w:space="0" w:color="000000"/>
+                <w:right w:val="none" w:sz="0" w:space="0" w:color="000000"/>
+              </w:pBdr>
+              <w:spacing w:after="100" w:before="100" w:line="240"/>
+              <w:ind w:left="100" w:right="100" w:firstLine="0" w:firstLineChars="0"/>
+              <w:rPr>
+                <w:rFonts w:ascii="Helvetica" w:hAnsi="Helvetica" w:eastAsia="Helvetica" w:cs="Helvetica"/>
+                <w:i w:val="false"/>
+                <w:b w:val="false"/>
+                <w:u w:val="none"/>
+                <w:sz w:val="22"/>
+                <w:szCs w:val="22"/>
+                <w:color w:val="000000"/>
+              </w:rPr>
+            </w:pPr>
+            <w:r>
+              <w:rPr>
+                <w:rFonts w:ascii="Helvetica" w:hAnsi="Helvetica" w:eastAsia="Helvetica" w:cs="Helvetica"/>
+                <w:i w:val="false"/>
+                <w:b w:val="false"/>
+                <w:u w:val="none"/>
+                <w:sz w:val="22"/>
+                <w:szCs w:val="22"/>
+                <w:color w:val="000000"/>
+              </w:rPr>
+              <w:t xml:space="preserve">9,552, 63,191</w:t>
             </w:r>
           </w:p>
         </w:tc>
@@ -9797,60 +9797,60 @@
                 <w:szCs w:val="22"/>
                 <w:color w:val="000000"/>
               </w:rPr>
-              <w:t xml:space="preserve">530,366</w:t>
-            </w:r>
-          </w:p>
-        </w:tc>
-        <w:tc>
-          <w:tcPr>
-            <w:tcBorders>
-              <w:bottom w:val="none" w:sz="0" w:space="0" w:color="000000"/>
-              <w:top w:val="none" w:sz="0" w:space="0" w:color="000000"/>
-              <w:left w:val="none" w:sz="0" w:space="0" w:color="000000"/>
-              <w:right w:val="none" w:sz="0" w:space="0" w:color="000000"/>
-            </w:tcBorders>
-            <w:shd w:val="clear" w:color="auto" w:fill="FFFFFF"/>
-            <w:tcMar>
-              <w:top w:w="0" w:type="dxa"/>
-              <w:bottom w:w="0" w:type="dxa"/>
-              <w:left w:w="0" w:type="dxa"/>
-              <w:right w:w="0" w:type="dxa"/>
-            </w:tcMar>
-            <w:vAlign w:val="top"/>
-          </w:tcPr>
-          <w:p>
-            <w:pPr>
-              <w:pStyle w:val="Normal"/>
-              <w:jc w:val="center"/>
-              <w:pBdr>
-                <w:bottom w:val="none" w:sz="0" w:space="0" w:color="000000"/>
-                <w:top w:val="none" w:sz="0" w:space="0" w:color="000000"/>
-                <w:left w:val="none" w:sz="0" w:space="0" w:color="000000"/>
-                <w:right w:val="none" w:sz="0" w:space="0" w:color="000000"/>
-              </w:pBdr>
-              <w:spacing w:after="100" w:before="100" w:line="240"/>
-              <w:ind w:left="100" w:right="100" w:firstLine="0" w:firstLineChars="0"/>
-              <w:rPr>
-                <w:rFonts w:ascii="Helvetica" w:hAnsi="Helvetica" w:eastAsia="Helvetica" w:cs="Helvetica"/>
-                <w:i w:val="false"/>
-                <w:b w:val="false"/>
-                <w:u w:val="none"/>
-                <w:sz w:val="22"/>
-                <w:szCs w:val="22"/>
-                <w:color w:val="000000"/>
-              </w:rPr>
-            </w:pPr>
-            <w:r>
-              <w:rPr>
-                <w:rFonts w:ascii="Helvetica" w:hAnsi="Helvetica" w:eastAsia="Helvetica" w:cs="Helvetica"/>
-                <w:i w:val="false"/>
-                <w:b w:val="false"/>
-                <w:u w:val="none"/>
-                <w:sz w:val="22"/>
-                <w:szCs w:val="22"/>
-                <w:color w:val="000000"/>
-              </w:rPr>
-              <w:t xml:space="preserve">9,381, 29,985,437</w:t>
+              <w:t xml:space="preserve">59,338</w:t>
+            </w:r>
+          </w:p>
+        </w:tc>
+        <w:tc>
+          <w:tcPr>
+            <w:tcBorders>
+              <w:bottom w:val="none" w:sz="0" w:space="0" w:color="000000"/>
+              <w:top w:val="none" w:sz="0" w:space="0" w:color="000000"/>
+              <w:left w:val="none" w:sz="0" w:space="0" w:color="000000"/>
+              <w:right w:val="none" w:sz="0" w:space="0" w:color="000000"/>
+            </w:tcBorders>
+            <w:shd w:val="clear" w:color="auto" w:fill="FFFFFF"/>
+            <w:tcMar>
+              <w:top w:w="0" w:type="dxa"/>
+              <w:bottom w:w="0" w:type="dxa"/>
+              <w:left w:w="0" w:type="dxa"/>
+              <w:right w:w="0" w:type="dxa"/>
+            </w:tcMar>
+            <w:vAlign w:val="top"/>
+          </w:tcPr>
+          <w:p>
+            <w:pPr>
+              <w:pStyle w:val="Normal"/>
+              <w:jc w:val="center"/>
+              <w:pBdr>
+                <w:bottom w:val="none" w:sz="0" w:space="0" w:color="000000"/>
+                <w:top w:val="none" w:sz="0" w:space="0" w:color="000000"/>
+                <w:left w:val="none" w:sz="0" w:space="0" w:color="000000"/>
+                <w:right w:val="none" w:sz="0" w:space="0" w:color="000000"/>
+              </w:pBdr>
+              <w:spacing w:after="100" w:before="100" w:line="240"/>
+              <w:ind w:left="100" w:right="100" w:firstLine="0" w:firstLineChars="0"/>
+              <w:rPr>
+                <w:rFonts w:ascii="Helvetica" w:hAnsi="Helvetica" w:eastAsia="Helvetica" w:cs="Helvetica"/>
+                <w:i w:val="false"/>
+                <w:b w:val="false"/>
+                <w:u w:val="none"/>
+                <w:sz w:val="22"/>
+                <w:szCs w:val="22"/>
+                <w:color w:val="000000"/>
+              </w:rPr>
+            </w:pPr>
+            <w:r>
+              <w:rPr>
+                <w:rFonts w:ascii="Helvetica" w:hAnsi="Helvetica" w:eastAsia="Helvetica" w:cs="Helvetica"/>
+                <w:i w:val="false"/>
+                <w:b w:val="false"/>
+                <w:u w:val="none"/>
+                <w:sz w:val="22"/>
+                <w:szCs w:val="22"/>
+                <w:color w:val="000000"/>
+              </w:rPr>
+              <w:t xml:space="preserve">2,060, 1,709,007</w:t>
             </w:r>
           </w:p>
         </w:tc>
@@ -10068,60 +10068,272 @@
                 <w:szCs w:val="22"/>
                 <w:color w:val="000000"/>
               </w:rPr>
-              <w:t xml:space="preserve">1.19</w:t>
-            </w:r>
-          </w:p>
-        </w:tc>
-        <w:tc>
-          <w:tcPr>
-            <w:tcBorders>
-              <w:bottom w:val="none" w:sz="0" w:space="0" w:color="000000"/>
-              <w:top w:val="none" w:sz="0" w:space="0" w:color="000000"/>
-              <w:left w:val="none" w:sz="0" w:space="0" w:color="000000"/>
-              <w:right w:val="none" w:sz="0" w:space="0" w:color="000000"/>
-            </w:tcBorders>
-            <w:shd w:val="clear" w:color="auto" w:fill="FFFFFF"/>
-            <w:tcMar>
-              <w:top w:w="0" w:type="dxa"/>
-              <w:bottom w:w="0" w:type="dxa"/>
-              <w:left w:w="0" w:type="dxa"/>
-              <w:right w:w="0" w:type="dxa"/>
-            </w:tcMar>
-            <w:vAlign w:val="top"/>
-          </w:tcPr>
-          <w:p>
-            <w:pPr>
-              <w:pStyle w:val="Normal"/>
-              <w:jc w:val="center"/>
-              <w:pBdr>
-                <w:bottom w:val="none" w:sz="0" w:space="0" w:color="000000"/>
-                <w:top w:val="none" w:sz="0" w:space="0" w:color="000000"/>
-                <w:left w:val="none" w:sz="0" w:space="0" w:color="000000"/>
-                <w:right w:val="none" w:sz="0" w:space="0" w:color="000000"/>
-              </w:pBdr>
-              <w:spacing w:after="100" w:before="100" w:line="240"/>
-              <w:ind w:left="100" w:right="100" w:firstLine="0" w:firstLineChars="0"/>
-              <w:rPr>
-                <w:rFonts w:ascii="Helvetica" w:hAnsi="Helvetica" w:eastAsia="Helvetica" w:cs="Helvetica"/>
-                <w:i w:val="false"/>
-                <w:b w:val="false"/>
-                <w:u w:val="none"/>
-                <w:sz w:val="22"/>
-                <w:szCs w:val="22"/>
-                <w:color w:val="000000"/>
-              </w:rPr>
-            </w:pPr>
-            <w:r>
-              <w:rPr>
-                <w:rFonts w:ascii="Helvetica" w:hAnsi="Helvetica" w:eastAsia="Helvetica" w:cs="Helvetica"/>
-                <w:i w:val="false"/>
-                <w:b w:val="false"/>
-                <w:u w:val="none"/>
-                <w:sz w:val="22"/>
-                <w:szCs w:val="22"/>
-                <w:color w:val="000000"/>
-              </w:rPr>
-              <w:t xml:space="preserve">0.27, 5.16</w:t>
+              <w:t xml:space="preserve">0.88</w:t>
+            </w:r>
+          </w:p>
+        </w:tc>
+        <w:tc>
+          <w:tcPr>
+            <w:tcBorders>
+              <w:bottom w:val="none" w:sz="0" w:space="0" w:color="000000"/>
+              <w:top w:val="none" w:sz="0" w:space="0" w:color="000000"/>
+              <w:left w:val="none" w:sz="0" w:space="0" w:color="000000"/>
+              <w:right w:val="none" w:sz="0" w:space="0" w:color="000000"/>
+            </w:tcBorders>
+            <w:shd w:val="clear" w:color="auto" w:fill="FFFFFF"/>
+            <w:tcMar>
+              <w:top w:w="0" w:type="dxa"/>
+              <w:bottom w:w="0" w:type="dxa"/>
+              <w:left w:w="0" w:type="dxa"/>
+              <w:right w:w="0" w:type="dxa"/>
+            </w:tcMar>
+            <w:vAlign w:val="top"/>
+          </w:tcPr>
+          <w:p>
+            <w:pPr>
+              <w:pStyle w:val="Normal"/>
+              <w:jc w:val="center"/>
+              <w:pBdr>
+                <w:bottom w:val="none" w:sz="0" w:space="0" w:color="000000"/>
+                <w:top w:val="none" w:sz="0" w:space="0" w:color="000000"/>
+                <w:left w:val="none" w:sz="0" w:space="0" w:color="000000"/>
+                <w:right w:val="none" w:sz="0" w:space="0" w:color="000000"/>
+              </w:pBdr>
+              <w:spacing w:after="100" w:before="100" w:line="240"/>
+              <w:ind w:left="100" w:right="100" w:firstLine="0" w:firstLineChars="0"/>
+              <w:rPr>
+                <w:rFonts w:ascii="Helvetica" w:hAnsi="Helvetica" w:eastAsia="Helvetica" w:cs="Helvetica"/>
+                <w:i w:val="false"/>
+                <w:b w:val="false"/>
+                <w:u w:val="none"/>
+                <w:sz w:val="22"/>
+                <w:szCs w:val="22"/>
+                <w:color w:val="000000"/>
+              </w:rPr>
+            </w:pPr>
+            <w:r>
+              <w:rPr>
+                <w:rFonts w:ascii="Helvetica" w:hAnsi="Helvetica" w:eastAsia="Helvetica" w:cs="Helvetica"/>
+                <w:i w:val="false"/>
+                <w:b w:val="false"/>
+                <w:u w:val="none"/>
+                <w:sz w:val="22"/>
+                <w:szCs w:val="22"/>
+                <w:color w:val="000000"/>
+              </w:rPr>
+              <w:t xml:space="preserve">0.26, 3.01</w:t>
+            </w:r>
+          </w:p>
+        </w:tc>
+        <w:tc>
+          <w:tcPr>
+            <w:tcBorders>
+              <w:bottom w:val="none" w:sz="0" w:space="0" w:color="000000"/>
+              <w:top w:val="none" w:sz="0" w:space="0" w:color="000000"/>
+              <w:left w:val="none" w:sz="0" w:space="0" w:color="000000"/>
+              <w:right w:val="none" w:sz="0" w:space="0" w:color="000000"/>
+            </w:tcBorders>
+            <w:shd w:val="clear" w:color="auto" w:fill="FFFFFF"/>
+            <w:tcMar>
+              <w:top w:w="0" w:type="dxa"/>
+              <w:bottom w:w="0" w:type="dxa"/>
+              <w:left w:w="0" w:type="dxa"/>
+              <w:right w:w="0" w:type="dxa"/>
+            </w:tcMar>
+            <w:vAlign w:val="top"/>
+          </w:tcPr>
+          <w:p>
+            <w:pPr>
+              <w:pStyle w:val="Normal"/>
+              <w:jc w:val="center"/>
+              <w:pBdr>
+                <w:bottom w:val="none" w:sz="0" w:space="0" w:color="000000"/>
+                <w:top w:val="none" w:sz="0" w:space="0" w:color="000000"/>
+                <w:left w:val="none" w:sz="0" w:space="0" w:color="000000"/>
+                <w:right w:val="none" w:sz="0" w:space="0" w:color="000000"/>
+              </w:pBdr>
+              <w:spacing w:after="100" w:before="100" w:line="240"/>
+              <w:ind w:left="100" w:right="100" w:firstLine="0" w:firstLineChars="0"/>
+              <w:rPr>
+                <w:rFonts w:ascii="Helvetica" w:hAnsi="Helvetica" w:eastAsia="Helvetica" w:cs="Helvetica"/>
+                <w:i w:val="false"/>
+                <w:b w:val="false"/>
+                <w:u w:val="none"/>
+                <w:sz w:val="22"/>
+                <w:szCs w:val="22"/>
+                <w:color w:val="000000"/>
+              </w:rPr>
+            </w:pPr>
+            <w:r>
+              <w:rPr>
+                <w:rFonts w:ascii="Helvetica" w:hAnsi="Helvetica" w:eastAsia="Helvetica" w:cs="Helvetica"/>
+                <w:i w:val="false"/>
+                <w:b w:val="false"/>
+                <w:u w:val="none"/>
+                <w:sz w:val="22"/>
+                <w:szCs w:val="22"/>
+                <w:color w:val="000000"/>
+              </w:rPr>
+              <w:t xml:space="preserve">0.840</w:t>
+            </w:r>
+          </w:p>
+        </w:tc>
+        <w:tc>
+          <w:tcPr>
+            <w:tcBorders>
+              <w:bottom w:val="none" w:sz="0" w:space="0" w:color="000000"/>
+              <w:top w:val="none" w:sz="0" w:space="0" w:color="000000"/>
+              <w:left w:val="none" w:sz="0" w:space="0" w:color="000000"/>
+              <w:right w:val="none" w:sz="0" w:space="0" w:color="000000"/>
+            </w:tcBorders>
+            <w:shd w:val="clear" w:color="auto" w:fill="FFFFFF"/>
+            <w:tcMar>
+              <w:top w:w="0" w:type="dxa"/>
+              <w:bottom w:w="0" w:type="dxa"/>
+              <w:left w:w="0" w:type="dxa"/>
+              <w:right w:w="0" w:type="dxa"/>
+            </w:tcMar>
+            <w:vAlign w:val="top"/>
+          </w:tcPr>
+          <w:p>
+            <w:pPr>
+              <w:pStyle w:val="Normal"/>
+              <w:jc w:val="center"/>
+              <w:pBdr>
+                <w:bottom w:val="none" w:sz="0" w:space="0" w:color="000000"/>
+                <w:top w:val="none" w:sz="0" w:space="0" w:color="000000"/>
+                <w:left w:val="none" w:sz="0" w:space="0" w:color="000000"/>
+                <w:right w:val="none" w:sz="0" w:space="0" w:color="000000"/>
+              </w:pBdr>
+              <w:spacing w:after="100" w:before="100" w:line="240"/>
+              <w:ind w:left="100" w:right="100" w:firstLine="0" w:firstLineChars="0"/>
+              <w:rPr>
+                <w:rFonts w:ascii="Helvetica" w:hAnsi="Helvetica" w:eastAsia="Helvetica" w:cs="Helvetica"/>
+                <w:i w:val="false"/>
+                <w:b w:val="false"/>
+                <w:u w:val="none"/>
+                <w:sz w:val="22"/>
+                <w:szCs w:val="22"/>
+                <w:color w:val="000000"/>
+              </w:rPr>
+            </w:pPr>
+            <w:r>
+              <w:rPr>
+                <w:rFonts w:ascii="Helvetica" w:hAnsi="Helvetica" w:eastAsia="Helvetica" w:cs="Helvetica"/>
+                <w:i w:val="false"/>
+                <w:b w:val="false"/>
+                <w:u w:val="none"/>
+                <w:sz w:val="22"/>
+                <w:szCs w:val="22"/>
+                <w:color w:val="000000"/>
+              </w:rPr>
+              <w:t xml:space="preserve">142</w:t>
+            </w:r>
+          </w:p>
+        </w:tc>
+        <w:tc>
+          <w:tcPr>
+            <w:tcBorders>
+              <w:bottom w:val="none" w:sz="0" w:space="0" w:color="000000"/>
+              <w:top w:val="none" w:sz="0" w:space="0" w:color="000000"/>
+              <w:left w:val="none" w:sz="0" w:space="0" w:color="000000"/>
+              <w:right w:val="none" w:sz="0" w:space="0" w:color="000000"/>
+            </w:tcBorders>
+            <w:shd w:val="clear" w:color="auto" w:fill="FFFFFF"/>
+            <w:tcMar>
+              <w:top w:w="0" w:type="dxa"/>
+              <w:bottom w:w="0" w:type="dxa"/>
+              <w:left w:w="0" w:type="dxa"/>
+              <w:right w:w="0" w:type="dxa"/>
+            </w:tcMar>
+            <w:vAlign w:val="top"/>
+          </w:tcPr>
+          <w:p>
+            <w:pPr>
+              <w:pStyle w:val="Normal"/>
+              <w:jc w:val="center"/>
+              <w:pBdr>
+                <w:bottom w:val="none" w:sz="0" w:space="0" w:color="000000"/>
+                <w:top w:val="none" w:sz="0" w:space="0" w:color="000000"/>
+                <w:left w:val="none" w:sz="0" w:space="0" w:color="000000"/>
+                <w:right w:val="none" w:sz="0" w:space="0" w:color="000000"/>
+              </w:pBdr>
+              <w:spacing w:after="100" w:before="100" w:line="240"/>
+              <w:ind w:left="100" w:right="100" w:firstLine="0" w:firstLineChars="0"/>
+              <w:rPr>
+                <w:rFonts w:ascii="Helvetica" w:hAnsi="Helvetica" w:eastAsia="Helvetica" w:cs="Helvetica"/>
+                <w:i w:val="false"/>
+                <w:b w:val="false"/>
+                <w:u w:val="none"/>
+                <w:sz w:val="22"/>
+                <w:szCs w:val="22"/>
+                <w:color w:val="000000"/>
+              </w:rPr>
+            </w:pPr>
+            <w:r>
+              <w:rPr>
+                <w:rFonts w:ascii="Helvetica" w:hAnsi="Helvetica" w:eastAsia="Helvetica" w:cs="Helvetica"/>
+                <w:i w:val="false"/>
+                <w:b w:val="false"/>
+                <w:u w:val="none"/>
+                <w:sz w:val="22"/>
+                <w:szCs w:val="22"/>
+                <w:color w:val="000000"/>
+              </w:rPr>
+              <w:t xml:space="preserve">0.77</w:t>
+            </w:r>
+          </w:p>
+        </w:tc>
+        <w:tc>
+          <w:tcPr>
+            <w:tcBorders>
+              <w:bottom w:val="none" w:sz="0" w:space="0" w:color="000000"/>
+              <w:top w:val="none" w:sz="0" w:space="0" w:color="000000"/>
+              <w:left w:val="none" w:sz="0" w:space="0" w:color="000000"/>
+              <w:right w:val="none" w:sz="0" w:space="0" w:color="000000"/>
+            </w:tcBorders>
+            <w:shd w:val="clear" w:color="auto" w:fill="FFFFFF"/>
+            <w:tcMar>
+              <w:top w:w="0" w:type="dxa"/>
+              <w:bottom w:w="0" w:type="dxa"/>
+              <w:left w:w="0" w:type="dxa"/>
+              <w:right w:w="0" w:type="dxa"/>
+            </w:tcMar>
+            <w:vAlign w:val="top"/>
+          </w:tcPr>
+          <w:p>
+            <w:pPr>
+              <w:pStyle w:val="Normal"/>
+              <w:jc w:val="center"/>
+              <w:pBdr>
+                <w:bottom w:val="none" w:sz="0" w:space="0" w:color="000000"/>
+                <w:top w:val="none" w:sz="0" w:space="0" w:color="000000"/>
+                <w:left w:val="none" w:sz="0" w:space="0" w:color="000000"/>
+                <w:right w:val="none" w:sz="0" w:space="0" w:color="000000"/>
+              </w:pBdr>
+              <w:spacing w:after="100" w:before="100" w:line="240"/>
+              <w:ind w:left="100" w:right="100" w:firstLine="0" w:firstLineChars="0"/>
+              <w:rPr>
+                <w:rFonts w:ascii="Helvetica" w:hAnsi="Helvetica" w:eastAsia="Helvetica" w:cs="Helvetica"/>
+                <w:i w:val="false"/>
+                <w:b w:val="false"/>
+                <w:u w:val="none"/>
+                <w:sz w:val="22"/>
+                <w:szCs w:val="22"/>
+                <w:color w:val="000000"/>
+              </w:rPr>
+            </w:pPr>
+            <w:r>
+              <w:rPr>
+                <w:rFonts w:ascii="Helvetica" w:hAnsi="Helvetica" w:eastAsia="Helvetica" w:cs="Helvetica"/>
+                <w:i w:val="false"/>
+                <w:b w:val="false"/>
+                <w:u w:val="none"/>
+                <w:sz w:val="22"/>
+                <w:szCs w:val="22"/>
+                <w:color w:val="000000"/>
+              </w:rPr>
+              <w:t xml:space="preserve">0.09, 6.80</w:t>
             </w:r>
           </w:p>
         </w:tc>
@@ -10175,218 +10387,6 @@
                 <w:color w:val="000000"/>
               </w:rPr>
               <w:t xml:space="preserve">0.820</w:t>
-            </w:r>
-          </w:p>
-        </w:tc>
-        <w:tc>
-          <w:tcPr>
-            <w:tcBorders>
-              <w:bottom w:val="none" w:sz="0" w:space="0" w:color="000000"/>
-              <w:top w:val="none" w:sz="0" w:space="0" w:color="000000"/>
-              <w:left w:val="none" w:sz="0" w:space="0" w:color="000000"/>
-              <w:right w:val="none" w:sz="0" w:space="0" w:color="000000"/>
-            </w:tcBorders>
-            <w:shd w:val="clear" w:color="auto" w:fill="FFFFFF"/>
-            <w:tcMar>
-              <w:top w:w="0" w:type="dxa"/>
-              <w:bottom w:w="0" w:type="dxa"/>
-              <w:left w:w="0" w:type="dxa"/>
-              <w:right w:w="0" w:type="dxa"/>
-            </w:tcMar>
-            <w:vAlign w:val="top"/>
-          </w:tcPr>
-          <w:p>
-            <w:pPr>
-              <w:pStyle w:val="Normal"/>
-              <w:jc w:val="center"/>
-              <w:pBdr>
-                <w:bottom w:val="none" w:sz="0" w:space="0" w:color="000000"/>
-                <w:top w:val="none" w:sz="0" w:space="0" w:color="000000"/>
-                <w:left w:val="none" w:sz="0" w:space="0" w:color="000000"/>
-                <w:right w:val="none" w:sz="0" w:space="0" w:color="000000"/>
-              </w:pBdr>
-              <w:spacing w:after="100" w:before="100" w:line="240"/>
-              <w:ind w:left="100" w:right="100" w:firstLine="0" w:firstLineChars="0"/>
-              <w:rPr>
-                <w:rFonts w:ascii="Helvetica" w:hAnsi="Helvetica" w:eastAsia="Helvetica" w:cs="Helvetica"/>
-                <w:i w:val="false"/>
-                <w:b w:val="false"/>
-                <w:u w:val="none"/>
-                <w:sz w:val="22"/>
-                <w:szCs w:val="22"/>
-                <w:color w:val="000000"/>
-              </w:rPr>
-            </w:pPr>
-            <w:r>
-              <w:rPr>
-                <w:rFonts w:ascii="Helvetica" w:hAnsi="Helvetica" w:eastAsia="Helvetica" w:cs="Helvetica"/>
-                <w:i w:val="false"/>
-                <w:b w:val="false"/>
-                <w:u w:val="none"/>
-                <w:sz w:val="22"/>
-                <w:szCs w:val="22"/>
-                <w:color w:val="000000"/>
-              </w:rPr>
-              <w:t xml:space="preserve">142</w:t>
-            </w:r>
-          </w:p>
-        </w:tc>
-        <w:tc>
-          <w:tcPr>
-            <w:tcBorders>
-              <w:bottom w:val="none" w:sz="0" w:space="0" w:color="000000"/>
-              <w:top w:val="none" w:sz="0" w:space="0" w:color="000000"/>
-              <w:left w:val="none" w:sz="0" w:space="0" w:color="000000"/>
-              <w:right w:val="none" w:sz="0" w:space="0" w:color="000000"/>
-            </w:tcBorders>
-            <w:shd w:val="clear" w:color="auto" w:fill="FFFFFF"/>
-            <w:tcMar>
-              <w:top w:w="0" w:type="dxa"/>
-              <w:bottom w:w="0" w:type="dxa"/>
-              <w:left w:w="0" w:type="dxa"/>
-              <w:right w:w="0" w:type="dxa"/>
-            </w:tcMar>
-            <w:vAlign w:val="top"/>
-          </w:tcPr>
-          <w:p>
-            <w:pPr>
-              <w:pStyle w:val="Normal"/>
-              <w:jc w:val="center"/>
-              <w:pBdr>
-                <w:bottom w:val="none" w:sz="0" w:space="0" w:color="000000"/>
-                <w:top w:val="none" w:sz="0" w:space="0" w:color="000000"/>
-                <w:left w:val="none" w:sz="0" w:space="0" w:color="000000"/>
-                <w:right w:val="none" w:sz="0" w:space="0" w:color="000000"/>
-              </w:pBdr>
-              <w:spacing w:after="100" w:before="100" w:line="240"/>
-              <w:ind w:left="100" w:right="100" w:firstLine="0" w:firstLineChars="0"/>
-              <w:rPr>
-                <w:rFonts w:ascii="Helvetica" w:hAnsi="Helvetica" w:eastAsia="Helvetica" w:cs="Helvetica"/>
-                <w:i w:val="false"/>
-                <w:b w:val="false"/>
-                <w:u w:val="none"/>
-                <w:sz w:val="22"/>
-                <w:szCs w:val="22"/>
-                <w:color w:val="000000"/>
-              </w:rPr>
-            </w:pPr>
-            <w:r>
-              <w:rPr>
-                <w:rFonts w:ascii="Helvetica" w:hAnsi="Helvetica" w:eastAsia="Helvetica" w:cs="Helvetica"/>
-                <w:i w:val="false"/>
-                <w:b w:val="false"/>
-                <w:u w:val="none"/>
-                <w:sz w:val="22"/>
-                <w:szCs w:val="22"/>
-                <w:color w:val="000000"/>
-              </w:rPr>
-              <w:t xml:space="preserve">1,787</w:t>
-            </w:r>
-          </w:p>
-        </w:tc>
-        <w:tc>
-          <w:tcPr>
-            <w:tcBorders>
-              <w:bottom w:val="none" w:sz="0" w:space="0" w:color="000000"/>
-              <w:top w:val="none" w:sz="0" w:space="0" w:color="000000"/>
-              <w:left w:val="none" w:sz="0" w:space="0" w:color="000000"/>
-              <w:right w:val="none" w:sz="0" w:space="0" w:color="000000"/>
-            </w:tcBorders>
-            <w:shd w:val="clear" w:color="auto" w:fill="FFFFFF"/>
-            <w:tcMar>
-              <w:top w:w="0" w:type="dxa"/>
-              <w:bottom w:w="0" w:type="dxa"/>
-              <w:left w:w="0" w:type="dxa"/>
-              <w:right w:w="0" w:type="dxa"/>
-            </w:tcMar>
-            <w:vAlign w:val="top"/>
-          </w:tcPr>
-          <w:p>
-            <w:pPr>
-              <w:pStyle w:val="Normal"/>
-              <w:jc w:val="center"/>
-              <w:pBdr>
-                <w:bottom w:val="none" w:sz="0" w:space="0" w:color="000000"/>
-                <w:top w:val="none" w:sz="0" w:space="0" w:color="000000"/>
-                <w:left w:val="none" w:sz="0" w:space="0" w:color="000000"/>
-                <w:right w:val="none" w:sz="0" w:space="0" w:color="000000"/>
-              </w:pBdr>
-              <w:spacing w:after="100" w:before="100" w:line="240"/>
-              <w:ind w:left="100" w:right="100" w:firstLine="0" w:firstLineChars="0"/>
-              <w:rPr>
-                <w:rFonts w:ascii="Helvetica" w:hAnsi="Helvetica" w:eastAsia="Helvetica" w:cs="Helvetica"/>
-                <w:i w:val="false"/>
-                <w:b w:val="false"/>
-                <w:u w:val="none"/>
-                <w:sz w:val="22"/>
-                <w:szCs w:val="22"/>
-                <w:color w:val="000000"/>
-              </w:rPr>
-            </w:pPr>
-            <w:r>
-              <w:rPr>
-                <w:rFonts w:ascii="Helvetica" w:hAnsi="Helvetica" w:eastAsia="Helvetica" w:cs="Helvetica"/>
-                <w:i w:val="false"/>
-                <w:b w:val="false"/>
-                <w:u w:val="none"/>
-                <w:sz w:val="22"/>
-                <w:szCs w:val="22"/>
-                <w:color w:val="000000"/>
-              </w:rPr>
-              <w:t xml:space="preserve">106, 30,244</w:t>
-            </w:r>
-          </w:p>
-        </w:tc>
-        <w:tc>
-          <w:tcPr>
-            <w:tcBorders>
-              <w:bottom w:val="none" w:sz="0" w:space="0" w:color="000000"/>
-              <w:top w:val="none" w:sz="0" w:space="0" w:color="000000"/>
-              <w:left w:val="none" w:sz="0" w:space="0" w:color="000000"/>
-              <w:right w:val="none" w:sz="0" w:space="0" w:color="000000"/>
-            </w:tcBorders>
-            <w:shd w:val="clear" w:color="auto" w:fill="FFFFFF"/>
-            <w:tcMar>
-              <w:top w:w="0" w:type="dxa"/>
-              <w:bottom w:w="0" w:type="dxa"/>
-              <w:left w:w="0" w:type="dxa"/>
-              <w:right w:w="0" w:type="dxa"/>
-            </w:tcMar>
-            <w:vAlign w:val="top"/>
-          </w:tcPr>
-          <w:p>
-            <w:pPr>
-              <w:pStyle w:val="Normal"/>
-              <w:jc w:val="center"/>
-              <w:pBdr>
-                <w:bottom w:val="none" w:sz="0" w:space="0" w:color="000000"/>
-                <w:top w:val="none" w:sz="0" w:space="0" w:color="000000"/>
-                <w:left w:val="none" w:sz="0" w:space="0" w:color="000000"/>
-                <w:right w:val="none" w:sz="0" w:space="0" w:color="000000"/>
-              </w:pBdr>
-              <w:spacing w:after="100" w:before="100" w:line="240"/>
-              <w:ind w:left="100" w:right="100" w:firstLine="0" w:firstLineChars="0"/>
-              <w:rPr>
-                <w:rFonts w:ascii="Helvetica" w:hAnsi="Helvetica" w:eastAsia="Helvetica" w:cs="Helvetica"/>
-                <w:i w:val="false"/>
-                <w:b w:val="false"/>
-                <w:u w:val="none"/>
-                <w:sz w:val="22"/>
-                <w:szCs w:val="22"/>
-                <w:color w:val="000000"/>
-              </w:rPr>
-            </w:pPr>
-            <w:r>
-              <w:rPr>
-                <w:rFonts w:ascii="Helvetica" w:hAnsi="Helvetica" w:eastAsia="Helvetica" w:cs="Helvetica"/>
-                <w:i w:val="false"/>
-                <w:b w:val="false"/>
-                <w:u w:val="none"/>
-                <w:sz w:val="22"/>
-                <w:szCs w:val="22"/>
-                <w:color w:val="000000"/>
-              </w:rPr>
-              <w:t xml:space="preserve">&lt;0.001</w:t>
             </w:r>
           </w:p>
         </w:tc>
@@ -10551,113 +10551,113 @@
                 <w:szCs w:val="22"/>
                 <w:color w:val="000000"/>
               </w:rPr>
-              <w:t xml:space="preserve">3.43</w:t>
-            </w:r>
-          </w:p>
-        </w:tc>
-        <w:tc>
-          <w:tcPr>
-            <w:tcBorders>
-              <w:bottom w:val="none" w:sz="0" w:space="0" w:color="000000"/>
-              <w:top w:val="none" w:sz="0" w:space="0" w:color="000000"/>
-              <w:left w:val="none" w:sz="0" w:space="0" w:color="000000"/>
-              <w:right w:val="none" w:sz="0" w:space="0" w:color="000000"/>
-            </w:tcBorders>
-            <w:shd w:val="clear" w:color="auto" w:fill="FFFFFF"/>
-            <w:tcMar>
-              <w:top w:w="0" w:type="dxa"/>
-              <w:bottom w:w="0" w:type="dxa"/>
-              <w:left w:w="0" w:type="dxa"/>
-              <w:right w:w="0" w:type="dxa"/>
-            </w:tcMar>
-            <w:vAlign w:val="top"/>
-          </w:tcPr>
-          <w:p>
-            <w:pPr>
-              <w:pStyle w:val="Normal"/>
-              <w:jc w:val="center"/>
-              <w:pBdr>
-                <w:bottom w:val="none" w:sz="0" w:space="0" w:color="000000"/>
-                <w:top w:val="none" w:sz="0" w:space="0" w:color="000000"/>
-                <w:left w:val="none" w:sz="0" w:space="0" w:color="000000"/>
-                <w:right w:val="none" w:sz="0" w:space="0" w:color="000000"/>
-              </w:pBdr>
-              <w:spacing w:after="100" w:before="100" w:line="240"/>
-              <w:ind w:left="100" w:right="100" w:firstLine="0" w:firstLineChars="0"/>
-              <w:rPr>
-                <w:rFonts w:ascii="Helvetica" w:hAnsi="Helvetica" w:eastAsia="Helvetica" w:cs="Helvetica"/>
-                <w:i w:val="false"/>
-                <w:b w:val="false"/>
-                <w:u w:val="none"/>
-                <w:sz w:val="22"/>
-                <w:szCs w:val="22"/>
-                <w:color w:val="000000"/>
-              </w:rPr>
-            </w:pPr>
-            <w:r>
-              <w:rPr>
-                <w:rFonts w:ascii="Helvetica" w:hAnsi="Helvetica" w:eastAsia="Helvetica" w:cs="Helvetica"/>
-                <w:i w:val="false"/>
-                <w:b w:val="false"/>
-                <w:u w:val="none"/>
-                <w:sz w:val="22"/>
-                <w:szCs w:val="22"/>
-                <w:color w:val="000000"/>
-              </w:rPr>
-              <w:t xml:space="preserve">0.38, 31.3</w:t>
-            </w:r>
-          </w:p>
-        </w:tc>
-        <w:tc>
-          <w:tcPr>
-            <w:tcBorders>
-              <w:bottom w:val="none" w:sz="0" w:space="0" w:color="000000"/>
-              <w:top w:val="none" w:sz="0" w:space="0" w:color="000000"/>
-              <w:left w:val="none" w:sz="0" w:space="0" w:color="000000"/>
-              <w:right w:val="none" w:sz="0" w:space="0" w:color="000000"/>
-            </w:tcBorders>
-            <w:shd w:val="clear" w:color="auto" w:fill="FFFFFF"/>
-            <w:tcMar>
-              <w:top w:w="0" w:type="dxa"/>
-              <w:bottom w:w="0" w:type="dxa"/>
-              <w:left w:w="0" w:type="dxa"/>
-              <w:right w:w="0" w:type="dxa"/>
-            </w:tcMar>
-            <w:vAlign w:val="top"/>
-          </w:tcPr>
-          <w:p>
-            <w:pPr>
-              <w:pStyle w:val="Normal"/>
-              <w:jc w:val="center"/>
-              <w:pBdr>
-                <w:bottom w:val="none" w:sz="0" w:space="0" w:color="000000"/>
-                <w:top w:val="none" w:sz="0" w:space="0" w:color="000000"/>
-                <w:left w:val="none" w:sz="0" w:space="0" w:color="000000"/>
-                <w:right w:val="none" w:sz="0" w:space="0" w:color="000000"/>
-              </w:pBdr>
-              <w:spacing w:after="100" w:before="100" w:line="240"/>
-              <w:ind w:left="100" w:right="100" w:firstLine="0" w:firstLineChars="0"/>
-              <w:rPr>
-                <w:rFonts w:ascii="Helvetica" w:hAnsi="Helvetica" w:eastAsia="Helvetica" w:cs="Helvetica"/>
-                <w:i w:val="false"/>
-                <w:b w:val="false"/>
-                <w:u w:val="none"/>
-                <w:sz w:val="22"/>
-                <w:szCs w:val="22"/>
-                <w:color w:val="000000"/>
-              </w:rPr>
-            </w:pPr>
-            <w:r>
-              <w:rPr>
-                <w:rFonts w:ascii="Helvetica" w:hAnsi="Helvetica" w:eastAsia="Helvetica" w:cs="Helvetica"/>
-                <w:i w:val="false"/>
-                <w:b w:val="false"/>
-                <w:u w:val="none"/>
-                <w:sz w:val="22"/>
-                <w:szCs w:val="22"/>
-                <w:color w:val="000000"/>
-              </w:rPr>
-              <w:t xml:space="preserve">0.270</w:t>
+              <w:t xml:space="preserve">2.41</w:t>
+            </w:r>
+          </w:p>
+        </w:tc>
+        <w:tc>
+          <w:tcPr>
+            <w:tcBorders>
+              <w:bottom w:val="none" w:sz="0" w:space="0" w:color="000000"/>
+              <w:top w:val="none" w:sz="0" w:space="0" w:color="000000"/>
+              <w:left w:val="none" w:sz="0" w:space="0" w:color="000000"/>
+              <w:right w:val="none" w:sz="0" w:space="0" w:color="000000"/>
+            </w:tcBorders>
+            <w:shd w:val="clear" w:color="auto" w:fill="FFFFFF"/>
+            <w:tcMar>
+              <w:top w:w="0" w:type="dxa"/>
+              <w:bottom w:w="0" w:type="dxa"/>
+              <w:left w:w="0" w:type="dxa"/>
+              <w:right w:w="0" w:type="dxa"/>
+            </w:tcMar>
+            <w:vAlign w:val="top"/>
+          </w:tcPr>
+          <w:p>
+            <w:pPr>
+              <w:pStyle w:val="Normal"/>
+              <w:jc w:val="center"/>
+              <w:pBdr>
+                <w:bottom w:val="none" w:sz="0" w:space="0" w:color="000000"/>
+                <w:top w:val="none" w:sz="0" w:space="0" w:color="000000"/>
+                <w:left w:val="none" w:sz="0" w:space="0" w:color="000000"/>
+                <w:right w:val="none" w:sz="0" w:space="0" w:color="000000"/>
+              </w:pBdr>
+              <w:spacing w:after="100" w:before="100" w:line="240"/>
+              <w:ind w:left="100" w:right="100" w:firstLine="0" w:firstLineChars="0"/>
+              <w:rPr>
+                <w:rFonts w:ascii="Helvetica" w:hAnsi="Helvetica" w:eastAsia="Helvetica" w:cs="Helvetica"/>
+                <w:i w:val="false"/>
+                <w:b w:val="false"/>
+                <w:u w:val="none"/>
+                <w:sz w:val="22"/>
+                <w:szCs w:val="22"/>
+                <w:color w:val="000000"/>
+              </w:rPr>
+            </w:pPr>
+            <w:r>
+              <w:rPr>
+                <w:rFonts w:ascii="Helvetica" w:hAnsi="Helvetica" w:eastAsia="Helvetica" w:cs="Helvetica"/>
+                <w:i w:val="false"/>
+                <w:b w:val="false"/>
+                <w:u w:val="none"/>
+                <w:sz w:val="22"/>
+                <w:szCs w:val="22"/>
+                <w:color w:val="000000"/>
+              </w:rPr>
+              <w:t xml:space="preserve">0.27, 21.4</w:t>
+            </w:r>
+          </w:p>
+        </w:tc>
+        <w:tc>
+          <w:tcPr>
+            <w:tcBorders>
+              <w:bottom w:val="none" w:sz="0" w:space="0" w:color="000000"/>
+              <w:top w:val="none" w:sz="0" w:space="0" w:color="000000"/>
+              <w:left w:val="none" w:sz="0" w:space="0" w:color="000000"/>
+              <w:right w:val="none" w:sz="0" w:space="0" w:color="000000"/>
+            </w:tcBorders>
+            <w:shd w:val="clear" w:color="auto" w:fill="FFFFFF"/>
+            <w:tcMar>
+              <w:top w:w="0" w:type="dxa"/>
+              <w:bottom w:w="0" w:type="dxa"/>
+              <w:left w:w="0" w:type="dxa"/>
+              <w:right w:w="0" w:type="dxa"/>
+            </w:tcMar>
+            <w:vAlign w:val="top"/>
+          </w:tcPr>
+          <w:p>
+            <w:pPr>
+              <w:pStyle w:val="Normal"/>
+              <w:jc w:val="center"/>
+              <w:pBdr>
+                <w:bottom w:val="none" w:sz="0" w:space="0" w:color="000000"/>
+                <w:top w:val="none" w:sz="0" w:space="0" w:color="000000"/>
+                <w:left w:val="none" w:sz="0" w:space="0" w:color="000000"/>
+                <w:right w:val="none" w:sz="0" w:space="0" w:color="000000"/>
+              </w:pBdr>
+              <w:spacing w:after="100" w:before="100" w:line="240"/>
+              <w:ind w:left="100" w:right="100" w:firstLine="0" w:firstLineChars="0"/>
+              <w:rPr>
+                <w:rFonts w:ascii="Helvetica" w:hAnsi="Helvetica" w:eastAsia="Helvetica" w:cs="Helvetica"/>
+                <w:i w:val="false"/>
+                <w:b w:val="false"/>
+                <w:u w:val="none"/>
+                <w:sz w:val="22"/>
+                <w:szCs w:val="22"/>
+                <w:color w:val="000000"/>
+              </w:rPr>
+            </w:pPr>
+            <w:r>
+              <w:rPr>
+                <w:rFonts w:ascii="Helvetica" w:hAnsi="Helvetica" w:eastAsia="Helvetica" w:cs="Helvetica"/>
+                <w:i w:val="false"/>
+                <w:b w:val="false"/>
+                <w:u w:val="none"/>
+                <w:sz w:val="22"/>
+                <w:szCs w:val="22"/>
+                <w:color w:val="000000"/>
+              </w:rPr>
+              <w:t xml:space="preserve">0.430</w:t>
             </w:r>
           </w:p>
         </w:tc>
@@ -10763,113 +10763,113 @@
                 <w:szCs w:val="22"/>
                 <w:color w:val="000000"/>
               </w:rPr>
-              <w:t xml:space="preserve">0.00</w:t>
-            </w:r>
-          </w:p>
-        </w:tc>
-        <w:tc>
-          <w:tcPr>
-            <w:tcBorders>
-              <w:bottom w:val="none" w:sz="0" w:space="0" w:color="000000"/>
-              <w:top w:val="none" w:sz="0" w:space="0" w:color="000000"/>
-              <w:left w:val="none" w:sz="0" w:space="0" w:color="000000"/>
-              <w:right w:val="none" w:sz="0" w:space="0" w:color="000000"/>
-            </w:tcBorders>
-            <w:shd w:val="clear" w:color="auto" w:fill="FFFFFF"/>
-            <w:tcMar>
-              <w:top w:w="0" w:type="dxa"/>
-              <w:bottom w:w="0" w:type="dxa"/>
-              <w:left w:w="0" w:type="dxa"/>
-              <w:right w:w="0" w:type="dxa"/>
-            </w:tcMar>
-            <w:vAlign w:val="top"/>
-          </w:tcPr>
-          <w:p>
-            <w:pPr>
-              <w:pStyle w:val="Normal"/>
-              <w:jc w:val="center"/>
-              <w:pBdr>
-                <w:bottom w:val="none" w:sz="0" w:space="0" w:color="000000"/>
-                <w:top w:val="none" w:sz="0" w:space="0" w:color="000000"/>
-                <w:left w:val="none" w:sz="0" w:space="0" w:color="000000"/>
-                <w:right w:val="none" w:sz="0" w:space="0" w:color="000000"/>
-              </w:pBdr>
-              <w:spacing w:after="100" w:before="100" w:line="240"/>
-              <w:ind w:left="100" w:right="100" w:firstLine="0" w:firstLineChars="0"/>
-              <w:rPr>
-                <w:rFonts w:ascii="Helvetica" w:hAnsi="Helvetica" w:eastAsia="Helvetica" w:cs="Helvetica"/>
-                <w:i w:val="false"/>
-                <w:b w:val="false"/>
-                <w:u w:val="none"/>
-                <w:sz w:val="22"/>
-                <w:szCs w:val="22"/>
-                <w:color w:val="000000"/>
-              </w:rPr>
-            </w:pPr>
-            <w:r>
-              <w:rPr>
-                <w:rFonts w:ascii="Helvetica" w:hAnsi="Helvetica" w:eastAsia="Helvetica" w:cs="Helvetica"/>
-                <w:i w:val="false"/>
-                <w:b w:val="false"/>
-                <w:u w:val="none"/>
-                <w:sz w:val="22"/>
-                <w:szCs w:val="22"/>
-                <w:color w:val="000000"/>
-              </w:rPr>
-              <w:t xml:space="preserve">0.00, 0.00</w:t>
-            </w:r>
-          </w:p>
-        </w:tc>
-        <w:tc>
-          <w:tcPr>
-            <w:tcBorders>
-              <w:bottom w:val="none" w:sz="0" w:space="0" w:color="000000"/>
-              <w:top w:val="none" w:sz="0" w:space="0" w:color="000000"/>
-              <w:left w:val="none" w:sz="0" w:space="0" w:color="000000"/>
-              <w:right w:val="none" w:sz="0" w:space="0" w:color="000000"/>
-            </w:tcBorders>
-            <w:shd w:val="clear" w:color="auto" w:fill="FFFFFF"/>
-            <w:tcMar>
-              <w:top w:w="0" w:type="dxa"/>
-              <w:bottom w:w="0" w:type="dxa"/>
-              <w:left w:w="0" w:type="dxa"/>
-              <w:right w:w="0" w:type="dxa"/>
-            </w:tcMar>
-            <w:vAlign w:val="top"/>
-          </w:tcPr>
-          <w:p>
-            <w:pPr>
-              <w:pStyle w:val="Normal"/>
-              <w:jc w:val="center"/>
-              <w:pBdr>
-                <w:bottom w:val="none" w:sz="0" w:space="0" w:color="000000"/>
-                <w:top w:val="none" w:sz="0" w:space="0" w:color="000000"/>
-                <w:left w:val="none" w:sz="0" w:space="0" w:color="000000"/>
-                <w:right w:val="none" w:sz="0" w:space="0" w:color="000000"/>
-              </w:pBdr>
-              <w:spacing w:after="100" w:before="100" w:line="240"/>
-              <w:ind w:left="100" w:right="100" w:firstLine="0" w:firstLineChars="0"/>
-              <w:rPr>
-                <w:rFonts w:ascii="Helvetica" w:hAnsi="Helvetica" w:eastAsia="Helvetica" w:cs="Helvetica"/>
-                <w:i w:val="false"/>
-                <w:b w:val="false"/>
-                <w:u w:val="none"/>
-                <w:sz w:val="22"/>
-                <w:szCs w:val="22"/>
-                <w:color w:val="000000"/>
-              </w:rPr>
-            </w:pPr>
-            <w:r>
-              <w:rPr>
-                <w:rFonts w:ascii="Helvetica" w:hAnsi="Helvetica" w:eastAsia="Helvetica" w:cs="Helvetica"/>
-                <w:i w:val="false"/>
-                <w:b w:val="false"/>
-                <w:u w:val="none"/>
-                <w:sz w:val="22"/>
-                <w:szCs w:val="22"/>
-                <w:color w:val="000000"/>
-              </w:rPr>
-              <w:t xml:space="preserve">&lt;0.001</w:t>
+              <w:t xml:space="preserve">0.05</w:t>
+            </w:r>
+          </w:p>
+        </w:tc>
+        <w:tc>
+          <w:tcPr>
+            <w:tcBorders>
+              <w:bottom w:val="none" w:sz="0" w:space="0" w:color="000000"/>
+              <w:top w:val="none" w:sz="0" w:space="0" w:color="000000"/>
+              <w:left w:val="none" w:sz="0" w:space="0" w:color="000000"/>
+              <w:right w:val="none" w:sz="0" w:space="0" w:color="000000"/>
+            </w:tcBorders>
+            <w:shd w:val="clear" w:color="auto" w:fill="FFFFFF"/>
+            <w:tcMar>
+              <w:top w:w="0" w:type="dxa"/>
+              <w:bottom w:w="0" w:type="dxa"/>
+              <w:left w:w="0" w:type="dxa"/>
+              <w:right w:w="0" w:type="dxa"/>
+            </w:tcMar>
+            <w:vAlign w:val="top"/>
+          </w:tcPr>
+          <w:p>
+            <w:pPr>
+              <w:pStyle w:val="Normal"/>
+              <w:jc w:val="center"/>
+              <w:pBdr>
+                <w:bottom w:val="none" w:sz="0" w:space="0" w:color="000000"/>
+                <w:top w:val="none" w:sz="0" w:space="0" w:color="000000"/>
+                <w:left w:val="none" w:sz="0" w:space="0" w:color="000000"/>
+                <w:right w:val="none" w:sz="0" w:space="0" w:color="000000"/>
+              </w:pBdr>
+              <w:spacing w:after="100" w:before="100" w:line="240"/>
+              <w:ind w:left="100" w:right="100" w:firstLine="0" w:firstLineChars="0"/>
+              <w:rPr>
+                <w:rFonts w:ascii="Helvetica" w:hAnsi="Helvetica" w:eastAsia="Helvetica" w:cs="Helvetica"/>
+                <w:i w:val="false"/>
+                <w:b w:val="false"/>
+                <w:u w:val="none"/>
+                <w:sz w:val="22"/>
+                <w:szCs w:val="22"/>
+                <w:color w:val="000000"/>
+              </w:rPr>
+            </w:pPr>
+            <w:r>
+              <w:rPr>
+                <w:rFonts w:ascii="Helvetica" w:hAnsi="Helvetica" w:eastAsia="Helvetica" w:cs="Helvetica"/>
+                <w:i w:val="false"/>
+                <w:b w:val="false"/>
+                <w:u w:val="none"/>
+                <w:sz w:val="22"/>
+                <w:szCs w:val="22"/>
+                <w:color w:val="000000"/>
+              </w:rPr>
+              <w:t xml:space="preserve">0.00, 0.80</w:t>
+            </w:r>
+          </w:p>
+        </w:tc>
+        <w:tc>
+          <w:tcPr>
+            <w:tcBorders>
+              <w:bottom w:val="none" w:sz="0" w:space="0" w:color="000000"/>
+              <w:top w:val="none" w:sz="0" w:space="0" w:color="000000"/>
+              <w:left w:val="none" w:sz="0" w:space="0" w:color="000000"/>
+              <w:right w:val="none" w:sz="0" w:space="0" w:color="000000"/>
+            </w:tcBorders>
+            <w:shd w:val="clear" w:color="auto" w:fill="FFFFFF"/>
+            <w:tcMar>
+              <w:top w:w="0" w:type="dxa"/>
+              <w:bottom w:w="0" w:type="dxa"/>
+              <w:left w:w="0" w:type="dxa"/>
+              <w:right w:w="0" w:type="dxa"/>
+            </w:tcMar>
+            <w:vAlign w:val="top"/>
+          </w:tcPr>
+          <w:p>
+            <w:pPr>
+              <w:pStyle w:val="Normal"/>
+              <w:jc w:val="center"/>
+              <w:pBdr>
+                <w:bottom w:val="none" w:sz="0" w:space="0" w:color="000000"/>
+                <w:top w:val="none" w:sz="0" w:space="0" w:color="000000"/>
+                <w:left w:val="none" w:sz="0" w:space="0" w:color="000000"/>
+                <w:right w:val="none" w:sz="0" w:space="0" w:color="000000"/>
+              </w:pBdr>
+              <w:spacing w:after="100" w:before="100" w:line="240"/>
+              <w:ind w:left="100" w:right="100" w:firstLine="0" w:firstLineChars="0"/>
+              <w:rPr>
+                <w:rFonts w:ascii="Helvetica" w:hAnsi="Helvetica" w:eastAsia="Helvetica" w:cs="Helvetica"/>
+                <w:i w:val="false"/>
+                <w:b w:val="false"/>
+                <w:u w:val="none"/>
+                <w:sz w:val="22"/>
+                <w:szCs w:val="22"/>
+                <w:color w:val="000000"/>
+              </w:rPr>
+            </w:pPr>
+            <w:r>
+              <w:rPr>
+                <w:rFonts w:ascii="Helvetica" w:hAnsi="Helvetica" w:eastAsia="Helvetica" w:cs="Helvetica"/>
+                <w:i w:val="false"/>
+                <w:b w:val="false"/>
+                <w:u w:val="none"/>
+                <w:sz w:val="22"/>
+                <w:szCs w:val="22"/>
+                <w:color w:val="000000"/>
+              </w:rPr>
+              <w:t xml:space="preserve">0.034</w:t>
             </w:r>
           </w:p>
         </w:tc>
@@ -11034,113 +11034,113 @@
                 <w:szCs w:val="22"/>
                 <w:color w:val="000000"/>
               </w:rPr>
-              <w:t xml:space="preserve">0.00</w:t>
-            </w:r>
-          </w:p>
-        </w:tc>
-        <w:tc>
-          <w:tcPr>
-            <w:tcBorders>
-              <w:bottom w:val="none" w:sz="0" w:space="0" w:color="000000"/>
-              <w:top w:val="none" w:sz="0" w:space="0" w:color="000000"/>
-              <w:left w:val="none" w:sz="0" w:space="0" w:color="000000"/>
-              <w:right w:val="none" w:sz="0" w:space="0" w:color="000000"/>
-            </w:tcBorders>
-            <w:shd w:val="clear" w:color="auto" w:fill="FFFFFF"/>
-            <w:tcMar>
-              <w:top w:w="0" w:type="dxa"/>
-              <w:bottom w:w="0" w:type="dxa"/>
-              <w:left w:w="0" w:type="dxa"/>
-              <w:right w:w="0" w:type="dxa"/>
-            </w:tcMar>
-            <w:vAlign w:val="top"/>
-          </w:tcPr>
-          <w:p>
-            <w:pPr>
-              <w:pStyle w:val="Normal"/>
-              <w:jc w:val="center"/>
-              <w:pBdr>
-                <w:bottom w:val="none" w:sz="0" w:space="0" w:color="000000"/>
-                <w:top w:val="none" w:sz="0" w:space="0" w:color="000000"/>
-                <w:left w:val="none" w:sz="0" w:space="0" w:color="000000"/>
-                <w:right w:val="none" w:sz="0" w:space="0" w:color="000000"/>
-              </w:pBdr>
-              <w:spacing w:after="100" w:before="100" w:line="240"/>
-              <w:ind w:left="100" w:right="100" w:firstLine="0" w:firstLineChars="0"/>
-              <w:rPr>
-                <w:rFonts w:ascii="Helvetica" w:hAnsi="Helvetica" w:eastAsia="Helvetica" w:cs="Helvetica"/>
-                <w:i w:val="false"/>
-                <w:b w:val="false"/>
-                <w:u w:val="none"/>
-                <w:sz w:val="22"/>
-                <w:szCs w:val="22"/>
-                <w:color w:val="000000"/>
-              </w:rPr>
-            </w:pPr>
-            <w:r>
-              <w:rPr>
-                <w:rFonts w:ascii="Helvetica" w:hAnsi="Helvetica" w:eastAsia="Helvetica" w:cs="Helvetica"/>
-                <w:i w:val="false"/>
-                <w:b w:val="false"/>
-                <w:u w:val="none"/>
-                <w:sz w:val="22"/>
-                <w:szCs w:val="22"/>
-                <w:color w:val="000000"/>
-              </w:rPr>
-              <w:t xml:space="preserve">0.00, 0.00</w:t>
-            </w:r>
-          </w:p>
-        </w:tc>
-        <w:tc>
-          <w:tcPr>
-            <w:tcBorders>
-              <w:bottom w:val="none" w:sz="0" w:space="0" w:color="000000"/>
-              <w:top w:val="none" w:sz="0" w:space="0" w:color="000000"/>
-              <w:left w:val="none" w:sz="0" w:space="0" w:color="000000"/>
-              <w:right w:val="none" w:sz="0" w:space="0" w:color="000000"/>
-            </w:tcBorders>
-            <w:shd w:val="clear" w:color="auto" w:fill="FFFFFF"/>
-            <w:tcMar>
-              <w:top w:w="0" w:type="dxa"/>
-              <w:bottom w:w="0" w:type="dxa"/>
-              <w:left w:w="0" w:type="dxa"/>
-              <w:right w:w="0" w:type="dxa"/>
-            </w:tcMar>
-            <w:vAlign w:val="top"/>
-          </w:tcPr>
-          <w:p>
-            <w:pPr>
-              <w:pStyle w:val="Normal"/>
-              <w:jc w:val="center"/>
-              <w:pBdr>
-                <w:bottom w:val="none" w:sz="0" w:space="0" w:color="000000"/>
-                <w:top w:val="none" w:sz="0" w:space="0" w:color="000000"/>
-                <w:left w:val="none" w:sz="0" w:space="0" w:color="000000"/>
-                <w:right w:val="none" w:sz="0" w:space="0" w:color="000000"/>
-              </w:pBdr>
-              <w:spacing w:after="100" w:before="100" w:line="240"/>
-              <w:ind w:left="100" w:right="100" w:firstLine="0" w:firstLineChars="0"/>
-              <w:rPr>
-                <w:rFonts w:ascii="Helvetica" w:hAnsi="Helvetica" w:eastAsia="Helvetica" w:cs="Helvetica"/>
-                <w:i w:val="false"/>
-                <w:b w:val="false"/>
-                <w:u w:val="none"/>
-                <w:sz w:val="22"/>
-                <w:szCs w:val="22"/>
-                <w:color w:val="000000"/>
-              </w:rPr>
-            </w:pPr>
-            <w:r>
-              <w:rPr>
-                <w:rFonts w:ascii="Helvetica" w:hAnsi="Helvetica" w:eastAsia="Helvetica" w:cs="Helvetica"/>
-                <w:i w:val="false"/>
-                <w:b w:val="false"/>
-                <w:u w:val="none"/>
-                <w:sz w:val="22"/>
-                <w:szCs w:val="22"/>
-                <w:color w:val="000000"/>
-              </w:rPr>
-              <w:t xml:space="preserve">&lt;0.001</w:t>
+              <w:t xml:space="preserve">4.12</w:t>
+            </w:r>
+          </w:p>
+        </w:tc>
+        <w:tc>
+          <w:tcPr>
+            <w:tcBorders>
+              <w:bottom w:val="none" w:sz="0" w:space="0" w:color="000000"/>
+              <w:top w:val="none" w:sz="0" w:space="0" w:color="000000"/>
+              <w:left w:val="none" w:sz="0" w:space="0" w:color="000000"/>
+              <w:right w:val="none" w:sz="0" w:space="0" w:color="000000"/>
+            </w:tcBorders>
+            <w:shd w:val="clear" w:color="auto" w:fill="FFFFFF"/>
+            <w:tcMar>
+              <w:top w:w="0" w:type="dxa"/>
+              <w:bottom w:w="0" w:type="dxa"/>
+              <w:left w:w="0" w:type="dxa"/>
+              <w:right w:w="0" w:type="dxa"/>
+            </w:tcMar>
+            <w:vAlign w:val="top"/>
+          </w:tcPr>
+          <w:p>
+            <w:pPr>
+              <w:pStyle w:val="Normal"/>
+              <w:jc w:val="center"/>
+              <w:pBdr>
+                <w:bottom w:val="none" w:sz="0" w:space="0" w:color="000000"/>
+                <w:top w:val="none" w:sz="0" w:space="0" w:color="000000"/>
+                <w:left w:val="none" w:sz="0" w:space="0" w:color="000000"/>
+                <w:right w:val="none" w:sz="0" w:space="0" w:color="000000"/>
+              </w:pBdr>
+              <w:spacing w:after="100" w:before="100" w:line="240"/>
+              <w:ind w:left="100" w:right="100" w:firstLine="0" w:firstLineChars="0"/>
+              <w:rPr>
+                <w:rFonts w:ascii="Helvetica" w:hAnsi="Helvetica" w:eastAsia="Helvetica" w:cs="Helvetica"/>
+                <w:i w:val="false"/>
+                <w:b w:val="false"/>
+                <w:u w:val="none"/>
+                <w:sz w:val="22"/>
+                <w:szCs w:val="22"/>
+                <w:color w:val="000000"/>
+              </w:rPr>
+            </w:pPr>
+            <w:r>
+              <w:rPr>
+                <w:rFonts w:ascii="Helvetica" w:hAnsi="Helvetica" w:eastAsia="Helvetica" w:cs="Helvetica"/>
+                <w:i w:val="false"/>
+                <w:b w:val="false"/>
+                <w:u w:val="none"/>
+                <w:sz w:val="22"/>
+                <w:szCs w:val="22"/>
+                <w:color w:val="000000"/>
+              </w:rPr>
+              <w:t xml:space="preserve">0.73, 23.3</w:t>
+            </w:r>
+          </w:p>
+        </w:tc>
+        <w:tc>
+          <w:tcPr>
+            <w:tcBorders>
+              <w:bottom w:val="none" w:sz="0" w:space="0" w:color="000000"/>
+              <w:top w:val="none" w:sz="0" w:space="0" w:color="000000"/>
+              <w:left w:val="none" w:sz="0" w:space="0" w:color="000000"/>
+              <w:right w:val="none" w:sz="0" w:space="0" w:color="000000"/>
+            </w:tcBorders>
+            <w:shd w:val="clear" w:color="auto" w:fill="FFFFFF"/>
+            <w:tcMar>
+              <w:top w:w="0" w:type="dxa"/>
+              <w:bottom w:w="0" w:type="dxa"/>
+              <w:left w:w="0" w:type="dxa"/>
+              <w:right w:w="0" w:type="dxa"/>
+            </w:tcMar>
+            <w:vAlign w:val="top"/>
+          </w:tcPr>
+          <w:p>
+            <w:pPr>
+              <w:pStyle w:val="Normal"/>
+              <w:jc w:val="center"/>
+              <w:pBdr>
+                <w:bottom w:val="none" w:sz="0" w:space="0" w:color="000000"/>
+                <w:top w:val="none" w:sz="0" w:space="0" w:color="000000"/>
+                <w:left w:val="none" w:sz="0" w:space="0" w:color="000000"/>
+                <w:right w:val="none" w:sz="0" w:space="0" w:color="000000"/>
+              </w:pBdr>
+              <w:spacing w:after="100" w:before="100" w:line="240"/>
+              <w:ind w:left="100" w:right="100" w:firstLine="0" w:firstLineChars="0"/>
+              <w:rPr>
+                <w:rFonts w:ascii="Helvetica" w:hAnsi="Helvetica" w:eastAsia="Helvetica" w:cs="Helvetica"/>
+                <w:i w:val="false"/>
+                <w:b w:val="false"/>
+                <w:u w:val="none"/>
+                <w:sz w:val="22"/>
+                <w:szCs w:val="22"/>
+                <w:color w:val="000000"/>
+              </w:rPr>
+            </w:pPr>
+            <w:r>
+              <w:rPr>
+                <w:rFonts w:ascii="Helvetica" w:hAnsi="Helvetica" w:eastAsia="Helvetica" w:cs="Helvetica"/>
+                <w:i w:val="false"/>
+                <w:b w:val="false"/>
+                <w:u w:val="none"/>
+                <w:sz w:val="22"/>
+                <w:szCs w:val="22"/>
+                <w:color w:val="000000"/>
+              </w:rPr>
+              <w:t xml:space="preserve">0.110</w:t>
             </w:r>
           </w:p>
         </w:tc>
@@ -11246,113 +11246,113 @@
                 <w:szCs w:val="22"/>
                 <w:color w:val="000000"/>
               </w:rPr>
-              <w:t xml:space="preserve">0.01</w:t>
-            </w:r>
-          </w:p>
-        </w:tc>
-        <w:tc>
-          <w:tcPr>
-            <w:tcBorders>
-              <w:bottom w:val="none" w:sz="0" w:space="0" w:color="000000"/>
-              <w:top w:val="none" w:sz="0" w:space="0" w:color="000000"/>
-              <w:left w:val="none" w:sz="0" w:space="0" w:color="000000"/>
-              <w:right w:val="none" w:sz="0" w:space="0" w:color="000000"/>
-            </w:tcBorders>
-            <w:shd w:val="clear" w:color="auto" w:fill="FFFFFF"/>
-            <w:tcMar>
-              <w:top w:w="0" w:type="dxa"/>
-              <w:bottom w:w="0" w:type="dxa"/>
-              <w:left w:w="0" w:type="dxa"/>
-              <w:right w:w="0" w:type="dxa"/>
-            </w:tcMar>
-            <w:vAlign w:val="top"/>
-          </w:tcPr>
-          <w:p>
-            <w:pPr>
-              <w:pStyle w:val="Normal"/>
-              <w:jc w:val="center"/>
-              <w:pBdr>
-                <w:bottom w:val="none" w:sz="0" w:space="0" w:color="000000"/>
-                <w:top w:val="none" w:sz="0" w:space="0" w:color="000000"/>
-                <w:left w:val="none" w:sz="0" w:space="0" w:color="000000"/>
-                <w:right w:val="none" w:sz="0" w:space="0" w:color="000000"/>
-              </w:pBdr>
-              <w:spacing w:after="100" w:before="100" w:line="240"/>
-              <w:ind w:left="100" w:right="100" w:firstLine="0" w:firstLineChars="0"/>
-              <w:rPr>
-                <w:rFonts w:ascii="Helvetica" w:hAnsi="Helvetica" w:eastAsia="Helvetica" w:cs="Helvetica"/>
-                <w:i w:val="false"/>
-                <w:b w:val="false"/>
-                <w:u w:val="none"/>
-                <w:sz w:val="22"/>
-                <w:szCs w:val="22"/>
-                <w:color w:val="000000"/>
-              </w:rPr>
-            </w:pPr>
-            <w:r>
-              <w:rPr>
-                <w:rFonts w:ascii="Helvetica" w:hAnsi="Helvetica" w:eastAsia="Helvetica" w:cs="Helvetica"/>
-                <w:i w:val="false"/>
-                <w:b w:val="false"/>
-                <w:u w:val="none"/>
-                <w:sz w:val="22"/>
-                <w:szCs w:val="22"/>
-                <w:color w:val="000000"/>
-              </w:rPr>
-              <w:t xml:space="preserve">0.00, 13.2</w:t>
-            </w:r>
-          </w:p>
-        </w:tc>
-        <w:tc>
-          <w:tcPr>
-            <w:tcBorders>
-              <w:bottom w:val="none" w:sz="0" w:space="0" w:color="000000"/>
-              <w:top w:val="none" w:sz="0" w:space="0" w:color="000000"/>
-              <w:left w:val="none" w:sz="0" w:space="0" w:color="000000"/>
-              <w:right w:val="none" w:sz="0" w:space="0" w:color="000000"/>
-            </w:tcBorders>
-            <w:shd w:val="clear" w:color="auto" w:fill="FFFFFF"/>
-            <w:tcMar>
-              <w:top w:w="0" w:type="dxa"/>
-              <w:bottom w:w="0" w:type="dxa"/>
-              <w:left w:w="0" w:type="dxa"/>
-              <w:right w:w="0" w:type="dxa"/>
-            </w:tcMar>
-            <w:vAlign w:val="top"/>
-          </w:tcPr>
-          <w:p>
-            <w:pPr>
-              <w:pStyle w:val="Normal"/>
-              <w:jc w:val="center"/>
-              <w:pBdr>
-                <w:bottom w:val="none" w:sz="0" w:space="0" w:color="000000"/>
-                <w:top w:val="none" w:sz="0" w:space="0" w:color="000000"/>
-                <w:left w:val="none" w:sz="0" w:space="0" w:color="000000"/>
-                <w:right w:val="none" w:sz="0" w:space="0" w:color="000000"/>
-              </w:pBdr>
-              <w:spacing w:after="100" w:before="100" w:line="240"/>
-              <w:ind w:left="100" w:right="100" w:firstLine="0" w:firstLineChars="0"/>
-              <w:rPr>
-                <w:rFonts w:ascii="Helvetica" w:hAnsi="Helvetica" w:eastAsia="Helvetica" w:cs="Helvetica"/>
-                <w:i w:val="false"/>
-                <w:b w:val="false"/>
-                <w:u w:val="none"/>
-                <w:sz w:val="22"/>
-                <w:szCs w:val="22"/>
-                <w:color w:val="000000"/>
-              </w:rPr>
-            </w:pPr>
-            <w:r>
-              <w:rPr>
-                <w:rFonts w:ascii="Helvetica" w:hAnsi="Helvetica" w:eastAsia="Helvetica" w:cs="Helvetica"/>
-                <w:i w:val="false"/>
-                <w:b w:val="false"/>
-                <w:u w:val="none"/>
-                <w:sz w:val="22"/>
-                <w:szCs w:val="22"/>
-                <w:color w:val="000000"/>
-              </w:rPr>
-              <w:t xml:space="preserve">0.220</w:t>
+              <w:t xml:space="preserve">31.5</w:t>
+            </w:r>
+          </w:p>
+        </w:tc>
+        <w:tc>
+          <w:tcPr>
+            <w:tcBorders>
+              <w:bottom w:val="none" w:sz="0" w:space="0" w:color="000000"/>
+              <w:top w:val="none" w:sz="0" w:space="0" w:color="000000"/>
+              <w:left w:val="none" w:sz="0" w:space="0" w:color="000000"/>
+              <w:right w:val="none" w:sz="0" w:space="0" w:color="000000"/>
+            </w:tcBorders>
+            <w:shd w:val="clear" w:color="auto" w:fill="FFFFFF"/>
+            <w:tcMar>
+              <w:top w:w="0" w:type="dxa"/>
+              <w:bottom w:w="0" w:type="dxa"/>
+              <w:left w:w="0" w:type="dxa"/>
+              <w:right w:w="0" w:type="dxa"/>
+            </w:tcMar>
+            <w:vAlign w:val="top"/>
+          </w:tcPr>
+          <w:p>
+            <w:pPr>
+              <w:pStyle w:val="Normal"/>
+              <w:jc w:val="center"/>
+              <w:pBdr>
+                <w:bottom w:val="none" w:sz="0" w:space="0" w:color="000000"/>
+                <w:top w:val="none" w:sz="0" w:space="0" w:color="000000"/>
+                <w:left w:val="none" w:sz="0" w:space="0" w:color="000000"/>
+                <w:right w:val="none" w:sz="0" w:space="0" w:color="000000"/>
+              </w:pBdr>
+              <w:spacing w:after="100" w:before="100" w:line="240"/>
+              <w:ind w:left="100" w:right="100" w:firstLine="0" w:firstLineChars="0"/>
+              <w:rPr>
+                <w:rFonts w:ascii="Helvetica" w:hAnsi="Helvetica" w:eastAsia="Helvetica" w:cs="Helvetica"/>
+                <w:i w:val="false"/>
+                <w:b w:val="false"/>
+                <w:u w:val="none"/>
+                <w:sz w:val="22"/>
+                <w:szCs w:val="22"/>
+                <w:color w:val="000000"/>
+              </w:rPr>
+            </w:pPr>
+            <w:r>
+              <w:rPr>
+                <w:rFonts w:ascii="Helvetica" w:hAnsi="Helvetica" w:eastAsia="Helvetica" w:cs="Helvetica"/>
+                <w:i w:val="false"/>
+                <w:b w:val="false"/>
+                <w:u w:val="none"/>
+                <w:sz w:val="22"/>
+                <w:szCs w:val="22"/>
+                <w:color w:val="000000"/>
+              </w:rPr>
+              <w:t xml:space="preserve">0.72, 1,372</w:t>
+            </w:r>
+          </w:p>
+        </w:tc>
+        <w:tc>
+          <w:tcPr>
+            <w:tcBorders>
+              <w:bottom w:val="none" w:sz="0" w:space="0" w:color="000000"/>
+              <w:top w:val="none" w:sz="0" w:space="0" w:color="000000"/>
+              <w:left w:val="none" w:sz="0" w:space="0" w:color="000000"/>
+              <w:right w:val="none" w:sz="0" w:space="0" w:color="000000"/>
+            </w:tcBorders>
+            <w:shd w:val="clear" w:color="auto" w:fill="FFFFFF"/>
+            <w:tcMar>
+              <w:top w:w="0" w:type="dxa"/>
+              <w:bottom w:w="0" w:type="dxa"/>
+              <w:left w:w="0" w:type="dxa"/>
+              <w:right w:w="0" w:type="dxa"/>
+            </w:tcMar>
+            <w:vAlign w:val="top"/>
+          </w:tcPr>
+          <w:p>
+            <w:pPr>
+              <w:pStyle w:val="Normal"/>
+              <w:jc w:val="center"/>
+              <w:pBdr>
+                <w:bottom w:val="none" w:sz="0" w:space="0" w:color="000000"/>
+                <w:top w:val="none" w:sz="0" w:space="0" w:color="000000"/>
+                <w:left w:val="none" w:sz="0" w:space="0" w:color="000000"/>
+                <w:right w:val="none" w:sz="0" w:space="0" w:color="000000"/>
+              </w:pBdr>
+              <w:spacing w:after="100" w:before="100" w:line="240"/>
+              <w:ind w:left="100" w:right="100" w:firstLine="0" w:firstLineChars="0"/>
+              <w:rPr>
+                <w:rFonts w:ascii="Helvetica" w:hAnsi="Helvetica" w:eastAsia="Helvetica" w:cs="Helvetica"/>
+                <w:i w:val="false"/>
+                <w:b w:val="false"/>
+                <w:u w:val="none"/>
+                <w:sz w:val="22"/>
+                <w:szCs w:val="22"/>
+                <w:color w:val="000000"/>
+              </w:rPr>
+            </w:pPr>
+            <w:r>
+              <w:rPr>
+                <w:rFonts w:ascii="Helvetica" w:hAnsi="Helvetica" w:eastAsia="Helvetica" w:cs="Helvetica"/>
+                <w:i w:val="false"/>
+                <w:b w:val="false"/>
+                <w:u w:val="none"/>
+                <w:sz w:val="22"/>
+                <w:szCs w:val="22"/>
+                <w:color w:val="000000"/>
+              </w:rPr>
+              <w:t xml:space="preserve">0.073</w:t>
             </w:r>
           </w:p>
         </w:tc>
@@ -12000,113 +12000,113 @@
                 <w:szCs w:val="22"/>
                 <w:color w:val="000000"/>
               </w:rPr>
-              <w:t xml:space="preserve">1.01</w:t>
-            </w:r>
-          </w:p>
-        </w:tc>
-        <w:tc>
-          <w:tcPr>
-            <w:tcBorders>
-              <w:bottom w:val="none" w:sz="0" w:space="0" w:color="000000"/>
-              <w:top w:val="none" w:sz="0" w:space="0" w:color="000000"/>
-              <w:left w:val="none" w:sz="0" w:space="0" w:color="000000"/>
-              <w:right w:val="none" w:sz="0" w:space="0" w:color="000000"/>
-            </w:tcBorders>
-            <w:shd w:val="clear" w:color="auto" w:fill="FFFFFF"/>
-            <w:tcMar>
-              <w:top w:w="0" w:type="dxa"/>
-              <w:bottom w:w="0" w:type="dxa"/>
-              <w:left w:w="0" w:type="dxa"/>
-              <w:right w:w="0" w:type="dxa"/>
-            </w:tcMar>
-            <w:vAlign w:val="top"/>
-          </w:tcPr>
-          <w:p>
-            <w:pPr>
-              <w:pStyle w:val="Normal"/>
-              <w:jc w:val="center"/>
-              <w:pBdr>
-                <w:bottom w:val="none" w:sz="0" w:space="0" w:color="000000"/>
-                <w:top w:val="none" w:sz="0" w:space="0" w:color="000000"/>
-                <w:left w:val="none" w:sz="0" w:space="0" w:color="000000"/>
-                <w:right w:val="none" w:sz="0" w:space="0" w:color="000000"/>
-              </w:pBdr>
-              <w:spacing w:after="100" w:before="100" w:line="240"/>
-              <w:ind w:left="100" w:right="100" w:firstLine="0" w:firstLineChars="0"/>
-              <w:rPr>
-                <w:rFonts w:ascii="Helvetica" w:hAnsi="Helvetica" w:eastAsia="Helvetica" w:cs="Helvetica"/>
-                <w:i w:val="false"/>
-                <w:b w:val="false"/>
-                <w:u w:val="none"/>
-                <w:sz w:val="22"/>
-                <w:szCs w:val="22"/>
-                <w:color w:val="000000"/>
-              </w:rPr>
-            </w:pPr>
-            <w:r>
-              <w:rPr>
-                <w:rFonts w:ascii="Helvetica" w:hAnsi="Helvetica" w:eastAsia="Helvetica" w:cs="Helvetica"/>
-                <w:i w:val="false"/>
-                <w:b w:val="false"/>
-                <w:u w:val="none"/>
-                <w:sz w:val="22"/>
-                <w:szCs w:val="22"/>
-                <w:color w:val="000000"/>
-              </w:rPr>
-              <w:t xml:space="preserve">0.91, 1.13</w:t>
-            </w:r>
-          </w:p>
-        </w:tc>
-        <w:tc>
-          <w:tcPr>
-            <w:tcBorders>
-              <w:bottom w:val="none" w:sz="0" w:space="0" w:color="000000"/>
-              <w:top w:val="none" w:sz="0" w:space="0" w:color="000000"/>
-              <w:left w:val="none" w:sz="0" w:space="0" w:color="000000"/>
-              <w:right w:val="none" w:sz="0" w:space="0" w:color="000000"/>
-            </w:tcBorders>
-            <w:shd w:val="clear" w:color="auto" w:fill="FFFFFF"/>
-            <w:tcMar>
-              <w:top w:w="0" w:type="dxa"/>
-              <w:bottom w:w="0" w:type="dxa"/>
-              <w:left w:w="0" w:type="dxa"/>
-              <w:right w:w="0" w:type="dxa"/>
-            </w:tcMar>
-            <w:vAlign w:val="top"/>
-          </w:tcPr>
-          <w:p>
-            <w:pPr>
-              <w:pStyle w:val="Normal"/>
-              <w:jc w:val="center"/>
-              <w:pBdr>
-                <w:bottom w:val="none" w:sz="0" w:space="0" w:color="000000"/>
-                <w:top w:val="none" w:sz="0" w:space="0" w:color="000000"/>
-                <w:left w:val="none" w:sz="0" w:space="0" w:color="000000"/>
-                <w:right w:val="none" w:sz="0" w:space="0" w:color="000000"/>
-              </w:pBdr>
-              <w:spacing w:after="100" w:before="100" w:line="240"/>
-              <w:ind w:left="100" w:right="100" w:firstLine="0" w:firstLineChars="0"/>
-              <w:rPr>
-                <w:rFonts w:ascii="Helvetica" w:hAnsi="Helvetica" w:eastAsia="Helvetica" w:cs="Helvetica"/>
-                <w:i w:val="false"/>
-                <w:b w:val="false"/>
-                <w:u w:val="none"/>
-                <w:sz w:val="22"/>
-                <w:szCs w:val="22"/>
-                <w:color w:val="000000"/>
-              </w:rPr>
-            </w:pPr>
-            <w:r>
-              <w:rPr>
-                <w:rFonts w:ascii="Helvetica" w:hAnsi="Helvetica" w:eastAsia="Helvetica" w:cs="Helvetica"/>
-                <w:i w:val="false"/>
-                <w:b w:val="false"/>
-                <w:u w:val="none"/>
-                <w:sz w:val="22"/>
-                <w:szCs w:val="22"/>
-                <w:color w:val="000000"/>
-              </w:rPr>
-              <w:t xml:space="preserve">0.830</w:t>
+              <w:t xml:space="preserve">0.99</w:t>
+            </w:r>
+          </w:p>
+        </w:tc>
+        <w:tc>
+          <w:tcPr>
+            <w:tcBorders>
+              <w:bottom w:val="none" w:sz="0" w:space="0" w:color="000000"/>
+              <w:top w:val="none" w:sz="0" w:space="0" w:color="000000"/>
+              <w:left w:val="none" w:sz="0" w:space="0" w:color="000000"/>
+              <w:right w:val="none" w:sz="0" w:space="0" w:color="000000"/>
+            </w:tcBorders>
+            <w:shd w:val="clear" w:color="auto" w:fill="FFFFFF"/>
+            <w:tcMar>
+              <w:top w:w="0" w:type="dxa"/>
+              <w:bottom w:w="0" w:type="dxa"/>
+              <w:left w:w="0" w:type="dxa"/>
+              <w:right w:w="0" w:type="dxa"/>
+            </w:tcMar>
+            <w:vAlign w:val="top"/>
+          </w:tcPr>
+          <w:p>
+            <w:pPr>
+              <w:pStyle w:val="Normal"/>
+              <w:jc w:val="center"/>
+              <w:pBdr>
+                <w:bottom w:val="none" w:sz="0" w:space="0" w:color="000000"/>
+                <w:top w:val="none" w:sz="0" w:space="0" w:color="000000"/>
+                <w:left w:val="none" w:sz="0" w:space="0" w:color="000000"/>
+                <w:right w:val="none" w:sz="0" w:space="0" w:color="000000"/>
+              </w:pBdr>
+              <w:spacing w:after="100" w:before="100" w:line="240"/>
+              <w:ind w:left="100" w:right="100" w:firstLine="0" w:firstLineChars="0"/>
+              <w:rPr>
+                <w:rFonts w:ascii="Helvetica" w:hAnsi="Helvetica" w:eastAsia="Helvetica" w:cs="Helvetica"/>
+                <w:i w:val="false"/>
+                <w:b w:val="false"/>
+                <w:u w:val="none"/>
+                <w:sz w:val="22"/>
+                <w:szCs w:val="22"/>
+                <w:color w:val="000000"/>
+              </w:rPr>
+            </w:pPr>
+            <w:r>
+              <w:rPr>
+                <w:rFonts w:ascii="Helvetica" w:hAnsi="Helvetica" w:eastAsia="Helvetica" w:cs="Helvetica"/>
+                <w:i w:val="false"/>
+                <w:b w:val="false"/>
+                <w:u w:val="none"/>
+                <w:sz w:val="22"/>
+                <w:szCs w:val="22"/>
+                <w:color w:val="000000"/>
+              </w:rPr>
+              <w:t xml:space="preserve">0.91, 1.08</w:t>
+            </w:r>
+          </w:p>
+        </w:tc>
+        <w:tc>
+          <w:tcPr>
+            <w:tcBorders>
+              <w:bottom w:val="none" w:sz="0" w:space="0" w:color="000000"/>
+              <w:top w:val="none" w:sz="0" w:space="0" w:color="000000"/>
+              <w:left w:val="none" w:sz="0" w:space="0" w:color="000000"/>
+              <w:right w:val="none" w:sz="0" w:space="0" w:color="000000"/>
+            </w:tcBorders>
+            <w:shd w:val="clear" w:color="auto" w:fill="FFFFFF"/>
+            <w:tcMar>
+              <w:top w:w="0" w:type="dxa"/>
+              <w:bottom w:w="0" w:type="dxa"/>
+              <w:left w:w="0" w:type="dxa"/>
+              <w:right w:w="0" w:type="dxa"/>
+            </w:tcMar>
+            <w:vAlign w:val="top"/>
+          </w:tcPr>
+          <w:p>
+            <w:pPr>
+              <w:pStyle w:val="Normal"/>
+              <w:jc w:val="center"/>
+              <w:pBdr>
+                <w:bottom w:val="none" w:sz="0" w:space="0" w:color="000000"/>
+                <w:top w:val="none" w:sz="0" w:space="0" w:color="000000"/>
+                <w:left w:val="none" w:sz="0" w:space="0" w:color="000000"/>
+                <w:right w:val="none" w:sz="0" w:space="0" w:color="000000"/>
+              </w:pBdr>
+              <w:spacing w:after="100" w:before="100" w:line="240"/>
+              <w:ind w:left="100" w:right="100" w:firstLine="0" w:firstLineChars="0"/>
+              <w:rPr>
+                <w:rFonts w:ascii="Helvetica" w:hAnsi="Helvetica" w:eastAsia="Helvetica" w:cs="Helvetica"/>
+                <w:i w:val="false"/>
+                <w:b w:val="false"/>
+                <w:u w:val="none"/>
+                <w:sz w:val="22"/>
+                <w:szCs w:val="22"/>
+                <w:color w:val="000000"/>
+              </w:rPr>
+            </w:pPr>
+            <w:r>
+              <w:rPr>
+                <w:rFonts w:ascii="Helvetica" w:hAnsi="Helvetica" w:eastAsia="Helvetica" w:cs="Helvetica"/>
+                <w:i w:val="false"/>
+                <w:b w:val="false"/>
+                <w:u w:val="none"/>
+                <w:sz w:val="22"/>
+                <w:szCs w:val="22"/>
+                <w:color w:val="000000"/>
+              </w:rPr>
+              <w:t xml:space="preserve">0.810</w:t>
             </w:r>
           </w:p>
         </w:tc>
@@ -12212,113 +12212,113 @@
                 <w:szCs w:val="22"/>
                 <w:color w:val="000000"/>
               </w:rPr>
-              <w:t xml:space="preserve">1.06</w:t>
-            </w:r>
-          </w:p>
-        </w:tc>
-        <w:tc>
-          <w:tcPr>
-            <w:tcBorders>
-              <w:bottom w:val="none" w:sz="0" w:space="0" w:color="000000"/>
-              <w:top w:val="none" w:sz="0" w:space="0" w:color="000000"/>
-              <w:left w:val="none" w:sz="0" w:space="0" w:color="000000"/>
-              <w:right w:val="none" w:sz="0" w:space="0" w:color="000000"/>
-            </w:tcBorders>
-            <w:shd w:val="clear" w:color="auto" w:fill="FFFFFF"/>
-            <w:tcMar>
-              <w:top w:w="0" w:type="dxa"/>
-              <w:bottom w:w="0" w:type="dxa"/>
-              <w:left w:w="0" w:type="dxa"/>
-              <w:right w:w="0" w:type="dxa"/>
-            </w:tcMar>
-            <w:vAlign w:val="top"/>
-          </w:tcPr>
-          <w:p>
-            <w:pPr>
-              <w:pStyle w:val="Normal"/>
-              <w:jc w:val="center"/>
-              <w:pBdr>
-                <w:bottom w:val="none" w:sz="0" w:space="0" w:color="000000"/>
-                <w:top w:val="none" w:sz="0" w:space="0" w:color="000000"/>
-                <w:left w:val="none" w:sz="0" w:space="0" w:color="000000"/>
-                <w:right w:val="none" w:sz="0" w:space="0" w:color="000000"/>
-              </w:pBdr>
-              <w:spacing w:after="100" w:before="100" w:line="240"/>
-              <w:ind w:left="100" w:right="100" w:firstLine="0" w:firstLineChars="0"/>
-              <w:rPr>
-                <w:rFonts w:ascii="Helvetica" w:hAnsi="Helvetica" w:eastAsia="Helvetica" w:cs="Helvetica"/>
-                <w:i w:val="false"/>
-                <w:b w:val="false"/>
-                <w:u w:val="none"/>
-                <w:sz w:val="22"/>
-                <w:szCs w:val="22"/>
-                <w:color w:val="000000"/>
-              </w:rPr>
-            </w:pPr>
-            <w:r>
-              <w:rPr>
-                <w:rFonts w:ascii="Helvetica" w:hAnsi="Helvetica" w:eastAsia="Helvetica" w:cs="Helvetica"/>
-                <w:i w:val="false"/>
-                <w:b w:val="false"/>
-                <w:u w:val="none"/>
-                <w:sz w:val="22"/>
-                <w:szCs w:val="22"/>
-                <w:color w:val="000000"/>
-              </w:rPr>
-              <w:t xml:space="preserve">0.82, 1.36</w:t>
-            </w:r>
-          </w:p>
-        </w:tc>
-        <w:tc>
-          <w:tcPr>
-            <w:tcBorders>
-              <w:bottom w:val="none" w:sz="0" w:space="0" w:color="000000"/>
-              <w:top w:val="none" w:sz="0" w:space="0" w:color="000000"/>
-              <w:left w:val="none" w:sz="0" w:space="0" w:color="000000"/>
-              <w:right w:val="none" w:sz="0" w:space="0" w:color="000000"/>
-            </w:tcBorders>
-            <w:shd w:val="clear" w:color="auto" w:fill="FFFFFF"/>
-            <w:tcMar>
-              <w:top w:w="0" w:type="dxa"/>
-              <w:bottom w:w="0" w:type="dxa"/>
-              <w:left w:w="0" w:type="dxa"/>
-              <w:right w:w="0" w:type="dxa"/>
-            </w:tcMar>
-            <w:vAlign w:val="top"/>
-          </w:tcPr>
-          <w:p>
-            <w:pPr>
-              <w:pStyle w:val="Normal"/>
-              <w:jc w:val="center"/>
-              <w:pBdr>
-                <w:bottom w:val="none" w:sz="0" w:space="0" w:color="000000"/>
-                <w:top w:val="none" w:sz="0" w:space="0" w:color="000000"/>
-                <w:left w:val="none" w:sz="0" w:space="0" w:color="000000"/>
-                <w:right w:val="none" w:sz="0" w:space="0" w:color="000000"/>
-              </w:pBdr>
-              <w:spacing w:after="100" w:before="100" w:line="240"/>
-              <w:ind w:left="100" w:right="100" w:firstLine="0" w:firstLineChars="0"/>
-              <w:rPr>
-                <w:rFonts w:ascii="Helvetica" w:hAnsi="Helvetica" w:eastAsia="Helvetica" w:cs="Helvetica"/>
-                <w:i w:val="false"/>
-                <w:b w:val="false"/>
-                <w:u w:val="none"/>
-                <w:sz w:val="22"/>
-                <w:szCs w:val="22"/>
-                <w:color w:val="000000"/>
-              </w:rPr>
-            </w:pPr>
-            <w:r>
-              <w:rPr>
-                <w:rFonts w:ascii="Helvetica" w:hAnsi="Helvetica" w:eastAsia="Helvetica" w:cs="Helvetica"/>
-                <w:i w:val="false"/>
-                <w:b w:val="false"/>
-                <w:u w:val="none"/>
-                <w:sz w:val="22"/>
-                <w:szCs w:val="22"/>
-                <w:color w:val="000000"/>
-              </w:rPr>
-              <w:t xml:space="preserve">0.660</w:t>
+              <w:t xml:space="preserve">0.92</w:t>
+            </w:r>
+          </w:p>
+        </w:tc>
+        <w:tc>
+          <w:tcPr>
+            <w:tcBorders>
+              <w:bottom w:val="none" w:sz="0" w:space="0" w:color="000000"/>
+              <w:top w:val="none" w:sz="0" w:space="0" w:color="000000"/>
+              <w:left w:val="none" w:sz="0" w:space="0" w:color="000000"/>
+              <w:right w:val="none" w:sz="0" w:space="0" w:color="000000"/>
+            </w:tcBorders>
+            <w:shd w:val="clear" w:color="auto" w:fill="FFFFFF"/>
+            <w:tcMar>
+              <w:top w:w="0" w:type="dxa"/>
+              <w:bottom w:w="0" w:type="dxa"/>
+              <w:left w:w="0" w:type="dxa"/>
+              <w:right w:w="0" w:type="dxa"/>
+            </w:tcMar>
+            <w:vAlign w:val="top"/>
+          </w:tcPr>
+          <w:p>
+            <w:pPr>
+              <w:pStyle w:val="Normal"/>
+              <w:jc w:val="center"/>
+              <w:pBdr>
+                <w:bottom w:val="none" w:sz="0" w:space="0" w:color="000000"/>
+                <w:top w:val="none" w:sz="0" w:space="0" w:color="000000"/>
+                <w:left w:val="none" w:sz="0" w:space="0" w:color="000000"/>
+                <w:right w:val="none" w:sz="0" w:space="0" w:color="000000"/>
+              </w:pBdr>
+              <w:spacing w:after="100" w:before="100" w:line="240"/>
+              <w:ind w:left="100" w:right="100" w:firstLine="0" w:firstLineChars="0"/>
+              <w:rPr>
+                <w:rFonts w:ascii="Helvetica" w:hAnsi="Helvetica" w:eastAsia="Helvetica" w:cs="Helvetica"/>
+                <w:i w:val="false"/>
+                <w:b w:val="false"/>
+                <w:u w:val="none"/>
+                <w:sz w:val="22"/>
+                <w:szCs w:val="22"/>
+                <w:color w:val="000000"/>
+              </w:rPr>
+            </w:pPr>
+            <w:r>
+              <w:rPr>
+                <w:rFonts w:ascii="Helvetica" w:hAnsi="Helvetica" w:eastAsia="Helvetica" w:cs="Helvetica"/>
+                <w:i w:val="false"/>
+                <w:b w:val="false"/>
+                <w:u w:val="none"/>
+                <w:sz w:val="22"/>
+                <w:szCs w:val="22"/>
+                <w:color w:val="000000"/>
+              </w:rPr>
+              <w:t xml:space="preserve">0.77, 1.12</w:t>
+            </w:r>
+          </w:p>
+        </w:tc>
+        <w:tc>
+          <w:tcPr>
+            <w:tcBorders>
+              <w:bottom w:val="none" w:sz="0" w:space="0" w:color="000000"/>
+              <w:top w:val="none" w:sz="0" w:space="0" w:color="000000"/>
+              <w:left w:val="none" w:sz="0" w:space="0" w:color="000000"/>
+              <w:right w:val="none" w:sz="0" w:space="0" w:color="000000"/>
+            </w:tcBorders>
+            <w:shd w:val="clear" w:color="auto" w:fill="FFFFFF"/>
+            <w:tcMar>
+              <w:top w:w="0" w:type="dxa"/>
+              <w:bottom w:w="0" w:type="dxa"/>
+              <w:left w:w="0" w:type="dxa"/>
+              <w:right w:w="0" w:type="dxa"/>
+            </w:tcMar>
+            <w:vAlign w:val="top"/>
+          </w:tcPr>
+          <w:p>
+            <w:pPr>
+              <w:pStyle w:val="Normal"/>
+              <w:jc w:val="center"/>
+              <w:pBdr>
+                <w:bottom w:val="none" w:sz="0" w:space="0" w:color="000000"/>
+                <w:top w:val="none" w:sz="0" w:space="0" w:color="000000"/>
+                <w:left w:val="none" w:sz="0" w:space="0" w:color="000000"/>
+                <w:right w:val="none" w:sz="0" w:space="0" w:color="000000"/>
+              </w:pBdr>
+              <w:spacing w:after="100" w:before="100" w:line="240"/>
+              <w:ind w:left="100" w:right="100" w:firstLine="0" w:firstLineChars="0"/>
+              <w:rPr>
+                <w:rFonts w:ascii="Helvetica" w:hAnsi="Helvetica" w:eastAsia="Helvetica" w:cs="Helvetica"/>
+                <w:i w:val="false"/>
+                <w:b w:val="false"/>
+                <w:u w:val="none"/>
+                <w:sz w:val="22"/>
+                <w:szCs w:val="22"/>
+                <w:color w:val="000000"/>
+              </w:rPr>
+            </w:pPr>
+            <w:r>
+              <w:rPr>
+                <w:rFonts w:ascii="Helvetica" w:hAnsi="Helvetica" w:eastAsia="Helvetica" w:cs="Helvetica"/>
+                <w:i w:val="false"/>
+                <w:b w:val="false"/>
+                <w:u w:val="none"/>
+                <w:sz w:val="22"/>
+                <w:szCs w:val="22"/>
+                <w:color w:val="000000"/>
+              </w:rPr>
+              <w:t xml:space="preserve">0.420</w:t>
             </w:r>
           </w:p>
         </w:tc>
@@ -12483,113 +12483,113 @@
                 <w:szCs w:val="22"/>
                 <w:color w:val="000000"/>
               </w:rPr>
-              <w:t xml:space="preserve">0.43</w:t>
-            </w:r>
-          </w:p>
-        </w:tc>
-        <w:tc>
-          <w:tcPr>
-            <w:tcBorders>
-              <w:bottom w:val="none" w:sz="0" w:space="0" w:color="000000"/>
-              <w:top w:val="none" w:sz="0" w:space="0" w:color="000000"/>
-              <w:left w:val="none" w:sz="0" w:space="0" w:color="000000"/>
-              <w:right w:val="none" w:sz="0" w:space="0" w:color="000000"/>
-            </w:tcBorders>
-            <w:shd w:val="clear" w:color="auto" w:fill="FFFFFF"/>
-            <w:tcMar>
-              <w:top w:w="0" w:type="dxa"/>
-              <w:bottom w:w="0" w:type="dxa"/>
-              <w:left w:w="0" w:type="dxa"/>
-              <w:right w:w="0" w:type="dxa"/>
-            </w:tcMar>
-            <w:vAlign w:val="top"/>
-          </w:tcPr>
-          <w:p>
-            <w:pPr>
-              <w:pStyle w:val="Normal"/>
-              <w:jc w:val="center"/>
-              <w:pBdr>
-                <w:bottom w:val="none" w:sz="0" w:space="0" w:color="000000"/>
-                <w:top w:val="none" w:sz="0" w:space="0" w:color="000000"/>
-                <w:left w:val="none" w:sz="0" w:space="0" w:color="000000"/>
-                <w:right w:val="none" w:sz="0" w:space="0" w:color="000000"/>
-              </w:pBdr>
-              <w:spacing w:after="100" w:before="100" w:line="240"/>
-              <w:ind w:left="100" w:right="100" w:firstLine="0" w:firstLineChars="0"/>
-              <w:rPr>
-                <w:rFonts w:ascii="Helvetica" w:hAnsi="Helvetica" w:eastAsia="Helvetica" w:cs="Helvetica"/>
-                <w:i w:val="false"/>
-                <w:b w:val="false"/>
-                <w:u w:val="none"/>
-                <w:sz w:val="22"/>
-                <w:szCs w:val="22"/>
-                <w:color w:val="000000"/>
-              </w:rPr>
-            </w:pPr>
-            <w:r>
-              <w:rPr>
-                <w:rFonts w:ascii="Helvetica" w:hAnsi="Helvetica" w:eastAsia="Helvetica" w:cs="Helvetica"/>
-                <w:i w:val="false"/>
-                <w:b w:val="false"/>
-                <w:u w:val="none"/>
-                <w:sz w:val="22"/>
-                <w:szCs w:val="22"/>
-                <w:color w:val="000000"/>
-              </w:rPr>
-              <w:t xml:space="preserve">0.05, 3.58</w:t>
-            </w:r>
-          </w:p>
-        </w:tc>
-        <w:tc>
-          <w:tcPr>
-            <w:tcBorders>
-              <w:bottom w:val="none" w:sz="0" w:space="0" w:color="000000"/>
-              <w:top w:val="none" w:sz="0" w:space="0" w:color="000000"/>
-              <w:left w:val="none" w:sz="0" w:space="0" w:color="000000"/>
-              <w:right w:val="none" w:sz="0" w:space="0" w:color="000000"/>
-            </w:tcBorders>
-            <w:shd w:val="clear" w:color="auto" w:fill="FFFFFF"/>
-            <w:tcMar>
-              <w:top w:w="0" w:type="dxa"/>
-              <w:bottom w:w="0" w:type="dxa"/>
-              <w:left w:w="0" w:type="dxa"/>
-              <w:right w:w="0" w:type="dxa"/>
-            </w:tcMar>
-            <w:vAlign w:val="top"/>
-          </w:tcPr>
-          <w:p>
-            <w:pPr>
-              <w:pStyle w:val="Normal"/>
-              <w:jc w:val="center"/>
-              <w:pBdr>
-                <w:bottom w:val="none" w:sz="0" w:space="0" w:color="000000"/>
-                <w:top w:val="none" w:sz="0" w:space="0" w:color="000000"/>
-                <w:left w:val="none" w:sz="0" w:space="0" w:color="000000"/>
-                <w:right w:val="none" w:sz="0" w:space="0" w:color="000000"/>
-              </w:pBdr>
-              <w:spacing w:after="100" w:before="100" w:line="240"/>
-              <w:ind w:left="100" w:right="100" w:firstLine="0" w:firstLineChars="0"/>
-              <w:rPr>
-                <w:rFonts w:ascii="Helvetica" w:hAnsi="Helvetica" w:eastAsia="Helvetica" w:cs="Helvetica"/>
-                <w:i w:val="false"/>
-                <w:b w:val="false"/>
-                <w:u w:val="none"/>
-                <w:sz w:val="22"/>
-                <w:szCs w:val="22"/>
-                <w:color w:val="000000"/>
-              </w:rPr>
-            </w:pPr>
-            <w:r>
-              <w:rPr>
-                <w:rFonts w:ascii="Helvetica" w:hAnsi="Helvetica" w:eastAsia="Helvetica" w:cs="Helvetica"/>
-                <w:i w:val="false"/>
-                <w:b w:val="false"/>
-                <w:u w:val="none"/>
-                <w:sz w:val="22"/>
-                <w:szCs w:val="22"/>
-                <w:color w:val="000000"/>
-              </w:rPr>
-              <w:t xml:space="preserve">0.440</w:t>
+              <w:t xml:space="preserve">0.66</w:t>
+            </w:r>
+          </w:p>
+        </w:tc>
+        <w:tc>
+          <w:tcPr>
+            <w:tcBorders>
+              <w:bottom w:val="none" w:sz="0" w:space="0" w:color="000000"/>
+              <w:top w:val="none" w:sz="0" w:space="0" w:color="000000"/>
+              <w:left w:val="none" w:sz="0" w:space="0" w:color="000000"/>
+              <w:right w:val="none" w:sz="0" w:space="0" w:color="000000"/>
+            </w:tcBorders>
+            <w:shd w:val="clear" w:color="auto" w:fill="FFFFFF"/>
+            <w:tcMar>
+              <w:top w:w="0" w:type="dxa"/>
+              <w:bottom w:w="0" w:type="dxa"/>
+              <w:left w:w="0" w:type="dxa"/>
+              <w:right w:w="0" w:type="dxa"/>
+            </w:tcMar>
+            <w:vAlign w:val="top"/>
+          </w:tcPr>
+          <w:p>
+            <w:pPr>
+              <w:pStyle w:val="Normal"/>
+              <w:jc w:val="center"/>
+              <w:pBdr>
+                <w:bottom w:val="none" w:sz="0" w:space="0" w:color="000000"/>
+                <w:top w:val="none" w:sz="0" w:space="0" w:color="000000"/>
+                <w:left w:val="none" w:sz="0" w:space="0" w:color="000000"/>
+                <w:right w:val="none" w:sz="0" w:space="0" w:color="000000"/>
+              </w:pBdr>
+              <w:spacing w:after="100" w:before="100" w:line="240"/>
+              <w:ind w:left="100" w:right="100" w:firstLine="0" w:firstLineChars="0"/>
+              <w:rPr>
+                <w:rFonts w:ascii="Helvetica" w:hAnsi="Helvetica" w:eastAsia="Helvetica" w:cs="Helvetica"/>
+                <w:i w:val="false"/>
+                <w:b w:val="false"/>
+                <w:u w:val="none"/>
+                <w:sz w:val="22"/>
+                <w:szCs w:val="22"/>
+                <w:color w:val="000000"/>
+              </w:rPr>
+            </w:pPr>
+            <w:r>
+              <w:rPr>
+                <w:rFonts w:ascii="Helvetica" w:hAnsi="Helvetica" w:eastAsia="Helvetica" w:cs="Helvetica"/>
+                <w:i w:val="false"/>
+                <w:b w:val="false"/>
+                <w:u w:val="none"/>
+                <w:sz w:val="22"/>
+                <w:szCs w:val="22"/>
+                <w:color w:val="000000"/>
+              </w:rPr>
+              <w:t xml:space="preserve">0.14, 3.05</w:t>
+            </w:r>
+          </w:p>
+        </w:tc>
+        <w:tc>
+          <w:tcPr>
+            <w:tcBorders>
+              <w:bottom w:val="none" w:sz="0" w:space="0" w:color="000000"/>
+              <w:top w:val="none" w:sz="0" w:space="0" w:color="000000"/>
+              <w:left w:val="none" w:sz="0" w:space="0" w:color="000000"/>
+              <w:right w:val="none" w:sz="0" w:space="0" w:color="000000"/>
+            </w:tcBorders>
+            <w:shd w:val="clear" w:color="auto" w:fill="FFFFFF"/>
+            <w:tcMar>
+              <w:top w:w="0" w:type="dxa"/>
+              <w:bottom w:w="0" w:type="dxa"/>
+              <w:left w:w="0" w:type="dxa"/>
+              <w:right w:w="0" w:type="dxa"/>
+            </w:tcMar>
+            <w:vAlign w:val="top"/>
+          </w:tcPr>
+          <w:p>
+            <w:pPr>
+              <w:pStyle w:val="Normal"/>
+              <w:jc w:val="center"/>
+              <w:pBdr>
+                <w:bottom w:val="none" w:sz="0" w:space="0" w:color="000000"/>
+                <w:top w:val="none" w:sz="0" w:space="0" w:color="000000"/>
+                <w:left w:val="none" w:sz="0" w:space="0" w:color="000000"/>
+                <w:right w:val="none" w:sz="0" w:space="0" w:color="000000"/>
+              </w:pBdr>
+              <w:spacing w:after="100" w:before="100" w:line="240"/>
+              <w:ind w:left="100" w:right="100" w:firstLine="0" w:firstLineChars="0"/>
+              <w:rPr>
+                <w:rFonts w:ascii="Helvetica" w:hAnsi="Helvetica" w:eastAsia="Helvetica" w:cs="Helvetica"/>
+                <w:i w:val="false"/>
+                <w:b w:val="false"/>
+                <w:u w:val="none"/>
+                <w:sz w:val="22"/>
+                <w:szCs w:val="22"/>
+                <w:color w:val="000000"/>
+              </w:rPr>
+            </w:pPr>
+            <w:r>
+              <w:rPr>
+                <w:rFonts w:ascii="Helvetica" w:hAnsi="Helvetica" w:eastAsia="Helvetica" w:cs="Helvetica"/>
+                <w:i w:val="false"/>
+                <w:b w:val="false"/>
+                <w:u w:val="none"/>
+                <w:sz w:val="22"/>
+                <w:szCs w:val="22"/>
+                <w:color w:val="000000"/>
+              </w:rPr>
+              <w:t xml:space="preserve">0.600</w:t>
             </w:r>
           </w:p>
         </w:tc>
@@ -12695,113 +12695,113 @@
                 <w:szCs w:val="22"/>
                 <w:color w:val="000000"/>
               </w:rPr>
-              <w:t xml:space="preserve">0.00</w:t>
-            </w:r>
-          </w:p>
-        </w:tc>
-        <w:tc>
-          <w:tcPr>
-            <w:tcBorders>
-              <w:bottom w:val="none" w:sz="0" w:space="0" w:color="000000"/>
-              <w:top w:val="none" w:sz="0" w:space="0" w:color="000000"/>
-              <w:left w:val="none" w:sz="0" w:space="0" w:color="000000"/>
-              <w:right w:val="none" w:sz="0" w:space="0" w:color="000000"/>
-            </w:tcBorders>
-            <w:shd w:val="clear" w:color="auto" w:fill="FFFFFF"/>
-            <w:tcMar>
-              <w:top w:w="0" w:type="dxa"/>
-              <w:bottom w:w="0" w:type="dxa"/>
-              <w:left w:w="0" w:type="dxa"/>
-              <w:right w:w="0" w:type="dxa"/>
-            </w:tcMar>
-            <w:vAlign w:val="top"/>
-          </w:tcPr>
-          <w:p>
-            <w:pPr>
-              <w:pStyle w:val="Normal"/>
-              <w:jc w:val="center"/>
-              <w:pBdr>
-                <w:bottom w:val="none" w:sz="0" w:space="0" w:color="000000"/>
-                <w:top w:val="none" w:sz="0" w:space="0" w:color="000000"/>
-                <w:left w:val="none" w:sz="0" w:space="0" w:color="000000"/>
-                <w:right w:val="none" w:sz="0" w:space="0" w:color="000000"/>
-              </w:pBdr>
-              <w:spacing w:after="100" w:before="100" w:line="240"/>
-              <w:ind w:left="100" w:right="100" w:firstLine="0" w:firstLineChars="0"/>
-              <w:rPr>
-                <w:rFonts w:ascii="Helvetica" w:hAnsi="Helvetica" w:eastAsia="Helvetica" w:cs="Helvetica"/>
-                <w:i w:val="false"/>
-                <w:b w:val="false"/>
-                <w:u w:val="none"/>
-                <w:sz w:val="22"/>
-                <w:szCs w:val="22"/>
-                <w:color w:val="000000"/>
-              </w:rPr>
-            </w:pPr>
-            <w:r>
-              <w:rPr>
-                <w:rFonts w:ascii="Helvetica" w:hAnsi="Helvetica" w:eastAsia="Helvetica" w:cs="Helvetica"/>
-                <w:i w:val="false"/>
-                <w:b w:val="false"/>
-                <w:u w:val="none"/>
-                <w:sz w:val="22"/>
-                <w:szCs w:val="22"/>
-                <w:color w:val="000000"/>
-              </w:rPr>
-              <w:t xml:space="preserve">0.00, 0.00</w:t>
-            </w:r>
-          </w:p>
-        </w:tc>
-        <w:tc>
-          <w:tcPr>
-            <w:tcBorders>
-              <w:bottom w:val="none" w:sz="0" w:space="0" w:color="000000"/>
-              <w:top w:val="none" w:sz="0" w:space="0" w:color="000000"/>
-              <w:left w:val="none" w:sz="0" w:space="0" w:color="000000"/>
-              <w:right w:val="none" w:sz="0" w:space="0" w:color="000000"/>
-            </w:tcBorders>
-            <w:shd w:val="clear" w:color="auto" w:fill="FFFFFF"/>
-            <w:tcMar>
-              <w:top w:w="0" w:type="dxa"/>
-              <w:bottom w:w="0" w:type="dxa"/>
-              <w:left w:w="0" w:type="dxa"/>
-              <w:right w:w="0" w:type="dxa"/>
-            </w:tcMar>
-            <w:vAlign w:val="top"/>
-          </w:tcPr>
-          <w:p>
-            <w:pPr>
-              <w:pStyle w:val="Normal"/>
-              <w:jc w:val="center"/>
-              <w:pBdr>
-                <w:bottom w:val="none" w:sz="0" w:space="0" w:color="000000"/>
-                <w:top w:val="none" w:sz="0" w:space="0" w:color="000000"/>
-                <w:left w:val="none" w:sz="0" w:space="0" w:color="000000"/>
-                <w:right w:val="none" w:sz="0" w:space="0" w:color="000000"/>
-              </w:pBdr>
-              <w:spacing w:after="100" w:before="100" w:line="240"/>
-              <w:ind w:left="100" w:right="100" w:firstLine="0" w:firstLineChars="0"/>
-              <w:rPr>
-                <w:rFonts w:ascii="Helvetica" w:hAnsi="Helvetica" w:eastAsia="Helvetica" w:cs="Helvetica"/>
-                <w:i w:val="false"/>
-                <w:b w:val="false"/>
-                <w:u w:val="none"/>
-                <w:sz w:val="22"/>
-                <w:szCs w:val="22"/>
-                <w:color w:val="000000"/>
-              </w:rPr>
-            </w:pPr>
-            <w:r>
-              <w:rPr>
-                <w:rFonts w:ascii="Helvetica" w:hAnsi="Helvetica" w:eastAsia="Helvetica" w:cs="Helvetica"/>
-                <w:i w:val="false"/>
-                <w:b w:val="false"/>
-                <w:u w:val="none"/>
-                <w:sz w:val="22"/>
-                <w:szCs w:val="22"/>
-                <w:color w:val="000000"/>
-              </w:rPr>
-              <w:t xml:space="preserve">&lt;0.001</w:t>
+              <w:t xml:space="preserve">0.01</w:t>
+            </w:r>
+          </w:p>
+        </w:tc>
+        <w:tc>
+          <w:tcPr>
+            <w:tcBorders>
+              <w:bottom w:val="none" w:sz="0" w:space="0" w:color="000000"/>
+              <w:top w:val="none" w:sz="0" w:space="0" w:color="000000"/>
+              <w:left w:val="none" w:sz="0" w:space="0" w:color="000000"/>
+              <w:right w:val="none" w:sz="0" w:space="0" w:color="000000"/>
+            </w:tcBorders>
+            <w:shd w:val="clear" w:color="auto" w:fill="FFFFFF"/>
+            <w:tcMar>
+              <w:top w:w="0" w:type="dxa"/>
+              <w:bottom w:w="0" w:type="dxa"/>
+              <w:left w:w="0" w:type="dxa"/>
+              <w:right w:w="0" w:type="dxa"/>
+            </w:tcMar>
+            <w:vAlign w:val="top"/>
+          </w:tcPr>
+          <w:p>
+            <w:pPr>
+              <w:pStyle w:val="Normal"/>
+              <w:jc w:val="center"/>
+              <w:pBdr>
+                <w:bottom w:val="none" w:sz="0" w:space="0" w:color="000000"/>
+                <w:top w:val="none" w:sz="0" w:space="0" w:color="000000"/>
+                <w:left w:val="none" w:sz="0" w:space="0" w:color="000000"/>
+                <w:right w:val="none" w:sz="0" w:space="0" w:color="000000"/>
+              </w:pBdr>
+              <w:spacing w:after="100" w:before="100" w:line="240"/>
+              <w:ind w:left="100" w:right="100" w:firstLine="0" w:firstLineChars="0"/>
+              <w:rPr>
+                <w:rFonts w:ascii="Helvetica" w:hAnsi="Helvetica" w:eastAsia="Helvetica" w:cs="Helvetica"/>
+                <w:i w:val="false"/>
+                <w:b w:val="false"/>
+                <w:u w:val="none"/>
+                <w:sz w:val="22"/>
+                <w:szCs w:val="22"/>
+                <w:color w:val="000000"/>
+              </w:rPr>
+            </w:pPr>
+            <w:r>
+              <w:rPr>
+                <w:rFonts w:ascii="Helvetica" w:hAnsi="Helvetica" w:eastAsia="Helvetica" w:cs="Helvetica"/>
+                <w:i w:val="false"/>
+                <w:b w:val="false"/>
+                <w:u w:val="none"/>
+                <w:sz w:val="22"/>
+                <w:szCs w:val="22"/>
+                <w:color w:val="000000"/>
+              </w:rPr>
+              <w:t xml:space="preserve">0.00, 0.70</w:t>
+            </w:r>
+          </w:p>
+        </w:tc>
+        <w:tc>
+          <w:tcPr>
+            <w:tcBorders>
+              <w:bottom w:val="none" w:sz="0" w:space="0" w:color="000000"/>
+              <w:top w:val="none" w:sz="0" w:space="0" w:color="000000"/>
+              <w:left w:val="none" w:sz="0" w:space="0" w:color="000000"/>
+              <w:right w:val="none" w:sz="0" w:space="0" w:color="000000"/>
+            </w:tcBorders>
+            <w:shd w:val="clear" w:color="auto" w:fill="FFFFFF"/>
+            <w:tcMar>
+              <w:top w:w="0" w:type="dxa"/>
+              <w:bottom w:w="0" w:type="dxa"/>
+              <w:left w:w="0" w:type="dxa"/>
+              <w:right w:w="0" w:type="dxa"/>
+            </w:tcMar>
+            <w:vAlign w:val="top"/>
+          </w:tcPr>
+          <w:p>
+            <w:pPr>
+              <w:pStyle w:val="Normal"/>
+              <w:jc w:val="center"/>
+              <w:pBdr>
+                <w:bottom w:val="none" w:sz="0" w:space="0" w:color="000000"/>
+                <w:top w:val="none" w:sz="0" w:space="0" w:color="000000"/>
+                <w:left w:val="none" w:sz="0" w:space="0" w:color="000000"/>
+                <w:right w:val="none" w:sz="0" w:space="0" w:color="000000"/>
+              </w:pBdr>
+              <w:spacing w:after="100" w:before="100" w:line="240"/>
+              <w:ind w:left="100" w:right="100" w:firstLine="0" w:firstLineChars="0"/>
+              <w:rPr>
+                <w:rFonts w:ascii="Helvetica" w:hAnsi="Helvetica" w:eastAsia="Helvetica" w:cs="Helvetica"/>
+                <w:i w:val="false"/>
+                <w:b w:val="false"/>
+                <w:u w:val="none"/>
+                <w:sz w:val="22"/>
+                <w:szCs w:val="22"/>
+                <w:color w:val="000000"/>
+              </w:rPr>
+            </w:pPr>
+            <w:r>
+              <w:rPr>
+                <w:rFonts w:ascii="Helvetica" w:hAnsi="Helvetica" w:eastAsia="Helvetica" w:cs="Helvetica"/>
+                <w:i w:val="false"/>
+                <w:b w:val="false"/>
+                <w:u w:val="none"/>
+                <w:sz w:val="22"/>
+                <w:szCs w:val="22"/>
+                <w:color w:val="000000"/>
+              </w:rPr>
+              <w:t xml:space="preserve">0.032</w:t>
             </w:r>
           </w:p>
         </w:tc>
@@ -12966,113 +12966,113 @@
                 <w:szCs w:val="22"/>
                 <w:color w:val="000000"/>
               </w:rPr>
-              <w:t xml:space="preserve">1.77</w:t>
-            </w:r>
-          </w:p>
-        </w:tc>
-        <w:tc>
-          <w:tcPr>
-            <w:tcBorders>
-              <w:bottom w:val="none" w:sz="0" w:space="0" w:color="000000"/>
-              <w:top w:val="none" w:sz="0" w:space="0" w:color="000000"/>
-              <w:left w:val="none" w:sz="0" w:space="0" w:color="000000"/>
-              <w:right w:val="none" w:sz="0" w:space="0" w:color="000000"/>
-            </w:tcBorders>
-            <w:shd w:val="clear" w:color="auto" w:fill="FFFFFF"/>
-            <w:tcMar>
-              <w:top w:w="0" w:type="dxa"/>
-              <w:bottom w:w="0" w:type="dxa"/>
-              <w:left w:w="0" w:type="dxa"/>
-              <w:right w:w="0" w:type="dxa"/>
-            </w:tcMar>
-            <w:vAlign w:val="top"/>
-          </w:tcPr>
-          <w:p>
-            <w:pPr>
-              <w:pStyle w:val="Normal"/>
-              <w:jc w:val="center"/>
-              <w:pBdr>
-                <w:bottom w:val="none" w:sz="0" w:space="0" w:color="000000"/>
-                <w:top w:val="none" w:sz="0" w:space="0" w:color="000000"/>
-                <w:left w:val="none" w:sz="0" w:space="0" w:color="000000"/>
-                <w:right w:val="none" w:sz="0" w:space="0" w:color="000000"/>
-              </w:pBdr>
-              <w:spacing w:after="100" w:before="100" w:line="240"/>
-              <w:ind w:left="100" w:right="100" w:firstLine="0" w:firstLineChars="0"/>
-              <w:rPr>
-                <w:rFonts w:ascii="Helvetica" w:hAnsi="Helvetica" w:eastAsia="Helvetica" w:cs="Helvetica"/>
-                <w:i w:val="false"/>
-                <w:b w:val="false"/>
-                <w:u w:val="none"/>
-                <w:sz w:val="22"/>
-                <w:szCs w:val="22"/>
-                <w:color w:val="000000"/>
-              </w:rPr>
-            </w:pPr>
-            <w:r>
-              <w:rPr>
-                <w:rFonts w:ascii="Helvetica" w:hAnsi="Helvetica" w:eastAsia="Helvetica" w:cs="Helvetica"/>
-                <w:i w:val="false"/>
-                <w:b w:val="false"/>
-                <w:u w:val="none"/>
-                <w:sz w:val="22"/>
-                <w:szCs w:val="22"/>
-                <w:color w:val="000000"/>
-              </w:rPr>
-              <w:t xml:space="preserve">0.37, 8.54</w:t>
-            </w:r>
-          </w:p>
-        </w:tc>
-        <w:tc>
-          <w:tcPr>
-            <w:tcBorders>
-              <w:bottom w:val="none" w:sz="0" w:space="0" w:color="000000"/>
-              <w:top w:val="none" w:sz="0" w:space="0" w:color="000000"/>
-              <w:left w:val="none" w:sz="0" w:space="0" w:color="000000"/>
-              <w:right w:val="none" w:sz="0" w:space="0" w:color="000000"/>
-            </w:tcBorders>
-            <w:shd w:val="clear" w:color="auto" w:fill="FFFFFF"/>
-            <w:tcMar>
-              <w:top w:w="0" w:type="dxa"/>
-              <w:bottom w:w="0" w:type="dxa"/>
-              <w:left w:w="0" w:type="dxa"/>
-              <w:right w:w="0" w:type="dxa"/>
-            </w:tcMar>
-            <w:vAlign w:val="top"/>
-          </w:tcPr>
-          <w:p>
-            <w:pPr>
-              <w:pStyle w:val="Normal"/>
-              <w:jc w:val="center"/>
-              <w:pBdr>
-                <w:bottom w:val="none" w:sz="0" w:space="0" w:color="000000"/>
-                <w:top w:val="none" w:sz="0" w:space="0" w:color="000000"/>
-                <w:left w:val="none" w:sz="0" w:space="0" w:color="000000"/>
-                <w:right w:val="none" w:sz="0" w:space="0" w:color="000000"/>
-              </w:pBdr>
-              <w:spacing w:after="100" w:before="100" w:line="240"/>
-              <w:ind w:left="100" w:right="100" w:firstLine="0" w:firstLineChars="0"/>
-              <w:rPr>
-                <w:rFonts w:ascii="Helvetica" w:hAnsi="Helvetica" w:eastAsia="Helvetica" w:cs="Helvetica"/>
-                <w:i w:val="false"/>
-                <w:b w:val="false"/>
-                <w:u w:val="none"/>
-                <w:sz w:val="22"/>
-                <w:szCs w:val="22"/>
-                <w:color w:val="000000"/>
-              </w:rPr>
-            </w:pPr>
-            <w:r>
-              <w:rPr>
-                <w:rFonts w:ascii="Helvetica" w:hAnsi="Helvetica" w:eastAsia="Helvetica" w:cs="Helvetica"/>
-                <w:i w:val="false"/>
-                <w:b w:val="false"/>
-                <w:u w:val="none"/>
-                <w:sz w:val="22"/>
-                <w:szCs w:val="22"/>
-                <w:color w:val="000000"/>
-              </w:rPr>
-              <w:t xml:space="preserve">0.480</w:t>
+              <w:t xml:space="preserve">1.14</w:t>
+            </w:r>
+          </w:p>
+        </w:tc>
+        <w:tc>
+          <w:tcPr>
+            <w:tcBorders>
+              <w:bottom w:val="none" w:sz="0" w:space="0" w:color="000000"/>
+              <w:top w:val="none" w:sz="0" w:space="0" w:color="000000"/>
+              <w:left w:val="none" w:sz="0" w:space="0" w:color="000000"/>
+              <w:right w:val="none" w:sz="0" w:space="0" w:color="000000"/>
+            </w:tcBorders>
+            <w:shd w:val="clear" w:color="auto" w:fill="FFFFFF"/>
+            <w:tcMar>
+              <w:top w:w="0" w:type="dxa"/>
+              <w:bottom w:w="0" w:type="dxa"/>
+              <w:left w:w="0" w:type="dxa"/>
+              <w:right w:w="0" w:type="dxa"/>
+            </w:tcMar>
+            <w:vAlign w:val="top"/>
+          </w:tcPr>
+          <w:p>
+            <w:pPr>
+              <w:pStyle w:val="Normal"/>
+              <w:jc w:val="center"/>
+              <w:pBdr>
+                <w:bottom w:val="none" w:sz="0" w:space="0" w:color="000000"/>
+                <w:top w:val="none" w:sz="0" w:space="0" w:color="000000"/>
+                <w:left w:val="none" w:sz="0" w:space="0" w:color="000000"/>
+                <w:right w:val="none" w:sz="0" w:space="0" w:color="000000"/>
+              </w:pBdr>
+              <w:spacing w:after="100" w:before="100" w:line="240"/>
+              <w:ind w:left="100" w:right="100" w:firstLine="0" w:firstLineChars="0"/>
+              <w:rPr>
+                <w:rFonts w:ascii="Helvetica" w:hAnsi="Helvetica" w:eastAsia="Helvetica" w:cs="Helvetica"/>
+                <w:i w:val="false"/>
+                <w:b w:val="false"/>
+                <w:u w:val="none"/>
+                <w:sz w:val="22"/>
+                <w:szCs w:val="22"/>
+                <w:color w:val="000000"/>
+              </w:rPr>
+            </w:pPr>
+            <w:r>
+              <w:rPr>
+                <w:rFonts w:ascii="Helvetica" w:hAnsi="Helvetica" w:eastAsia="Helvetica" w:cs="Helvetica"/>
+                <w:i w:val="false"/>
+                <w:b w:val="false"/>
+                <w:u w:val="none"/>
+                <w:sz w:val="22"/>
+                <w:szCs w:val="22"/>
+                <w:color w:val="000000"/>
+              </w:rPr>
+              <w:t xml:space="preserve">0.25, 5.08</w:t>
+            </w:r>
+          </w:p>
+        </w:tc>
+        <w:tc>
+          <w:tcPr>
+            <w:tcBorders>
+              <w:bottom w:val="none" w:sz="0" w:space="0" w:color="000000"/>
+              <w:top w:val="none" w:sz="0" w:space="0" w:color="000000"/>
+              <w:left w:val="none" w:sz="0" w:space="0" w:color="000000"/>
+              <w:right w:val="none" w:sz="0" w:space="0" w:color="000000"/>
+            </w:tcBorders>
+            <w:shd w:val="clear" w:color="auto" w:fill="FFFFFF"/>
+            <w:tcMar>
+              <w:top w:w="0" w:type="dxa"/>
+              <w:bottom w:w="0" w:type="dxa"/>
+              <w:left w:w="0" w:type="dxa"/>
+              <w:right w:w="0" w:type="dxa"/>
+            </w:tcMar>
+            <w:vAlign w:val="top"/>
+          </w:tcPr>
+          <w:p>
+            <w:pPr>
+              <w:pStyle w:val="Normal"/>
+              <w:jc w:val="center"/>
+              <w:pBdr>
+                <w:bottom w:val="none" w:sz="0" w:space="0" w:color="000000"/>
+                <w:top w:val="none" w:sz="0" w:space="0" w:color="000000"/>
+                <w:left w:val="none" w:sz="0" w:space="0" w:color="000000"/>
+                <w:right w:val="none" w:sz="0" w:space="0" w:color="000000"/>
+              </w:pBdr>
+              <w:spacing w:after="100" w:before="100" w:line="240"/>
+              <w:ind w:left="100" w:right="100" w:firstLine="0" w:firstLineChars="0"/>
+              <w:rPr>
+                <w:rFonts w:ascii="Helvetica" w:hAnsi="Helvetica" w:eastAsia="Helvetica" w:cs="Helvetica"/>
+                <w:i w:val="false"/>
+                <w:b w:val="false"/>
+                <w:u w:val="none"/>
+                <w:sz w:val="22"/>
+                <w:szCs w:val="22"/>
+                <w:color w:val="000000"/>
+              </w:rPr>
+            </w:pPr>
+            <w:r>
+              <w:rPr>
+                <w:rFonts w:ascii="Helvetica" w:hAnsi="Helvetica" w:eastAsia="Helvetica" w:cs="Helvetica"/>
+                <w:i w:val="false"/>
+                <w:b w:val="false"/>
+                <w:u w:val="none"/>
+                <w:sz w:val="22"/>
+                <w:szCs w:val="22"/>
+                <w:color w:val="000000"/>
+              </w:rPr>
+              <w:t xml:space="preserve">0.870</w:t>
             </w:r>
           </w:p>
         </w:tc>
@@ -13178,113 +13178,113 @@
                 <w:szCs w:val="22"/>
                 <w:color w:val="000000"/>
               </w:rPr>
-              <w:t xml:space="preserve">4.55</w:t>
-            </w:r>
-          </w:p>
-        </w:tc>
-        <w:tc>
-          <w:tcPr>
-            <w:tcBorders>
-              <w:bottom w:val="none" w:sz="0" w:space="0" w:color="000000"/>
-              <w:top w:val="none" w:sz="0" w:space="0" w:color="000000"/>
-              <w:left w:val="none" w:sz="0" w:space="0" w:color="000000"/>
-              <w:right w:val="none" w:sz="0" w:space="0" w:color="000000"/>
-            </w:tcBorders>
-            <w:shd w:val="clear" w:color="auto" w:fill="FFFFFF"/>
-            <w:tcMar>
-              <w:top w:w="0" w:type="dxa"/>
-              <w:bottom w:w="0" w:type="dxa"/>
-              <w:left w:w="0" w:type="dxa"/>
-              <w:right w:w="0" w:type="dxa"/>
-            </w:tcMar>
-            <w:vAlign w:val="top"/>
-          </w:tcPr>
-          <w:p>
-            <w:pPr>
-              <w:pStyle w:val="Normal"/>
-              <w:jc w:val="center"/>
-              <w:pBdr>
-                <w:bottom w:val="none" w:sz="0" w:space="0" w:color="000000"/>
-                <w:top w:val="none" w:sz="0" w:space="0" w:color="000000"/>
-                <w:left w:val="none" w:sz="0" w:space="0" w:color="000000"/>
-                <w:right w:val="none" w:sz="0" w:space="0" w:color="000000"/>
-              </w:pBdr>
-              <w:spacing w:after="100" w:before="100" w:line="240"/>
-              <w:ind w:left="100" w:right="100" w:firstLine="0" w:firstLineChars="0"/>
-              <w:rPr>
-                <w:rFonts w:ascii="Helvetica" w:hAnsi="Helvetica" w:eastAsia="Helvetica" w:cs="Helvetica"/>
-                <w:i w:val="false"/>
-                <w:b w:val="false"/>
-                <w:u w:val="none"/>
-                <w:sz w:val="22"/>
-                <w:szCs w:val="22"/>
-                <w:color w:val="000000"/>
-              </w:rPr>
-            </w:pPr>
-            <w:r>
-              <w:rPr>
-                <w:rFonts w:ascii="Helvetica" w:hAnsi="Helvetica" w:eastAsia="Helvetica" w:cs="Helvetica"/>
-                <w:i w:val="false"/>
-                <w:b w:val="false"/>
-                <w:u w:val="none"/>
-                <w:sz w:val="22"/>
-                <w:szCs w:val="22"/>
-                <w:color w:val="000000"/>
-              </w:rPr>
-              <w:t xml:space="preserve">1.10, 18.7</w:t>
-            </w:r>
-          </w:p>
-        </w:tc>
-        <w:tc>
-          <w:tcPr>
-            <w:tcBorders>
-              <w:bottom w:val="none" w:sz="0" w:space="0" w:color="000000"/>
-              <w:top w:val="none" w:sz="0" w:space="0" w:color="000000"/>
-              <w:left w:val="none" w:sz="0" w:space="0" w:color="000000"/>
-              <w:right w:val="none" w:sz="0" w:space="0" w:color="000000"/>
-            </w:tcBorders>
-            <w:shd w:val="clear" w:color="auto" w:fill="FFFFFF"/>
-            <w:tcMar>
-              <w:top w:w="0" w:type="dxa"/>
-              <w:bottom w:w="0" w:type="dxa"/>
-              <w:left w:w="0" w:type="dxa"/>
-              <w:right w:w="0" w:type="dxa"/>
-            </w:tcMar>
-            <w:vAlign w:val="top"/>
-          </w:tcPr>
-          <w:p>
-            <w:pPr>
-              <w:pStyle w:val="Normal"/>
-              <w:jc w:val="center"/>
-              <w:pBdr>
-                <w:bottom w:val="none" w:sz="0" w:space="0" w:color="000000"/>
-                <w:top w:val="none" w:sz="0" w:space="0" w:color="000000"/>
-                <w:left w:val="none" w:sz="0" w:space="0" w:color="000000"/>
-                <w:right w:val="none" w:sz="0" w:space="0" w:color="000000"/>
-              </w:pBdr>
-              <w:spacing w:after="100" w:before="100" w:line="240"/>
-              <w:ind w:left="100" w:right="100" w:firstLine="0" w:firstLineChars="0"/>
-              <w:rPr>
-                <w:rFonts w:ascii="Helvetica" w:hAnsi="Helvetica" w:eastAsia="Helvetica" w:cs="Helvetica"/>
-                <w:i w:val="false"/>
-                <w:b w:val="false"/>
-                <w:u w:val="none"/>
-                <w:sz w:val="22"/>
-                <w:szCs w:val="22"/>
-                <w:color w:val="000000"/>
-              </w:rPr>
-            </w:pPr>
-            <w:r>
-              <w:rPr>
-                <w:rFonts w:ascii="Helvetica" w:hAnsi="Helvetica" w:eastAsia="Helvetica" w:cs="Helvetica"/>
-                <w:i w:val="false"/>
-                <w:b w:val="false"/>
-                <w:u w:val="none"/>
-                <w:sz w:val="22"/>
-                <w:szCs w:val="22"/>
-                <w:color w:val="000000"/>
-              </w:rPr>
-              <w:t xml:space="preserve">0.036</w:t>
+              <w:t xml:space="preserve">1.48</w:t>
+            </w:r>
+          </w:p>
+        </w:tc>
+        <w:tc>
+          <w:tcPr>
+            <w:tcBorders>
+              <w:bottom w:val="none" w:sz="0" w:space="0" w:color="000000"/>
+              <w:top w:val="none" w:sz="0" w:space="0" w:color="000000"/>
+              <w:left w:val="none" w:sz="0" w:space="0" w:color="000000"/>
+              <w:right w:val="none" w:sz="0" w:space="0" w:color="000000"/>
+            </w:tcBorders>
+            <w:shd w:val="clear" w:color="auto" w:fill="FFFFFF"/>
+            <w:tcMar>
+              <w:top w:w="0" w:type="dxa"/>
+              <w:bottom w:w="0" w:type="dxa"/>
+              <w:left w:w="0" w:type="dxa"/>
+              <w:right w:w="0" w:type="dxa"/>
+            </w:tcMar>
+            <w:vAlign w:val="top"/>
+          </w:tcPr>
+          <w:p>
+            <w:pPr>
+              <w:pStyle w:val="Normal"/>
+              <w:jc w:val="center"/>
+              <w:pBdr>
+                <w:bottom w:val="none" w:sz="0" w:space="0" w:color="000000"/>
+                <w:top w:val="none" w:sz="0" w:space="0" w:color="000000"/>
+                <w:left w:val="none" w:sz="0" w:space="0" w:color="000000"/>
+                <w:right w:val="none" w:sz="0" w:space="0" w:color="000000"/>
+              </w:pBdr>
+              <w:spacing w:after="100" w:before="100" w:line="240"/>
+              <w:ind w:left="100" w:right="100" w:firstLine="0" w:firstLineChars="0"/>
+              <w:rPr>
+                <w:rFonts w:ascii="Helvetica" w:hAnsi="Helvetica" w:eastAsia="Helvetica" w:cs="Helvetica"/>
+                <w:i w:val="false"/>
+                <w:b w:val="false"/>
+                <w:u w:val="none"/>
+                <w:sz w:val="22"/>
+                <w:szCs w:val="22"/>
+                <w:color w:val="000000"/>
+              </w:rPr>
+            </w:pPr>
+            <w:r>
+              <w:rPr>
+                <w:rFonts w:ascii="Helvetica" w:hAnsi="Helvetica" w:eastAsia="Helvetica" w:cs="Helvetica"/>
+                <w:i w:val="false"/>
+                <w:b w:val="false"/>
+                <w:u w:val="none"/>
+                <w:sz w:val="22"/>
+                <w:szCs w:val="22"/>
+                <w:color w:val="000000"/>
+              </w:rPr>
+              <w:t xml:space="preserve">0.20, 11.0</w:t>
+            </w:r>
+          </w:p>
+        </w:tc>
+        <w:tc>
+          <w:tcPr>
+            <w:tcBorders>
+              <w:bottom w:val="none" w:sz="0" w:space="0" w:color="000000"/>
+              <w:top w:val="none" w:sz="0" w:space="0" w:color="000000"/>
+              <w:left w:val="none" w:sz="0" w:space="0" w:color="000000"/>
+              <w:right w:val="none" w:sz="0" w:space="0" w:color="000000"/>
+            </w:tcBorders>
+            <w:shd w:val="clear" w:color="auto" w:fill="FFFFFF"/>
+            <w:tcMar>
+              <w:top w:w="0" w:type="dxa"/>
+              <w:bottom w:w="0" w:type="dxa"/>
+              <w:left w:w="0" w:type="dxa"/>
+              <w:right w:w="0" w:type="dxa"/>
+            </w:tcMar>
+            <w:vAlign w:val="top"/>
+          </w:tcPr>
+          <w:p>
+            <w:pPr>
+              <w:pStyle w:val="Normal"/>
+              <w:jc w:val="center"/>
+              <w:pBdr>
+                <w:bottom w:val="none" w:sz="0" w:space="0" w:color="000000"/>
+                <w:top w:val="none" w:sz="0" w:space="0" w:color="000000"/>
+                <w:left w:val="none" w:sz="0" w:space="0" w:color="000000"/>
+                <w:right w:val="none" w:sz="0" w:space="0" w:color="000000"/>
+              </w:pBdr>
+              <w:spacing w:after="100" w:before="100" w:line="240"/>
+              <w:ind w:left="100" w:right="100" w:firstLine="0" w:firstLineChars="0"/>
+              <w:rPr>
+                <w:rFonts w:ascii="Helvetica" w:hAnsi="Helvetica" w:eastAsia="Helvetica" w:cs="Helvetica"/>
+                <w:i w:val="false"/>
+                <w:b w:val="false"/>
+                <w:u w:val="none"/>
+                <w:sz w:val="22"/>
+                <w:szCs w:val="22"/>
+                <w:color w:val="000000"/>
+              </w:rPr>
+            </w:pPr>
+            <w:r>
+              <w:rPr>
+                <w:rFonts w:ascii="Helvetica" w:hAnsi="Helvetica" w:eastAsia="Helvetica" w:cs="Helvetica"/>
+                <w:i w:val="false"/>
+                <w:b w:val="false"/>
+                <w:u w:val="none"/>
+                <w:sz w:val="22"/>
+                <w:szCs w:val="22"/>
+                <w:color w:val="000000"/>
+              </w:rPr>
+              <w:t xml:space="preserve">0.700</w:t>
             </w:r>
           </w:p>
         </w:tc>
@@ -13502,7 +13502,7 @@
                 <w:szCs w:val="22"/>
                 <w:color w:val="000000"/>
               </w:rPr>
-              <w:t xml:space="preserve">0.97, 1.00</w:t>
+              <w:t xml:space="preserve">0.96, 1.0</w:t>
             </w:r>
           </w:p>
         </w:tc>
@@ -13555,7 +13555,7 @@
                 <w:szCs w:val="22"/>
                 <w:color w:val="000000"/>
               </w:rPr>
-              <w:t xml:space="preserve">0.096</w:t>
+              <w:t xml:space="preserve">0.013</w:t>
             </w:r>
           </w:p>
         </w:tc>
@@ -13714,7 +13714,7 @@
                 <w:szCs w:val="22"/>
                 <w:color w:val="000000"/>
               </w:rPr>
-              <w:t xml:space="preserve">0.92, 1.05</w:t>
+              <w:t xml:space="preserve">0.93, 1.03</w:t>
             </w:r>
           </w:p>
         </w:tc>
@@ -13767,7 +13767,7 @@
                 <w:szCs w:val="22"/>
                 <w:color w:val="000000"/>
               </w:rPr>
-              <w:t xml:space="preserve">0.560</w:t>
+              <w:t xml:space="preserve">0.390</w:t>
             </w:r>
           </w:p>
         </w:tc>

--- a/docs/tables/auc3/sec6_ckd_composite.docx
+++ b/docs/tables/auc3/sec6_ckd_composite.docx
@@ -785,7 +785,7 @@
                 <w:szCs w:val="22"/>
                 <w:color w:val="000000"/>
               </w:rPr>
-              <w:t xml:space="preserve">egfr_diff_pct_per10</w:t>
+              <w:t xml:space="preserve">egfr_diff_pct_sens_per10</w:t>
             </w:r>
           </w:p>
         </w:tc>
@@ -891,7 +891,7 @@
                 <w:szCs w:val="22"/>
                 <w:color w:val="000000"/>
               </w:rPr>
-              <w:t xml:space="preserve">0.97</w:t>
+              <w:t xml:space="preserve">1.31</w:t>
             </w:r>
           </w:p>
         </w:tc>
@@ -944,7 +944,7 @@
                 <w:szCs w:val="22"/>
                 <w:color w:val="000000"/>
               </w:rPr>
-              <w:t xml:space="preserve">0.72, 1.30</w:t>
+              <w:t xml:space="preserve">1.03, 1.68</w:t>
             </w:r>
           </w:p>
         </w:tc>
@@ -997,7 +997,7 @@
                 <w:szCs w:val="22"/>
                 <w:color w:val="000000"/>
               </w:rPr>
-              <w:t xml:space="preserve">0.830</w:t>
+              <w:t xml:space="preserve">0.030</w:t>
             </w:r>
           </w:p>
         </w:tc>
@@ -1103,7 +1103,7 @@
                 <w:szCs w:val="22"/>
                 <w:color w:val="000000"/>
               </w:rPr>
-              <w:t xml:space="preserve">1.34</w:t>
+              <w:t xml:space="preserve">1.42</w:t>
             </w:r>
           </w:p>
         </w:tc>
@@ -1156,7 +1156,7 @@
                 <w:szCs w:val="22"/>
                 <w:color w:val="000000"/>
               </w:rPr>
-              <w:t xml:space="preserve">0.73, 2.45</w:t>
+              <w:t xml:space="preserve">0.87, 2.30</w:t>
             </w:r>
           </w:p>
         </w:tc>
@@ -1209,7 +1209,7 @@
                 <w:szCs w:val="22"/>
                 <w:color w:val="000000"/>
               </w:rPr>
-              <w:t xml:space="preserve">0.340</w:t>
+              <w:t xml:space="preserve">0.160</w:t>
             </w:r>
           </w:p>
         </w:tc>
@@ -1586,113 +1586,113 @@
                 <w:szCs w:val="22"/>
                 <w:color w:val="000000"/>
               </w:rPr>
-              <w:t xml:space="preserve">1.13</w:t>
-            </w:r>
-          </w:p>
-        </w:tc>
-        <w:tc>
-          <w:tcPr>
-            <w:tcBorders>
-              <w:bottom w:val="none" w:sz="0" w:space="0" w:color="000000"/>
-              <w:top w:val="none" w:sz="0" w:space="0" w:color="000000"/>
-              <w:left w:val="none" w:sz="0" w:space="0" w:color="000000"/>
-              <w:right w:val="none" w:sz="0" w:space="0" w:color="000000"/>
-            </w:tcBorders>
-            <w:shd w:val="clear" w:color="auto" w:fill="FFFFFF"/>
-            <w:tcMar>
-              <w:top w:w="0" w:type="dxa"/>
-              <w:bottom w:w="0" w:type="dxa"/>
-              <w:left w:w="0" w:type="dxa"/>
-              <w:right w:w="0" w:type="dxa"/>
-            </w:tcMar>
-            <w:vAlign w:val="top"/>
-          </w:tcPr>
-          <w:p>
-            <w:pPr>
-              <w:pStyle w:val="Normal"/>
-              <w:jc w:val="center"/>
-              <w:pBdr>
-                <w:bottom w:val="none" w:sz="0" w:space="0" w:color="000000"/>
-                <w:top w:val="none" w:sz="0" w:space="0" w:color="000000"/>
-                <w:left w:val="none" w:sz="0" w:space="0" w:color="000000"/>
-                <w:right w:val="none" w:sz="0" w:space="0" w:color="000000"/>
-              </w:pBdr>
-              <w:spacing w:after="100" w:before="100" w:line="240"/>
-              <w:ind w:left="100" w:right="100" w:firstLine="0" w:firstLineChars="0"/>
-              <w:rPr>
-                <w:rFonts w:ascii="Helvetica" w:hAnsi="Helvetica" w:eastAsia="Helvetica" w:cs="Helvetica"/>
-                <w:i w:val="false"/>
-                <w:b w:val="false"/>
-                <w:u w:val="none"/>
-                <w:sz w:val="22"/>
-                <w:szCs w:val="22"/>
-                <w:color w:val="000000"/>
-              </w:rPr>
-            </w:pPr>
-            <w:r>
-              <w:rPr>
-                <w:rFonts w:ascii="Helvetica" w:hAnsi="Helvetica" w:eastAsia="Helvetica" w:cs="Helvetica"/>
-                <w:i w:val="false"/>
-                <w:b w:val="false"/>
-                <w:u w:val="none"/>
-                <w:sz w:val="22"/>
-                <w:szCs w:val="22"/>
-                <w:color w:val="000000"/>
-              </w:rPr>
-              <w:t xml:space="preserve">0.97, 1.30</w:t>
-            </w:r>
-          </w:p>
-        </w:tc>
-        <w:tc>
-          <w:tcPr>
-            <w:tcBorders>
-              <w:bottom w:val="none" w:sz="0" w:space="0" w:color="000000"/>
-              <w:top w:val="none" w:sz="0" w:space="0" w:color="000000"/>
-              <w:left w:val="none" w:sz="0" w:space="0" w:color="000000"/>
-              <w:right w:val="none" w:sz="0" w:space="0" w:color="000000"/>
-            </w:tcBorders>
-            <w:shd w:val="clear" w:color="auto" w:fill="FFFFFF"/>
-            <w:tcMar>
-              <w:top w:w="0" w:type="dxa"/>
-              <w:bottom w:w="0" w:type="dxa"/>
-              <w:left w:w="0" w:type="dxa"/>
-              <w:right w:w="0" w:type="dxa"/>
-            </w:tcMar>
-            <w:vAlign w:val="top"/>
-          </w:tcPr>
-          <w:p>
-            <w:pPr>
-              <w:pStyle w:val="Normal"/>
-              <w:jc w:val="center"/>
-              <w:pBdr>
-                <w:bottom w:val="none" w:sz="0" w:space="0" w:color="000000"/>
-                <w:top w:val="none" w:sz="0" w:space="0" w:color="000000"/>
-                <w:left w:val="none" w:sz="0" w:space="0" w:color="000000"/>
-                <w:right w:val="none" w:sz="0" w:space="0" w:color="000000"/>
-              </w:pBdr>
-              <w:spacing w:after="100" w:before="100" w:line="240"/>
-              <w:ind w:left="100" w:right="100" w:firstLine="0" w:firstLineChars="0"/>
-              <w:rPr>
-                <w:rFonts w:ascii="Helvetica" w:hAnsi="Helvetica" w:eastAsia="Helvetica" w:cs="Helvetica"/>
-                <w:i w:val="false"/>
-                <w:b w:val="false"/>
-                <w:u w:val="none"/>
-                <w:sz w:val="22"/>
-                <w:szCs w:val="22"/>
-                <w:color w:val="000000"/>
-              </w:rPr>
-            </w:pPr>
-            <w:r>
-              <w:rPr>
-                <w:rFonts w:ascii="Helvetica" w:hAnsi="Helvetica" w:eastAsia="Helvetica" w:cs="Helvetica"/>
-                <w:i w:val="false"/>
-                <w:b w:val="false"/>
-                <w:u w:val="none"/>
-                <w:sz w:val="22"/>
-                <w:szCs w:val="22"/>
-                <w:color w:val="000000"/>
-              </w:rPr>
-              <w:t xml:space="preserve">0.120</w:t>
+              <w:t xml:space="preserve">1.10</w:t>
+            </w:r>
+          </w:p>
+        </w:tc>
+        <w:tc>
+          <w:tcPr>
+            <w:tcBorders>
+              <w:bottom w:val="none" w:sz="0" w:space="0" w:color="000000"/>
+              <w:top w:val="none" w:sz="0" w:space="0" w:color="000000"/>
+              <w:left w:val="none" w:sz="0" w:space="0" w:color="000000"/>
+              <w:right w:val="none" w:sz="0" w:space="0" w:color="000000"/>
+            </w:tcBorders>
+            <w:shd w:val="clear" w:color="auto" w:fill="FFFFFF"/>
+            <w:tcMar>
+              <w:top w:w="0" w:type="dxa"/>
+              <w:bottom w:w="0" w:type="dxa"/>
+              <w:left w:w="0" w:type="dxa"/>
+              <w:right w:w="0" w:type="dxa"/>
+            </w:tcMar>
+            <w:vAlign w:val="top"/>
+          </w:tcPr>
+          <w:p>
+            <w:pPr>
+              <w:pStyle w:val="Normal"/>
+              <w:jc w:val="center"/>
+              <w:pBdr>
+                <w:bottom w:val="none" w:sz="0" w:space="0" w:color="000000"/>
+                <w:top w:val="none" w:sz="0" w:space="0" w:color="000000"/>
+                <w:left w:val="none" w:sz="0" w:space="0" w:color="000000"/>
+                <w:right w:val="none" w:sz="0" w:space="0" w:color="000000"/>
+              </w:pBdr>
+              <w:spacing w:after="100" w:before="100" w:line="240"/>
+              <w:ind w:left="100" w:right="100" w:firstLine="0" w:firstLineChars="0"/>
+              <w:rPr>
+                <w:rFonts w:ascii="Helvetica" w:hAnsi="Helvetica" w:eastAsia="Helvetica" w:cs="Helvetica"/>
+                <w:i w:val="false"/>
+                <w:b w:val="false"/>
+                <w:u w:val="none"/>
+                <w:sz w:val="22"/>
+                <w:szCs w:val="22"/>
+                <w:color w:val="000000"/>
+              </w:rPr>
+            </w:pPr>
+            <w:r>
+              <w:rPr>
+                <w:rFonts w:ascii="Helvetica" w:hAnsi="Helvetica" w:eastAsia="Helvetica" w:cs="Helvetica"/>
+                <w:i w:val="false"/>
+                <w:b w:val="false"/>
+                <w:u w:val="none"/>
+                <w:sz w:val="22"/>
+                <w:szCs w:val="22"/>
+                <w:color w:val="000000"/>
+              </w:rPr>
+              <w:t xml:space="preserve">0.99, 1.21</w:t>
+            </w:r>
+          </w:p>
+        </w:tc>
+        <w:tc>
+          <w:tcPr>
+            <w:tcBorders>
+              <w:bottom w:val="none" w:sz="0" w:space="0" w:color="000000"/>
+              <w:top w:val="none" w:sz="0" w:space="0" w:color="000000"/>
+              <w:left w:val="none" w:sz="0" w:space="0" w:color="000000"/>
+              <w:right w:val="none" w:sz="0" w:space="0" w:color="000000"/>
+            </w:tcBorders>
+            <w:shd w:val="clear" w:color="auto" w:fill="FFFFFF"/>
+            <w:tcMar>
+              <w:top w:w="0" w:type="dxa"/>
+              <w:bottom w:w="0" w:type="dxa"/>
+              <w:left w:w="0" w:type="dxa"/>
+              <w:right w:w="0" w:type="dxa"/>
+            </w:tcMar>
+            <w:vAlign w:val="top"/>
+          </w:tcPr>
+          <w:p>
+            <w:pPr>
+              <w:pStyle w:val="Normal"/>
+              <w:jc w:val="center"/>
+              <w:pBdr>
+                <w:bottom w:val="none" w:sz="0" w:space="0" w:color="000000"/>
+                <w:top w:val="none" w:sz="0" w:space="0" w:color="000000"/>
+                <w:left w:val="none" w:sz="0" w:space="0" w:color="000000"/>
+                <w:right w:val="none" w:sz="0" w:space="0" w:color="000000"/>
+              </w:pBdr>
+              <w:spacing w:after="100" w:before="100" w:line="240"/>
+              <w:ind w:left="100" w:right="100" w:firstLine="0" w:firstLineChars="0"/>
+              <w:rPr>
+                <w:rFonts w:ascii="Helvetica" w:hAnsi="Helvetica" w:eastAsia="Helvetica" w:cs="Helvetica"/>
+                <w:i w:val="false"/>
+                <w:b w:val="false"/>
+                <w:u w:val="none"/>
+                <w:sz w:val="22"/>
+                <w:szCs w:val="22"/>
+                <w:color w:val="000000"/>
+              </w:rPr>
+            </w:pPr>
+            <w:r>
+              <w:rPr>
+                <w:rFonts w:ascii="Helvetica" w:hAnsi="Helvetica" w:eastAsia="Helvetica" w:cs="Helvetica"/>
+                <w:i w:val="false"/>
+                <w:b w:val="false"/>
+                <w:u w:val="none"/>
+                <w:sz w:val="22"/>
+                <w:szCs w:val="22"/>
+                <w:color w:val="000000"/>
+              </w:rPr>
+              <w:t xml:space="preserve">0.070</w:t>
             </w:r>
           </w:p>
         </w:tc>
@@ -3035,113 +3035,113 @@
                 <w:szCs w:val="22"/>
                 <w:color w:val="000000"/>
               </w:rPr>
-              <w:t xml:space="preserve">53.7</w:t>
-            </w:r>
-          </w:p>
-        </w:tc>
-        <w:tc>
-          <w:tcPr>
-            <w:tcBorders>
-              <w:bottom w:val="none" w:sz="0" w:space="0" w:color="000000"/>
-              <w:top w:val="none" w:sz="0" w:space="0" w:color="000000"/>
-              <w:left w:val="none" w:sz="0" w:space="0" w:color="000000"/>
-              <w:right w:val="none" w:sz="0" w:space="0" w:color="000000"/>
-            </w:tcBorders>
-            <w:shd w:val="clear" w:color="auto" w:fill="FFFFFF"/>
-            <w:tcMar>
-              <w:top w:w="0" w:type="dxa"/>
-              <w:bottom w:w="0" w:type="dxa"/>
-              <w:left w:w="0" w:type="dxa"/>
-              <w:right w:w="0" w:type="dxa"/>
-            </w:tcMar>
-            <w:vAlign w:val="top"/>
-          </w:tcPr>
-          <w:p>
-            <w:pPr>
-              <w:pStyle w:val="Normal"/>
-              <w:jc w:val="center"/>
-              <w:pBdr>
-                <w:bottom w:val="none" w:sz="0" w:space="0" w:color="000000"/>
-                <w:top w:val="none" w:sz="0" w:space="0" w:color="000000"/>
-                <w:left w:val="none" w:sz="0" w:space="0" w:color="000000"/>
-                <w:right w:val="none" w:sz="0" w:space="0" w:color="000000"/>
-              </w:pBdr>
-              <w:spacing w:after="100" w:before="100" w:line="240"/>
-              <w:ind w:left="100" w:right="100" w:firstLine="0" w:firstLineChars="0"/>
-              <w:rPr>
-                <w:rFonts w:ascii="Helvetica" w:hAnsi="Helvetica" w:eastAsia="Helvetica" w:cs="Helvetica"/>
-                <w:i w:val="false"/>
-                <w:b w:val="false"/>
-                <w:u w:val="none"/>
-                <w:sz w:val="22"/>
-                <w:szCs w:val="22"/>
-                <w:color w:val="000000"/>
-              </w:rPr>
-            </w:pPr>
-            <w:r>
-              <w:rPr>
-                <w:rFonts w:ascii="Helvetica" w:hAnsi="Helvetica" w:eastAsia="Helvetica" w:cs="Helvetica"/>
-                <w:i w:val="false"/>
-                <w:b w:val="false"/>
-                <w:u w:val="none"/>
-                <w:sz w:val="22"/>
-                <w:szCs w:val="22"/>
-                <w:color w:val="000000"/>
-              </w:rPr>
-              <w:t xml:space="preserve">3.31, 870</w:t>
-            </w:r>
-          </w:p>
-        </w:tc>
-        <w:tc>
-          <w:tcPr>
-            <w:tcBorders>
-              <w:bottom w:val="none" w:sz="0" w:space="0" w:color="000000"/>
-              <w:top w:val="none" w:sz="0" w:space="0" w:color="000000"/>
-              <w:left w:val="none" w:sz="0" w:space="0" w:color="000000"/>
-              <w:right w:val="none" w:sz="0" w:space="0" w:color="000000"/>
-            </w:tcBorders>
-            <w:shd w:val="clear" w:color="auto" w:fill="FFFFFF"/>
-            <w:tcMar>
-              <w:top w:w="0" w:type="dxa"/>
-              <w:bottom w:w="0" w:type="dxa"/>
-              <w:left w:w="0" w:type="dxa"/>
-              <w:right w:w="0" w:type="dxa"/>
-            </w:tcMar>
-            <w:vAlign w:val="top"/>
-          </w:tcPr>
-          <w:p>
-            <w:pPr>
-              <w:pStyle w:val="Normal"/>
-              <w:jc w:val="center"/>
-              <w:pBdr>
-                <w:bottom w:val="none" w:sz="0" w:space="0" w:color="000000"/>
-                <w:top w:val="none" w:sz="0" w:space="0" w:color="000000"/>
-                <w:left w:val="none" w:sz="0" w:space="0" w:color="000000"/>
-                <w:right w:val="none" w:sz="0" w:space="0" w:color="000000"/>
-              </w:pBdr>
-              <w:spacing w:after="100" w:before="100" w:line="240"/>
-              <w:ind w:left="100" w:right="100" w:firstLine="0" w:firstLineChars="0"/>
-              <w:rPr>
-                <w:rFonts w:ascii="Helvetica" w:hAnsi="Helvetica" w:eastAsia="Helvetica" w:cs="Helvetica"/>
-                <w:i w:val="false"/>
-                <w:b w:val="false"/>
-                <w:u w:val="none"/>
-                <w:sz w:val="22"/>
-                <w:szCs w:val="22"/>
-                <w:color w:val="000000"/>
-              </w:rPr>
-            </w:pPr>
-            <w:r>
-              <w:rPr>
-                <w:rFonts w:ascii="Helvetica" w:hAnsi="Helvetica" w:eastAsia="Helvetica" w:cs="Helvetica"/>
-                <w:i w:val="false"/>
-                <w:b w:val="false"/>
-                <w:u w:val="none"/>
-                <w:sz w:val="22"/>
-                <w:szCs w:val="22"/>
-                <w:color w:val="000000"/>
-              </w:rPr>
-              <w:t xml:space="preserve">0.005</w:t>
+              <w:t xml:space="preserve">38.4</w:t>
+            </w:r>
+          </w:p>
+        </w:tc>
+        <w:tc>
+          <w:tcPr>
+            <w:tcBorders>
+              <w:bottom w:val="none" w:sz="0" w:space="0" w:color="000000"/>
+              <w:top w:val="none" w:sz="0" w:space="0" w:color="000000"/>
+              <w:left w:val="none" w:sz="0" w:space="0" w:color="000000"/>
+              <w:right w:val="none" w:sz="0" w:space="0" w:color="000000"/>
+            </w:tcBorders>
+            <w:shd w:val="clear" w:color="auto" w:fill="FFFFFF"/>
+            <w:tcMar>
+              <w:top w:w="0" w:type="dxa"/>
+              <w:bottom w:w="0" w:type="dxa"/>
+              <w:left w:w="0" w:type="dxa"/>
+              <w:right w:w="0" w:type="dxa"/>
+            </w:tcMar>
+            <w:vAlign w:val="top"/>
+          </w:tcPr>
+          <w:p>
+            <w:pPr>
+              <w:pStyle w:val="Normal"/>
+              <w:jc w:val="center"/>
+              <w:pBdr>
+                <w:bottom w:val="none" w:sz="0" w:space="0" w:color="000000"/>
+                <w:top w:val="none" w:sz="0" w:space="0" w:color="000000"/>
+                <w:left w:val="none" w:sz="0" w:space="0" w:color="000000"/>
+                <w:right w:val="none" w:sz="0" w:space="0" w:color="000000"/>
+              </w:pBdr>
+              <w:spacing w:after="100" w:before="100" w:line="240"/>
+              <w:ind w:left="100" w:right="100" w:firstLine="0" w:firstLineChars="0"/>
+              <w:rPr>
+                <w:rFonts w:ascii="Helvetica" w:hAnsi="Helvetica" w:eastAsia="Helvetica" w:cs="Helvetica"/>
+                <w:i w:val="false"/>
+                <w:b w:val="false"/>
+                <w:u w:val="none"/>
+                <w:sz w:val="22"/>
+                <w:szCs w:val="22"/>
+                <w:color w:val="000000"/>
+              </w:rPr>
+            </w:pPr>
+            <w:r>
+              <w:rPr>
+                <w:rFonts w:ascii="Helvetica" w:hAnsi="Helvetica" w:eastAsia="Helvetica" w:cs="Helvetica"/>
+                <w:i w:val="false"/>
+                <w:b w:val="false"/>
+                <w:u w:val="none"/>
+                <w:sz w:val="22"/>
+                <w:szCs w:val="22"/>
+                <w:color w:val="000000"/>
+              </w:rPr>
+              <w:t xml:space="preserve">2.77, 532</w:t>
+            </w:r>
+          </w:p>
+        </w:tc>
+        <w:tc>
+          <w:tcPr>
+            <w:tcBorders>
+              <w:bottom w:val="none" w:sz="0" w:space="0" w:color="000000"/>
+              <w:top w:val="none" w:sz="0" w:space="0" w:color="000000"/>
+              <w:left w:val="none" w:sz="0" w:space="0" w:color="000000"/>
+              <w:right w:val="none" w:sz="0" w:space="0" w:color="000000"/>
+            </w:tcBorders>
+            <w:shd w:val="clear" w:color="auto" w:fill="FFFFFF"/>
+            <w:tcMar>
+              <w:top w:w="0" w:type="dxa"/>
+              <w:bottom w:w="0" w:type="dxa"/>
+              <w:left w:w="0" w:type="dxa"/>
+              <w:right w:w="0" w:type="dxa"/>
+            </w:tcMar>
+            <w:vAlign w:val="top"/>
+          </w:tcPr>
+          <w:p>
+            <w:pPr>
+              <w:pStyle w:val="Normal"/>
+              <w:jc w:val="center"/>
+              <w:pBdr>
+                <w:bottom w:val="none" w:sz="0" w:space="0" w:color="000000"/>
+                <w:top w:val="none" w:sz="0" w:space="0" w:color="000000"/>
+                <w:left w:val="none" w:sz="0" w:space="0" w:color="000000"/>
+                <w:right w:val="none" w:sz="0" w:space="0" w:color="000000"/>
+              </w:pBdr>
+              <w:spacing w:after="100" w:before="100" w:line="240"/>
+              <w:ind w:left="100" w:right="100" w:firstLine="0" w:firstLineChars="0"/>
+              <w:rPr>
+                <w:rFonts w:ascii="Helvetica" w:hAnsi="Helvetica" w:eastAsia="Helvetica" w:cs="Helvetica"/>
+                <w:i w:val="false"/>
+                <w:b w:val="false"/>
+                <w:u w:val="none"/>
+                <w:sz w:val="22"/>
+                <w:szCs w:val="22"/>
+                <w:color w:val="000000"/>
+              </w:rPr>
+            </w:pPr>
+            <w:r>
+              <w:rPr>
+                <w:rFonts w:ascii="Helvetica" w:hAnsi="Helvetica" w:eastAsia="Helvetica" w:cs="Helvetica"/>
+                <w:i w:val="false"/>
+                <w:b w:val="false"/>
+                <w:u w:val="none"/>
+                <w:sz w:val="22"/>
+                <w:szCs w:val="22"/>
+                <w:color w:val="000000"/>
+              </w:rPr>
+              <w:t xml:space="preserve">0.007</w:t>
             </w:r>
           </w:p>
         </w:tc>
@@ -3518,113 +3518,113 @@
                 <w:szCs w:val="22"/>
                 <w:color w:val="000000"/>
               </w:rPr>
-              <w:t xml:space="preserve">0.76</w:t>
-            </w:r>
-          </w:p>
-        </w:tc>
-        <w:tc>
-          <w:tcPr>
-            <w:tcBorders>
-              <w:bottom w:val="none" w:sz="0" w:space="0" w:color="000000"/>
-              <w:top w:val="none" w:sz="0" w:space="0" w:color="000000"/>
-              <w:left w:val="none" w:sz="0" w:space="0" w:color="000000"/>
-              <w:right w:val="none" w:sz="0" w:space="0" w:color="000000"/>
-            </w:tcBorders>
-            <w:shd w:val="clear" w:color="auto" w:fill="FFFFFF"/>
-            <w:tcMar>
-              <w:top w:w="0" w:type="dxa"/>
-              <w:bottom w:w="0" w:type="dxa"/>
-              <w:left w:w="0" w:type="dxa"/>
-              <w:right w:w="0" w:type="dxa"/>
-            </w:tcMar>
-            <w:vAlign w:val="top"/>
-          </w:tcPr>
-          <w:p>
-            <w:pPr>
-              <w:pStyle w:val="Normal"/>
-              <w:jc w:val="center"/>
-              <w:pBdr>
-                <w:bottom w:val="none" w:sz="0" w:space="0" w:color="000000"/>
-                <w:top w:val="none" w:sz="0" w:space="0" w:color="000000"/>
-                <w:left w:val="none" w:sz="0" w:space="0" w:color="000000"/>
-                <w:right w:val="none" w:sz="0" w:space="0" w:color="000000"/>
-              </w:pBdr>
-              <w:spacing w:after="100" w:before="100" w:line="240"/>
-              <w:ind w:left="100" w:right="100" w:firstLine="0" w:firstLineChars="0"/>
-              <w:rPr>
-                <w:rFonts w:ascii="Helvetica" w:hAnsi="Helvetica" w:eastAsia="Helvetica" w:cs="Helvetica"/>
-                <w:i w:val="false"/>
-                <w:b w:val="false"/>
-                <w:u w:val="none"/>
-                <w:sz w:val="22"/>
-                <w:szCs w:val="22"/>
-                <w:color w:val="000000"/>
-              </w:rPr>
-            </w:pPr>
-            <w:r>
-              <w:rPr>
-                <w:rFonts w:ascii="Helvetica" w:hAnsi="Helvetica" w:eastAsia="Helvetica" w:cs="Helvetica"/>
-                <w:i w:val="false"/>
-                <w:b w:val="false"/>
-                <w:u w:val="none"/>
-                <w:sz w:val="22"/>
-                <w:szCs w:val="22"/>
-                <w:color w:val="000000"/>
-              </w:rPr>
-              <w:t xml:space="preserve">0.44, 1.33</w:t>
-            </w:r>
-          </w:p>
-        </w:tc>
-        <w:tc>
-          <w:tcPr>
-            <w:tcBorders>
-              <w:bottom w:val="none" w:sz="0" w:space="0" w:color="000000"/>
-              <w:top w:val="none" w:sz="0" w:space="0" w:color="000000"/>
-              <w:left w:val="none" w:sz="0" w:space="0" w:color="000000"/>
-              <w:right w:val="none" w:sz="0" w:space="0" w:color="000000"/>
-            </w:tcBorders>
-            <w:shd w:val="clear" w:color="auto" w:fill="FFFFFF"/>
-            <w:tcMar>
-              <w:top w:w="0" w:type="dxa"/>
-              <w:bottom w:w="0" w:type="dxa"/>
-              <w:left w:w="0" w:type="dxa"/>
-              <w:right w:w="0" w:type="dxa"/>
-            </w:tcMar>
-            <w:vAlign w:val="top"/>
-          </w:tcPr>
-          <w:p>
-            <w:pPr>
-              <w:pStyle w:val="Normal"/>
-              <w:jc w:val="center"/>
-              <w:pBdr>
-                <w:bottom w:val="none" w:sz="0" w:space="0" w:color="000000"/>
-                <w:top w:val="none" w:sz="0" w:space="0" w:color="000000"/>
-                <w:left w:val="none" w:sz="0" w:space="0" w:color="000000"/>
-                <w:right w:val="none" w:sz="0" w:space="0" w:color="000000"/>
-              </w:pBdr>
-              <w:spacing w:after="100" w:before="100" w:line="240"/>
-              <w:ind w:left="100" w:right="100" w:firstLine="0" w:firstLineChars="0"/>
-              <w:rPr>
-                <w:rFonts w:ascii="Helvetica" w:hAnsi="Helvetica" w:eastAsia="Helvetica" w:cs="Helvetica"/>
-                <w:i w:val="false"/>
-                <w:b w:val="false"/>
-                <w:u w:val="none"/>
-                <w:sz w:val="22"/>
-                <w:szCs w:val="22"/>
-                <w:color w:val="000000"/>
-              </w:rPr>
-            </w:pPr>
-            <w:r>
-              <w:rPr>
-                <w:rFonts w:ascii="Helvetica" w:hAnsi="Helvetica" w:eastAsia="Helvetica" w:cs="Helvetica"/>
-                <w:i w:val="false"/>
-                <w:b w:val="false"/>
-                <w:u w:val="none"/>
-                <w:sz w:val="22"/>
-                <w:szCs w:val="22"/>
-                <w:color w:val="000000"/>
-              </w:rPr>
-              <w:t xml:space="preserve">0.340</w:t>
+              <w:t xml:space="preserve">0.74</w:t>
+            </w:r>
+          </w:p>
+        </w:tc>
+        <w:tc>
+          <w:tcPr>
+            <w:tcBorders>
+              <w:bottom w:val="none" w:sz="0" w:space="0" w:color="000000"/>
+              <w:top w:val="none" w:sz="0" w:space="0" w:color="000000"/>
+              <w:left w:val="none" w:sz="0" w:space="0" w:color="000000"/>
+              <w:right w:val="none" w:sz="0" w:space="0" w:color="000000"/>
+            </w:tcBorders>
+            <w:shd w:val="clear" w:color="auto" w:fill="FFFFFF"/>
+            <w:tcMar>
+              <w:top w:w="0" w:type="dxa"/>
+              <w:bottom w:w="0" w:type="dxa"/>
+              <w:left w:w="0" w:type="dxa"/>
+              <w:right w:w="0" w:type="dxa"/>
+            </w:tcMar>
+            <w:vAlign w:val="top"/>
+          </w:tcPr>
+          <w:p>
+            <w:pPr>
+              <w:pStyle w:val="Normal"/>
+              <w:jc w:val="center"/>
+              <w:pBdr>
+                <w:bottom w:val="none" w:sz="0" w:space="0" w:color="000000"/>
+                <w:top w:val="none" w:sz="0" w:space="0" w:color="000000"/>
+                <w:left w:val="none" w:sz="0" w:space="0" w:color="000000"/>
+                <w:right w:val="none" w:sz="0" w:space="0" w:color="000000"/>
+              </w:pBdr>
+              <w:spacing w:after="100" w:before="100" w:line="240"/>
+              <w:ind w:left="100" w:right="100" w:firstLine="0" w:firstLineChars="0"/>
+              <w:rPr>
+                <w:rFonts w:ascii="Helvetica" w:hAnsi="Helvetica" w:eastAsia="Helvetica" w:cs="Helvetica"/>
+                <w:i w:val="false"/>
+                <w:b w:val="false"/>
+                <w:u w:val="none"/>
+                <w:sz w:val="22"/>
+                <w:szCs w:val="22"/>
+                <w:color w:val="000000"/>
+              </w:rPr>
+            </w:pPr>
+            <w:r>
+              <w:rPr>
+                <w:rFonts w:ascii="Helvetica" w:hAnsi="Helvetica" w:eastAsia="Helvetica" w:cs="Helvetica"/>
+                <w:i w:val="false"/>
+                <w:b w:val="false"/>
+                <w:u w:val="none"/>
+                <w:sz w:val="22"/>
+                <w:szCs w:val="22"/>
+                <w:color w:val="000000"/>
+              </w:rPr>
+              <w:t xml:space="preserve">0.41, 1.33</w:t>
+            </w:r>
+          </w:p>
+        </w:tc>
+        <w:tc>
+          <w:tcPr>
+            <w:tcBorders>
+              <w:bottom w:val="none" w:sz="0" w:space="0" w:color="000000"/>
+              <w:top w:val="none" w:sz="0" w:space="0" w:color="000000"/>
+              <w:left w:val="none" w:sz="0" w:space="0" w:color="000000"/>
+              <w:right w:val="none" w:sz="0" w:space="0" w:color="000000"/>
+            </w:tcBorders>
+            <w:shd w:val="clear" w:color="auto" w:fill="FFFFFF"/>
+            <w:tcMar>
+              <w:top w:w="0" w:type="dxa"/>
+              <w:bottom w:w="0" w:type="dxa"/>
+              <w:left w:w="0" w:type="dxa"/>
+              <w:right w:w="0" w:type="dxa"/>
+            </w:tcMar>
+            <w:vAlign w:val="top"/>
+          </w:tcPr>
+          <w:p>
+            <w:pPr>
+              <w:pStyle w:val="Normal"/>
+              <w:jc w:val="center"/>
+              <w:pBdr>
+                <w:bottom w:val="none" w:sz="0" w:space="0" w:color="000000"/>
+                <w:top w:val="none" w:sz="0" w:space="0" w:color="000000"/>
+                <w:left w:val="none" w:sz="0" w:space="0" w:color="000000"/>
+                <w:right w:val="none" w:sz="0" w:space="0" w:color="000000"/>
+              </w:pBdr>
+              <w:spacing w:after="100" w:before="100" w:line="240"/>
+              <w:ind w:left="100" w:right="100" w:firstLine="0" w:firstLineChars="0"/>
+              <w:rPr>
+                <w:rFonts w:ascii="Helvetica" w:hAnsi="Helvetica" w:eastAsia="Helvetica" w:cs="Helvetica"/>
+                <w:i w:val="false"/>
+                <w:b w:val="false"/>
+                <w:u w:val="none"/>
+                <w:sz w:val="22"/>
+                <w:szCs w:val="22"/>
+                <w:color w:val="000000"/>
+              </w:rPr>
+            </w:pPr>
+            <w:r>
+              <w:rPr>
+                <w:rFonts w:ascii="Helvetica" w:hAnsi="Helvetica" w:eastAsia="Helvetica" w:cs="Helvetica"/>
+                <w:i w:val="false"/>
+                <w:b w:val="false"/>
+                <w:u w:val="none"/>
+                <w:sz w:val="22"/>
+                <w:szCs w:val="22"/>
+                <w:color w:val="000000"/>
+              </w:rPr>
+              <w:t xml:space="preserve">0.310</w:t>
             </w:r>
           </w:p>
         </w:tc>
@@ -4967,113 +4967,113 @@
                 <w:szCs w:val="22"/>
                 <w:color w:val="000000"/>
               </w:rPr>
-              <w:t xml:space="preserve">0.74</w:t>
-            </w:r>
-          </w:p>
-        </w:tc>
-        <w:tc>
-          <w:tcPr>
-            <w:tcBorders>
-              <w:bottom w:val="none" w:sz="0" w:space="0" w:color="000000"/>
-              <w:top w:val="none" w:sz="0" w:space="0" w:color="000000"/>
-              <w:left w:val="none" w:sz="0" w:space="0" w:color="000000"/>
-              <w:right w:val="none" w:sz="0" w:space="0" w:color="000000"/>
-            </w:tcBorders>
-            <w:shd w:val="clear" w:color="auto" w:fill="FFFFFF"/>
-            <w:tcMar>
-              <w:top w:w="0" w:type="dxa"/>
-              <w:bottom w:w="0" w:type="dxa"/>
-              <w:left w:w="0" w:type="dxa"/>
-              <w:right w:w="0" w:type="dxa"/>
-            </w:tcMar>
-            <w:vAlign w:val="top"/>
-          </w:tcPr>
-          <w:p>
-            <w:pPr>
-              <w:pStyle w:val="Normal"/>
-              <w:jc w:val="center"/>
-              <w:pBdr>
-                <w:bottom w:val="none" w:sz="0" w:space="0" w:color="000000"/>
-                <w:top w:val="none" w:sz="0" w:space="0" w:color="000000"/>
-                <w:left w:val="none" w:sz="0" w:space="0" w:color="000000"/>
-                <w:right w:val="none" w:sz="0" w:space="0" w:color="000000"/>
-              </w:pBdr>
-              <w:spacing w:after="100" w:before="100" w:line="240"/>
-              <w:ind w:left="100" w:right="100" w:firstLine="0" w:firstLineChars="0"/>
-              <w:rPr>
-                <w:rFonts w:ascii="Helvetica" w:hAnsi="Helvetica" w:eastAsia="Helvetica" w:cs="Helvetica"/>
-                <w:i w:val="false"/>
-                <w:b w:val="false"/>
-                <w:u w:val="none"/>
-                <w:sz w:val="22"/>
-                <w:szCs w:val="22"/>
-                <w:color w:val="000000"/>
-              </w:rPr>
-            </w:pPr>
-            <w:r>
-              <w:rPr>
-                <w:rFonts w:ascii="Helvetica" w:hAnsi="Helvetica" w:eastAsia="Helvetica" w:cs="Helvetica"/>
-                <w:i w:val="false"/>
-                <w:b w:val="false"/>
-                <w:u w:val="none"/>
-                <w:sz w:val="22"/>
-                <w:szCs w:val="22"/>
-                <w:color w:val="000000"/>
-              </w:rPr>
-              <w:t xml:space="preserve">0.15, 3.80</w:t>
-            </w:r>
-          </w:p>
-        </w:tc>
-        <w:tc>
-          <w:tcPr>
-            <w:tcBorders>
-              <w:bottom w:val="none" w:sz="0" w:space="0" w:color="000000"/>
-              <w:top w:val="none" w:sz="0" w:space="0" w:color="000000"/>
-              <w:left w:val="none" w:sz="0" w:space="0" w:color="000000"/>
-              <w:right w:val="none" w:sz="0" w:space="0" w:color="000000"/>
-            </w:tcBorders>
-            <w:shd w:val="clear" w:color="auto" w:fill="FFFFFF"/>
-            <w:tcMar>
-              <w:top w:w="0" w:type="dxa"/>
-              <w:bottom w:w="0" w:type="dxa"/>
-              <w:left w:w="0" w:type="dxa"/>
-              <w:right w:w="0" w:type="dxa"/>
-            </w:tcMar>
-            <w:vAlign w:val="top"/>
-          </w:tcPr>
-          <w:p>
-            <w:pPr>
-              <w:pStyle w:val="Normal"/>
-              <w:jc w:val="center"/>
-              <w:pBdr>
-                <w:bottom w:val="none" w:sz="0" w:space="0" w:color="000000"/>
-                <w:top w:val="none" w:sz="0" w:space="0" w:color="000000"/>
-                <w:left w:val="none" w:sz="0" w:space="0" w:color="000000"/>
-                <w:right w:val="none" w:sz="0" w:space="0" w:color="000000"/>
-              </w:pBdr>
-              <w:spacing w:after="100" w:before="100" w:line="240"/>
-              <w:ind w:left="100" w:right="100" w:firstLine="0" w:firstLineChars="0"/>
-              <w:rPr>
-                <w:rFonts w:ascii="Helvetica" w:hAnsi="Helvetica" w:eastAsia="Helvetica" w:cs="Helvetica"/>
-                <w:i w:val="false"/>
-                <w:b w:val="false"/>
-                <w:u w:val="none"/>
-                <w:sz w:val="22"/>
-                <w:szCs w:val="22"/>
-                <w:color w:val="000000"/>
-              </w:rPr>
-            </w:pPr>
-            <w:r>
-              <w:rPr>
-                <w:rFonts w:ascii="Helvetica" w:hAnsi="Helvetica" w:eastAsia="Helvetica" w:cs="Helvetica"/>
-                <w:i w:val="false"/>
-                <w:b w:val="false"/>
-                <w:u w:val="none"/>
-                <w:sz w:val="22"/>
-                <w:szCs w:val="22"/>
-                <w:color w:val="000000"/>
-              </w:rPr>
-              <w:t xml:space="preserve">0.720</w:t>
+              <w:t xml:space="preserve">0.71</w:t>
+            </w:r>
+          </w:p>
+        </w:tc>
+        <w:tc>
+          <w:tcPr>
+            <w:tcBorders>
+              <w:bottom w:val="none" w:sz="0" w:space="0" w:color="000000"/>
+              <w:top w:val="none" w:sz="0" w:space="0" w:color="000000"/>
+              <w:left w:val="none" w:sz="0" w:space="0" w:color="000000"/>
+              <w:right w:val="none" w:sz="0" w:space="0" w:color="000000"/>
+            </w:tcBorders>
+            <w:shd w:val="clear" w:color="auto" w:fill="FFFFFF"/>
+            <w:tcMar>
+              <w:top w:w="0" w:type="dxa"/>
+              <w:bottom w:w="0" w:type="dxa"/>
+              <w:left w:w="0" w:type="dxa"/>
+              <w:right w:w="0" w:type="dxa"/>
+            </w:tcMar>
+            <w:vAlign w:val="top"/>
+          </w:tcPr>
+          <w:p>
+            <w:pPr>
+              <w:pStyle w:val="Normal"/>
+              <w:jc w:val="center"/>
+              <w:pBdr>
+                <w:bottom w:val="none" w:sz="0" w:space="0" w:color="000000"/>
+                <w:top w:val="none" w:sz="0" w:space="0" w:color="000000"/>
+                <w:left w:val="none" w:sz="0" w:space="0" w:color="000000"/>
+                <w:right w:val="none" w:sz="0" w:space="0" w:color="000000"/>
+              </w:pBdr>
+              <w:spacing w:after="100" w:before="100" w:line="240"/>
+              <w:ind w:left="100" w:right="100" w:firstLine="0" w:firstLineChars="0"/>
+              <w:rPr>
+                <w:rFonts w:ascii="Helvetica" w:hAnsi="Helvetica" w:eastAsia="Helvetica" w:cs="Helvetica"/>
+                <w:i w:val="false"/>
+                <w:b w:val="false"/>
+                <w:u w:val="none"/>
+                <w:sz w:val="22"/>
+                <w:szCs w:val="22"/>
+                <w:color w:val="000000"/>
+              </w:rPr>
+            </w:pPr>
+            <w:r>
+              <w:rPr>
+                <w:rFonts w:ascii="Helvetica" w:hAnsi="Helvetica" w:eastAsia="Helvetica" w:cs="Helvetica"/>
+                <w:i w:val="false"/>
+                <w:b w:val="false"/>
+                <w:u w:val="none"/>
+                <w:sz w:val="22"/>
+                <w:szCs w:val="22"/>
+                <w:color w:val="000000"/>
+              </w:rPr>
+              <w:t xml:space="preserve">0.13, 3.98</w:t>
+            </w:r>
+          </w:p>
+        </w:tc>
+        <w:tc>
+          <w:tcPr>
+            <w:tcBorders>
+              <w:bottom w:val="none" w:sz="0" w:space="0" w:color="000000"/>
+              <w:top w:val="none" w:sz="0" w:space="0" w:color="000000"/>
+              <w:left w:val="none" w:sz="0" w:space="0" w:color="000000"/>
+              <w:right w:val="none" w:sz="0" w:space="0" w:color="000000"/>
+            </w:tcBorders>
+            <w:shd w:val="clear" w:color="auto" w:fill="FFFFFF"/>
+            <w:tcMar>
+              <w:top w:w="0" w:type="dxa"/>
+              <w:bottom w:w="0" w:type="dxa"/>
+              <w:left w:w="0" w:type="dxa"/>
+              <w:right w:w="0" w:type="dxa"/>
+            </w:tcMar>
+            <w:vAlign w:val="top"/>
+          </w:tcPr>
+          <w:p>
+            <w:pPr>
+              <w:pStyle w:val="Normal"/>
+              <w:jc w:val="center"/>
+              <w:pBdr>
+                <w:bottom w:val="none" w:sz="0" w:space="0" w:color="000000"/>
+                <w:top w:val="none" w:sz="0" w:space="0" w:color="000000"/>
+                <w:left w:val="none" w:sz="0" w:space="0" w:color="000000"/>
+                <w:right w:val="none" w:sz="0" w:space="0" w:color="000000"/>
+              </w:pBdr>
+              <w:spacing w:after="100" w:before="100" w:line="240"/>
+              <w:ind w:left="100" w:right="100" w:firstLine="0" w:firstLineChars="0"/>
+              <w:rPr>
+                <w:rFonts w:ascii="Helvetica" w:hAnsi="Helvetica" w:eastAsia="Helvetica" w:cs="Helvetica"/>
+                <w:i w:val="false"/>
+                <w:b w:val="false"/>
+                <w:u w:val="none"/>
+                <w:sz w:val="22"/>
+                <w:szCs w:val="22"/>
+                <w:color w:val="000000"/>
+              </w:rPr>
+            </w:pPr>
+            <w:r>
+              <w:rPr>
+                <w:rFonts w:ascii="Helvetica" w:hAnsi="Helvetica" w:eastAsia="Helvetica" w:cs="Helvetica"/>
+                <w:i w:val="false"/>
+                <w:b w:val="false"/>
+                <w:u w:val="none"/>
+                <w:sz w:val="22"/>
+                <w:szCs w:val="22"/>
+                <w:color w:val="000000"/>
+              </w:rPr>
+              <w:t xml:space="preserve">0.690</w:t>
             </w:r>
           </w:p>
         </w:tc>
@@ -6469,60 +6469,60 @@
                 <w:szCs w:val="22"/>
                 <w:color w:val="000000"/>
               </w:rPr>
-              <w:t xml:space="preserve">0.00, 0.24</w:t>
-            </w:r>
-          </w:p>
-        </w:tc>
-        <w:tc>
-          <w:tcPr>
-            <w:tcBorders>
-              <w:bottom w:val="none" w:sz="0" w:space="0" w:color="000000"/>
-              <w:top w:val="none" w:sz="0" w:space="0" w:color="000000"/>
-              <w:left w:val="none" w:sz="0" w:space="0" w:color="000000"/>
-              <w:right w:val="none" w:sz="0" w:space="0" w:color="000000"/>
-            </w:tcBorders>
-            <w:shd w:val="clear" w:color="auto" w:fill="FFFFFF"/>
-            <w:tcMar>
-              <w:top w:w="0" w:type="dxa"/>
-              <w:bottom w:w="0" w:type="dxa"/>
-              <w:left w:w="0" w:type="dxa"/>
-              <w:right w:w="0" w:type="dxa"/>
-            </w:tcMar>
-            <w:vAlign w:val="top"/>
-          </w:tcPr>
-          <w:p>
-            <w:pPr>
-              <w:pStyle w:val="Normal"/>
-              <w:jc w:val="center"/>
-              <w:pBdr>
-                <w:bottom w:val="none" w:sz="0" w:space="0" w:color="000000"/>
-                <w:top w:val="none" w:sz="0" w:space="0" w:color="000000"/>
-                <w:left w:val="none" w:sz="0" w:space="0" w:color="000000"/>
-                <w:right w:val="none" w:sz="0" w:space="0" w:color="000000"/>
-              </w:pBdr>
-              <w:spacing w:after="100" w:before="100" w:line="240"/>
-              <w:ind w:left="100" w:right="100" w:firstLine="0" w:firstLineChars="0"/>
-              <w:rPr>
-                <w:rFonts w:ascii="Helvetica" w:hAnsi="Helvetica" w:eastAsia="Helvetica" w:cs="Helvetica"/>
-                <w:i w:val="false"/>
-                <w:b w:val="false"/>
-                <w:u w:val="none"/>
-                <w:sz w:val="22"/>
-                <w:szCs w:val="22"/>
-                <w:color w:val="000000"/>
-              </w:rPr>
-            </w:pPr>
-            <w:r>
-              <w:rPr>
-                <w:rFonts w:ascii="Helvetica" w:hAnsi="Helvetica" w:eastAsia="Helvetica" w:cs="Helvetica"/>
-                <w:i w:val="false"/>
-                <w:b w:val="false"/>
-                <w:u w:val="none"/>
-                <w:sz w:val="22"/>
-                <w:szCs w:val="22"/>
-                <w:color w:val="000000"/>
-              </w:rPr>
-              <w:t xml:space="preserve">0.014</w:t>
+              <w:t xml:space="preserve">0.00, 0.20</w:t>
+            </w:r>
+          </w:p>
+        </w:tc>
+        <w:tc>
+          <w:tcPr>
+            <w:tcBorders>
+              <w:bottom w:val="none" w:sz="0" w:space="0" w:color="000000"/>
+              <w:top w:val="none" w:sz="0" w:space="0" w:color="000000"/>
+              <w:left w:val="none" w:sz="0" w:space="0" w:color="000000"/>
+              <w:right w:val="none" w:sz="0" w:space="0" w:color="000000"/>
+            </w:tcBorders>
+            <w:shd w:val="clear" w:color="auto" w:fill="FFFFFF"/>
+            <w:tcMar>
+              <w:top w:w="0" w:type="dxa"/>
+              <w:bottom w:w="0" w:type="dxa"/>
+              <w:left w:w="0" w:type="dxa"/>
+              <w:right w:w="0" w:type="dxa"/>
+            </w:tcMar>
+            <w:vAlign w:val="top"/>
+          </w:tcPr>
+          <w:p>
+            <w:pPr>
+              <w:pStyle w:val="Normal"/>
+              <w:jc w:val="center"/>
+              <w:pBdr>
+                <w:bottom w:val="none" w:sz="0" w:space="0" w:color="000000"/>
+                <w:top w:val="none" w:sz="0" w:space="0" w:color="000000"/>
+                <w:left w:val="none" w:sz="0" w:space="0" w:color="000000"/>
+                <w:right w:val="none" w:sz="0" w:space="0" w:color="000000"/>
+              </w:pBdr>
+              <w:spacing w:after="100" w:before="100" w:line="240"/>
+              <w:ind w:left="100" w:right="100" w:firstLine="0" w:firstLineChars="0"/>
+              <w:rPr>
+                <w:rFonts w:ascii="Helvetica" w:hAnsi="Helvetica" w:eastAsia="Helvetica" w:cs="Helvetica"/>
+                <w:i w:val="false"/>
+                <w:b w:val="false"/>
+                <w:u w:val="none"/>
+                <w:sz w:val="22"/>
+                <w:szCs w:val="22"/>
+                <w:color w:val="000000"/>
+              </w:rPr>
+            </w:pPr>
+            <w:r>
+              <w:rPr>
+                <w:rFonts w:ascii="Helvetica" w:hAnsi="Helvetica" w:eastAsia="Helvetica" w:cs="Helvetica"/>
+                <w:i w:val="false"/>
+                <w:b w:val="false"/>
+                <w:u w:val="none"/>
+                <w:sz w:val="22"/>
+                <w:szCs w:val="22"/>
+                <w:color w:val="000000"/>
+              </w:rPr>
+              <w:t xml:space="preserve">0.012</w:t>
             </w:r>
           </w:p>
         </w:tc>
@@ -6952,60 +6952,60 @@
                 <w:szCs w:val="22"/>
                 <w:color w:val="000000"/>
               </w:rPr>
-              <w:t xml:space="preserve">0.00, 0.68</w:t>
-            </w:r>
-          </w:p>
-        </w:tc>
-        <w:tc>
-          <w:tcPr>
-            <w:tcBorders>
-              <w:bottom w:val="none" w:sz="0" w:space="0" w:color="000000"/>
-              <w:top w:val="none" w:sz="0" w:space="0" w:color="000000"/>
-              <w:left w:val="none" w:sz="0" w:space="0" w:color="000000"/>
-              <w:right w:val="none" w:sz="0" w:space="0" w:color="000000"/>
-            </w:tcBorders>
-            <w:shd w:val="clear" w:color="auto" w:fill="FFFFFF"/>
-            <w:tcMar>
-              <w:top w:w="0" w:type="dxa"/>
-              <w:bottom w:w="0" w:type="dxa"/>
-              <w:left w:w="0" w:type="dxa"/>
-              <w:right w:w="0" w:type="dxa"/>
-            </w:tcMar>
-            <w:vAlign w:val="top"/>
-          </w:tcPr>
-          <w:p>
-            <w:pPr>
-              <w:pStyle w:val="Normal"/>
-              <w:jc w:val="center"/>
-              <w:pBdr>
-                <w:bottom w:val="none" w:sz="0" w:space="0" w:color="000000"/>
-                <w:top w:val="none" w:sz="0" w:space="0" w:color="000000"/>
-                <w:left w:val="none" w:sz="0" w:space="0" w:color="000000"/>
-                <w:right w:val="none" w:sz="0" w:space="0" w:color="000000"/>
-              </w:pBdr>
-              <w:spacing w:after="100" w:before="100" w:line="240"/>
-              <w:ind w:left="100" w:right="100" w:firstLine="0" w:firstLineChars="0"/>
-              <w:rPr>
-                <w:rFonts w:ascii="Helvetica" w:hAnsi="Helvetica" w:eastAsia="Helvetica" w:cs="Helvetica"/>
-                <w:i w:val="false"/>
-                <w:b w:val="false"/>
-                <w:u w:val="none"/>
-                <w:sz w:val="22"/>
-                <w:szCs w:val="22"/>
-                <w:color w:val="000000"/>
-              </w:rPr>
-            </w:pPr>
-            <w:r>
-              <w:rPr>
-                <w:rFonts w:ascii="Helvetica" w:hAnsi="Helvetica" w:eastAsia="Helvetica" w:cs="Helvetica"/>
-                <w:i w:val="false"/>
-                <w:b w:val="false"/>
-                <w:u w:val="none"/>
-                <w:sz w:val="22"/>
-                <w:szCs w:val="22"/>
-                <w:color w:val="000000"/>
-              </w:rPr>
-              <w:t xml:space="preserve">0.039</w:t>
+              <w:t xml:space="preserve">0.00, 0.52</w:t>
+            </w:r>
+          </w:p>
+        </w:tc>
+        <w:tc>
+          <w:tcPr>
+            <w:tcBorders>
+              <w:bottom w:val="none" w:sz="0" w:space="0" w:color="000000"/>
+              <w:top w:val="none" w:sz="0" w:space="0" w:color="000000"/>
+              <w:left w:val="none" w:sz="0" w:space="0" w:color="000000"/>
+              <w:right w:val="none" w:sz="0" w:space="0" w:color="000000"/>
+            </w:tcBorders>
+            <w:shd w:val="clear" w:color="auto" w:fill="FFFFFF"/>
+            <w:tcMar>
+              <w:top w:w="0" w:type="dxa"/>
+              <w:bottom w:w="0" w:type="dxa"/>
+              <w:left w:w="0" w:type="dxa"/>
+              <w:right w:w="0" w:type="dxa"/>
+            </w:tcMar>
+            <w:vAlign w:val="top"/>
+          </w:tcPr>
+          <w:p>
+            <w:pPr>
+              <w:pStyle w:val="Normal"/>
+              <w:jc w:val="center"/>
+              <w:pBdr>
+                <w:bottom w:val="none" w:sz="0" w:space="0" w:color="000000"/>
+                <w:top w:val="none" w:sz="0" w:space="0" w:color="000000"/>
+                <w:left w:val="none" w:sz="0" w:space="0" w:color="000000"/>
+                <w:right w:val="none" w:sz="0" w:space="0" w:color="000000"/>
+              </w:pBdr>
+              <w:spacing w:after="100" w:before="100" w:line="240"/>
+              <w:ind w:left="100" w:right="100" w:firstLine="0" w:firstLineChars="0"/>
+              <w:rPr>
+                <w:rFonts w:ascii="Helvetica" w:hAnsi="Helvetica" w:eastAsia="Helvetica" w:cs="Helvetica"/>
+                <w:i w:val="false"/>
+                <w:b w:val="false"/>
+                <w:u w:val="none"/>
+                <w:sz w:val="22"/>
+                <w:szCs w:val="22"/>
+                <w:color w:val="000000"/>
+              </w:rPr>
+            </w:pPr>
+            <w:r>
+              <w:rPr>
+                <w:rFonts w:ascii="Helvetica" w:hAnsi="Helvetica" w:eastAsia="Helvetica" w:cs="Helvetica"/>
+                <w:i w:val="false"/>
+                <w:b w:val="false"/>
+                <w:u w:val="none"/>
+                <w:sz w:val="22"/>
+                <w:szCs w:val="22"/>
+                <w:color w:val="000000"/>
+              </w:rPr>
+              <w:t xml:space="preserve">0.033</w:t>
             </w:r>
           </w:p>
         </w:tc>
@@ -7435,60 +7435,60 @@
                 <w:szCs w:val="22"/>
                 <w:color w:val="000000"/>
               </w:rPr>
-              <w:t xml:space="preserve">0.00, 0.36</w:t>
-            </w:r>
-          </w:p>
-        </w:tc>
-        <w:tc>
-          <w:tcPr>
-            <w:tcBorders>
-              <w:bottom w:val="none" w:sz="0" w:space="0" w:color="000000"/>
-              <w:top w:val="none" w:sz="0" w:space="0" w:color="000000"/>
-              <w:left w:val="none" w:sz="0" w:space="0" w:color="000000"/>
-              <w:right w:val="none" w:sz="0" w:space="0" w:color="000000"/>
-            </w:tcBorders>
-            <w:shd w:val="clear" w:color="auto" w:fill="FFFFFF"/>
-            <w:tcMar>
-              <w:top w:w="0" w:type="dxa"/>
-              <w:bottom w:w="0" w:type="dxa"/>
-              <w:left w:w="0" w:type="dxa"/>
-              <w:right w:w="0" w:type="dxa"/>
-            </w:tcMar>
-            <w:vAlign w:val="top"/>
-          </w:tcPr>
-          <w:p>
-            <w:pPr>
-              <w:pStyle w:val="Normal"/>
-              <w:jc w:val="center"/>
-              <w:pBdr>
-                <w:bottom w:val="none" w:sz="0" w:space="0" w:color="000000"/>
-                <w:top w:val="none" w:sz="0" w:space="0" w:color="000000"/>
-                <w:left w:val="none" w:sz="0" w:space="0" w:color="000000"/>
-                <w:right w:val="none" w:sz="0" w:space="0" w:color="000000"/>
-              </w:pBdr>
-              <w:spacing w:after="100" w:before="100" w:line="240"/>
-              <w:ind w:left="100" w:right="100" w:firstLine="0" w:firstLineChars="0"/>
-              <w:rPr>
-                <w:rFonts w:ascii="Helvetica" w:hAnsi="Helvetica" w:eastAsia="Helvetica" w:cs="Helvetica"/>
-                <w:i w:val="false"/>
-                <w:b w:val="false"/>
-                <w:u w:val="none"/>
-                <w:sz w:val="22"/>
-                <w:szCs w:val="22"/>
-                <w:color w:val="000000"/>
-              </w:rPr>
-            </w:pPr>
-            <w:r>
-              <w:rPr>
-                <w:rFonts w:ascii="Helvetica" w:hAnsi="Helvetica" w:eastAsia="Helvetica" w:cs="Helvetica"/>
-                <w:i w:val="false"/>
-                <w:b w:val="false"/>
-                <w:u w:val="none"/>
-                <w:sz w:val="22"/>
-                <w:szCs w:val="22"/>
-                <w:color w:val="000000"/>
-              </w:rPr>
-              <w:t xml:space="preserve">0.014</w:t>
+              <w:t xml:space="preserve">0.00, 0.45</w:t>
+            </w:r>
+          </w:p>
+        </w:tc>
+        <w:tc>
+          <w:tcPr>
+            <w:tcBorders>
+              <w:bottom w:val="none" w:sz="0" w:space="0" w:color="000000"/>
+              <w:top w:val="none" w:sz="0" w:space="0" w:color="000000"/>
+              <w:left w:val="none" w:sz="0" w:space="0" w:color="000000"/>
+              <w:right w:val="none" w:sz="0" w:space="0" w:color="000000"/>
+            </w:tcBorders>
+            <w:shd w:val="clear" w:color="auto" w:fill="FFFFFF"/>
+            <w:tcMar>
+              <w:top w:w="0" w:type="dxa"/>
+              <w:bottom w:w="0" w:type="dxa"/>
+              <w:left w:w="0" w:type="dxa"/>
+              <w:right w:w="0" w:type="dxa"/>
+            </w:tcMar>
+            <w:vAlign w:val="top"/>
+          </w:tcPr>
+          <w:p>
+            <w:pPr>
+              <w:pStyle w:val="Normal"/>
+              <w:jc w:val="center"/>
+              <w:pBdr>
+                <w:bottom w:val="none" w:sz="0" w:space="0" w:color="000000"/>
+                <w:top w:val="none" w:sz="0" w:space="0" w:color="000000"/>
+                <w:left w:val="none" w:sz="0" w:space="0" w:color="000000"/>
+                <w:right w:val="none" w:sz="0" w:space="0" w:color="000000"/>
+              </w:pBdr>
+              <w:spacing w:after="100" w:before="100" w:line="240"/>
+              <w:ind w:left="100" w:right="100" w:firstLine="0" w:firstLineChars="0"/>
+              <w:rPr>
+                <w:rFonts w:ascii="Helvetica" w:hAnsi="Helvetica" w:eastAsia="Helvetica" w:cs="Helvetica"/>
+                <w:i w:val="false"/>
+                <w:b w:val="false"/>
+                <w:u w:val="none"/>
+                <w:sz w:val="22"/>
+                <w:szCs w:val="22"/>
+                <w:color w:val="000000"/>
+              </w:rPr>
+            </w:pPr>
+            <w:r>
+              <w:rPr>
+                <w:rFonts w:ascii="Helvetica" w:hAnsi="Helvetica" w:eastAsia="Helvetica" w:cs="Helvetica"/>
+                <w:i w:val="false"/>
+                <w:b w:val="false"/>
+                <w:u w:val="none"/>
+                <w:sz w:val="22"/>
+                <w:szCs w:val="22"/>
+                <w:color w:val="000000"/>
+              </w:rPr>
+              <w:t xml:space="preserve">0.020</w:t>
             </w:r>
           </w:p>
         </w:tc>
@@ -9797,60 +9797,60 @@
                 <w:szCs w:val="22"/>
                 <w:color w:val="000000"/>
               </w:rPr>
-              <w:t xml:space="preserve">59,338</w:t>
-            </w:r>
-          </w:p>
-        </w:tc>
-        <w:tc>
-          <w:tcPr>
-            <w:tcBorders>
-              <w:bottom w:val="none" w:sz="0" w:space="0" w:color="000000"/>
-              <w:top w:val="none" w:sz="0" w:space="0" w:color="000000"/>
-              <w:left w:val="none" w:sz="0" w:space="0" w:color="000000"/>
-              <w:right w:val="none" w:sz="0" w:space="0" w:color="000000"/>
-            </w:tcBorders>
-            <w:shd w:val="clear" w:color="auto" w:fill="FFFFFF"/>
-            <w:tcMar>
-              <w:top w:w="0" w:type="dxa"/>
-              <w:bottom w:w="0" w:type="dxa"/>
-              <w:left w:w="0" w:type="dxa"/>
-              <w:right w:w="0" w:type="dxa"/>
-            </w:tcMar>
-            <w:vAlign w:val="top"/>
-          </w:tcPr>
-          <w:p>
-            <w:pPr>
-              <w:pStyle w:val="Normal"/>
-              <w:jc w:val="center"/>
-              <w:pBdr>
-                <w:bottom w:val="none" w:sz="0" w:space="0" w:color="000000"/>
-                <w:top w:val="none" w:sz="0" w:space="0" w:color="000000"/>
-                <w:left w:val="none" w:sz="0" w:space="0" w:color="000000"/>
-                <w:right w:val="none" w:sz="0" w:space="0" w:color="000000"/>
-              </w:pBdr>
-              <w:spacing w:after="100" w:before="100" w:line="240"/>
-              <w:ind w:left="100" w:right="100" w:firstLine="0" w:firstLineChars="0"/>
-              <w:rPr>
-                <w:rFonts w:ascii="Helvetica" w:hAnsi="Helvetica" w:eastAsia="Helvetica" w:cs="Helvetica"/>
-                <w:i w:val="false"/>
-                <w:b w:val="false"/>
-                <w:u w:val="none"/>
-                <w:sz w:val="22"/>
-                <w:szCs w:val="22"/>
-                <w:color w:val="000000"/>
-              </w:rPr>
-            </w:pPr>
-            <w:r>
-              <w:rPr>
-                <w:rFonts w:ascii="Helvetica" w:hAnsi="Helvetica" w:eastAsia="Helvetica" w:cs="Helvetica"/>
-                <w:i w:val="false"/>
-                <w:b w:val="false"/>
-                <w:u w:val="none"/>
-                <w:sz w:val="22"/>
-                <w:szCs w:val="22"/>
-                <w:color w:val="000000"/>
-              </w:rPr>
-              <w:t xml:space="preserve">2,060, 1,709,007</w:t>
+              <w:t xml:space="preserve">71,325</w:t>
+            </w:r>
+          </w:p>
+        </w:tc>
+        <w:tc>
+          <w:tcPr>
+            <w:tcBorders>
+              <w:bottom w:val="none" w:sz="0" w:space="0" w:color="000000"/>
+              <w:top w:val="none" w:sz="0" w:space="0" w:color="000000"/>
+              <w:left w:val="none" w:sz="0" w:space="0" w:color="000000"/>
+              <w:right w:val="none" w:sz="0" w:space="0" w:color="000000"/>
+            </w:tcBorders>
+            <w:shd w:val="clear" w:color="auto" w:fill="FFFFFF"/>
+            <w:tcMar>
+              <w:top w:w="0" w:type="dxa"/>
+              <w:bottom w:w="0" w:type="dxa"/>
+              <w:left w:w="0" w:type="dxa"/>
+              <w:right w:w="0" w:type="dxa"/>
+            </w:tcMar>
+            <w:vAlign w:val="top"/>
+          </w:tcPr>
+          <w:p>
+            <w:pPr>
+              <w:pStyle w:val="Normal"/>
+              <w:jc w:val="center"/>
+              <w:pBdr>
+                <w:bottom w:val="none" w:sz="0" w:space="0" w:color="000000"/>
+                <w:top w:val="none" w:sz="0" w:space="0" w:color="000000"/>
+                <w:left w:val="none" w:sz="0" w:space="0" w:color="000000"/>
+                <w:right w:val="none" w:sz="0" w:space="0" w:color="000000"/>
+              </w:pBdr>
+              <w:spacing w:after="100" w:before="100" w:line="240"/>
+              <w:ind w:left="100" w:right="100" w:firstLine="0" w:firstLineChars="0"/>
+              <w:rPr>
+                <w:rFonts w:ascii="Helvetica" w:hAnsi="Helvetica" w:eastAsia="Helvetica" w:cs="Helvetica"/>
+                <w:i w:val="false"/>
+                <w:b w:val="false"/>
+                <w:u w:val="none"/>
+                <w:sz w:val="22"/>
+                <w:szCs w:val="22"/>
+                <w:color w:val="000000"/>
+              </w:rPr>
+            </w:pPr>
+            <w:r>
+              <w:rPr>
+                <w:rFonts w:ascii="Helvetica" w:hAnsi="Helvetica" w:eastAsia="Helvetica" w:cs="Helvetica"/>
+                <w:i w:val="false"/>
+                <w:b w:val="false"/>
+                <w:u w:val="none"/>
+                <w:sz w:val="22"/>
+                <w:szCs w:val="22"/>
+                <w:color w:val="000000"/>
+              </w:rPr>
+              <w:t xml:space="preserve">1,481, 3,434,249</w:t>
             </w:r>
           </w:p>
         </w:tc>
@@ -10280,113 +10280,113 @@
                 <w:szCs w:val="22"/>
                 <w:color w:val="000000"/>
               </w:rPr>
-              <w:t xml:space="preserve">0.77</w:t>
-            </w:r>
-          </w:p>
-        </w:tc>
-        <w:tc>
-          <w:tcPr>
-            <w:tcBorders>
-              <w:bottom w:val="none" w:sz="0" w:space="0" w:color="000000"/>
-              <w:top w:val="none" w:sz="0" w:space="0" w:color="000000"/>
-              <w:left w:val="none" w:sz="0" w:space="0" w:color="000000"/>
-              <w:right w:val="none" w:sz="0" w:space="0" w:color="000000"/>
-            </w:tcBorders>
-            <w:shd w:val="clear" w:color="auto" w:fill="FFFFFF"/>
-            <w:tcMar>
-              <w:top w:w="0" w:type="dxa"/>
-              <w:bottom w:w="0" w:type="dxa"/>
-              <w:left w:w="0" w:type="dxa"/>
-              <w:right w:w="0" w:type="dxa"/>
-            </w:tcMar>
-            <w:vAlign w:val="top"/>
-          </w:tcPr>
-          <w:p>
-            <w:pPr>
-              <w:pStyle w:val="Normal"/>
-              <w:jc w:val="center"/>
-              <w:pBdr>
-                <w:bottom w:val="none" w:sz="0" w:space="0" w:color="000000"/>
-                <w:top w:val="none" w:sz="0" w:space="0" w:color="000000"/>
-                <w:left w:val="none" w:sz="0" w:space="0" w:color="000000"/>
-                <w:right w:val="none" w:sz="0" w:space="0" w:color="000000"/>
-              </w:pBdr>
-              <w:spacing w:after="100" w:before="100" w:line="240"/>
-              <w:ind w:left="100" w:right="100" w:firstLine="0" w:firstLineChars="0"/>
-              <w:rPr>
-                <w:rFonts w:ascii="Helvetica" w:hAnsi="Helvetica" w:eastAsia="Helvetica" w:cs="Helvetica"/>
-                <w:i w:val="false"/>
-                <w:b w:val="false"/>
-                <w:u w:val="none"/>
-                <w:sz w:val="22"/>
-                <w:szCs w:val="22"/>
-                <w:color w:val="000000"/>
-              </w:rPr>
-            </w:pPr>
-            <w:r>
-              <w:rPr>
-                <w:rFonts w:ascii="Helvetica" w:hAnsi="Helvetica" w:eastAsia="Helvetica" w:cs="Helvetica"/>
-                <w:i w:val="false"/>
-                <w:b w:val="false"/>
-                <w:u w:val="none"/>
-                <w:sz w:val="22"/>
-                <w:szCs w:val="22"/>
-                <w:color w:val="000000"/>
-              </w:rPr>
-              <w:t xml:space="preserve">0.09, 6.80</w:t>
-            </w:r>
-          </w:p>
-        </w:tc>
-        <w:tc>
-          <w:tcPr>
-            <w:tcBorders>
-              <w:bottom w:val="none" w:sz="0" w:space="0" w:color="000000"/>
-              <w:top w:val="none" w:sz="0" w:space="0" w:color="000000"/>
-              <w:left w:val="none" w:sz="0" w:space="0" w:color="000000"/>
-              <w:right w:val="none" w:sz="0" w:space="0" w:color="000000"/>
-            </w:tcBorders>
-            <w:shd w:val="clear" w:color="auto" w:fill="FFFFFF"/>
-            <w:tcMar>
-              <w:top w:w="0" w:type="dxa"/>
-              <w:bottom w:w="0" w:type="dxa"/>
-              <w:left w:w="0" w:type="dxa"/>
-              <w:right w:w="0" w:type="dxa"/>
-            </w:tcMar>
-            <w:vAlign w:val="top"/>
-          </w:tcPr>
-          <w:p>
-            <w:pPr>
-              <w:pStyle w:val="Normal"/>
-              <w:jc w:val="center"/>
-              <w:pBdr>
-                <w:bottom w:val="none" w:sz="0" w:space="0" w:color="000000"/>
-                <w:top w:val="none" w:sz="0" w:space="0" w:color="000000"/>
-                <w:left w:val="none" w:sz="0" w:space="0" w:color="000000"/>
-                <w:right w:val="none" w:sz="0" w:space="0" w:color="000000"/>
-              </w:pBdr>
-              <w:spacing w:after="100" w:before="100" w:line="240"/>
-              <w:ind w:left="100" w:right="100" w:firstLine="0" w:firstLineChars="0"/>
-              <w:rPr>
-                <w:rFonts w:ascii="Helvetica" w:hAnsi="Helvetica" w:eastAsia="Helvetica" w:cs="Helvetica"/>
-                <w:i w:val="false"/>
-                <w:b w:val="false"/>
-                <w:u w:val="none"/>
-                <w:sz w:val="22"/>
-                <w:szCs w:val="22"/>
-                <w:color w:val="000000"/>
-              </w:rPr>
-            </w:pPr>
-            <w:r>
-              <w:rPr>
-                <w:rFonts w:ascii="Helvetica" w:hAnsi="Helvetica" w:eastAsia="Helvetica" w:cs="Helvetica"/>
-                <w:i w:val="false"/>
-                <w:b w:val="false"/>
-                <w:u w:val="none"/>
-                <w:sz w:val="22"/>
-                <w:szCs w:val="22"/>
-                <w:color w:val="000000"/>
-              </w:rPr>
-              <w:t xml:space="preserve">0.820</w:t>
+              <w:t xml:space="preserve">0.71</w:t>
+            </w:r>
+          </w:p>
+        </w:tc>
+        <w:tc>
+          <w:tcPr>
+            <w:tcBorders>
+              <w:bottom w:val="none" w:sz="0" w:space="0" w:color="000000"/>
+              <w:top w:val="none" w:sz="0" w:space="0" w:color="000000"/>
+              <w:left w:val="none" w:sz="0" w:space="0" w:color="000000"/>
+              <w:right w:val="none" w:sz="0" w:space="0" w:color="000000"/>
+            </w:tcBorders>
+            <w:shd w:val="clear" w:color="auto" w:fill="FFFFFF"/>
+            <w:tcMar>
+              <w:top w:w="0" w:type="dxa"/>
+              <w:bottom w:w="0" w:type="dxa"/>
+              <w:left w:w="0" w:type="dxa"/>
+              <w:right w:w="0" w:type="dxa"/>
+            </w:tcMar>
+            <w:vAlign w:val="top"/>
+          </w:tcPr>
+          <w:p>
+            <w:pPr>
+              <w:pStyle w:val="Normal"/>
+              <w:jc w:val="center"/>
+              <w:pBdr>
+                <w:bottom w:val="none" w:sz="0" w:space="0" w:color="000000"/>
+                <w:top w:val="none" w:sz="0" w:space="0" w:color="000000"/>
+                <w:left w:val="none" w:sz="0" w:space="0" w:color="000000"/>
+                <w:right w:val="none" w:sz="0" w:space="0" w:color="000000"/>
+              </w:pBdr>
+              <w:spacing w:after="100" w:before="100" w:line="240"/>
+              <w:ind w:left="100" w:right="100" w:firstLine="0" w:firstLineChars="0"/>
+              <w:rPr>
+                <w:rFonts w:ascii="Helvetica" w:hAnsi="Helvetica" w:eastAsia="Helvetica" w:cs="Helvetica"/>
+                <w:i w:val="false"/>
+                <w:b w:val="false"/>
+                <w:u w:val="none"/>
+                <w:sz w:val="22"/>
+                <w:szCs w:val="22"/>
+                <w:color w:val="000000"/>
+              </w:rPr>
+            </w:pPr>
+            <w:r>
+              <w:rPr>
+                <w:rFonts w:ascii="Helvetica" w:hAnsi="Helvetica" w:eastAsia="Helvetica" w:cs="Helvetica"/>
+                <w:i w:val="false"/>
+                <w:b w:val="false"/>
+                <w:u w:val="none"/>
+                <w:sz w:val="22"/>
+                <w:szCs w:val="22"/>
+                <w:color w:val="000000"/>
+              </w:rPr>
+              <w:t xml:space="preserve">0.08, 6.73</w:t>
+            </w:r>
+          </w:p>
+        </w:tc>
+        <w:tc>
+          <w:tcPr>
+            <w:tcBorders>
+              <w:bottom w:val="none" w:sz="0" w:space="0" w:color="000000"/>
+              <w:top w:val="none" w:sz="0" w:space="0" w:color="000000"/>
+              <w:left w:val="none" w:sz="0" w:space="0" w:color="000000"/>
+              <w:right w:val="none" w:sz="0" w:space="0" w:color="000000"/>
+            </w:tcBorders>
+            <w:shd w:val="clear" w:color="auto" w:fill="FFFFFF"/>
+            <w:tcMar>
+              <w:top w:w="0" w:type="dxa"/>
+              <w:bottom w:w="0" w:type="dxa"/>
+              <w:left w:w="0" w:type="dxa"/>
+              <w:right w:w="0" w:type="dxa"/>
+            </w:tcMar>
+            <w:vAlign w:val="top"/>
+          </w:tcPr>
+          <w:p>
+            <w:pPr>
+              <w:pStyle w:val="Normal"/>
+              <w:jc w:val="center"/>
+              <w:pBdr>
+                <w:bottom w:val="none" w:sz="0" w:space="0" w:color="000000"/>
+                <w:top w:val="none" w:sz="0" w:space="0" w:color="000000"/>
+                <w:left w:val="none" w:sz="0" w:space="0" w:color="000000"/>
+                <w:right w:val="none" w:sz="0" w:space="0" w:color="000000"/>
+              </w:pBdr>
+              <w:spacing w:after="100" w:before="100" w:line="240"/>
+              <w:ind w:left="100" w:right="100" w:firstLine="0" w:firstLineChars="0"/>
+              <w:rPr>
+                <w:rFonts w:ascii="Helvetica" w:hAnsi="Helvetica" w:eastAsia="Helvetica" w:cs="Helvetica"/>
+                <w:i w:val="false"/>
+                <w:b w:val="false"/>
+                <w:u w:val="none"/>
+                <w:sz w:val="22"/>
+                <w:szCs w:val="22"/>
+                <w:color w:val="000000"/>
+              </w:rPr>
+            </w:pPr>
+            <w:r>
+              <w:rPr>
+                <w:rFonts w:ascii="Helvetica" w:hAnsi="Helvetica" w:eastAsia="Helvetica" w:cs="Helvetica"/>
+                <w:i w:val="false"/>
+                <w:b w:val="false"/>
+                <w:u w:val="none"/>
+                <w:sz w:val="22"/>
+                <w:szCs w:val="22"/>
+                <w:color w:val="000000"/>
+              </w:rPr>
+              <w:t xml:space="preserve">0.770</w:t>
             </w:r>
           </w:p>
         </w:tc>
@@ -10763,113 +10763,113 @@
                 <w:szCs w:val="22"/>
                 <w:color w:val="000000"/>
               </w:rPr>
-              <w:t xml:space="preserve">0.05</w:t>
-            </w:r>
-          </w:p>
-        </w:tc>
-        <w:tc>
-          <w:tcPr>
-            <w:tcBorders>
-              <w:bottom w:val="none" w:sz="0" w:space="0" w:color="000000"/>
-              <w:top w:val="none" w:sz="0" w:space="0" w:color="000000"/>
-              <w:left w:val="none" w:sz="0" w:space="0" w:color="000000"/>
-              <w:right w:val="none" w:sz="0" w:space="0" w:color="000000"/>
-            </w:tcBorders>
-            <w:shd w:val="clear" w:color="auto" w:fill="FFFFFF"/>
-            <w:tcMar>
-              <w:top w:w="0" w:type="dxa"/>
-              <w:bottom w:w="0" w:type="dxa"/>
-              <w:left w:w="0" w:type="dxa"/>
-              <w:right w:w="0" w:type="dxa"/>
-            </w:tcMar>
-            <w:vAlign w:val="top"/>
-          </w:tcPr>
-          <w:p>
-            <w:pPr>
-              <w:pStyle w:val="Normal"/>
-              <w:jc w:val="center"/>
-              <w:pBdr>
-                <w:bottom w:val="none" w:sz="0" w:space="0" w:color="000000"/>
-                <w:top w:val="none" w:sz="0" w:space="0" w:color="000000"/>
-                <w:left w:val="none" w:sz="0" w:space="0" w:color="000000"/>
-                <w:right w:val="none" w:sz="0" w:space="0" w:color="000000"/>
-              </w:pBdr>
-              <w:spacing w:after="100" w:before="100" w:line="240"/>
-              <w:ind w:left="100" w:right="100" w:firstLine="0" w:firstLineChars="0"/>
-              <w:rPr>
-                <w:rFonts w:ascii="Helvetica" w:hAnsi="Helvetica" w:eastAsia="Helvetica" w:cs="Helvetica"/>
-                <w:i w:val="false"/>
-                <w:b w:val="false"/>
-                <w:u w:val="none"/>
-                <w:sz w:val="22"/>
-                <w:szCs w:val="22"/>
-                <w:color w:val="000000"/>
-              </w:rPr>
-            </w:pPr>
-            <w:r>
-              <w:rPr>
-                <w:rFonts w:ascii="Helvetica" w:hAnsi="Helvetica" w:eastAsia="Helvetica" w:cs="Helvetica"/>
-                <w:i w:val="false"/>
-                <w:b w:val="false"/>
-                <w:u w:val="none"/>
-                <w:sz w:val="22"/>
-                <w:szCs w:val="22"/>
-                <w:color w:val="000000"/>
-              </w:rPr>
-              <w:t xml:space="preserve">0.00, 0.80</w:t>
-            </w:r>
-          </w:p>
-        </w:tc>
-        <w:tc>
-          <w:tcPr>
-            <w:tcBorders>
-              <w:bottom w:val="none" w:sz="0" w:space="0" w:color="000000"/>
-              <w:top w:val="none" w:sz="0" w:space="0" w:color="000000"/>
-              <w:left w:val="none" w:sz="0" w:space="0" w:color="000000"/>
-              <w:right w:val="none" w:sz="0" w:space="0" w:color="000000"/>
-            </w:tcBorders>
-            <w:shd w:val="clear" w:color="auto" w:fill="FFFFFF"/>
-            <w:tcMar>
-              <w:top w:w="0" w:type="dxa"/>
-              <w:bottom w:w="0" w:type="dxa"/>
-              <w:left w:w="0" w:type="dxa"/>
-              <w:right w:w="0" w:type="dxa"/>
-            </w:tcMar>
-            <w:vAlign w:val="top"/>
-          </w:tcPr>
-          <w:p>
-            <w:pPr>
-              <w:pStyle w:val="Normal"/>
-              <w:jc w:val="center"/>
-              <w:pBdr>
-                <w:bottom w:val="none" w:sz="0" w:space="0" w:color="000000"/>
-                <w:top w:val="none" w:sz="0" w:space="0" w:color="000000"/>
-                <w:left w:val="none" w:sz="0" w:space="0" w:color="000000"/>
-                <w:right w:val="none" w:sz="0" w:space="0" w:color="000000"/>
-              </w:pBdr>
-              <w:spacing w:after="100" w:before="100" w:line="240"/>
-              <w:ind w:left="100" w:right="100" w:firstLine="0" w:firstLineChars="0"/>
-              <w:rPr>
-                <w:rFonts w:ascii="Helvetica" w:hAnsi="Helvetica" w:eastAsia="Helvetica" w:cs="Helvetica"/>
-                <w:i w:val="false"/>
-                <w:b w:val="false"/>
-                <w:u w:val="none"/>
-                <w:sz w:val="22"/>
-                <w:szCs w:val="22"/>
-                <w:color w:val="000000"/>
-              </w:rPr>
-            </w:pPr>
-            <w:r>
-              <w:rPr>
-                <w:rFonts w:ascii="Helvetica" w:hAnsi="Helvetica" w:eastAsia="Helvetica" w:cs="Helvetica"/>
-                <w:i w:val="false"/>
-                <w:b w:val="false"/>
-                <w:u w:val="none"/>
-                <w:sz w:val="22"/>
-                <w:szCs w:val="22"/>
-                <w:color w:val="000000"/>
-              </w:rPr>
-              <w:t xml:space="preserve">0.034</w:t>
+              <w:t xml:space="preserve">0.04</w:t>
+            </w:r>
+          </w:p>
+        </w:tc>
+        <w:tc>
+          <w:tcPr>
+            <w:tcBorders>
+              <w:bottom w:val="none" w:sz="0" w:space="0" w:color="000000"/>
+              <w:top w:val="none" w:sz="0" w:space="0" w:color="000000"/>
+              <w:left w:val="none" w:sz="0" w:space="0" w:color="000000"/>
+              <w:right w:val="none" w:sz="0" w:space="0" w:color="000000"/>
+            </w:tcBorders>
+            <w:shd w:val="clear" w:color="auto" w:fill="FFFFFF"/>
+            <w:tcMar>
+              <w:top w:w="0" w:type="dxa"/>
+              <w:bottom w:w="0" w:type="dxa"/>
+              <w:left w:w="0" w:type="dxa"/>
+              <w:right w:w="0" w:type="dxa"/>
+            </w:tcMar>
+            <w:vAlign w:val="top"/>
+          </w:tcPr>
+          <w:p>
+            <w:pPr>
+              <w:pStyle w:val="Normal"/>
+              <w:jc w:val="center"/>
+              <w:pBdr>
+                <w:bottom w:val="none" w:sz="0" w:space="0" w:color="000000"/>
+                <w:top w:val="none" w:sz="0" w:space="0" w:color="000000"/>
+                <w:left w:val="none" w:sz="0" w:space="0" w:color="000000"/>
+                <w:right w:val="none" w:sz="0" w:space="0" w:color="000000"/>
+              </w:pBdr>
+              <w:spacing w:after="100" w:before="100" w:line="240"/>
+              <w:ind w:left="100" w:right="100" w:firstLine="0" w:firstLineChars="0"/>
+              <w:rPr>
+                <w:rFonts w:ascii="Helvetica" w:hAnsi="Helvetica" w:eastAsia="Helvetica" w:cs="Helvetica"/>
+                <w:i w:val="false"/>
+                <w:b w:val="false"/>
+                <w:u w:val="none"/>
+                <w:sz w:val="22"/>
+                <w:szCs w:val="22"/>
+                <w:color w:val="000000"/>
+              </w:rPr>
+            </w:pPr>
+            <w:r>
+              <w:rPr>
+                <w:rFonts w:ascii="Helvetica" w:hAnsi="Helvetica" w:eastAsia="Helvetica" w:cs="Helvetica"/>
+                <w:i w:val="false"/>
+                <w:b w:val="false"/>
+                <w:u w:val="none"/>
+                <w:sz w:val="22"/>
+                <w:szCs w:val="22"/>
+                <w:color w:val="000000"/>
+              </w:rPr>
+              <w:t xml:space="preserve">0.00, 0.72</w:t>
+            </w:r>
+          </w:p>
+        </w:tc>
+        <w:tc>
+          <w:tcPr>
+            <w:tcBorders>
+              <w:bottom w:val="none" w:sz="0" w:space="0" w:color="000000"/>
+              <w:top w:val="none" w:sz="0" w:space="0" w:color="000000"/>
+              <w:left w:val="none" w:sz="0" w:space="0" w:color="000000"/>
+              <w:right w:val="none" w:sz="0" w:space="0" w:color="000000"/>
+            </w:tcBorders>
+            <w:shd w:val="clear" w:color="auto" w:fill="FFFFFF"/>
+            <w:tcMar>
+              <w:top w:w="0" w:type="dxa"/>
+              <w:bottom w:w="0" w:type="dxa"/>
+              <w:left w:w="0" w:type="dxa"/>
+              <w:right w:w="0" w:type="dxa"/>
+            </w:tcMar>
+            <w:vAlign w:val="top"/>
+          </w:tcPr>
+          <w:p>
+            <w:pPr>
+              <w:pStyle w:val="Normal"/>
+              <w:jc w:val="center"/>
+              <w:pBdr>
+                <w:bottom w:val="none" w:sz="0" w:space="0" w:color="000000"/>
+                <w:top w:val="none" w:sz="0" w:space="0" w:color="000000"/>
+                <w:left w:val="none" w:sz="0" w:space="0" w:color="000000"/>
+                <w:right w:val="none" w:sz="0" w:space="0" w:color="000000"/>
+              </w:pBdr>
+              <w:spacing w:after="100" w:before="100" w:line="240"/>
+              <w:ind w:left="100" w:right="100" w:firstLine="0" w:firstLineChars="0"/>
+              <w:rPr>
+                <w:rFonts w:ascii="Helvetica" w:hAnsi="Helvetica" w:eastAsia="Helvetica" w:cs="Helvetica"/>
+                <w:i w:val="false"/>
+                <w:b w:val="false"/>
+                <w:u w:val="none"/>
+                <w:sz w:val="22"/>
+                <w:szCs w:val="22"/>
+                <w:color w:val="000000"/>
+              </w:rPr>
+            </w:pPr>
+            <w:r>
+              <w:rPr>
+                <w:rFonts w:ascii="Helvetica" w:hAnsi="Helvetica" w:eastAsia="Helvetica" w:cs="Helvetica"/>
+                <w:i w:val="false"/>
+                <w:b w:val="false"/>
+                <w:u w:val="none"/>
+                <w:sz w:val="22"/>
+                <w:szCs w:val="22"/>
+                <w:color w:val="000000"/>
+              </w:rPr>
+              <w:t xml:space="preserve">0.029</w:t>
             </w:r>
           </w:p>
         </w:tc>
@@ -11246,113 +11246,113 @@
                 <w:szCs w:val="22"/>
                 <w:color w:val="000000"/>
               </w:rPr>
-              <w:t xml:space="preserve">31.5</w:t>
-            </w:r>
-          </w:p>
-        </w:tc>
-        <w:tc>
-          <w:tcPr>
-            <w:tcBorders>
-              <w:bottom w:val="none" w:sz="0" w:space="0" w:color="000000"/>
-              <w:top w:val="none" w:sz="0" w:space="0" w:color="000000"/>
-              <w:left w:val="none" w:sz="0" w:space="0" w:color="000000"/>
-              <w:right w:val="none" w:sz="0" w:space="0" w:color="000000"/>
-            </w:tcBorders>
-            <w:shd w:val="clear" w:color="auto" w:fill="FFFFFF"/>
-            <w:tcMar>
-              <w:top w:w="0" w:type="dxa"/>
-              <w:bottom w:w="0" w:type="dxa"/>
-              <w:left w:w="0" w:type="dxa"/>
-              <w:right w:w="0" w:type="dxa"/>
-            </w:tcMar>
-            <w:vAlign w:val="top"/>
-          </w:tcPr>
-          <w:p>
-            <w:pPr>
-              <w:pStyle w:val="Normal"/>
-              <w:jc w:val="center"/>
-              <w:pBdr>
-                <w:bottom w:val="none" w:sz="0" w:space="0" w:color="000000"/>
-                <w:top w:val="none" w:sz="0" w:space="0" w:color="000000"/>
-                <w:left w:val="none" w:sz="0" w:space="0" w:color="000000"/>
-                <w:right w:val="none" w:sz="0" w:space="0" w:color="000000"/>
-              </w:pBdr>
-              <w:spacing w:after="100" w:before="100" w:line="240"/>
-              <w:ind w:left="100" w:right="100" w:firstLine="0" w:firstLineChars="0"/>
-              <w:rPr>
-                <w:rFonts w:ascii="Helvetica" w:hAnsi="Helvetica" w:eastAsia="Helvetica" w:cs="Helvetica"/>
-                <w:i w:val="false"/>
-                <w:b w:val="false"/>
-                <w:u w:val="none"/>
-                <w:sz w:val="22"/>
-                <w:szCs w:val="22"/>
-                <w:color w:val="000000"/>
-              </w:rPr>
-            </w:pPr>
-            <w:r>
-              <w:rPr>
-                <w:rFonts w:ascii="Helvetica" w:hAnsi="Helvetica" w:eastAsia="Helvetica" w:cs="Helvetica"/>
-                <w:i w:val="false"/>
-                <w:b w:val="false"/>
-                <w:u w:val="none"/>
-                <w:sz w:val="22"/>
-                <w:szCs w:val="22"/>
-                <w:color w:val="000000"/>
-              </w:rPr>
-              <w:t xml:space="preserve">0.72, 1,372</w:t>
-            </w:r>
-          </w:p>
-        </w:tc>
-        <w:tc>
-          <w:tcPr>
-            <w:tcBorders>
-              <w:bottom w:val="none" w:sz="0" w:space="0" w:color="000000"/>
-              <w:top w:val="none" w:sz="0" w:space="0" w:color="000000"/>
-              <w:left w:val="none" w:sz="0" w:space="0" w:color="000000"/>
-              <w:right w:val="none" w:sz="0" w:space="0" w:color="000000"/>
-            </w:tcBorders>
-            <w:shd w:val="clear" w:color="auto" w:fill="FFFFFF"/>
-            <w:tcMar>
-              <w:top w:w="0" w:type="dxa"/>
-              <w:bottom w:w="0" w:type="dxa"/>
-              <w:left w:w="0" w:type="dxa"/>
-              <w:right w:w="0" w:type="dxa"/>
-            </w:tcMar>
-            <w:vAlign w:val="top"/>
-          </w:tcPr>
-          <w:p>
-            <w:pPr>
-              <w:pStyle w:val="Normal"/>
-              <w:jc w:val="center"/>
-              <w:pBdr>
-                <w:bottom w:val="none" w:sz="0" w:space="0" w:color="000000"/>
-                <w:top w:val="none" w:sz="0" w:space="0" w:color="000000"/>
-                <w:left w:val="none" w:sz="0" w:space="0" w:color="000000"/>
-                <w:right w:val="none" w:sz="0" w:space="0" w:color="000000"/>
-              </w:pBdr>
-              <w:spacing w:after="100" w:before="100" w:line="240"/>
-              <w:ind w:left="100" w:right="100" w:firstLine="0" w:firstLineChars="0"/>
-              <w:rPr>
-                <w:rFonts w:ascii="Helvetica" w:hAnsi="Helvetica" w:eastAsia="Helvetica" w:cs="Helvetica"/>
-                <w:i w:val="false"/>
-                <w:b w:val="false"/>
-                <w:u w:val="none"/>
-                <w:sz w:val="22"/>
-                <w:szCs w:val="22"/>
-                <w:color w:val="000000"/>
-              </w:rPr>
-            </w:pPr>
-            <w:r>
-              <w:rPr>
-                <w:rFonts w:ascii="Helvetica" w:hAnsi="Helvetica" w:eastAsia="Helvetica" w:cs="Helvetica"/>
-                <w:i w:val="false"/>
-                <w:b w:val="false"/>
-                <w:u w:val="none"/>
-                <w:sz w:val="22"/>
-                <w:szCs w:val="22"/>
-                <w:color w:val="000000"/>
-              </w:rPr>
-              <w:t xml:space="preserve">0.073</w:t>
+              <w:t xml:space="preserve">48.0</w:t>
+            </w:r>
+          </w:p>
+        </w:tc>
+        <w:tc>
+          <w:tcPr>
+            <w:tcBorders>
+              <w:bottom w:val="none" w:sz="0" w:space="0" w:color="000000"/>
+              <w:top w:val="none" w:sz="0" w:space="0" w:color="000000"/>
+              <w:left w:val="none" w:sz="0" w:space="0" w:color="000000"/>
+              <w:right w:val="none" w:sz="0" w:space="0" w:color="000000"/>
+            </w:tcBorders>
+            <w:shd w:val="clear" w:color="auto" w:fill="FFFFFF"/>
+            <w:tcMar>
+              <w:top w:w="0" w:type="dxa"/>
+              <w:bottom w:w="0" w:type="dxa"/>
+              <w:left w:w="0" w:type="dxa"/>
+              <w:right w:w="0" w:type="dxa"/>
+            </w:tcMar>
+            <w:vAlign w:val="top"/>
+          </w:tcPr>
+          <w:p>
+            <w:pPr>
+              <w:pStyle w:val="Normal"/>
+              <w:jc w:val="center"/>
+              <w:pBdr>
+                <w:bottom w:val="none" w:sz="0" w:space="0" w:color="000000"/>
+                <w:top w:val="none" w:sz="0" w:space="0" w:color="000000"/>
+                <w:left w:val="none" w:sz="0" w:space="0" w:color="000000"/>
+                <w:right w:val="none" w:sz="0" w:space="0" w:color="000000"/>
+              </w:pBdr>
+              <w:spacing w:after="100" w:before="100" w:line="240"/>
+              <w:ind w:left="100" w:right="100" w:firstLine="0" w:firstLineChars="0"/>
+              <w:rPr>
+                <w:rFonts w:ascii="Helvetica" w:hAnsi="Helvetica" w:eastAsia="Helvetica" w:cs="Helvetica"/>
+                <w:i w:val="false"/>
+                <w:b w:val="false"/>
+                <w:u w:val="none"/>
+                <w:sz w:val="22"/>
+                <w:szCs w:val="22"/>
+                <w:color w:val="000000"/>
+              </w:rPr>
+            </w:pPr>
+            <w:r>
+              <w:rPr>
+                <w:rFonts w:ascii="Helvetica" w:hAnsi="Helvetica" w:eastAsia="Helvetica" w:cs="Helvetica"/>
+                <w:i w:val="false"/>
+                <w:b w:val="false"/>
+                <w:u w:val="none"/>
+                <w:sz w:val="22"/>
+                <w:szCs w:val="22"/>
+                <w:color w:val="000000"/>
+              </w:rPr>
+              <w:t xml:space="preserve">0.95, 2,421</w:t>
+            </w:r>
+          </w:p>
+        </w:tc>
+        <w:tc>
+          <w:tcPr>
+            <w:tcBorders>
+              <w:bottom w:val="none" w:sz="0" w:space="0" w:color="000000"/>
+              <w:top w:val="none" w:sz="0" w:space="0" w:color="000000"/>
+              <w:left w:val="none" w:sz="0" w:space="0" w:color="000000"/>
+              <w:right w:val="none" w:sz="0" w:space="0" w:color="000000"/>
+            </w:tcBorders>
+            <w:shd w:val="clear" w:color="auto" w:fill="FFFFFF"/>
+            <w:tcMar>
+              <w:top w:w="0" w:type="dxa"/>
+              <w:bottom w:w="0" w:type="dxa"/>
+              <w:left w:w="0" w:type="dxa"/>
+              <w:right w:w="0" w:type="dxa"/>
+            </w:tcMar>
+            <w:vAlign w:val="top"/>
+          </w:tcPr>
+          <w:p>
+            <w:pPr>
+              <w:pStyle w:val="Normal"/>
+              <w:jc w:val="center"/>
+              <w:pBdr>
+                <w:bottom w:val="none" w:sz="0" w:space="0" w:color="000000"/>
+                <w:top w:val="none" w:sz="0" w:space="0" w:color="000000"/>
+                <w:left w:val="none" w:sz="0" w:space="0" w:color="000000"/>
+                <w:right w:val="none" w:sz="0" w:space="0" w:color="000000"/>
+              </w:pBdr>
+              <w:spacing w:after="100" w:before="100" w:line="240"/>
+              <w:ind w:left="100" w:right="100" w:firstLine="0" w:firstLineChars="0"/>
+              <w:rPr>
+                <w:rFonts w:ascii="Helvetica" w:hAnsi="Helvetica" w:eastAsia="Helvetica" w:cs="Helvetica"/>
+                <w:i w:val="false"/>
+                <w:b w:val="false"/>
+                <w:u w:val="none"/>
+                <w:sz w:val="22"/>
+                <w:szCs w:val="22"/>
+                <w:color w:val="000000"/>
+              </w:rPr>
+            </w:pPr>
+            <w:r>
+              <w:rPr>
+                <w:rFonts w:ascii="Helvetica" w:hAnsi="Helvetica" w:eastAsia="Helvetica" w:cs="Helvetica"/>
+                <w:i w:val="false"/>
+                <w:b w:val="false"/>
+                <w:u w:val="none"/>
+                <w:sz w:val="22"/>
+                <w:szCs w:val="22"/>
+                <w:color w:val="000000"/>
+              </w:rPr>
+              <w:t xml:space="preserve">0.053</w:t>
             </w:r>
           </w:p>
         </w:tc>
@@ -12212,113 +12212,113 @@
                 <w:szCs w:val="22"/>
                 <w:color w:val="000000"/>
               </w:rPr>
-              <w:t xml:space="preserve">0.92</w:t>
-            </w:r>
-          </w:p>
-        </w:tc>
-        <w:tc>
-          <w:tcPr>
-            <w:tcBorders>
-              <w:bottom w:val="none" w:sz="0" w:space="0" w:color="000000"/>
-              <w:top w:val="none" w:sz="0" w:space="0" w:color="000000"/>
-              <w:left w:val="none" w:sz="0" w:space="0" w:color="000000"/>
-              <w:right w:val="none" w:sz="0" w:space="0" w:color="000000"/>
-            </w:tcBorders>
-            <w:shd w:val="clear" w:color="auto" w:fill="FFFFFF"/>
-            <w:tcMar>
-              <w:top w:w="0" w:type="dxa"/>
-              <w:bottom w:w="0" w:type="dxa"/>
-              <w:left w:w="0" w:type="dxa"/>
-              <w:right w:w="0" w:type="dxa"/>
-            </w:tcMar>
-            <w:vAlign w:val="top"/>
-          </w:tcPr>
-          <w:p>
-            <w:pPr>
-              <w:pStyle w:val="Normal"/>
-              <w:jc w:val="center"/>
-              <w:pBdr>
-                <w:bottom w:val="none" w:sz="0" w:space="0" w:color="000000"/>
-                <w:top w:val="none" w:sz="0" w:space="0" w:color="000000"/>
-                <w:left w:val="none" w:sz="0" w:space="0" w:color="000000"/>
-                <w:right w:val="none" w:sz="0" w:space="0" w:color="000000"/>
-              </w:pBdr>
-              <w:spacing w:after="100" w:before="100" w:line="240"/>
-              <w:ind w:left="100" w:right="100" w:firstLine="0" w:firstLineChars="0"/>
-              <w:rPr>
-                <w:rFonts w:ascii="Helvetica" w:hAnsi="Helvetica" w:eastAsia="Helvetica" w:cs="Helvetica"/>
-                <w:i w:val="false"/>
-                <w:b w:val="false"/>
-                <w:u w:val="none"/>
-                <w:sz w:val="22"/>
-                <w:szCs w:val="22"/>
-                <w:color w:val="000000"/>
-              </w:rPr>
-            </w:pPr>
-            <w:r>
-              <w:rPr>
-                <w:rFonts w:ascii="Helvetica" w:hAnsi="Helvetica" w:eastAsia="Helvetica" w:cs="Helvetica"/>
-                <w:i w:val="false"/>
-                <w:b w:val="false"/>
-                <w:u w:val="none"/>
-                <w:sz w:val="22"/>
-                <w:szCs w:val="22"/>
-                <w:color w:val="000000"/>
-              </w:rPr>
-              <w:t xml:space="preserve">0.77, 1.12</w:t>
-            </w:r>
-          </w:p>
-        </w:tc>
-        <w:tc>
-          <w:tcPr>
-            <w:tcBorders>
-              <w:bottom w:val="none" w:sz="0" w:space="0" w:color="000000"/>
-              <w:top w:val="none" w:sz="0" w:space="0" w:color="000000"/>
-              <w:left w:val="none" w:sz="0" w:space="0" w:color="000000"/>
-              <w:right w:val="none" w:sz="0" w:space="0" w:color="000000"/>
-            </w:tcBorders>
-            <w:shd w:val="clear" w:color="auto" w:fill="FFFFFF"/>
-            <w:tcMar>
-              <w:top w:w="0" w:type="dxa"/>
-              <w:bottom w:w="0" w:type="dxa"/>
-              <w:left w:w="0" w:type="dxa"/>
-              <w:right w:w="0" w:type="dxa"/>
-            </w:tcMar>
-            <w:vAlign w:val="top"/>
-          </w:tcPr>
-          <w:p>
-            <w:pPr>
-              <w:pStyle w:val="Normal"/>
-              <w:jc w:val="center"/>
-              <w:pBdr>
-                <w:bottom w:val="none" w:sz="0" w:space="0" w:color="000000"/>
-                <w:top w:val="none" w:sz="0" w:space="0" w:color="000000"/>
-                <w:left w:val="none" w:sz="0" w:space="0" w:color="000000"/>
-                <w:right w:val="none" w:sz="0" w:space="0" w:color="000000"/>
-              </w:pBdr>
-              <w:spacing w:after="100" w:before="100" w:line="240"/>
-              <w:ind w:left="100" w:right="100" w:firstLine="0" w:firstLineChars="0"/>
-              <w:rPr>
-                <w:rFonts w:ascii="Helvetica" w:hAnsi="Helvetica" w:eastAsia="Helvetica" w:cs="Helvetica"/>
-                <w:i w:val="false"/>
-                <w:b w:val="false"/>
-                <w:u w:val="none"/>
-                <w:sz w:val="22"/>
-                <w:szCs w:val="22"/>
-                <w:color w:val="000000"/>
-              </w:rPr>
-            </w:pPr>
-            <w:r>
-              <w:rPr>
-                <w:rFonts w:ascii="Helvetica" w:hAnsi="Helvetica" w:eastAsia="Helvetica" w:cs="Helvetica"/>
-                <w:i w:val="false"/>
-                <w:b w:val="false"/>
-                <w:u w:val="none"/>
-                <w:sz w:val="22"/>
-                <w:szCs w:val="22"/>
-                <w:color w:val="000000"/>
-              </w:rPr>
-              <w:t xml:space="preserve">0.420</w:t>
+              <w:t xml:space="preserve">0.97</w:t>
+            </w:r>
+          </w:p>
+        </w:tc>
+        <w:tc>
+          <w:tcPr>
+            <w:tcBorders>
+              <w:bottom w:val="none" w:sz="0" w:space="0" w:color="000000"/>
+              <w:top w:val="none" w:sz="0" w:space="0" w:color="000000"/>
+              <w:left w:val="none" w:sz="0" w:space="0" w:color="000000"/>
+              <w:right w:val="none" w:sz="0" w:space="0" w:color="000000"/>
+            </w:tcBorders>
+            <w:shd w:val="clear" w:color="auto" w:fill="FFFFFF"/>
+            <w:tcMar>
+              <w:top w:w="0" w:type="dxa"/>
+              <w:bottom w:w="0" w:type="dxa"/>
+              <w:left w:w="0" w:type="dxa"/>
+              <w:right w:w="0" w:type="dxa"/>
+            </w:tcMar>
+            <w:vAlign w:val="top"/>
+          </w:tcPr>
+          <w:p>
+            <w:pPr>
+              <w:pStyle w:val="Normal"/>
+              <w:jc w:val="center"/>
+              <w:pBdr>
+                <w:bottom w:val="none" w:sz="0" w:space="0" w:color="000000"/>
+                <w:top w:val="none" w:sz="0" w:space="0" w:color="000000"/>
+                <w:left w:val="none" w:sz="0" w:space="0" w:color="000000"/>
+                <w:right w:val="none" w:sz="0" w:space="0" w:color="000000"/>
+              </w:pBdr>
+              <w:spacing w:after="100" w:before="100" w:line="240"/>
+              <w:ind w:left="100" w:right="100" w:firstLine="0" w:firstLineChars="0"/>
+              <w:rPr>
+                <w:rFonts w:ascii="Helvetica" w:hAnsi="Helvetica" w:eastAsia="Helvetica" w:cs="Helvetica"/>
+                <w:i w:val="false"/>
+                <w:b w:val="false"/>
+                <w:u w:val="none"/>
+                <w:sz w:val="22"/>
+                <w:szCs w:val="22"/>
+                <w:color w:val="000000"/>
+              </w:rPr>
+            </w:pPr>
+            <w:r>
+              <w:rPr>
+                <w:rFonts w:ascii="Helvetica" w:hAnsi="Helvetica" w:eastAsia="Helvetica" w:cs="Helvetica"/>
+                <w:i w:val="false"/>
+                <w:b w:val="false"/>
+                <w:u w:val="none"/>
+                <w:sz w:val="22"/>
+                <w:szCs w:val="22"/>
+                <w:color w:val="000000"/>
+              </w:rPr>
+              <w:t xml:space="preserve">0.85, 1.11</w:t>
+            </w:r>
+          </w:p>
+        </w:tc>
+        <w:tc>
+          <w:tcPr>
+            <w:tcBorders>
+              <w:bottom w:val="none" w:sz="0" w:space="0" w:color="000000"/>
+              <w:top w:val="none" w:sz="0" w:space="0" w:color="000000"/>
+              <w:left w:val="none" w:sz="0" w:space="0" w:color="000000"/>
+              <w:right w:val="none" w:sz="0" w:space="0" w:color="000000"/>
+            </w:tcBorders>
+            <w:shd w:val="clear" w:color="auto" w:fill="FFFFFF"/>
+            <w:tcMar>
+              <w:top w:w="0" w:type="dxa"/>
+              <w:bottom w:w="0" w:type="dxa"/>
+              <w:left w:w="0" w:type="dxa"/>
+              <w:right w:w="0" w:type="dxa"/>
+            </w:tcMar>
+            <w:vAlign w:val="top"/>
+          </w:tcPr>
+          <w:p>
+            <w:pPr>
+              <w:pStyle w:val="Normal"/>
+              <w:jc w:val="center"/>
+              <w:pBdr>
+                <w:bottom w:val="none" w:sz="0" w:space="0" w:color="000000"/>
+                <w:top w:val="none" w:sz="0" w:space="0" w:color="000000"/>
+                <w:left w:val="none" w:sz="0" w:space="0" w:color="000000"/>
+                <w:right w:val="none" w:sz="0" w:space="0" w:color="000000"/>
+              </w:pBdr>
+              <w:spacing w:after="100" w:before="100" w:line="240"/>
+              <w:ind w:left="100" w:right="100" w:firstLine="0" w:firstLineChars="0"/>
+              <w:rPr>
+                <w:rFonts w:ascii="Helvetica" w:hAnsi="Helvetica" w:eastAsia="Helvetica" w:cs="Helvetica"/>
+                <w:i w:val="false"/>
+                <w:b w:val="false"/>
+                <w:u w:val="none"/>
+                <w:sz w:val="22"/>
+                <w:szCs w:val="22"/>
+                <w:color w:val="000000"/>
+              </w:rPr>
+            </w:pPr>
+            <w:r>
+              <w:rPr>
+                <w:rFonts w:ascii="Helvetica" w:hAnsi="Helvetica" w:eastAsia="Helvetica" w:cs="Helvetica"/>
+                <w:i w:val="false"/>
+                <w:b w:val="false"/>
+                <w:u w:val="none"/>
+                <w:sz w:val="22"/>
+                <w:szCs w:val="22"/>
+                <w:color w:val="000000"/>
+              </w:rPr>
+              <w:t xml:space="preserve">0.690</w:t>
             </w:r>
           </w:p>
         </w:tc>
@@ -12748,60 +12748,60 @@
                 <w:szCs w:val="22"/>
                 <w:color w:val="000000"/>
               </w:rPr>
-              <w:t xml:space="preserve">0.00, 0.70</w:t>
-            </w:r>
-          </w:p>
-        </w:tc>
-        <w:tc>
-          <w:tcPr>
-            <w:tcBorders>
-              <w:bottom w:val="none" w:sz="0" w:space="0" w:color="000000"/>
-              <w:top w:val="none" w:sz="0" w:space="0" w:color="000000"/>
-              <w:left w:val="none" w:sz="0" w:space="0" w:color="000000"/>
-              <w:right w:val="none" w:sz="0" w:space="0" w:color="000000"/>
-            </w:tcBorders>
-            <w:shd w:val="clear" w:color="auto" w:fill="FFFFFF"/>
-            <w:tcMar>
-              <w:top w:w="0" w:type="dxa"/>
-              <w:bottom w:w="0" w:type="dxa"/>
-              <w:left w:w="0" w:type="dxa"/>
-              <w:right w:w="0" w:type="dxa"/>
-            </w:tcMar>
-            <w:vAlign w:val="top"/>
-          </w:tcPr>
-          <w:p>
-            <w:pPr>
-              <w:pStyle w:val="Normal"/>
-              <w:jc w:val="center"/>
-              <w:pBdr>
-                <w:bottom w:val="none" w:sz="0" w:space="0" w:color="000000"/>
-                <w:top w:val="none" w:sz="0" w:space="0" w:color="000000"/>
-                <w:left w:val="none" w:sz="0" w:space="0" w:color="000000"/>
-                <w:right w:val="none" w:sz="0" w:space="0" w:color="000000"/>
-              </w:pBdr>
-              <w:spacing w:after="100" w:before="100" w:line="240"/>
-              <w:ind w:left="100" w:right="100" w:firstLine="0" w:firstLineChars="0"/>
-              <w:rPr>
-                <w:rFonts w:ascii="Helvetica" w:hAnsi="Helvetica" w:eastAsia="Helvetica" w:cs="Helvetica"/>
-                <w:i w:val="false"/>
-                <w:b w:val="false"/>
-                <w:u w:val="none"/>
-                <w:sz w:val="22"/>
-                <w:szCs w:val="22"/>
-                <w:color w:val="000000"/>
-              </w:rPr>
-            </w:pPr>
-            <w:r>
-              <w:rPr>
-                <w:rFonts w:ascii="Helvetica" w:hAnsi="Helvetica" w:eastAsia="Helvetica" w:cs="Helvetica"/>
-                <w:i w:val="false"/>
-                <w:b w:val="false"/>
-                <w:u w:val="none"/>
-                <w:sz w:val="22"/>
-                <w:szCs w:val="22"/>
-                <w:color w:val="000000"/>
-              </w:rPr>
-              <w:t xml:space="preserve">0.032</w:t>
+              <w:t xml:space="preserve">0.00, 0.76</w:t>
+            </w:r>
+          </w:p>
+        </w:tc>
+        <w:tc>
+          <w:tcPr>
+            <w:tcBorders>
+              <w:bottom w:val="none" w:sz="0" w:space="0" w:color="000000"/>
+              <w:top w:val="none" w:sz="0" w:space="0" w:color="000000"/>
+              <w:left w:val="none" w:sz="0" w:space="0" w:color="000000"/>
+              <w:right w:val="none" w:sz="0" w:space="0" w:color="000000"/>
+            </w:tcBorders>
+            <w:shd w:val="clear" w:color="auto" w:fill="FFFFFF"/>
+            <w:tcMar>
+              <w:top w:w="0" w:type="dxa"/>
+              <w:bottom w:w="0" w:type="dxa"/>
+              <w:left w:w="0" w:type="dxa"/>
+              <w:right w:w="0" w:type="dxa"/>
+            </w:tcMar>
+            <w:vAlign w:val="top"/>
+          </w:tcPr>
+          <w:p>
+            <w:pPr>
+              <w:pStyle w:val="Normal"/>
+              <w:jc w:val="center"/>
+              <w:pBdr>
+                <w:bottom w:val="none" w:sz="0" w:space="0" w:color="000000"/>
+                <w:top w:val="none" w:sz="0" w:space="0" w:color="000000"/>
+                <w:left w:val="none" w:sz="0" w:space="0" w:color="000000"/>
+                <w:right w:val="none" w:sz="0" w:space="0" w:color="000000"/>
+              </w:pBdr>
+              <w:spacing w:after="100" w:before="100" w:line="240"/>
+              <w:ind w:left="100" w:right="100" w:firstLine="0" w:firstLineChars="0"/>
+              <w:rPr>
+                <w:rFonts w:ascii="Helvetica" w:hAnsi="Helvetica" w:eastAsia="Helvetica" w:cs="Helvetica"/>
+                <w:i w:val="false"/>
+                <w:b w:val="false"/>
+                <w:u w:val="none"/>
+                <w:sz w:val="22"/>
+                <w:szCs w:val="22"/>
+                <w:color w:val="000000"/>
+              </w:rPr>
+            </w:pPr>
+            <w:r>
+              <w:rPr>
+                <w:rFonts w:ascii="Helvetica" w:hAnsi="Helvetica" w:eastAsia="Helvetica" w:cs="Helvetica"/>
+                <w:i w:val="false"/>
+                <w:b w:val="false"/>
+                <w:u w:val="none"/>
+                <w:sz w:val="22"/>
+                <w:szCs w:val="22"/>
+                <w:color w:val="000000"/>
+              </w:rPr>
+              <w:t xml:space="preserve">0.037</w:t>
             </w:r>
           </w:p>
         </w:tc>
@@ -13178,113 +13178,113 @@
                 <w:szCs w:val="22"/>
                 <w:color w:val="000000"/>
               </w:rPr>
-              <w:t xml:space="preserve">1.48</w:t>
-            </w:r>
-          </w:p>
-        </w:tc>
-        <w:tc>
-          <w:tcPr>
-            <w:tcBorders>
-              <w:bottom w:val="none" w:sz="0" w:space="0" w:color="000000"/>
-              <w:top w:val="none" w:sz="0" w:space="0" w:color="000000"/>
-              <w:left w:val="none" w:sz="0" w:space="0" w:color="000000"/>
-              <w:right w:val="none" w:sz="0" w:space="0" w:color="000000"/>
-            </w:tcBorders>
-            <w:shd w:val="clear" w:color="auto" w:fill="FFFFFF"/>
-            <w:tcMar>
-              <w:top w:w="0" w:type="dxa"/>
-              <w:bottom w:w="0" w:type="dxa"/>
-              <w:left w:w="0" w:type="dxa"/>
-              <w:right w:w="0" w:type="dxa"/>
-            </w:tcMar>
-            <w:vAlign w:val="top"/>
-          </w:tcPr>
-          <w:p>
-            <w:pPr>
-              <w:pStyle w:val="Normal"/>
-              <w:jc w:val="center"/>
-              <w:pBdr>
-                <w:bottom w:val="none" w:sz="0" w:space="0" w:color="000000"/>
-                <w:top w:val="none" w:sz="0" w:space="0" w:color="000000"/>
-                <w:left w:val="none" w:sz="0" w:space="0" w:color="000000"/>
-                <w:right w:val="none" w:sz="0" w:space="0" w:color="000000"/>
-              </w:pBdr>
-              <w:spacing w:after="100" w:before="100" w:line="240"/>
-              <w:ind w:left="100" w:right="100" w:firstLine="0" w:firstLineChars="0"/>
-              <w:rPr>
-                <w:rFonts w:ascii="Helvetica" w:hAnsi="Helvetica" w:eastAsia="Helvetica" w:cs="Helvetica"/>
-                <w:i w:val="false"/>
-                <w:b w:val="false"/>
-                <w:u w:val="none"/>
-                <w:sz w:val="22"/>
-                <w:szCs w:val="22"/>
-                <w:color w:val="000000"/>
-              </w:rPr>
-            </w:pPr>
-            <w:r>
-              <w:rPr>
-                <w:rFonts w:ascii="Helvetica" w:hAnsi="Helvetica" w:eastAsia="Helvetica" w:cs="Helvetica"/>
-                <w:i w:val="false"/>
-                <w:b w:val="false"/>
-                <w:u w:val="none"/>
-                <w:sz w:val="22"/>
-                <w:szCs w:val="22"/>
-                <w:color w:val="000000"/>
-              </w:rPr>
-              <w:t xml:space="preserve">0.20, 11.0</w:t>
-            </w:r>
-          </w:p>
-        </w:tc>
-        <w:tc>
-          <w:tcPr>
-            <w:tcBorders>
-              <w:bottom w:val="none" w:sz="0" w:space="0" w:color="000000"/>
-              <w:top w:val="none" w:sz="0" w:space="0" w:color="000000"/>
-              <w:left w:val="none" w:sz="0" w:space="0" w:color="000000"/>
-              <w:right w:val="none" w:sz="0" w:space="0" w:color="000000"/>
-            </w:tcBorders>
-            <w:shd w:val="clear" w:color="auto" w:fill="FFFFFF"/>
-            <w:tcMar>
-              <w:top w:w="0" w:type="dxa"/>
-              <w:bottom w:w="0" w:type="dxa"/>
-              <w:left w:w="0" w:type="dxa"/>
-              <w:right w:w="0" w:type="dxa"/>
-            </w:tcMar>
-            <w:vAlign w:val="top"/>
-          </w:tcPr>
-          <w:p>
-            <w:pPr>
-              <w:pStyle w:val="Normal"/>
-              <w:jc w:val="center"/>
-              <w:pBdr>
-                <w:bottom w:val="none" w:sz="0" w:space="0" w:color="000000"/>
-                <w:top w:val="none" w:sz="0" w:space="0" w:color="000000"/>
-                <w:left w:val="none" w:sz="0" w:space="0" w:color="000000"/>
-                <w:right w:val="none" w:sz="0" w:space="0" w:color="000000"/>
-              </w:pBdr>
-              <w:spacing w:after="100" w:before="100" w:line="240"/>
-              <w:ind w:left="100" w:right="100" w:firstLine="0" w:firstLineChars="0"/>
-              <w:rPr>
-                <w:rFonts w:ascii="Helvetica" w:hAnsi="Helvetica" w:eastAsia="Helvetica" w:cs="Helvetica"/>
-                <w:i w:val="false"/>
-                <w:b w:val="false"/>
-                <w:u w:val="none"/>
-                <w:sz w:val="22"/>
-                <w:szCs w:val="22"/>
-                <w:color w:val="000000"/>
-              </w:rPr>
-            </w:pPr>
-            <w:r>
-              <w:rPr>
-                <w:rFonts w:ascii="Helvetica" w:hAnsi="Helvetica" w:eastAsia="Helvetica" w:cs="Helvetica"/>
-                <w:i w:val="false"/>
-                <w:b w:val="false"/>
-                <w:u w:val="none"/>
-                <w:sz w:val="22"/>
-                <w:szCs w:val="22"/>
-                <w:color w:val="000000"/>
-              </w:rPr>
-              <w:t xml:space="preserve">0.700</w:t>
+              <w:t xml:space="preserve">1.53</w:t>
+            </w:r>
+          </w:p>
+        </w:tc>
+        <w:tc>
+          <w:tcPr>
+            <w:tcBorders>
+              <w:bottom w:val="none" w:sz="0" w:space="0" w:color="000000"/>
+              <w:top w:val="none" w:sz="0" w:space="0" w:color="000000"/>
+              <w:left w:val="none" w:sz="0" w:space="0" w:color="000000"/>
+              <w:right w:val="none" w:sz="0" w:space="0" w:color="000000"/>
+            </w:tcBorders>
+            <w:shd w:val="clear" w:color="auto" w:fill="FFFFFF"/>
+            <w:tcMar>
+              <w:top w:w="0" w:type="dxa"/>
+              <w:bottom w:w="0" w:type="dxa"/>
+              <w:left w:w="0" w:type="dxa"/>
+              <w:right w:w="0" w:type="dxa"/>
+            </w:tcMar>
+            <w:vAlign w:val="top"/>
+          </w:tcPr>
+          <w:p>
+            <w:pPr>
+              <w:pStyle w:val="Normal"/>
+              <w:jc w:val="center"/>
+              <w:pBdr>
+                <w:bottom w:val="none" w:sz="0" w:space="0" w:color="000000"/>
+                <w:top w:val="none" w:sz="0" w:space="0" w:color="000000"/>
+                <w:left w:val="none" w:sz="0" w:space="0" w:color="000000"/>
+                <w:right w:val="none" w:sz="0" w:space="0" w:color="000000"/>
+              </w:pBdr>
+              <w:spacing w:after="100" w:before="100" w:line="240"/>
+              <w:ind w:left="100" w:right="100" w:firstLine="0" w:firstLineChars="0"/>
+              <w:rPr>
+                <w:rFonts w:ascii="Helvetica" w:hAnsi="Helvetica" w:eastAsia="Helvetica" w:cs="Helvetica"/>
+                <w:i w:val="false"/>
+                <w:b w:val="false"/>
+                <w:u w:val="none"/>
+                <w:sz w:val="22"/>
+                <w:szCs w:val="22"/>
+                <w:color w:val="000000"/>
+              </w:rPr>
+            </w:pPr>
+            <w:r>
+              <w:rPr>
+                <w:rFonts w:ascii="Helvetica" w:hAnsi="Helvetica" w:eastAsia="Helvetica" w:cs="Helvetica"/>
+                <w:i w:val="false"/>
+                <w:b w:val="false"/>
+                <w:u w:val="none"/>
+                <w:sz w:val="22"/>
+                <w:szCs w:val="22"/>
+                <w:color w:val="000000"/>
+              </w:rPr>
+              <w:t xml:space="preserve">0.20, 11.6</w:t>
+            </w:r>
+          </w:p>
+        </w:tc>
+        <w:tc>
+          <w:tcPr>
+            <w:tcBorders>
+              <w:bottom w:val="none" w:sz="0" w:space="0" w:color="000000"/>
+              <w:top w:val="none" w:sz="0" w:space="0" w:color="000000"/>
+              <w:left w:val="none" w:sz="0" w:space="0" w:color="000000"/>
+              <w:right w:val="none" w:sz="0" w:space="0" w:color="000000"/>
+            </w:tcBorders>
+            <w:shd w:val="clear" w:color="auto" w:fill="FFFFFF"/>
+            <w:tcMar>
+              <w:top w:w="0" w:type="dxa"/>
+              <w:bottom w:w="0" w:type="dxa"/>
+              <w:left w:w="0" w:type="dxa"/>
+              <w:right w:w="0" w:type="dxa"/>
+            </w:tcMar>
+            <w:vAlign w:val="top"/>
+          </w:tcPr>
+          <w:p>
+            <w:pPr>
+              <w:pStyle w:val="Normal"/>
+              <w:jc w:val="center"/>
+              <w:pBdr>
+                <w:bottom w:val="none" w:sz="0" w:space="0" w:color="000000"/>
+                <w:top w:val="none" w:sz="0" w:space="0" w:color="000000"/>
+                <w:left w:val="none" w:sz="0" w:space="0" w:color="000000"/>
+                <w:right w:val="none" w:sz="0" w:space="0" w:color="000000"/>
+              </w:pBdr>
+              <w:spacing w:after="100" w:before="100" w:line="240"/>
+              <w:ind w:left="100" w:right="100" w:firstLine="0" w:firstLineChars="0"/>
+              <w:rPr>
+                <w:rFonts w:ascii="Helvetica" w:hAnsi="Helvetica" w:eastAsia="Helvetica" w:cs="Helvetica"/>
+                <w:i w:val="false"/>
+                <w:b w:val="false"/>
+                <w:u w:val="none"/>
+                <w:sz w:val="22"/>
+                <w:szCs w:val="22"/>
+                <w:color w:val="000000"/>
+              </w:rPr>
+            </w:pPr>
+            <w:r>
+              <w:rPr>
+                <w:rFonts w:ascii="Helvetica" w:hAnsi="Helvetica" w:eastAsia="Helvetica" w:cs="Helvetica"/>
+                <w:i w:val="false"/>
+                <w:b w:val="false"/>
+                <w:u w:val="none"/>
+                <w:sz w:val="22"/>
+                <w:szCs w:val="22"/>
+                <w:color w:val="000000"/>
+              </w:rPr>
+              <w:t xml:space="preserve">0.680</w:t>
             </w:r>
           </w:p>
         </w:tc>
@@ -13714,7 +13714,7 @@
                 <w:szCs w:val="22"/>
                 <w:color w:val="000000"/>
               </w:rPr>
-              <w:t xml:space="preserve">0.93, 1.03</w:t>
+              <w:t xml:space="preserve">0.93, 1.04</w:t>
             </w:r>
           </w:p>
         </w:tc>
@@ -13767,7 +13767,7 @@
                 <w:szCs w:val="22"/>
                 <w:color w:val="000000"/>
               </w:rPr>
-              <w:t xml:space="preserve">0.390</w:t>
+              <w:t xml:space="preserve">0.510</w:t>
             </w:r>
           </w:p>
         </w:tc>

--- a/docs/tables/auc3/sec6_ckd_composite.docx
+++ b/docs/tables/auc3/sec6_ckd_composite.docx
@@ -17,7 +17,7 @@
         <w:tblLook w:firstRow="1" w:lastRow="0" w:firstColumn="0" w:lastColumn="0" w:noHBand="0" w:noVBand="1"/>
       </w:tblPr>
       <w:tblGrid>
-        <w:gridCol w:w="3321"/>
+        <w:gridCol w:w="2894"/>
         <w:gridCol w:w="778"/>
         <w:gridCol w:w="1084"/>
         <w:gridCol w:w="1756"/>
@@ -1103,7 +1103,7 @@
                 <w:szCs w:val="22"/>
                 <w:color w:val="000000"/>
               </w:rPr>
-              <w:t xml:space="preserve">1.42</w:t>
+              <w:t xml:space="preserve">1.57</w:t>
             </w:r>
           </w:p>
         </w:tc>
@@ -1156,7 +1156,7 @@
                 <w:szCs w:val="22"/>
                 <w:color w:val="000000"/>
               </w:rPr>
-              <w:t xml:space="preserve">0.87, 2.30</w:t>
+              <w:t xml:space="preserve">0.90, 2.75</w:t>
             </w:r>
           </w:p>
         </w:tc>
@@ -1209,7 +1209,7 @@
                 <w:szCs w:val="22"/>
                 <w:color w:val="000000"/>
               </w:rPr>
-              <w:t xml:space="preserve">0.160</w:t>
+              <w:t xml:space="preserve">0.110</w:t>
             </w:r>
           </w:p>
         </w:tc>
@@ -1586,113 +1586,113 @@
                 <w:szCs w:val="22"/>
                 <w:color w:val="000000"/>
               </w:rPr>
-              <w:t xml:space="preserve">1.10</w:t>
-            </w:r>
-          </w:p>
-        </w:tc>
-        <w:tc>
-          <w:tcPr>
-            <w:tcBorders>
-              <w:bottom w:val="none" w:sz="0" w:space="0" w:color="000000"/>
-              <w:top w:val="none" w:sz="0" w:space="0" w:color="000000"/>
-              <w:left w:val="none" w:sz="0" w:space="0" w:color="000000"/>
-              <w:right w:val="none" w:sz="0" w:space="0" w:color="000000"/>
-            </w:tcBorders>
-            <w:shd w:val="clear" w:color="auto" w:fill="FFFFFF"/>
-            <w:tcMar>
-              <w:top w:w="0" w:type="dxa"/>
-              <w:bottom w:w="0" w:type="dxa"/>
-              <w:left w:w="0" w:type="dxa"/>
-              <w:right w:w="0" w:type="dxa"/>
-            </w:tcMar>
-            <w:vAlign w:val="top"/>
-          </w:tcPr>
-          <w:p>
-            <w:pPr>
-              <w:pStyle w:val="Normal"/>
-              <w:jc w:val="center"/>
-              <w:pBdr>
-                <w:bottom w:val="none" w:sz="0" w:space="0" w:color="000000"/>
-                <w:top w:val="none" w:sz="0" w:space="0" w:color="000000"/>
-                <w:left w:val="none" w:sz="0" w:space="0" w:color="000000"/>
-                <w:right w:val="none" w:sz="0" w:space="0" w:color="000000"/>
-              </w:pBdr>
-              <w:spacing w:after="100" w:before="100" w:line="240"/>
-              <w:ind w:left="100" w:right="100" w:firstLine="0" w:firstLineChars="0"/>
-              <w:rPr>
-                <w:rFonts w:ascii="Helvetica" w:hAnsi="Helvetica" w:eastAsia="Helvetica" w:cs="Helvetica"/>
-                <w:i w:val="false"/>
-                <w:b w:val="false"/>
-                <w:u w:val="none"/>
-                <w:sz w:val="22"/>
-                <w:szCs w:val="22"/>
-                <w:color w:val="000000"/>
-              </w:rPr>
-            </w:pPr>
-            <w:r>
-              <w:rPr>
-                <w:rFonts w:ascii="Helvetica" w:hAnsi="Helvetica" w:eastAsia="Helvetica" w:cs="Helvetica"/>
-                <w:i w:val="false"/>
-                <w:b w:val="false"/>
-                <w:u w:val="none"/>
-                <w:sz w:val="22"/>
-                <w:szCs w:val="22"/>
-                <w:color w:val="000000"/>
-              </w:rPr>
-              <w:t xml:space="preserve">0.99, 1.21</w:t>
-            </w:r>
-          </w:p>
-        </w:tc>
-        <w:tc>
-          <w:tcPr>
-            <w:tcBorders>
-              <w:bottom w:val="none" w:sz="0" w:space="0" w:color="000000"/>
-              <w:top w:val="none" w:sz="0" w:space="0" w:color="000000"/>
-              <w:left w:val="none" w:sz="0" w:space="0" w:color="000000"/>
-              <w:right w:val="none" w:sz="0" w:space="0" w:color="000000"/>
-            </w:tcBorders>
-            <w:shd w:val="clear" w:color="auto" w:fill="FFFFFF"/>
-            <w:tcMar>
-              <w:top w:w="0" w:type="dxa"/>
-              <w:bottom w:w="0" w:type="dxa"/>
-              <w:left w:w="0" w:type="dxa"/>
-              <w:right w:w="0" w:type="dxa"/>
-            </w:tcMar>
-            <w:vAlign w:val="top"/>
-          </w:tcPr>
-          <w:p>
-            <w:pPr>
-              <w:pStyle w:val="Normal"/>
-              <w:jc w:val="center"/>
-              <w:pBdr>
-                <w:bottom w:val="none" w:sz="0" w:space="0" w:color="000000"/>
-                <w:top w:val="none" w:sz="0" w:space="0" w:color="000000"/>
-                <w:left w:val="none" w:sz="0" w:space="0" w:color="000000"/>
-                <w:right w:val="none" w:sz="0" w:space="0" w:color="000000"/>
-              </w:pBdr>
-              <w:spacing w:after="100" w:before="100" w:line="240"/>
-              <w:ind w:left="100" w:right="100" w:firstLine="0" w:firstLineChars="0"/>
-              <w:rPr>
-                <w:rFonts w:ascii="Helvetica" w:hAnsi="Helvetica" w:eastAsia="Helvetica" w:cs="Helvetica"/>
-                <w:i w:val="false"/>
-                <w:b w:val="false"/>
-                <w:u w:val="none"/>
-                <w:sz w:val="22"/>
-                <w:szCs w:val="22"/>
-                <w:color w:val="000000"/>
-              </w:rPr>
-            </w:pPr>
-            <w:r>
-              <w:rPr>
-                <w:rFonts w:ascii="Helvetica" w:hAnsi="Helvetica" w:eastAsia="Helvetica" w:cs="Helvetica"/>
-                <w:i w:val="false"/>
-                <w:b w:val="false"/>
-                <w:u w:val="none"/>
-                <w:sz w:val="22"/>
-                <w:szCs w:val="22"/>
-                <w:color w:val="000000"/>
-              </w:rPr>
-              <w:t xml:space="preserve">0.070</w:t>
+              <w:t xml:space="preserve">1.07</w:t>
+            </w:r>
+          </w:p>
+        </w:tc>
+        <w:tc>
+          <w:tcPr>
+            <w:tcBorders>
+              <w:bottom w:val="none" w:sz="0" w:space="0" w:color="000000"/>
+              <w:top w:val="none" w:sz="0" w:space="0" w:color="000000"/>
+              <w:left w:val="none" w:sz="0" w:space="0" w:color="000000"/>
+              <w:right w:val="none" w:sz="0" w:space="0" w:color="000000"/>
+            </w:tcBorders>
+            <w:shd w:val="clear" w:color="auto" w:fill="FFFFFF"/>
+            <w:tcMar>
+              <w:top w:w="0" w:type="dxa"/>
+              <w:bottom w:w="0" w:type="dxa"/>
+              <w:left w:w="0" w:type="dxa"/>
+              <w:right w:w="0" w:type="dxa"/>
+            </w:tcMar>
+            <w:vAlign w:val="top"/>
+          </w:tcPr>
+          <w:p>
+            <w:pPr>
+              <w:pStyle w:val="Normal"/>
+              <w:jc w:val="center"/>
+              <w:pBdr>
+                <w:bottom w:val="none" w:sz="0" w:space="0" w:color="000000"/>
+                <w:top w:val="none" w:sz="0" w:space="0" w:color="000000"/>
+                <w:left w:val="none" w:sz="0" w:space="0" w:color="000000"/>
+                <w:right w:val="none" w:sz="0" w:space="0" w:color="000000"/>
+              </w:pBdr>
+              <w:spacing w:after="100" w:before="100" w:line="240"/>
+              <w:ind w:left="100" w:right="100" w:firstLine="0" w:firstLineChars="0"/>
+              <w:rPr>
+                <w:rFonts w:ascii="Helvetica" w:hAnsi="Helvetica" w:eastAsia="Helvetica" w:cs="Helvetica"/>
+                <w:i w:val="false"/>
+                <w:b w:val="false"/>
+                <w:u w:val="none"/>
+                <w:sz w:val="22"/>
+                <w:szCs w:val="22"/>
+                <w:color w:val="000000"/>
+              </w:rPr>
+            </w:pPr>
+            <w:r>
+              <w:rPr>
+                <w:rFonts w:ascii="Helvetica" w:hAnsi="Helvetica" w:eastAsia="Helvetica" w:cs="Helvetica"/>
+                <w:i w:val="false"/>
+                <w:b w:val="false"/>
+                <w:u w:val="none"/>
+                <w:sz w:val="22"/>
+                <w:szCs w:val="22"/>
+                <w:color w:val="000000"/>
+              </w:rPr>
+              <w:t xml:space="preserve">0.97, 1.19</w:t>
+            </w:r>
+          </w:p>
+        </w:tc>
+        <w:tc>
+          <w:tcPr>
+            <w:tcBorders>
+              <w:bottom w:val="none" w:sz="0" w:space="0" w:color="000000"/>
+              <w:top w:val="none" w:sz="0" w:space="0" w:color="000000"/>
+              <w:left w:val="none" w:sz="0" w:space="0" w:color="000000"/>
+              <w:right w:val="none" w:sz="0" w:space="0" w:color="000000"/>
+            </w:tcBorders>
+            <w:shd w:val="clear" w:color="auto" w:fill="FFFFFF"/>
+            <w:tcMar>
+              <w:top w:w="0" w:type="dxa"/>
+              <w:bottom w:w="0" w:type="dxa"/>
+              <w:left w:w="0" w:type="dxa"/>
+              <w:right w:w="0" w:type="dxa"/>
+            </w:tcMar>
+            <w:vAlign w:val="top"/>
+          </w:tcPr>
+          <w:p>
+            <w:pPr>
+              <w:pStyle w:val="Normal"/>
+              <w:jc w:val="center"/>
+              <w:pBdr>
+                <w:bottom w:val="none" w:sz="0" w:space="0" w:color="000000"/>
+                <w:top w:val="none" w:sz="0" w:space="0" w:color="000000"/>
+                <w:left w:val="none" w:sz="0" w:space="0" w:color="000000"/>
+                <w:right w:val="none" w:sz="0" w:space="0" w:color="000000"/>
+              </w:pBdr>
+              <w:spacing w:after="100" w:before="100" w:line="240"/>
+              <w:ind w:left="100" w:right="100" w:firstLine="0" w:firstLineChars="0"/>
+              <w:rPr>
+                <w:rFonts w:ascii="Helvetica" w:hAnsi="Helvetica" w:eastAsia="Helvetica" w:cs="Helvetica"/>
+                <w:i w:val="false"/>
+                <w:b w:val="false"/>
+                <w:u w:val="none"/>
+                <w:sz w:val="22"/>
+                <w:szCs w:val="22"/>
+                <w:color w:val="000000"/>
+              </w:rPr>
+            </w:pPr>
+            <w:r>
+              <w:rPr>
+                <w:rFonts w:ascii="Helvetica" w:hAnsi="Helvetica" w:eastAsia="Helvetica" w:cs="Helvetica"/>
+                <w:i w:val="false"/>
+                <w:b w:val="false"/>
+                <w:u w:val="none"/>
+                <w:sz w:val="22"/>
+                <w:szCs w:val="22"/>
+                <w:color w:val="000000"/>
+              </w:rPr>
+              <w:t xml:space="preserve">0.170</w:t>
             </w:r>
           </w:p>
         </w:tc>
@@ -3035,113 +3035,113 @@
                 <w:szCs w:val="22"/>
                 <w:color w:val="000000"/>
               </w:rPr>
-              <w:t xml:space="preserve">38.4</w:t>
-            </w:r>
-          </w:p>
-        </w:tc>
-        <w:tc>
-          <w:tcPr>
-            <w:tcBorders>
-              <w:bottom w:val="none" w:sz="0" w:space="0" w:color="000000"/>
-              <w:top w:val="none" w:sz="0" w:space="0" w:color="000000"/>
-              <w:left w:val="none" w:sz="0" w:space="0" w:color="000000"/>
-              <w:right w:val="none" w:sz="0" w:space="0" w:color="000000"/>
-            </w:tcBorders>
-            <w:shd w:val="clear" w:color="auto" w:fill="FFFFFF"/>
-            <w:tcMar>
-              <w:top w:w="0" w:type="dxa"/>
-              <w:bottom w:w="0" w:type="dxa"/>
-              <w:left w:w="0" w:type="dxa"/>
-              <w:right w:w="0" w:type="dxa"/>
-            </w:tcMar>
-            <w:vAlign w:val="top"/>
-          </w:tcPr>
-          <w:p>
-            <w:pPr>
-              <w:pStyle w:val="Normal"/>
-              <w:jc w:val="center"/>
-              <w:pBdr>
-                <w:bottom w:val="none" w:sz="0" w:space="0" w:color="000000"/>
-                <w:top w:val="none" w:sz="0" w:space="0" w:color="000000"/>
-                <w:left w:val="none" w:sz="0" w:space="0" w:color="000000"/>
-                <w:right w:val="none" w:sz="0" w:space="0" w:color="000000"/>
-              </w:pBdr>
-              <w:spacing w:after="100" w:before="100" w:line="240"/>
-              <w:ind w:left="100" w:right="100" w:firstLine="0" w:firstLineChars="0"/>
-              <w:rPr>
-                <w:rFonts w:ascii="Helvetica" w:hAnsi="Helvetica" w:eastAsia="Helvetica" w:cs="Helvetica"/>
-                <w:i w:val="false"/>
-                <w:b w:val="false"/>
-                <w:u w:val="none"/>
-                <w:sz w:val="22"/>
-                <w:szCs w:val="22"/>
-                <w:color w:val="000000"/>
-              </w:rPr>
-            </w:pPr>
-            <w:r>
-              <w:rPr>
-                <w:rFonts w:ascii="Helvetica" w:hAnsi="Helvetica" w:eastAsia="Helvetica" w:cs="Helvetica"/>
-                <w:i w:val="false"/>
-                <w:b w:val="false"/>
-                <w:u w:val="none"/>
-                <w:sz w:val="22"/>
-                <w:szCs w:val="22"/>
-                <w:color w:val="000000"/>
-              </w:rPr>
-              <w:t xml:space="preserve">2.77, 532</w:t>
-            </w:r>
-          </w:p>
-        </w:tc>
-        <w:tc>
-          <w:tcPr>
-            <w:tcBorders>
-              <w:bottom w:val="none" w:sz="0" w:space="0" w:color="000000"/>
-              <w:top w:val="none" w:sz="0" w:space="0" w:color="000000"/>
-              <w:left w:val="none" w:sz="0" w:space="0" w:color="000000"/>
-              <w:right w:val="none" w:sz="0" w:space="0" w:color="000000"/>
-            </w:tcBorders>
-            <w:shd w:val="clear" w:color="auto" w:fill="FFFFFF"/>
-            <w:tcMar>
-              <w:top w:w="0" w:type="dxa"/>
-              <w:bottom w:w="0" w:type="dxa"/>
-              <w:left w:w="0" w:type="dxa"/>
-              <w:right w:w="0" w:type="dxa"/>
-            </w:tcMar>
-            <w:vAlign w:val="top"/>
-          </w:tcPr>
-          <w:p>
-            <w:pPr>
-              <w:pStyle w:val="Normal"/>
-              <w:jc w:val="center"/>
-              <w:pBdr>
-                <w:bottom w:val="none" w:sz="0" w:space="0" w:color="000000"/>
-                <w:top w:val="none" w:sz="0" w:space="0" w:color="000000"/>
-                <w:left w:val="none" w:sz="0" w:space="0" w:color="000000"/>
-                <w:right w:val="none" w:sz="0" w:space="0" w:color="000000"/>
-              </w:pBdr>
-              <w:spacing w:after="100" w:before="100" w:line="240"/>
-              <w:ind w:left="100" w:right="100" w:firstLine="0" w:firstLineChars="0"/>
-              <w:rPr>
-                <w:rFonts w:ascii="Helvetica" w:hAnsi="Helvetica" w:eastAsia="Helvetica" w:cs="Helvetica"/>
-                <w:i w:val="false"/>
-                <w:b w:val="false"/>
-                <w:u w:val="none"/>
-                <w:sz w:val="22"/>
-                <w:szCs w:val="22"/>
-                <w:color w:val="000000"/>
-              </w:rPr>
-            </w:pPr>
-            <w:r>
-              <w:rPr>
-                <w:rFonts w:ascii="Helvetica" w:hAnsi="Helvetica" w:eastAsia="Helvetica" w:cs="Helvetica"/>
-                <w:i w:val="false"/>
-                <w:b w:val="false"/>
-                <w:u w:val="none"/>
-                <w:sz w:val="22"/>
-                <w:szCs w:val="22"/>
-                <w:color w:val="000000"/>
-              </w:rPr>
-              <w:t xml:space="preserve">0.007</w:t>
+              <w:t xml:space="preserve">48.2</w:t>
+            </w:r>
+          </w:p>
+        </w:tc>
+        <w:tc>
+          <w:tcPr>
+            <w:tcBorders>
+              <w:bottom w:val="none" w:sz="0" w:space="0" w:color="000000"/>
+              <w:top w:val="none" w:sz="0" w:space="0" w:color="000000"/>
+              <w:left w:val="none" w:sz="0" w:space="0" w:color="000000"/>
+              <w:right w:val="none" w:sz="0" w:space="0" w:color="000000"/>
+            </w:tcBorders>
+            <w:shd w:val="clear" w:color="auto" w:fill="FFFFFF"/>
+            <w:tcMar>
+              <w:top w:w="0" w:type="dxa"/>
+              <w:bottom w:w="0" w:type="dxa"/>
+              <w:left w:w="0" w:type="dxa"/>
+              <w:right w:w="0" w:type="dxa"/>
+            </w:tcMar>
+            <w:vAlign w:val="top"/>
+          </w:tcPr>
+          <w:p>
+            <w:pPr>
+              <w:pStyle w:val="Normal"/>
+              <w:jc w:val="center"/>
+              <w:pBdr>
+                <w:bottom w:val="none" w:sz="0" w:space="0" w:color="000000"/>
+                <w:top w:val="none" w:sz="0" w:space="0" w:color="000000"/>
+                <w:left w:val="none" w:sz="0" w:space="0" w:color="000000"/>
+                <w:right w:val="none" w:sz="0" w:space="0" w:color="000000"/>
+              </w:pBdr>
+              <w:spacing w:after="100" w:before="100" w:line="240"/>
+              <w:ind w:left="100" w:right="100" w:firstLine="0" w:firstLineChars="0"/>
+              <w:rPr>
+                <w:rFonts w:ascii="Helvetica" w:hAnsi="Helvetica" w:eastAsia="Helvetica" w:cs="Helvetica"/>
+                <w:i w:val="false"/>
+                <w:b w:val="false"/>
+                <w:u w:val="none"/>
+                <w:sz w:val="22"/>
+                <w:szCs w:val="22"/>
+                <w:color w:val="000000"/>
+              </w:rPr>
+            </w:pPr>
+            <w:r>
+              <w:rPr>
+                <w:rFonts w:ascii="Helvetica" w:hAnsi="Helvetica" w:eastAsia="Helvetica" w:cs="Helvetica"/>
+                <w:i w:val="false"/>
+                <w:b w:val="false"/>
+                <w:u w:val="none"/>
+                <w:sz w:val="22"/>
+                <w:szCs w:val="22"/>
+                <w:color w:val="000000"/>
+              </w:rPr>
+              <w:t xml:space="preserve">3.73, 624</w:t>
+            </w:r>
+          </w:p>
+        </w:tc>
+        <w:tc>
+          <w:tcPr>
+            <w:tcBorders>
+              <w:bottom w:val="none" w:sz="0" w:space="0" w:color="000000"/>
+              <w:top w:val="none" w:sz="0" w:space="0" w:color="000000"/>
+              <w:left w:val="none" w:sz="0" w:space="0" w:color="000000"/>
+              <w:right w:val="none" w:sz="0" w:space="0" w:color="000000"/>
+            </w:tcBorders>
+            <w:shd w:val="clear" w:color="auto" w:fill="FFFFFF"/>
+            <w:tcMar>
+              <w:top w:w="0" w:type="dxa"/>
+              <w:bottom w:w="0" w:type="dxa"/>
+              <w:left w:w="0" w:type="dxa"/>
+              <w:right w:w="0" w:type="dxa"/>
+            </w:tcMar>
+            <w:vAlign w:val="top"/>
+          </w:tcPr>
+          <w:p>
+            <w:pPr>
+              <w:pStyle w:val="Normal"/>
+              <w:jc w:val="center"/>
+              <w:pBdr>
+                <w:bottom w:val="none" w:sz="0" w:space="0" w:color="000000"/>
+                <w:top w:val="none" w:sz="0" w:space="0" w:color="000000"/>
+                <w:left w:val="none" w:sz="0" w:space="0" w:color="000000"/>
+                <w:right w:val="none" w:sz="0" w:space="0" w:color="000000"/>
+              </w:pBdr>
+              <w:spacing w:after="100" w:before="100" w:line="240"/>
+              <w:ind w:left="100" w:right="100" w:firstLine="0" w:firstLineChars="0"/>
+              <w:rPr>
+                <w:rFonts w:ascii="Helvetica" w:hAnsi="Helvetica" w:eastAsia="Helvetica" w:cs="Helvetica"/>
+                <w:i w:val="false"/>
+                <w:b w:val="false"/>
+                <w:u w:val="none"/>
+                <w:sz w:val="22"/>
+                <w:szCs w:val="22"/>
+                <w:color w:val="000000"/>
+              </w:rPr>
+            </w:pPr>
+            <w:r>
+              <w:rPr>
+                <w:rFonts w:ascii="Helvetica" w:hAnsi="Helvetica" w:eastAsia="Helvetica" w:cs="Helvetica"/>
+                <w:i w:val="false"/>
+                <w:b w:val="false"/>
+                <w:u w:val="none"/>
+                <w:sz w:val="22"/>
+                <w:szCs w:val="22"/>
+                <w:color w:val="000000"/>
+              </w:rPr>
+              <w:t xml:space="preserve">0.003</w:t>
             </w:r>
           </w:p>
         </w:tc>
@@ -3518,113 +3518,113 @@
                 <w:szCs w:val="22"/>
                 <w:color w:val="000000"/>
               </w:rPr>
-              <w:t xml:space="preserve">0.74</w:t>
-            </w:r>
-          </w:p>
-        </w:tc>
-        <w:tc>
-          <w:tcPr>
-            <w:tcBorders>
-              <w:bottom w:val="none" w:sz="0" w:space="0" w:color="000000"/>
-              <w:top w:val="none" w:sz="0" w:space="0" w:color="000000"/>
-              <w:left w:val="none" w:sz="0" w:space="0" w:color="000000"/>
-              <w:right w:val="none" w:sz="0" w:space="0" w:color="000000"/>
-            </w:tcBorders>
-            <w:shd w:val="clear" w:color="auto" w:fill="FFFFFF"/>
-            <w:tcMar>
-              <w:top w:w="0" w:type="dxa"/>
-              <w:bottom w:w="0" w:type="dxa"/>
-              <w:left w:w="0" w:type="dxa"/>
-              <w:right w:w="0" w:type="dxa"/>
-            </w:tcMar>
-            <w:vAlign w:val="top"/>
-          </w:tcPr>
-          <w:p>
-            <w:pPr>
-              <w:pStyle w:val="Normal"/>
-              <w:jc w:val="center"/>
-              <w:pBdr>
-                <w:bottom w:val="none" w:sz="0" w:space="0" w:color="000000"/>
-                <w:top w:val="none" w:sz="0" w:space="0" w:color="000000"/>
-                <w:left w:val="none" w:sz="0" w:space="0" w:color="000000"/>
-                <w:right w:val="none" w:sz="0" w:space="0" w:color="000000"/>
-              </w:pBdr>
-              <w:spacing w:after="100" w:before="100" w:line="240"/>
-              <w:ind w:left="100" w:right="100" w:firstLine="0" w:firstLineChars="0"/>
-              <w:rPr>
-                <w:rFonts w:ascii="Helvetica" w:hAnsi="Helvetica" w:eastAsia="Helvetica" w:cs="Helvetica"/>
-                <w:i w:val="false"/>
-                <w:b w:val="false"/>
-                <w:u w:val="none"/>
-                <w:sz w:val="22"/>
-                <w:szCs w:val="22"/>
-                <w:color w:val="000000"/>
-              </w:rPr>
-            </w:pPr>
-            <w:r>
-              <w:rPr>
-                <w:rFonts w:ascii="Helvetica" w:hAnsi="Helvetica" w:eastAsia="Helvetica" w:cs="Helvetica"/>
-                <w:i w:val="false"/>
-                <w:b w:val="false"/>
-                <w:u w:val="none"/>
-                <w:sz w:val="22"/>
-                <w:szCs w:val="22"/>
-                <w:color w:val="000000"/>
-              </w:rPr>
-              <w:t xml:space="preserve">0.41, 1.33</w:t>
-            </w:r>
-          </w:p>
-        </w:tc>
-        <w:tc>
-          <w:tcPr>
-            <w:tcBorders>
-              <w:bottom w:val="none" w:sz="0" w:space="0" w:color="000000"/>
-              <w:top w:val="none" w:sz="0" w:space="0" w:color="000000"/>
-              <w:left w:val="none" w:sz="0" w:space="0" w:color="000000"/>
-              <w:right w:val="none" w:sz="0" w:space="0" w:color="000000"/>
-            </w:tcBorders>
-            <w:shd w:val="clear" w:color="auto" w:fill="FFFFFF"/>
-            <w:tcMar>
-              <w:top w:w="0" w:type="dxa"/>
-              <w:bottom w:w="0" w:type="dxa"/>
-              <w:left w:w="0" w:type="dxa"/>
-              <w:right w:w="0" w:type="dxa"/>
-            </w:tcMar>
-            <w:vAlign w:val="top"/>
-          </w:tcPr>
-          <w:p>
-            <w:pPr>
-              <w:pStyle w:val="Normal"/>
-              <w:jc w:val="center"/>
-              <w:pBdr>
-                <w:bottom w:val="none" w:sz="0" w:space="0" w:color="000000"/>
-                <w:top w:val="none" w:sz="0" w:space="0" w:color="000000"/>
-                <w:left w:val="none" w:sz="0" w:space="0" w:color="000000"/>
-                <w:right w:val="none" w:sz="0" w:space="0" w:color="000000"/>
-              </w:pBdr>
-              <w:spacing w:after="100" w:before="100" w:line="240"/>
-              <w:ind w:left="100" w:right="100" w:firstLine="0" w:firstLineChars="0"/>
-              <w:rPr>
-                <w:rFonts w:ascii="Helvetica" w:hAnsi="Helvetica" w:eastAsia="Helvetica" w:cs="Helvetica"/>
-                <w:i w:val="false"/>
-                <w:b w:val="false"/>
-                <w:u w:val="none"/>
-                <w:sz w:val="22"/>
-                <w:szCs w:val="22"/>
-                <w:color w:val="000000"/>
-              </w:rPr>
-            </w:pPr>
-            <w:r>
-              <w:rPr>
-                <w:rFonts w:ascii="Helvetica" w:hAnsi="Helvetica" w:eastAsia="Helvetica" w:cs="Helvetica"/>
-                <w:i w:val="false"/>
-                <w:b w:val="false"/>
-                <w:u w:val="none"/>
-                <w:sz w:val="22"/>
-                <w:szCs w:val="22"/>
-                <w:color w:val="000000"/>
-              </w:rPr>
-              <w:t xml:space="preserve">0.310</w:t>
+              <w:t xml:space="preserve">0.73</w:t>
+            </w:r>
+          </w:p>
+        </w:tc>
+        <w:tc>
+          <w:tcPr>
+            <w:tcBorders>
+              <w:bottom w:val="none" w:sz="0" w:space="0" w:color="000000"/>
+              <w:top w:val="none" w:sz="0" w:space="0" w:color="000000"/>
+              <w:left w:val="none" w:sz="0" w:space="0" w:color="000000"/>
+              <w:right w:val="none" w:sz="0" w:space="0" w:color="000000"/>
+            </w:tcBorders>
+            <w:shd w:val="clear" w:color="auto" w:fill="FFFFFF"/>
+            <w:tcMar>
+              <w:top w:w="0" w:type="dxa"/>
+              <w:bottom w:w="0" w:type="dxa"/>
+              <w:left w:w="0" w:type="dxa"/>
+              <w:right w:w="0" w:type="dxa"/>
+            </w:tcMar>
+            <w:vAlign w:val="top"/>
+          </w:tcPr>
+          <w:p>
+            <w:pPr>
+              <w:pStyle w:val="Normal"/>
+              <w:jc w:val="center"/>
+              <w:pBdr>
+                <w:bottom w:val="none" w:sz="0" w:space="0" w:color="000000"/>
+                <w:top w:val="none" w:sz="0" w:space="0" w:color="000000"/>
+                <w:left w:val="none" w:sz="0" w:space="0" w:color="000000"/>
+                <w:right w:val="none" w:sz="0" w:space="0" w:color="000000"/>
+              </w:pBdr>
+              <w:spacing w:after="100" w:before="100" w:line="240"/>
+              <w:ind w:left="100" w:right="100" w:firstLine="0" w:firstLineChars="0"/>
+              <w:rPr>
+                <w:rFonts w:ascii="Helvetica" w:hAnsi="Helvetica" w:eastAsia="Helvetica" w:cs="Helvetica"/>
+                <w:i w:val="false"/>
+                <w:b w:val="false"/>
+                <w:u w:val="none"/>
+                <w:sz w:val="22"/>
+                <w:szCs w:val="22"/>
+                <w:color w:val="000000"/>
+              </w:rPr>
+            </w:pPr>
+            <w:r>
+              <w:rPr>
+                <w:rFonts w:ascii="Helvetica" w:hAnsi="Helvetica" w:eastAsia="Helvetica" w:cs="Helvetica"/>
+                <w:i w:val="false"/>
+                <w:b w:val="false"/>
+                <w:u w:val="none"/>
+                <w:sz w:val="22"/>
+                <w:szCs w:val="22"/>
+                <w:color w:val="000000"/>
+              </w:rPr>
+              <w:t xml:space="preserve">0.40, 1.32</w:t>
+            </w:r>
+          </w:p>
+        </w:tc>
+        <w:tc>
+          <w:tcPr>
+            <w:tcBorders>
+              <w:bottom w:val="none" w:sz="0" w:space="0" w:color="000000"/>
+              <w:top w:val="none" w:sz="0" w:space="0" w:color="000000"/>
+              <w:left w:val="none" w:sz="0" w:space="0" w:color="000000"/>
+              <w:right w:val="none" w:sz="0" w:space="0" w:color="000000"/>
+            </w:tcBorders>
+            <w:shd w:val="clear" w:color="auto" w:fill="FFFFFF"/>
+            <w:tcMar>
+              <w:top w:w="0" w:type="dxa"/>
+              <w:bottom w:w="0" w:type="dxa"/>
+              <w:left w:w="0" w:type="dxa"/>
+              <w:right w:w="0" w:type="dxa"/>
+            </w:tcMar>
+            <w:vAlign w:val="top"/>
+          </w:tcPr>
+          <w:p>
+            <w:pPr>
+              <w:pStyle w:val="Normal"/>
+              <w:jc w:val="center"/>
+              <w:pBdr>
+                <w:bottom w:val="none" w:sz="0" w:space="0" w:color="000000"/>
+                <w:top w:val="none" w:sz="0" w:space="0" w:color="000000"/>
+                <w:left w:val="none" w:sz="0" w:space="0" w:color="000000"/>
+                <w:right w:val="none" w:sz="0" w:space="0" w:color="000000"/>
+              </w:pBdr>
+              <w:spacing w:after="100" w:before="100" w:line="240"/>
+              <w:ind w:left="100" w:right="100" w:firstLine="0" w:firstLineChars="0"/>
+              <w:rPr>
+                <w:rFonts w:ascii="Helvetica" w:hAnsi="Helvetica" w:eastAsia="Helvetica" w:cs="Helvetica"/>
+                <w:i w:val="false"/>
+                <w:b w:val="false"/>
+                <w:u w:val="none"/>
+                <w:sz w:val="22"/>
+                <w:szCs w:val="22"/>
+                <w:color w:val="000000"/>
+              </w:rPr>
+            </w:pPr>
+            <w:r>
+              <w:rPr>
+                <w:rFonts w:ascii="Helvetica" w:hAnsi="Helvetica" w:eastAsia="Helvetica" w:cs="Helvetica"/>
+                <w:i w:val="false"/>
+                <w:b w:val="false"/>
+                <w:u w:val="none"/>
+                <w:sz w:val="22"/>
+                <w:szCs w:val="22"/>
+                <w:color w:val="000000"/>
+              </w:rPr>
+              <w:t xml:space="preserve">0.300</w:t>
             </w:r>
           </w:p>
         </w:tc>
@@ -4967,113 +4967,113 @@
                 <w:szCs w:val="22"/>
                 <w:color w:val="000000"/>
               </w:rPr>
-              <w:t xml:space="preserve">0.71</w:t>
-            </w:r>
-          </w:p>
-        </w:tc>
-        <w:tc>
-          <w:tcPr>
-            <w:tcBorders>
-              <w:bottom w:val="none" w:sz="0" w:space="0" w:color="000000"/>
-              <w:top w:val="none" w:sz="0" w:space="0" w:color="000000"/>
-              <w:left w:val="none" w:sz="0" w:space="0" w:color="000000"/>
-              <w:right w:val="none" w:sz="0" w:space="0" w:color="000000"/>
-            </w:tcBorders>
-            <w:shd w:val="clear" w:color="auto" w:fill="FFFFFF"/>
-            <w:tcMar>
-              <w:top w:w="0" w:type="dxa"/>
-              <w:bottom w:w="0" w:type="dxa"/>
-              <w:left w:w="0" w:type="dxa"/>
-              <w:right w:w="0" w:type="dxa"/>
-            </w:tcMar>
-            <w:vAlign w:val="top"/>
-          </w:tcPr>
-          <w:p>
-            <w:pPr>
-              <w:pStyle w:val="Normal"/>
-              <w:jc w:val="center"/>
-              <w:pBdr>
-                <w:bottom w:val="none" w:sz="0" w:space="0" w:color="000000"/>
-                <w:top w:val="none" w:sz="0" w:space="0" w:color="000000"/>
-                <w:left w:val="none" w:sz="0" w:space="0" w:color="000000"/>
-                <w:right w:val="none" w:sz="0" w:space="0" w:color="000000"/>
-              </w:pBdr>
-              <w:spacing w:after="100" w:before="100" w:line="240"/>
-              <w:ind w:left="100" w:right="100" w:firstLine="0" w:firstLineChars="0"/>
-              <w:rPr>
-                <w:rFonts w:ascii="Helvetica" w:hAnsi="Helvetica" w:eastAsia="Helvetica" w:cs="Helvetica"/>
-                <w:i w:val="false"/>
-                <w:b w:val="false"/>
-                <w:u w:val="none"/>
-                <w:sz w:val="22"/>
-                <w:szCs w:val="22"/>
-                <w:color w:val="000000"/>
-              </w:rPr>
-            </w:pPr>
-            <w:r>
-              <w:rPr>
-                <w:rFonts w:ascii="Helvetica" w:hAnsi="Helvetica" w:eastAsia="Helvetica" w:cs="Helvetica"/>
-                <w:i w:val="false"/>
-                <w:b w:val="false"/>
-                <w:u w:val="none"/>
-                <w:sz w:val="22"/>
-                <w:szCs w:val="22"/>
-                <w:color w:val="000000"/>
-              </w:rPr>
-              <w:t xml:space="preserve">0.13, 3.98</w:t>
-            </w:r>
-          </w:p>
-        </w:tc>
-        <w:tc>
-          <w:tcPr>
-            <w:tcBorders>
-              <w:bottom w:val="none" w:sz="0" w:space="0" w:color="000000"/>
-              <w:top w:val="none" w:sz="0" w:space="0" w:color="000000"/>
-              <w:left w:val="none" w:sz="0" w:space="0" w:color="000000"/>
-              <w:right w:val="none" w:sz="0" w:space="0" w:color="000000"/>
-            </w:tcBorders>
-            <w:shd w:val="clear" w:color="auto" w:fill="FFFFFF"/>
-            <w:tcMar>
-              <w:top w:w="0" w:type="dxa"/>
-              <w:bottom w:w="0" w:type="dxa"/>
-              <w:left w:w="0" w:type="dxa"/>
-              <w:right w:w="0" w:type="dxa"/>
-            </w:tcMar>
-            <w:vAlign w:val="top"/>
-          </w:tcPr>
-          <w:p>
-            <w:pPr>
-              <w:pStyle w:val="Normal"/>
-              <w:jc w:val="center"/>
-              <w:pBdr>
-                <w:bottom w:val="none" w:sz="0" w:space="0" w:color="000000"/>
-                <w:top w:val="none" w:sz="0" w:space="0" w:color="000000"/>
-                <w:left w:val="none" w:sz="0" w:space="0" w:color="000000"/>
-                <w:right w:val="none" w:sz="0" w:space="0" w:color="000000"/>
-              </w:pBdr>
-              <w:spacing w:after="100" w:before="100" w:line="240"/>
-              <w:ind w:left="100" w:right="100" w:firstLine="0" w:firstLineChars="0"/>
-              <w:rPr>
-                <w:rFonts w:ascii="Helvetica" w:hAnsi="Helvetica" w:eastAsia="Helvetica" w:cs="Helvetica"/>
-                <w:i w:val="false"/>
-                <w:b w:val="false"/>
-                <w:u w:val="none"/>
-                <w:sz w:val="22"/>
-                <w:szCs w:val="22"/>
-                <w:color w:val="000000"/>
-              </w:rPr>
-            </w:pPr>
-            <w:r>
-              <w:rPr>
-                <w:rFonts w:ascii="Helvetica" w:hAnsi="Helvetica" w:eastAsia="Helvetica" w:cs="Helvetica"/>
-                <w:i w:val="false"/>
-                <w:b w:val="false"/>
-                <w:u w:val="none"/>
-                <w:sz w:val="22"/>
-                <w:szCs w:val="22"/>
-                <w:color w:val="000000"/>
-              </w:rPr>
-              <w:t xml:space="preserve">0.690</w:t>
+              <w:t xml:space="preserve">0.66</w:t>
+            </w:r>
+          </w:p>
+        </w:tc>
+        <w:tc>
+          <w:tcPr>
+            <w:tcBorders>
+              <w:bottom w:val="none" w:sz="0" w:space="0" w:color="000000"/>
+              <w:top w:val="none" w:sz="0" w:space="0" w:color="000000"/>
+              <w:left w:val="none" w:sz="0" w:space="0" w:color="000000"/>
+              <w:right w:val="none" w:sz="0" w:space="0" w:color="000000"/>
+            </w:tcBorders>
+            <w:shd w:val="clear" w:color="auto" w:fill="FFFFFF"/>
+            <w:tcMar>
+              <w:top w:w="0" w:type="dxa"/>
+              <w:bottom w:w="0" w:type="dxa"/>
+              <w:left w:w="0" w:type="dxa"/>
+              <w:right w:w="0" w:type="dxa"/>
+            </w:tcMar>
+            <w:vAlign w:val="top"/>
+          </w:tcPr>
+          <w:p>
+            <w:pPr>
+              <w:pStyle w:val="Normal"/>
+              <w:jc w:val="center"/>
+              <w:pBdr>
+                <w:bottom w:val="none" w:sz="0" w:space="0" w:color="000000"/>
+                <w:top w:val="none" w:sz="0" w:space="0" w:color="000000"/>
+                <w:left w:val="none" w:sz="0" w:space="0" w:color="000000"/>
+                <w:right w:val="none" w:sz="0" w:space="0" w:color="000000"/>
+              </w:pBdr>
+              <w:spacing w:after="100" w:before="100" w:line="240"/>
+              <w:ind w:left="100" w:right="100" w:firstLine="0" w:firstLineChars="0"/>
+              <w:rPr>
+                <w:rFonts w:ascii="Helvetica" w:hAnsi="Helvetica" w:eastAsia="Helvetica" w:cs="Helvetica"/>
+                <w:i w:val="false"/>
+                <w:b w:val="false"/>
+                <w:u w:val="none"/>
+                <w:sz w:val="22"/>
+                <w:szCs w:val="22"/>
+                <w:color w:val="000000"/>
+              </w:rPr>
+            </w:pPr>
+            <w:r>
+              <w:rPr>
+                <w:rFonts w:ascii="Helvetica" w:hAnsi="Helvetica" w:eastAsia="Helvetica" w:cs="Helvetica"/>
+                <w:i w:val="false"/>
+                <w:b w:val="false"/>
+                <w:u w:val="none"/>
+                <w:sz w:val="22"/>
+                <w:szCs w:val="22"/>
+                <w:color w:val="000000"/>
+              </w:rPr>
+              <w:t xml:space="preserve">0.12, 3.64</w:t>
+            </w:r>
+          </w:p>
+        </w:tc>
+        <w:tc>
+          <w:tcPr>
+            <w:tcBorders>
+              <w:bottom w:val="none" w:sz="0" w:space="0" w:color="000000"/>
+              <w:top w:val="none" w:sz="0" w:space="0" w:color="000000"/>
+              <w:left w:val="none" w:sz="0" w:space="0" w:color="000000"/>
+              <w:right w:val="none" w:sz="0" w:space="0" w:color="000000"/>
+            </w:tcBorders>
+            <w:shd w:val="clear" w:color="auto" w:fill="FFFFFF"/>
+            <w:tcMar>
+              <w:top w:w="0" w:type="dxa"/>
+              <w:bottom w:w="0" w:type="dxa"/>
+              <w:left w:w="0" w:type="dxa"/>
+              <w:right w:w="0" w:type="dxa"/>
+            </w:tcMar>
+            <w:vAlign w:val="top"/>
+          </w:tcPr>
+          <w:p>
+            <w:pPr>
+              <w:pStyle w:val="Normal"/>
+              <w:jc w:val="center"/>
+              <w:pBdr>
+                <w:bottom w:val="none" w:sz="0" w:space="0" w:color="000000"/>
+                <w:top w:val="none" w:sz="0" w:space="0" w:color="000000"/>
+                <w:left w:val="none" w:sz="0" w:space="0" w:color="000000"/>
+                <w:right w:val="none" w:sz="0" w:space="0" w:color="000000"/>
+              </w:pBdr>
+              <w:spacing w:after="100" w:before="100" w:line="240"/>
+              <w:ind w:left="100" w:right="100" w:firstLine="0" w:firstLineChars="0"/>
+              <w:rPr>
+                <w:rFonts w:ascii="Helvetica" w:hAnsi="Helvetica" w:eastAsia="Helvetica" w:cs="Helvetica"/>
+                <w:i w:val="false"/>
+                <w:b w:val="false"/>
+                <w:u w:val="none"/>
+                <w:sz w:val="22"/>
+                <w:szCs w:val="22"/>
+                <w:color w:val="000000"/>
+              </w:rPr>
+            </w:pPr>
+            <w:r>
+              <w:rPr>
+                <w:rFonts w:ascii="Helvetica" w:hAnsi="Helvetica" w:eastAsia="Helvetica" w:cs="Helvetica"/>
+                <w:i w:val="false"/>
+                <w:b w:val="false"/>
+                <w:u w:val="none"/>
+                <w:sz w:val="22"/>
+                <w:szCs w:val="22"/>
+                <w:color w:val="000000"/>
+              </w:rPr>
+              <w:t xml:space="preserve">0.630</w:t>
             </w:r>
           </w:p>
         </w:tc>
@@ -6469,60 +6469,60 @@
                 <w:szCs w:val="22"/>
                 <w:color w:val="000000"/>
               </w:rPr>
-              <w:t xml:space="preserve">0.00, 0.20</w:t>
-            </w:r>
-          </w:p>
-        </w:tc>
-        <w:tc>
-          <w:tcPr>
-            <w:tcBorders>
-              <w:bottom w:val="none" w:sz="0" w:space="0" w:color="000000"/>
-              <w:top w:val="none" w:sz="0" w:space="0" w:color="000000"/>
-              <w:left w:val="none" w:sz="0" w:space="0" w:color="000000"/>
-              <w:right w:val="none" w:sz="0" w:space="0" w:color="000000"/>
-            </w:tcBorders>
-            <w:shd w:val="clear" w:color="auto" w:fill="FFFFFF"/>
-            <w:tcMar>
-              <w:top w:w="0" w:type="dxa"/>
-              <w:bottom w:w="0" w:type="dxa"/>
-              <w:left w:w="0" w:type="dxa"/>
-              <w:right w:w="0" w:type="dxa"/>
-            </w:tcMar>
-            <w:vAlign w:val="top"/>
-          </w:tcPr>
-          <w:p>
-            <w:pPr>
-              <w:pStyle w:val="Normal"/>
-              <w:jc w:val="center"/>
-              <w:pBdr>
-                <w:bottom w:val="none" w:sz="0" w:space="0" w:color="000000"/>
-                <w:top w:val="none" w:sz="0" w:space="0" w:color="000000"/>
-                <w:left w:val="none" w:sz="0" w:space="0" w:color="000000"/>
-                <w:right w:val="none" w:sz="0" w:space="0" w:color="000000"/>
-              </w:pBdr>
-              <w:spacing w:after="100" w:before="100" w:line="240"/>
-              <w:ind w:left="100" w:right="100" w:firstLine="0" w:firstLineChars="0"/>
-              <w:rPr>
-                <w:rFonts w:ascii="Helvetica" w:hAnsi="Helvetica" w:eastAsia="Helvetica" w:cs="Helvetica"/>
-                <w:i w:val="false"/>
-                <w:b w:val="false"/>
-                <w:u w:val="none"/>
-                <w:sz w:val="22"/>
-                <w:szCs w:val="22"/>
-                <w:color w:val="000000"/>
-              </w:rPr>
-            </w:pPr>
-            <w:r>
-              <w:rPr>
-                <w:rFonts w:ascii="Helvetica" w:hAnsi="Helvetica" w:eastAsia="Helvetica" w:cs="Helvetica"/>
-                <w:i w:val="false"/>
-                <w:b w:val="false"/>
-                <w:u w:val="none"/>
-                <w:sz w:val="22"/>
-                <w:szCs w:val="22"/>
-                <w:color w:val="000000"/>
-              </w:rPr>
-              <w:t xml:space="preserve">0.012</w:t>
+              <w:t xml:space="preserve">0.00, 0.15</w:t>
+            </w:r>
+          </w:p>
+        </w:tc>
+        <w:tc>
+          <w:tcPr>
+            <w:tcBorders>
+              <w:bottom w:val="none" w:sz="0" w:space="0" w:color="000000"/>
+              <w:top w:val="none" w:sz="0" w:space="0" w:color="000000"/>
+              <w:left w:val="none" w:sz="0" w:space="0" w:color="000000"/>
+              <w:right w:val="none" w:sz="0" w:space="0" w:color="000000"/>
+            </w:tcBorders>
+            <w:shd w:val="clear" w:color="auto" w:fill="FFFFFF"/>
+            <w:tcMar>
+              <w:top w:w="0" w:type="dxa"/>
+              <w:bottom w:w="0" w:type="dxa"/>
+              <w:left w:w="0" w:type="dxa"/>
+              <w:right w:w="0" w:type="dxa"/>
+            </w:tcMar>
+            <w:vAlign w:val="top"/>
+          </w:tcPr>
+          <w:p>
+            <w:pPr>
+              <w:pStyle w:val="Normal"/>
+              <w:jc w:val="center"/>
+              <w:pBdr>
+                <w:bottom w:val="none" w:sz="0" w:space="0" w:color="000000"/>
+                <w:top w:val="none" w:sz="0" w:space="0" w:color="000000"/>
+                <w:left w:val="none" w:sz="0" w:space="0" w:color="000000"/>
+                <w:right w:val="none" w:sz="0" w:space="0" w:color="000000"/>
+              </w:pBdr>
+              <w:spacing w:after="100" w:before="100" w:line="240"/>
+              <w:ind w:left="100" w:right="100" w:firstLine="0" w:firstLineChars="0"/>
+              <w:rPr>
+                <w:rFonts w:ascii="Helvetica" w:hAnsi="Helvetica" w:eastAsia="Helvetica" w:cs="Helvetica"/>
+                <w:i w:val="false"/>
+                <w:b w:val="false"/>
+                <w:u w:val="none"/>
+                <w:sz w:val="22"/>
+                <w:szCs w:val="22"/>
+                <w:color w:val="000000"/>
+              </w:rPr>
+            </w:pPr>
+            <w:r>
+              <w:rPr>
+                <w:rFonts w:ascii="Helvetica" w:hAnsi="Helvetica" w:eastAsia="Helvetica" w:cs="Helvetica"/>
+                <w:i w:val="false"/>
+                <w:b w:val="false"/>
+                <w:u w:val="none"/>
+                <w:sz w:val="22"/>
+                <w:szCs w:val="22"/>
+                <w:color w:val="000000"/>
+              </w:rPr>
+              <w:t xml:space="preserve">0.010</w:t>
             </w:r>
           </w:p>
         </w:tc>
@@ -6952,60 +6952,60 @@
                 <w:szCs w:val="22"/>
                 <w:color w:val="000000"/>
               </w:rPr>
-              <w:t xml:space="preserve">0.00, 0.52</w:t>
-            </w:r>
-          </w:p>
-        </w:tc>
-        <w:tc>
-          <w:tcPr>
-            <w:tcBorders>
-              <w:bottom w:val="none" w:sz="0" w:space="0" w:color="000000"/>
-              <w:top w:val="none" w:sz="0" w:space="0" w:color="000000"/>
-              <w:left w:val="none" w:sz="0" w:space="0" w:color="000000"/>
-              <w:right w:val="none" w:sz="0" w:space="0" w:color="000000"/>
-            </w:tcBorders>
-            <w:shd w:val="clear" w:color="auto" w:fill="FFFFFF"/>
-            <w:tcMar>
-              <w:top w:w="0" w:type="dxa"/>
-              <w:bottom w:w="0" w:type="dxa"/>
-              <w:left w:w="0" w:type="dxa"/>
-              <w:right w:w="0" w:type="dxa"/>
-            </w:tcMar>
-            <w:vAlign w:val="top"/>
-          </w:tcPr>
-          <w:p>
-            <w:pPr>
-              <w:pStyle w:val="Normal"/>
-              <w:jc w:val="center"/>
-              <w:pBdr>
-                <w:bottom w:val="none" w:sz="0" w:space="0" w:color="000000"/>
-                <w:top w:val="none" w:sz="0" w:space="0" w:color="000000"/>
-                <w:left w:val="none" w:sz="0" w:space="0" w:color="000000"/>
-                <w:right w:val="none" w:sz="0" w:space="0" w:color="000000"/>
-              </w:pBdr>
-              <w:spacing w:after="100" w:before="100" w:line="240"/>
-              <w:ind w:left="100" w:right="100" w:firstLine="0" w:firstLineChars="0"/>
-              <w:rPr>
-                <w:rFonts w:ascii="Helvetica" w:hAnsi="Helvetica" w:eastAsia="Helvetica" w:cs="Helvetica"/>
-                <w:i w:val="false"/>
-                <w:b w:val="false"/>
-                <w:u w:val="none"/>
-                <w:sz w:val="22"/>
-                <w:szCs w:val="22"/>
-                <w:color w:val="000000"/>
-              </w:rPr>
-            </w:pPr>
-            <w:r>
-              <w:rPr>
-                <w:rFonts w:ascii="Helvetica" w:hAnsi="Helvetica" w:eastAsia="Helvetica" w:cs="Helvetica"/>
-                <w:i w:val="false"/>
-                <w:b w:val="false"/>
-                <w:u w:val="none"/>
-                <w:sz w:val="22"/>
-                <w:szCs w:val="22"/>
-                <w:color w:val="000000"/>
-              </w:rPr>
-              <w:t xml:space="preserve">0.033</w:t>
+              <w:t xml:space="preserve">0.00, 0.41</w:t>
+            </w:r>
+          </w:p>
+        </w:tc>
+        <w:tc>
+          <w:tcPr>
+            <w:tcBorders>
+              <w:bottom w:val="none" w:sz="0" w:space="0" w:color="000000"/>
+              <w:top w:val="none" w:sz="0" w:space="0" w:color="000000"/>
+              <w:left w:val="none" w:sz="0" w:space="0" w:color="000000"/>
+              <w:right w:val="none" w:sz="0" w:space="0" w:color="000000"/>
+            </w:tcBorders>
+            <w:shd w:val="clear" w:color="auto" w:fill="FFFFFF"/>
+            <w:tcMar>
+              <w:top w:w="0" w:type="dxa"/>
+              <w:bottom w:w="0" w:type="dxa"/>
+              <w:left w:w="0" w:type="dxa"/>
+              <w:right w:w="0" w:type="dxa"/>
+            </w:tcMar>
+            <w:vAlign w:val="top"/>
+          </w:tcPr>
+          <w:p>
+            <w:pPr>
+              <w:pStyle w:val="Normal"/>
+              <w:jc w:val="center"/>
+              <w:pBdr>
+                <w:bottom w:val="none" w:sz="0" w:space="0" w:color="000000"/>
+                <w:top w:val="none" w:sz="0" w:space="0" w:color="000000"/>
+                <w:left w:val="none" w:sz="0" w:space="0" w:color="000000"/>
+                <w:right w:val="none" w:sz="0" w:space="0" w:color="000000"/>
+              </w:pBdr>
+              <w:spacing w:after="100" w:before="100" w:line="240"/>
+              <w:ind w:left="100" w:right="100" w:firstLine="0" w:firstLineChars="0"/>
+              <w:rPr>
+                <w:rFonts w:ascii="Helvetica" w:hAnsi="Helvetica" w:eastAsia="Helvetica" w:cs="Helvetica"/>
+                <w:i w:val="false"/>
+                <w:b w:val="false"/>
+                <w:u w:val="none"/>
+                <w:sz w:val="22"/>
+                <w:szCs w:val="22"/>
+                <w:color w:val="000000"/>
+              </w:rPr>
+            </w:pPr>
+            <w:r>
+              <w:rPr>
+                <w:rFonts w:ascii="Helvetica" w:hAnsi="Helvetica" w:eastAsia="Helvetica" w:cs="Helvetica"/>
+                <w:i w:val="false"/>
+                <w:b w:val="false"/>
+                <w:u w:val="none"/>
+                <w:sz w:val="22"/>
+                <w:szCs w:val="22"/>
+                <w:color w:val="000000"/>
+              </w:rPr>
+              <w:t xml:space="preserve">0.029</w:t>
             </w:r>
           </w:p>
         </w:tc>
@@ -7382,113 +7382,113 @@
                 <w:szCs w:val="22"/>
                 <w:color w:val="000000"/>
               </w:rPr>
-              <w:t xml:space="preserve">0.01</w:t>
-            </w:r>
-          </w:p>
-        </w:tc>
-        <w:tc>
-          <w:tcPr>
-            <w:tcBorders>
-              <w:bottom w:val="none" w:sz="0" w:space="0" w:color="000000"/>
-              <w:top w:val="none" w:sz="0" w:space="0" w:color="000000"/>
-              <w:left w:val="none" w:sz="0" w:space="0" w:color="000000"/>
-              <w:right w:val="none" w:sz="0" w:space="0" w:color="000000"/>
-            </w:tcBorders>
-            <w:shd w:val="clear" w:color="auto" w:fill="FFFFFF"/>
-            <w:tcMar>
-              <w:top w:w="0" w:type="dxa"/>
-              <w:bottom w:w="0" w:type="dxa"/>
-              <w:left w:w="0" w:type="dxa"/>
-              <w:right w:w="0" w:type="dxa"/>
-            </w:tcMar>
-            <w:vAlign w:val="top"/>
-          </w:tcPr>
-          <w:p>
-            <w:pPr>
-              <w:pStyle w:val="Normal"/>
-              <w:jc w:val="center"/>
-              <w:pBdr>
-                <w:bottom w:val="none" w:sz="0" w:space="0" w:color="000000"/>
-                <w:top w:val="none" w:sz="0" w:space="0" w:color="000000"/>
-                <w:left w:val="none" w:sz="0" w:space="0" w:color="000000"/>
-                <w:right w:val="none" w:sz="0" w:space="0" w:color="000000"/>
-              </w:pBdr>
-              <w:spacing w:after="100" w:before="100" w:line="240"/>
-              <w:ind w:left="100" w:right="100" w:firstLine="0" w:firstLineChars="0"/>
-              <w:rPr>
-                <w:rFonts w:ascii="Helvetica" w:hAnsi="Helvetica" w:eastAsia="Helvetica" w:cs="Helvetica"/>
-                <w:i w:val="false"/>
-                <w:b w:val="false"/>
-                <w:u w:val="none"/>
-                <w:sz w:val="22"/>
-                <w:szCs w:val="22"/>
-                <w:color w:val="000000"/>
-              </w:rPr>
-            </w:pPr>
-            <w:r>
-              <w:rPr>
-                <w:rFonts w:ascii="Helvetica" w:hAnsi="Helvetica" w:eastAsia="Helvetica" w:cs="Helvetica"/>
-                <w:i w:val="false"/>
-                <w:b w:val="false"/>
-                <w:u w:val="none"/>
-                <w:sz w:val="22"/>
-                <w:szCs w:val="22"/>
-                <w:color w:val="000000"/>
-              </w:rPr>
-              <w:t xml:space="preserve">0.00, 0.45</w:t>
-            </w:r>
-          </w:p>
-        </w:tc>
-        <w:tc>
-          <w:tcPr>
-            <w:tcBorders>
-              <w:bottom w:val="none" w:sz="0" w:space="0" w:color="000000"/>
-              <w:top w:val="none" w:sz="0" w:space="0" w:color="000000"/>
-              <w:left w:val="none" w:sz="0" w:space="0" w:color="000000"/>
-              <w:right w:val="none" w:sz="0" w:space="0" w:color="000000"/>
-            </w:tcBorders>
-            <w:shd w:val="clear" w:color="auto" w:fill="FFFFFF"/>
-            <w:tcMar>
-              <w:top w:w="0" w:type="dxa"/>
-              <w:bottom w:w="0" w:type="dxa"/>
-              <w:left w:w="0" w:type="dxa"/>
-              <w:right w:w="0" w:type="dxa"/>
-            </w:tcMar>
-            <w:vAlign w:val="top"/>
-          </w:tcPr>
-          <w:p>
-            <w:pPr>
-              <w:pStyle w:val="Normal"/>
-              <w:jc w:val="center"/>
-              <w:pBdr>
-                <w:bottom w:val="none" w:sz="0" w:space="0" w:color="000000"/>
-                <w:top w:val="none" w:sz="0" w:space="0" w:color="000000"/>
-                <w:left w:val="none" w:sz="0" w:space="0" w:color="000000"/>
-                <w:right w:val="none" w:sz="0" w:space="0" w:color="000000"/>
-              </w:pBdr>
-              <w:spacing w:after="100" w:before="100" w:line="240"/>
-              <w:ind w:left="100" w:right="100" w:firstLine="0" w:firstLineChars="0"/>
-              <w:rPr>
-                <w:rFonts w:ascii="Helvetica" w:hAnsi="Helvetica" w:eastAsia="Helvetica" w:cs="Helvetica"/>
-                <w:i w:val="false"/>
-                <w:b w:val="false"/>
-                <w:u w:val="none"/>
-                <w:sz w:val="22"/>
-                <w:szCs w:val="22"/>
-                <w:color w:val="000000"/>
-              </w:rPr>
-            </w:pPr>
-            <w:r>
-              <w:rPr>
-                <w:rFonts w:ascii="Helvetica" w:hAnsi="Helvetica" w:eastAsia="Helvetica" w:cs="Helvetica"/>
-                <w:i w:val="false"/>
-                <w:b w:val="false"/>
-                <w:u w:val="none"/>
-                <w:sz w:val="22"/>
-                <w:szCs w:val="22"/>
-                <w:color w:val="000000"/>
-              </w:rPr>
-              <w:t xml:space="preserve">0.020</w:t>
+              <w:t xml:space="preserve">0.00</w:t>
+            </w:r>
+          </w:p>
+        </w:tc>
+        <w:tc>
+          <w:tcPr>
+            <w:tcBorders>
+              <w:bottom w:val="none" w:sz="0" w:space="0" w:color="000000"/>
+              <w:top w:val="none" w:sz="0" w:space="0" w:color="000000"/>
+              <w:left w:val="none" w:sz="0" w:space="0" w:color="000000"/>
+              <w:right w:val="none" w:sz="0" w:space="0" w:color="000000"/>
+            </w:tcBorders>
+            <w:shd w:val="clear" w:color="auto" w:fill="FFFFFF"/>
+            <w:tcMar>
+              <w:top w:w="0" w:type="dxa"/>
+              <w:bottom w:w="0" w:type="dxa"/>
+              <w:left w:w="0" w:type="dxa"/>
+              <w:right w:w="0" w:type="dxa"/>
+            </w:tcMar>
+            <w:vAlign w:val="top"/>
+          </w:tcPr>
+          <w:p>
+            <w:pPr>
+              <w:pStyle w:val="Normal"/>
+              <w:jc w:val="center"/>
+              <w:pBdr>
+                <w:bottom w:val="none" w:sz="0" w:space="0" w:color="000000"/>
+                <w:top w:val="none" w:sz="0" w:space="0" w:color="000000"/>
+                <w:left w:val="none" w:sz="0" w:space="0" w:color="000000"/>
+                <w:right w:val="none" w:sz="0" w:space="0" w:color="000000"/>
+              </w:pBdr>
+              <w:spacing w:after="100" w:before="100" w:line="240"/>
+              <w:ind w:left="100" w:right="100" w:firstLine="0" w:firstLineChars="0"/>
+              <w:rPr>
+                <w:rFonts w:ascii="Helvetica" w:hAnsi="Helvetica" w:eastAsia="Helvetica" w:cs="Helvetica"/>
+                <w:i w:val="false"/>
+                <w:b w:val="false"/>
+                <w:u w:val="none"/>
+                <w:sz w:val="22"/>
+                <w:szCs w:val="22"/>
+                <w:color w:val="000000"/>
+              </w:rPr>
+            </w:pPr>
+            <w:r>
+              <w:rPr>
+                <w:rFonts w:ascii="Helvetica" w:hAnsi="Helvetica" w:eastAsia="Helvetica" w:cs="Helvetica"/>
+                <w:i w:val="false"/>
+                <w:b w:val="false"/>
+                <w:u w:val="none"/>
+                <w:sz w:val="22"/>
+                <w:szCs w:val="22"/>
+                <w:color w:val="000000"/>
+              </w:rPr>
+              <w:t xml:space="preserve">0.00, 0.46</w:t>
+            </w:r>
+          </w:p>
+        </w:tc>
+        <w:tc>
+          <w:tcPr>
+            <w:tcBorders>
+              <w:bottom w:val="none" w:sz="0" w:space="0" w:color="000000"/>
+              <w:top w:val="none" w:sz="0" w:space="0" w:color="000000"/>
+              <w:left w:val="none" w:sz="0" w:space="0" w:color="000000"/>
+              <w:right w:val="none" w:sz="0" w:space="0" w:color="000000"/>
+            </w:tcBorders>
+            <w:shd w:val="clear" w:color="auto" w:fill="FFFFFF"/>
+            <w:tcMar>
+              <w:top w:w="0" w:type="dxa"/>
+              <w:bottom w:w="0" w:type="dxa"/>
+              <w:left w:w="0" w:type="dxa"/>
+              <w:right w:w="0" w:type="dxa"/>
+            </w:tcMar>
+            <w:vAlign w:val="top"/>
+          </w:tcPr>
+          <w:p>
+            <w:pPr>
+              <w:pStyle w:val="Normal"/>
+              <w:jc w:val="center"/>
+              <w:pBdr>
+                <w:bottom w:val="none" w:sz="0" w:space="0" w:color="000000"/>
+                <w:top w:val="none" w:sz="0" w:space="0" w:color="000000"/>
+                <w:left w:val="none" w:sz="0" w:space="0" w:color="000000"/>
+                <w:right w:val="none" w:sz="0" w:space="0" w:color="000000"/>
+              </w:pBdr>
+              <w:spacing w:after="100" w:before="100" w:line="240"/>
+              <w:ind w:left="100" w:right="100" w:firstLine="0" w:firstLineChars="0"/>
+              <w:rPr>
+                <w:rFonts w:ascii="Helvetica" w:hAnsi="Helvetica" w:eastAsia="Helvetica" w:cs="Helvetica"/>
+                <w:i w:val="false"/>
+                <w:b w:val="false"/>
+                <w:u w:val="none"/>
+                <w:sz w:val="22"/>
+                <w:szCs w:val="22"/>
+                <w:color w:val="000000"/>
+              </w:rPr>
+            </w:pPr>
+            <w:r>
+              <w:rPr>
+                <w:rFonts w:ascii="Helvetica" w:hAnsi="Helvetica" w:eastAsia="Helvetica" w:cs="Helvetica"/>
+                <w:i w:val="false"/>
+                <w:b w:val="false"/>
+                <w:u w:val="none"/>
+                <w:sz w:val="22"/>
+                <w:szCs w:val="22"/>
+                <w:color w:val="000000"/>
+              </w:rPr>
+              <w:t xml:space="preserve">0.022</w:t>
             </w:r>
           </w:p>
         </w:tc>
@@ -9797,60 +9797,60 @@
                 <w:szCs w:val="22"/>
                 <w:color w:val="000000"/>
               </w:rPr>
-              <w:t xml:space="preserve">71,325</w:t>
-            </w:r>
-          </w:p>
-        </w:tc>
-        <w:tc>
-          <w:tcPr>
-            <w:tcBorders>
-              <w:bottom w:val="none" w:sz="0" w:space="0" w:color="000000"/>
-              <w:top w:val="none" w:sz="0" w:space="0" w:color="000000"/>
-              <w:left w:val="none" w:sz="0" w:space="0" w:color="000000"/>
-              <w:right w:val="none" w:sz="0" w:space="0" w:color="000000"/>
-            </w:tcBorders>
-            <w:shd w:val="clear" w:color="auto" w:fill="FFFFFF"/>
-            <w:tcMar>
-              <w:top w:w="0" w:type="dxa"/>
-              <w:bottom w:w="0" w:type="dxa"/>
-              <w:left w:w="0" w:type="dxa"/>
-              <w:right w:w="0" w:type="dxa"/>
-            </w:tcMar>
-            <w:vAlign w:val="top"/>
-          </w:tcPr>
-          <w:p>
-            <w:pPr>
-              <w:pStyle w:val="Normal"/>
-              <w:jc w:val="center"/>
-              <w:pBdr>
-                <w:bottom w:val="none" w:sz="0" w:space="0" w:color="000000"/>
-                <w:top w:val="none" w:sz="0" w:space="0" w:color="000000"/>
-                <w:left w:val="none" w:sz="0" w:space="0" w:color="000000"/>
-                <w:right w:val="none" w:sz="0" w:space="0" w:color="000000"/>
-              </w:pBdr>
-              <w:spacing w:after="100" w:before="100" w:line="240"/>
-              <w:ind w:left="100" w:right="100" w:firstLine="0" w:firstLineChars="0"/>
-              <w:rPr>
-                <w:rFonts w:ascii="Helvetica" w:hAnsi="Helvetica" w:eastAsia="Helvetica" w:cs="Helvetica"/>
-                <w:i w:val="false"/>
-                <w:b w:val="false"/>
-                <w:u w:val="none"/>
-                <w:sz w:val="22"/>
-                <w:szCs w:val="22"/>
-                <w:color w:val="000000"/>
-              </w:rPr>
-            </w:pPr>
-            <w:r>
-              <w:rPr>
-                <w:rFonts w:ascii="Helvetica" w:hAnsi="Helvetica" w:eastAsia="Helvetica" w:cs="Helvetica"/>
-                <w:i w:val="false"/>
-                <w:b w:val="false"/>
-                <w:u w:val="none"/>
-                <w:sz w:val="22"/>
-                <w:szCs w:val="22"/>
-                <w:color w:val="000000"/>
-              </w:rPr>
-              <w:t xml:space="preserve">1,481, 3,434,249</w:t>
+              <w:t xml:space="preserve">83,864</w:t>
+            </w:r>
+          </w:p>
+        </w:tc>
+        <w:tc>
+          <w:tcPr>
+            <w:tcBorders>
+              <w:bottom w:val="none" w:sz="0" w:space="0" w:color="000000"/>
+              <w:top w:val="none" w:sz="0" w:space="0" w:color="000000"/>
+              <w:left w:val="none" w:sz="0" w:space="0" w:color="000000"/>
+              <w:right w:val="none" w:sz="0" w:space="0" w:color="000000"/>
+            </w:tcBorders>
+            <w:shd w:val="clear" w:color="auto" w:fill="FFFFFF"/>
+            <w:tcMar>
+              <w:top w:w="0" w:type="dxa"/>
+              <w:bottom w:w="0" w:type="dxa"/>
+              <w:left w:w="0" w:type="dxa"/>
+              <w:right w:w="0" w:type="dxa"/>
+            </w:tcMar>
+            <w:vAlign w:val="top"/>
+          </w:tcPr>
+          <w:p>
+            <w:pPr>
+              <w:pStyle w:val="Normal"/>
+              <w:jc w:val="center"/>
+              <w:pBdr>
+                <w:bottom w:val="none" w:sz="0" w:space="0" w:color="000000"/>
+                <w:top w:val="none" w:sz="0" w:space="0" w:color="000000"/>
+                <w:left w:val="none" w:sz="0" w:space="0" w:color="000000"/>
+                <w:right w:val="none" w:sz="0" w:space="0" w:color="000000"/>
+              </w:pBdr>
+              <w:spacing w:after="100" w:before="100" w:line="240"/>
+              <w:ind w:left="100" w:right="100" w:firstLine="0" w:firstLineChars="0"/>
+              <w:rPr>
+                <w:rFonts w:ascii="Helvetica" w:hAnsi="Helvetica" w:eastAsia="Helvetica" w:cs="Helvetica"/>
+                <w:i w:val="false"/>
+                <w:b w:val="false"/>
+                <w:u w:val="none"/>
+                <w:sz w:val="22"/>
+                <w:szCs w:val="22"/>
+                <w:color w:val="000000"/>
+              </w:rPr>
+            </w:pPr>
+            <w:r>
+              <w:rPr>
+                <w:rFonts w:ascii="Helvetica" w:hAnsi="Helvetica" w:eastAsia="Helvetica" w:cs="Helvetica"/>
+                <w:i w:val="false"/>
+                <w:b w:val="false"/>
+                <w:u w:val="none"/>
+                <w:sz w:val="22"/>
+                <w:szCs w:val="22"/>
+                <w:color w:val="000000"/>
+              </w:rPr>
+              <w:t xml:space="preserve">1,860, 3,780,608</w:t>
             </w:r>
           </w:p>
         </w:tc>
@@ -10280,113 +10280,113 @@
                 <w:szCs w:val="22"/>
                 <w:color w:val="000000"/>
               </w:rPr>
-              <w:t xml:space="preserve">0.71</w:t>
-            </w:r>
-          </w:p>
-        </w:tc>
-        <w:tc>
-          <w:tcPr>
-            <w:tcBorders>
-              <w:bottom w:val="none" w:sz="0" w:space="0" w:color="000000"/>
-              <w:top w:val="none" w:sz="0" w:space="0" w:color="000000"/>
-              <w:left w:val="none" w:sz="0" w:space="0" w:color="000000"/>
-              <w:right w:val="none" w:sz="0" w:space="0" w:color="000000"/>
-            </w:tcBorders>
-            <w:shd w:val="clear" w:color="auto" w:fill="FFFFFF"/>
-            <w:tcMar>
-              <w:top w:w="0" w:type="dxa"/>
-              <w:bottom w:w="0" w:type="dxa"/>
-              <w:left w:w="0" w:type="dxa"/>
-              <w:right w:w="0" w:type="dxa"/>
-            </w:tcMar>
-            <w:vAlign w:val="top"/>
-          </w:tcPr>
-          <w:p>
-            <w:pPr>
-              <w:pStyle w:val="Normal"/>
-              <w:jc w:val="center"/>
-              <w:pBdr>
-                <w:bottom w:val="none" w:sz="0" w:space="0" w:color="000000"/>
-                <w:top w:val="none" w:sz="0" w:space="0" w:color="000000"/>
-                <w:left w:val="none" w:sz="0" w:space="0" w:color="000000"/>
-                <w:right w:val="none" w:sz="0" w:space="0" w:color="000000"/>
-              </w:pBdr>
-              <w:spacing w:after="100" w:before="100" w:line="240"/>
-              <w:ind w:left="100" w:right="100" w:firstLine="0" w:firstLineChars="0"/>
-              <w:rPr>
-                <w:rFonts w:ascii="Helvetica" w:hAnsi="Helvetica" w:eastAsia="Helvetica" w:cs="Helvetica"/>
-                <w:i w:val="false"/>
-                <w:b w:val="false"/>
-                <w:u w:val="none"/>
-                <w:sz w:val="22"/>
-                <w:szCs w:val="22"/>
-                <w:color w:val="000000"/>
-              </w:rPr>
-            </w:pPr>
-            <w:r>
-              <w:rPr>
-                <w:rFonts w:ascii="Helvetica" w:hAnsi="Helvetica" w:eastAsia="Helvetica" w:cs="Helvetica"/>
-                <w:i w:val="false"/>
-                <w:b w:val="false"/>
-                <w:u w:val="none"/>
-                <w:sz w:val="22"/>
-                <w:szCs w:val="22"/>
-                <w:color w:val="000000"/>
-              </w:rPr>
-              <w:t xml:space="preserve">0.08, 6.73</w:t>
-            </w:r>
-          </w:p>
-        </w:tc>
-        <w:tc>
-          <w:tcPr>
-            <w:tcBorders>
-              <w:bottom w:val="none" w:sz="0" w:space="0" w:color="000000"/>
-              <w:top w:val="none" w:sz="0" w:space="0" w:color="000000"/>
-              <w:left w:val="none" w:sz="0" w:space="0" w:color="000000"/>
-              <w:right w:val="none" w:sz="0" w:space="0" w:color="000000"/>
-            </w:tcBorders>
-            <w:shd w:val="clear" w:color="auto" w:fill="FFFFFF"/>
-            <w:tcMar>
-              <w:top w:w="0" w:type="dxa"/>
-              <w:bottom w:w="0" w:type="dxa"/>
-              <w:left w:w="0" w:type="dxa"/>
-              <w:right w:w="0" w:type="dxa"/>
-            </w:tcMar>
-            <w:vAlign w:val="top"/>
-          </w:tcPr>
-          <w:p>
-            <w:pPr>
-              <w:pStyle w:val="Normal"/>
-              <w:jc w:val="center"/>
-              <w:pBdr>
-                <w:bottom w:val="none" w:sz="0" w:space="0" w:color="000000"/>
-                <w:top w:val="none" w:sz="0" w:space="0" w:color="000000"/>
-                <w:left w:val="none" w:sz="0" w:space="0" w:color="000000"/>
-                <w:right w:val="none" w:sz="0" w:space="0" w:color="000000"/>
-              </w:pBdr>
-              <w:spacing w:after="100" w:before="100" w:line="240"/>
-              <w:ind w:left="100" w:right="100" w:firstLine="0" w:firstLineChars="0"/>
-              <w:rPr>
-                <w:rFonts w:ascii="Helvetica" w:hAnsi="Helvetica" w:eastAsia="Helvetica" w:cs="Helvetica"/>
-                <w:i w:val="false"/>
-                <w:b w:val="false"/>
-                <w:u w:val="none"/>
-                <w:sz w:val="22"/>
-                <w:szCs w:val="22"/>
-                <w:color w:val="000000"/>
-              </w:rPr>
-            </w:pPr>
-            <w:r>
-              <w:rPr>
-                <w:rFonts w:ascii="Helvetica" w:hAnsi="Helvetica" w:eastAsia="Helvetica" w:cs="Helvetica"/>
-                <w:i w:val="false"/>
-                <w:b w:val="false"/>
-                <w:u w:val="none"/>
-                <w:sz w:val="22"/>
-                <w:szCs w:val="22"/>
-                <w:color w:val="000000"/>
-              </w:rPr>
-              <w:t xml:space="preserve">0.770</w:t>
+              <w:t xml:space="preserve">0.72</w:t>
+            </w:r>
+          </w:p>
+        </w:tc>
+        <w:tc>
+          <w:tcPr>
+            <w:tcBorders>
+              <w:bottom w:val="none" w:sz="0" w:space="0" w:color="000000"/>
+              <w:top w:val="none" w:sz="0" w:space="0" w:color="000000"/>
+              <w:left w:val="none" w:sz="0" w:space="0" w:color="000000"/>
+              <w:right w:val="none" w:sz="0" w:space="0" w:color="000000"/>
+            </w:tcBorders>
+            <w:shd w:val="clear" w:color="auto" w:fill="FFFFFF"/>
+            <w:tcMar>
+              <w:top w:w="0" w:type="dxa"/>
+              <w:bottom w:w="0" w:type="dxa"/>
+              <w:left w:w="0" w:type="dxa"/>
+              <w:right w:w="0" w:type="dxa"/>
+            </w:tcMar>
+            <w:vAlign w:val="top"/>
+          </w:tcPr>
+          <w:p>
+            <w:pPr>
+              <w:pStyle w:val="Normal"/>
+              <w:jc w:val="center"/>
+              <w:pBdr>
+                <w:bottom w:val="none" w:sz="0" w:space="0" w:color="000000"/>
+                <w:top w:val="none" w:sz="0" w:space="0" w:color="000000"/>
+                <w:left w:val="none" w:sz="0" w:space="0" w:color="000000"/>
+                <w:right w:val="none" w:sz="0" w:space="0" w:color="000000"/>
+              </w:pBdr>
+              <w:spacing w:after="100" w:before="100" w:line="240"/>
+              <w:ind w:left="100" w:right="100" w:firstLine="0" w:firstLineChars="0"/>
+              <w:rPr>
+                <w:rFonts w:ascii="Helvetica" w:hAnsi="Helvetica" w:eastAsia="Helvetica" w:cs="Helvetica"/>
+                <w:i w:val="false"/>
+                <w:b w:val="false"/>
+                <w:u w:val="none"/>
+                <w:sz w:val="22"/>
+                <w:szCs w:val="22"/>
+                <w:color w:val="000000"/>
+              </w:rPr>
+            </w:pPr>
+            <w:r>
+              <w:rPr>
+                <w:rFonts w:ascii="Helvetica" w:hAnsi="Helvetica" w:eastAsia="Helvetica" w:cs="Helvetica"/>
+                <w:i w:val="false"/>
+                <w:b w:val="false"/>
+                <w:u w:val="none"/>
+                <w:sz w:val="22"/>
+                <w:szCs w:val="22"/>
+                <w:color w:val="000000"/>
+              </w:rPr>
+              <w:t xml:space="preserve">0.07, 6.99</w:t>
+            </w:r>
+          </w:p>
+        </w:tc>
+        <w:tc>
+          <w:tcPr>
+            <w:tcBorders>
+              <w:bottom w:val="none" w:sz="0" w:space="0" w:color="000000"/>
+              <w:top w:val="none" w:sz="0" w:space="0" w:color="000000"/>
+              <w:left w:val="none" w:sz="0" w:space="0" w:color="000000"/>
+              <w:right w:val="none" w:sz="0" w:space="0" w:color="000000"/>
+            </w:tcBorders>
+            <w:shd w:val="clear" w:color="auto" w:fill="FFFFFF"/>
+            <w:tcMar>
+              <w:top w:w="0" w:type="dxa"/>
+              <w:bottom w:w="0" w:type="dxa"/>
+              <w:left w:w="0" w:type="dxa"/>
+              <w:right w:w="0" w:type="dxa"/>
+            </w:tcMar>
+            <w:vAlign w:val="top"/>
+          </w:tcPr>
+          <w:p>
+            <w:pPr>
+              <w:pStyle w:val="Normal"/>
+              <w:jc w:val="center"/>
+              <w:pBdr>
+                <w:bottom w:val="none" w:sz="0" w:space="0" w:color="000000"/>
+                <w:top w:val="none" w:sz="0" w:space="0" w:color="000000"/>
+                <w:left w:val="none" w:sz="0" w:space="0" w:color="000000"/>
+                <w:right w:val="none" w:sz="0" w:space="0" w:color="000000"/>
+              </w:pBdr>
+              <w:spacing w:after="100" w:before="100" w:line="240"/>
+              <w:ind w:left="100" w:right="100" w:firstLine="0" w:firstLineChars="0"/>
+              <w:rPr>
+                <w:rFonts w:ascii="Helvetica" w:hAnsi="Helvetica" w:eastAsia="Helvetica" w:cs="Helvetica"/>
+                <w:i w:val="false"/>
+                <w:b w:val="false"/>
+                <w:u w:val="none"/>
+                <w:sz w:val="22"/>
+                <w:szCs w:val="22"/>
+                <w:color w:val="000000"/>
+              </w:rPr>
+            </w:pPr>
+            <w:r>
+              <w:rPr>
+                <w:rFonts w:ascii="Helvetica" w:hAnsi="Helvetica" w:eastAsia="Helvetica" w:cs="Helvetica"/>
+                <w:i w:val="false"/>
+                <w:b w:val="false"/>
+                <w:u w:val="none"/>
+                <w:sz w:val="22"/>
+                <w:szCs w:val="22"/>
+                <w:color w:val="000000"/>
+              </w:rPr>
+              <w:t xml:space="preserve">0.780</w:t>
             </w:r>
           </w:p>
         </w:tc>
@@ -10763,7 +10763,7 @@
                 <w:szCs w:val="22"/>
                 <w:color w:val="000000"/>
               </w:rPr>
-              <w:t xml:space="preserve">0.04</w:t>
+              <w:t xml:space="preserve">0.03</w:t>
             </w:r>
           </w:p>
         </w:tc>
@@ -10869,7 +10869,7 @@
                 <w:szCs w:val="22"/>
                 <w:color w:val="000000"/>
               </w:rPr>
-              <w:t xml:space="preserve">0.029</w:t>
+              <w:t xml:space="preserve">0.030</w:t>
             </w:r>
           </w:p>
         </w:tc>
@@ -11246,113 +11246,113 @@
                 <w:szCs w:val="22"/>
                 <w:color w:val="000000"/>
               </w:rPr>
-              <w:t xml:space="preserve">48.0</w:t>
-            </w:r>
-          </w:p>
-        </w:tc>
-        <w:tc>
-          <w:tcPr>
-            <w:tcBorders>
-              <w:bottom w:val="none" w:sz="0" w:space="0" w:color="000000"/>
-              <w:top w:val="none" w:sz="0" w:space="0" w:color="000000"/>
-              <w:left w:val="none" w:sz="0" w:space="0" w:color="000000"/>
-              <w:right w:val="none" w:sz="0" w:space="0" w:color="000000"/>
-            </w:tcBorders>
-            <w:shd w:val="clear" w:color="auto" w:fill="FFFFFF"/>
-            <w:tcMar>
-              <w:top w:w="0" w:type="dxa"/>
-              <w:bottom w:w="0" w:type="dxa"/>
-              <w:left w:w="0" w:type="dxa"/>
-              <w:right w:w="0" w:type="dxa"/>
-            </w:tcMar>
-            <w:vAlign w:val="top"/>
-          </w:tcPr>
-          <w:p>
-            <w:pPr>
-              <w:pStyle w:val="Normal"/>
-              <w:jc w:val="center"/>
-              <w:pBdr>
-                <w:bottom w:val="none" w:sz="0" w:space="0" w:color="000000"/>
-                <w:top w:val="none" w:sz="0" w:space="0" w:color="000000"/>
-                <w:left w:val="none" w:sz="0" w:space="0" w:color="000000"/>
-                <w:right w:val="none" w:sz="0" w:space="0" w:color="000000"/>
-              </w:pBdr>
-              <w:spacing w:after="100" w:before="100" w:line="240"/>
-              <w:ind w:left="100" w:right="100" w:firstLine="0" w:firstLineChars="0"/>
-              <w:rPr>
-                <w:rFonts w:ascii="Helvetica" w:hAnsi="Helvetica" w:eastAsia="Helvetica" w:cs="Helvetica"/>
-                <w:i w:val="false"/>
-                <w:b w:val="false"/>
-                <w:u w:val="none"/>
-                <w:sz w:val="22"/>
-                <w:szCs w:val="22"/>
-                <w:color w:val="000000"/>
-              </w:rPr>
-            </w:pPr>
-            <w:r>
-              <w:rPr>
-                <w:rFonts w:ascii="Helvetica" w:hAnsi="Helvetica" w:eastAsia="Helvetica" w:cs="Helvetica"/>
-                <w:i w:val="false"/>
-                <w:b w:val="false"/>
-                <w:u w:val="none"/>
-                <w:sz w:val="22"/>
-                <w:szCs w:val="22"/>
-                <w:color w:val="000000"/>
-              </w:rPr>
-              <w:t xml:space="preserve">0.95, 2,421</w:t>
-            </w:r>
-          </w:p>
-        </w:tc>
-        <w:tc>
-          <w:tcPr>
-            <w:tcBorders>
-              <w:bottom w:val="none" w:sz="0" w:space="0" w:color="000000"/>
-              <w:top w:val="none" w:sz="0" w:space="0" w:color="000000"/>
-              <w:left w:val="none" w:sz="0" w:space="0" w:color="000000"/>
-              <w:right w:val="none" w:sz="0" w:space="0" w:color="000000"/>
-            </w:tcBorders>
-            <w:shd w:val="clear" w:color="auto" w:fill="FFFFFF"/>
-            <w:tcMar>
-              <w:top w:w="0" w:type="dxa"/>
-              <w:bottom w:w="0" w:type="dxa"/>
-              <w:left w:w="0" w:type="dxa"/>
-              <w:right w:w="0" w:type="dxa"/>
-            </w:tcMar>
-            <w:vAlign w:val="top"/>
-          </w:tcPr>
-          <w:p>
-            <w:pPr>
-              <w:pStyle w:val="Normal"/>
-              <w:jc w:val="center"/>
-              <w:pBdr>
-                <w:bottom w:val="none" w:sz="0" w:space="0" w:color="000000"/>
-                <w:top w:val="none" w:sz="0" w:space="0" w:color="000000"/>
-                <w:left w:val="none" w:sz="0" w:space="0" w:color="000000"/>
-                <w:right w:val="none" w:sz="0" w:space="0" w:color="000000"/>
-              </w:pBdr>
-              <w:spacing w:after="100" w:before="100" w:line="240"/>
-              <w:ind w:left="100" w:right="100" w:firstLine="0" w:firstLineChars="0"/>
-              <w:rPr>
-                <w:rFonts w:ascii="Helvetica" w:hAnsi="Helvetica" w:eastAsia="Helvetica" w:cs="Helvetica"/>
-                <w:i w:val="false"/>
-                <w:b w:val="false"/>
-                <w:u w:val="none"/>
-                <w:sz w:val="22"/>
-                <w:szCs w:val="22"/>
-                <w:color w:val="000000"/>
-              </w:rPr>
-            </w:pPr>
-            <w:r>
-              <w:rPr>
-                <w:rFonts w:ascii="Helvetica" w:hAnsi="Helvetica" w:eastAsia="Helvetica" w:cs="Helvetica"/>
-                <w:i w:val="false"/>
-                <w:b w:val="false"/>
-                <w:u w:val="none"/>
-                <w:sz w:val="22"/>
-                <w:szCs w:val="22"/>
-                <w:color w:val="000000"/>
-              </w:rPr>
-              <w:t xml:space="preserve">0.053</w:t>
+              <w:t xml:space="preserve">53.6</w:t>
+            </w:r>
+          </w:p>
+        </w:tc>
+        <w:tc>
+          <w:tcPr>
+            <w:tcBorders>
+              <w:bottom w:val="none" w:sz="0" w:space="0" w:color="000000"/>
+              <w:top w:val="none" w:sz="0" w:space="0" w:color="000000"/>
+              <w:left w:val="none" w:sz="0" w:space="0" w:color="000000"/>
+              <w:right w:val="none" w:sz="0" w:space="0" w:color="000000"/>
+            </w:tcBorders>
+            <w:shd w:val="clear" w:color="auto" w:fill="FFFFFF"/>
+            <w:tcMar>
+              <w:top w:w="0" w:type="dxa"/>
+              <w:bottom w:w="0" w:type="dxa"/>
+              <w:left w:w="0" w:type="dxa"/>
+              <w:right w:w="0" w:type="dxa"/>
+            </w:tcMar>
+            <w:vAlign w:val="top"/>
+          </w:tcPr>
+          <w:p>
+            <w:pPr>
+              <w:pStyle w:val="Normal"/>
+              <w:jc w:val="center"/>
+              <w:pBdr>
+                <w:bottom w:val="none" w:sz="0" w:space="0" w:color="000000"/>
+                <w:top w:val="none" w:sz="0" w:space="0" w:color="000000"/>
+                <w:left w:val="none" w:sz="0" w:space="0" w:color="000000"/>
+                <w:right w:val="none" w:sz="0" w:space="0" w:color="000000"/>
+              </w:pBdr>
+              <w:spacing w:after="100" w:before="100" w:line="240"/>
+              <w:ind w:left="100" w:right="100" w:firstLine="0" w:firstLineChars="0"/>
+              <w:rPr>
+                <w:rFonts w:ascii="Helvetica" w:hAnsi="Helvetica" w:eastAsia="Helvetica" w:cs="Helvetica"/>
+                <w:i w:val="false"/>
+                <w:b w:val="false"/>
+                <w:u w:val="none"/>
+                <w:sz w:val="22"/>
+                <w:szCs w:val="22"/>
+                <w:color w:val="000000"/>
+              </w:rPr>
+            </w:pPr>
+            <w:r>
+              <w:rPr>
+                <w:rFonts w:ascii="Helvetica" w:hAnsi="Helvetica" w:eastAsia="Helvetica" w:cs="Helvetica"/>
+                <w:i w:val="false"/>
+                <w:b w:val="false"/>
+                <w:u w:val="none"/>
+                <w:sz w:val="22"/>
+                <w:szCs w:val="22"/>
+                <w:color w:val="000000"/>
+              </w:rPr>
+              <w:t xml:space="preserve">1.03, 2,789</w:t>
+            </w:r>
+          </w:p>
+        </w:tc>
+        <w:tc>
+          <w:tcPr>
+            <w:tcBorders>
+              <w:bottom w:val="none" w:sz="0" w:space="0" w:color="000000"/>
+              <w:top w:val="none" w:sz="0" w:space="0" w:color="000000"/>
+              <w:left w:val="none" w:sz="0" w:space="0" w:color="000000"/>
+              <w:right w:val="none" w:sz="0" w:space="0" w:color="000000"/>
+            </w:tcBorders>
+            <w:shd w:val="clear" w:color="auto" w:fill="FFFFFF"/>
+            <w:tcMar>
+              <w:top w:w="0" w:type="dxa"/>
+              <w:bottom w:w="0" w:type="dxa"/>
+              <w:left w:w="0" w:type="dxa"/>
+              <w:right w:w="0" w:type="dxa"/>
+            </w:tcMar>
+            <w:vAlign w:val="top"/>
+          </w:tcPr>
+          <w:p>
+            <w:pPr>
+              <w:pStyle w:val="Normal"/>
+              <w:jc w:val="center"/>
+              <w:pBdr>
+                <w:bottom w:val="none" w:sz="0" w:space="0" w:color="000000"/>
+                <w:top w:val="none" w:sz="0" w:space="0" w:color="000000"/>
+                <w:left w:val="none" w:sz="0" w:space="0" w:color="000000"/>
+                <w:right w:val="none" w:sz="0" w:space="0" w:color="000000"/>
+              </w:pBdr>
+              <w:spacing w:after="100" w:before="100" w:line="240"/>
+              <w:ind w:left="100" w:right="100" w:firstLine="0" w:firstLineChars="0"/>
+              <w:rPr>
+                <w:rFonts w:ascii="Helvetica" w:hAnsi="Helvetica" w:eastAsia="Helvetica" w:cs="Helvetica"/>
+                <w:i w:val="false"/>
+                <w:b w:val="false"/>
+                <w:u w:val="none"/>
+                <w:sz w:val="22"/>
+                <w:szCs w:val="22"/>
+                <w:color w:val="000000"/>
+              </w:rPr>
+            </w:pPr>
+            <w:r>
+              <w:rPr>
+                <w:rFonts w:ascii="Helvetica" w:hAnsi="Helvetica" w:eastAsia="Helvetica" w:cs="Helvetica"/>
+                <w:i w:val="false"/>
+                <w:b w:val="false"/>
+                <w:u w:val="none"/>
+                <w:sz w:val="22"/>
+                <w:szCs w:val="22"/>
+                <w:color w:val="000000"/>
+              </w:rPr>
+              <w:t xml:space="preserve">0.048</w:t>
             </w:r>
           </w:p>
         </w:tc>
@@ -12212,113 +12212,113 @@
                 <w:szCs w:val="22"/>
                 <w:color w:val="000000"/>
               </w:rPr>
-              <w:t xml:space="preserve">0.97</w:t>
-            </w:r>
-          </w:p>
-        </w:tc>
-        <w:tc>
-          <w:tcPr>
-            <w:tcBorders>
-              <w:bottom w:val="none" w:sz="0" w:space="0" w:color="000000"/>
-              <w:top w:val="none" w:sz="0" w:space="0" w:color="000000"/>
-              <w:left w:val="none" w:sz="0" w:space="0" w:color="000000"/>
-              <w:right w:val="none" w:sz="0" w:space="0" w:color="000000"/>
-            </w:tcBorders>
-            <w:shd w:val="clear" w:color="auto" w:fill="FFFFFF"/>
-            <w:tcMar>
-              <w:top w:w="0" w:type="dxa"/>
-              <w:bottom w:w="0" w:type="dxa"/>
-              <w:left w:w="0" w:type="dxa"/>
-              <w:right w:w="0" w:type="dxa"/>
-            </w:tcMar>
-            <w:vAlign w:val="top"/>
-          </w:tcPr>
-          <w:p>
-            <w:pPr>
-              <w:pStyle w:val="Normal"/>
-              <w:jc w:val="center"/>
-              <w:pBdr>
-                <w:bottom w:val="none" w:sz="0" w:space="0" w:color="000000"/>
-                <w:top w:val="none" w:sz="0" w:space="0" w:color="000000"/>
-                <w:left w:val="none" w:sz="0" w:space="0" w:color="000000"/>
-                <w:right w:val="none" w:sz="0" w:space="0" w:color="000000"/>
-              </w:pBdr>
-              <w:spacing w:after="100" w:before="100" w:line="240"/>
-              <w:ind w:left="100" w:right="100" w:firstLine="0" w:firstLineChars="0"/>
-              <w:rPr>
-                <w:rFonts w:ascii="Helvetica" w:hAnsi="Helvetica" w:eastAsia="Helvetica" w:cs="Helvetica"/>
-                <w:i w:val="false"/>
-                <w:b w:val="false"/>
-                <w:u w:val="none"/>
-                <w:sz w:val="22"/>
-                <w:szCs w:val="22"/>
-                <w:color w:val="000000"/>
-              </w:rPr>
-            </w:pPr>
-            <w:r>
-              <w:rPr>
-                <w:rFonts w:ascii="Helvetica" w:hAnsi="Helvetica" w:eastAsia="Helvetica" w:cs="Helvetica"/>
-                <w:i w:val="false"/>
-                <w:b w:val="false"/>
-                <w:u w:val="none"/>
-                <w:sz w:val="22"/>
-                <w:szCs w:val="22"/>
-                <w:color w:val="000000"/>
-              </w:rPr>
-              <w:t xml:space="preserve">0.85, 1.11</w:t>
-            </w:r>
-          </w:p>
-        </w:tc>
-        <w:tc>
-          <w:tcPr>
-            <w:tcBorders>
-              <w:bottom w:val="none" w:sz="0" w:space="0" w:color="000000"/>
-              <w:top w:val="none" w:sz="0" w:space="0" w:color="000000"/>
-              <w:left w:val="none" w:sz="0" w:space="0" w:color="000000"/>
-              <w:right w:val="none" w:sz="0" w:space="0" w:color="000000"/>
-            </w:tcBorders>
-            <w:shd w:val="clear" w:color="auto" w:fill="FFFFFF"/>
-            <w:tcMar>
-              <w:top w:w="0" w:type="dxa"/>
-              <w:bottom w:w="0" w:type="dxa"/>
-              <w:left w:w="0" w:type="dxa"/>
-              <w:right w:w="0" w:type="dxa"/>
-            </w:tcMar>
-            <w:vAlign w:val="top"/>
-          </w:tcPr>
-          <w:p>
-            <w:pPr>
-              <w:pStyle w:val="Normal"/>
-              <w:jc w:val="center"/>
-              <w:pBdr>
-                <w:bottom w:val="none" w:sz="0" w:space="0" w:color="000000"/>
-                <w:top w:val="none" w:sz="0" w:space="0" w:color="000000"/>
-                <w:left w:val="none" w:sz="0" w:space="0" w:color="000000"/>
-                <w:right w:val="none" w:sz="0" w:space="0" w:color="000000"/>
-              </w:pBdr>
-              <w:spacing w:after="100" w:before="100" w:line="240"/>
-              <w:ind w:left="100" w:right="100" w:firstLine="0" w:firstLineChars="0"/>
-              <w:rPr>
-                <w:rFonts w:ascii="Helvetica" w:hAnsi="Helvetica" w:eastAsia="Helvetica" w:cs="Helvetica"/>
-                <w:i w:val="false"/>
-                <w:b w:val="false"/>
-                <w:u w:val="none"/>
-                <w:sz w:val="22"/>
-                <w:szCs w:val="22"/>
-                <w:color w:val="000000"/>
-              </w:rPr>
-            </w:pPr>
-            <w:r>
-              <w:rPr>
-                <w:rFonts w:ascii="Helvetica" w:hAnsi="Helvetica" w:eastAsia="Helvetica" w:cs="Helvetica"/>
-                <w:i w:val="false"/>
-                <w:b w:val="false"/>
-                <w:u w:val="none"/>
-                <w:sz w:val="22"/>
-                <w:szCs w:val="22"/>
-                <w:color w:val="000000"/>
-              </w:rPr>
-              <w:t xml:space="preserve">0.690</w:t>
+              <w:t xml:space="preserve">1.02</w:t>
+            </w:r>
+          </w:p>
+        </w:tc>
+        <w:tc>
+          <w:tcPr>
+            <w:tcBorders>
+              <w:bottom w:val="none" w:sz="0" w:space="0" w:color="000000"/>
+              <w:top w:val="none" w:sz="0" w:space="0" w:color="000000"/>
+              <w:left w:val="none" w:sz="0" w:space="0" w:color="000000"/>
+              <w:right w:val="none" w:sz="0" w:space="0" w:color="000000"/>
+            </w:tcBorders>
+            <w:shd w:val="clear" w:color="auto" w:fill="FFFFFF"/>
+            <w:tcMar>
+              <w:top w:w="0" w:type="dxa"/>
+              <w:bottom w:w="0" w:type="dxa"/>
+              <w:left w:w="0" w:type="dxa"/>
+              <w:right w:w="0" w:type="dxa"/>
+            </w:tcMar>
+            <w:vAlign w:val="top"/>
+          </w:tcPr>
+          <w:p>
+            <w:pPr>
+              <w:pStyle w:val="Normal"/>
+              <w:jc w:val="center"/>
+              <w:pBdr>
+                <w:bottom w:val="none" w:sz="0" w:space="0" w:color="000000"/>
+                <w:top w:val="none" w:sz="0" w:space="0" w:color="000000"/>
+                <w:left w:val="none" w:sz="0" w:space="0" w:color="000000"/>
+                <w:right w:val="none" w:sz="0" w:space="0" w:color="000000"/>
+              </w:pBdr>
+              <w:spacing w:after="100" w:before="100" w:line="240"/>
+              <w:ind w:left="100" w:right="100" w:firstLine="0" w:firstLineChars="0"/>
+              <w:rPr>
+                <w:rFonts w:ascii="Helvetica" w:hAnsi="Helvetica" w:eastAsia="Helvetica" w:cs="Helvetica"/>
+                <w:i w:val="false"/>
+                <w:b w:val="false"/>
+                <w:u w:val="none"/>
+                <w:sz w:val="22"/>
+                <w:szCs w:val="22"/>
+                <w:color w:val="000000"/>
+              </w:rPr>
+            </w:pPr>
+            <w:r>
+              <w:rPr>
+                <w:rFonts w:ascii="Helvetica" w:hAnsi="Helvetica" w:eastAsia="Helvetica" w:cs="Helvetica"/>
+                <w:i w:val="false"/>
+                <w:b w:val="false"/>
+                <w:u w:val="none"/>
+                <w:sz w:val="22"/>
+                <w:szCs w:val="22"/>
+                <w:color w:val="000000"/>
+              </w:rPr>
+              <w:t xml:space="preserve">0.92, 1.13</w:t>
+            </w:r>
+          </w:p>
+        </w:tc>
+        <w:tc>
+          <w:tcPr>
+            <w:tcBorders>
+              <w:bottom w:val="none" w:sz="0" w:space="0" w:color="000000"/>
+              <w:top w:val="none" w:sz="0" w:space="0" w:color="000000"/>
+              <w:left w:val="none" w:sz="0" w:space="0" w:color="000000"/>
+              <w:right w:val="none" w:sz="0" w:space="0" w:color="000000"/>
+            </w:tcBorders>
+            <w:shd w:val="clear" w:color="auto" w:fill="FFFFFF"/>
+            <w:tcMar>
+              <w:top w:w="0" w:type="dxa"/>
+              <w:bottom w:w="0" w:type="dxa"/>
+              <w:left w:w="0" w:type="dxa"/>
+              <w:right w:w="0" w:type="dxa"/>
+            </w:tcMar>
+            <w:vAlign w:val="top"/>
+          </w:tcPr>
+          <w:p>
+            <w:pPr>
+              <w:pStyle w:val="Normal"/>
+              <w:jc w:val="center"/>
+              <w:pBdr>
+                <w:bottom w:val="none" w:sz="0" w:space="0" w:color="000000"/>
+                <w:top w:val="none" w:sz="0" w:space="0" w:color="000000"/>
+                <w:left w:val="none" w:sz="0" w:space="0" w:color="000000"/>
+                <w:right w:val="none" w:sz="0" w:space="0" w:color="000000"/>
+              </w:pBdr>
+              <w:spacing w:after="100" w:before="100" w:line="240"/>
+              <w:ind w:left="100" w:right="100" w:firstLine="0" w:firstLineChars="0"/>
+              <w:rPr>
+                <w:rFonts w:ascii="Helvetica" w:hAnsi="Helvetica" w:eastAsia="Helvetica" w:cs="Helvetica"/>
+                <w:i w:val="false"/>
+                <w:b w:val="false"/>
+                <w:u w:val="none"/>
+                <w:sz w:val="22"/>
+                <w:szCs w:val="22"/>
+                <w:color w:val="000000"/>
+              </w:rPr>
+            </w:pPr>
+            <w:r>
+              <w:rPr>
+                <w:rFonts w:ascii="Helvetica" w:hAnsi="Helvetica" w:eastAsia="Helvetica" w:cs="Helvetica"/>
+                <w:i w:val="false"/>
+                <w:b w:val="false"/>
+                <w:u w:val="none"/>
+                <w:sz w:val="22"/>
+                <w:szCs w:val="22"/>
+                <w:color w:val="000000"/>
+              </w:rPr>
+              <w:t xml:space="preserve">0.750</w:t>
             </w:r>
           </w:p>
         </w:tc>
@@ -12748,60 +12748,60 @@
                 <w:szCs w:val="22"/>
                 <w:color w:val="000000"/>
               </w:rPr>
-              <w:t xml:space="preserve">0.00, 0.76</w:t>
-            </w:r>
-          </w:p>
-        </w:tc>
-        <w:tc>
-          <w:tcPr>
-            <w:tcBorders>
-              <w:bottom w:val="none" w:sz="0" w:space="0" w:color="000000"/>
-              <w:top w:val="none" w:sz="0" w:space="0" w:color="000000"/>
-              <w:left w:val="none" w:sz="0" w:space="0" w:color="000000"/>
-              <w:right w:val="none" w:sz="0" w:space="0" w:color="000000"/>
-            </w:tcBorders>
-            <w:shd w:val="clear" w:color="auto" w:fill="FFFFFF"/>
-            <w:tcMar>
-              <w:top w:w="0" w:type="dxa"/>
-              <w:bottom w:w="0" w:type="dxa"/>
-              <w:left w:w="0" w:type="dxa"/>
-              <w:right w:w="0" w:type="dxa"/>
-            </w:tcMar>
-            <w:vAlign w:val="top"/>
-          </w:tcPr>
-          <w:p>
-            <w:pPr>
-              <w:pStyle w:val="Normal"/>
-              <w:jc w:val="center"/>
-              <w:pBdr>
-                <w:bottom w:val="none" w:sz="0" w:space="0" w:color="000000"/>
-                <w:top w:val="none" w:sz="0" w:space="0" w:color="000000"/>
-                <w:left w:val="none" w:sz="0" w:space="0" w:color="000000"/>
-                <w:right w:val="none" w:sz="0" w:space="0" w:color="000000"/>
-              </w:pBdr>
-              <w:spacing w:after="100" w:before="100" w:line="240"/>
-              <w:ind w:left="100" w:right="100" w:firstLine="0" w:firstLineChars="0"/>
-              <w:rPr>
-                <w:rFonts w:ascii="Helvetica" w:hAnsi="Helvetica" w:eastAsia="Helvetica" w:cs="Helvetica"/>
-                <w:i w:val="false"/>
-                <w:b w:val="false"/>
-                <w:u w:val="none"/>
-                <w:sz w:val="22"/>
-                <w:szCs w:val="22"/>
-                <w:color w:val="000000"/>
-              </w:rPr>
-            </w:pPr>
-            <w:r>
-              <w:rPr>
-                <w:rFonts w:ascii="Helvetica" w:hAnsi="Helvetica" w:eastAsia="Helvetica" w:cs="Helvetica"/>
-                <w:i w:val="false"/>
-                <w:b w:val="false"/>
-                <w:u w:val="none"/>
-                <w:sz w:val="22"/>
-                <w:szCs w:val="22"/>
-                <w:color w:val="000000"/>
-              </w:rPr>
-              <w:t xml:space="preserve">0.037</w:t>
+              <w:t xml:space="preserve">0.00, 0.72</w:t>
+            </w:r>
+          </w:p>
+        </w:tc>
+        <w:tc>
+          <w:tcPr>
+            <w:tcBorders>
+              <w:bottom w:val="none" w:sz="0" w:space="0" w:color="000000"/>
+              <w:top w:val="none" w:sz="0" w:space="0" w:color="000000"/>
+              <w:left w:val="none" w:sz="0" w:space="0" w:color="000000"/>
+              <w:right w:val="none" w:sz="0" w:space="0" w:color="000000"/>
+            </w:tcBorders>
+            <w:shd w:val="clear" w:color="auto" w:fill="FFFFFF"/>
+            <w:tcMar>
+              <w:top w:w="0" w:type="dxa"/>
+              <w:bottom w:w="0" w:type="dxa"/>
+              <w:left w:w="0" w:type="dxa"/>
+              <w:right w:w="0" w:type="dxa"/>
+            </w:tcMar>
+            <w:vAlign w:val="top"/>
+          </w:tcPr>
+          <w:p>
+            <w:pPr>
+              <w:pStyle w:val="Normal"/>
+              <w:jc w:val="center"/>
+              <w:pBdr>
+                <w:bottom w:val="none" w:sz="0" w:space="0" w:color="000000"/>
+                <w:top w:val="none" w:sz="0" w:space="0" w:color="000000"/>
+                <w:left w:val="none" w:sz="0" w:space="0" w:color="000000"/>
+                <w:right w:val="none" w:sz="0" w:space="0" w:color="000000"/>
+              </w:pBdr>
+              <w:spacing w:after="100" w:before="100" w:line="240"/>
+              <w:ind w:left="100" w:right="100" w:firstLine="0" w:firstLineChars="0"/>
+              <w:rPr>
+                <w:rFonts w:ascii="Helvetica" w:hAnsi="Helvetica" w:eastAsia="Helvetica" w:cs="Helvetica"/>
+                <w:i w:val="false"/>
+                <w:b w:val="false"/>
+                <w:u w:val="none"/>
+                <w:sz w:val="22"/>
+                <w:szCs w:val="22"/>
+                <w:color w:val="000000"/>
+              </w:rPr>
+            </w:pPr>
+            <w:r>
+              <w:rPr>
+                <w:rFonts w:ascii="Helvetica" w:hAnsi="Helvetica" w:eastAsia="Helvetica" w:cs="Helvetica"/>
+                <w:i w:val="false"/>
+                <w:b w:val="false"/>
+                <w:u w:val="none"/>
+                <w:sz w:val="22"/>
+                <w:szCs w:val="22"/>
+                <w:color w:val="000000"/>
+              </w:rPr>
+              <w:t xml:space="preserve">0.035</w:t>
             </w:r>
           </w:p>
         </w:tc>
@@ -13178,120 +13178,120 @@
                 <w:szCs w:val="22"/>
                 <w:color w:val="000000"/>
               </w:rPr>
-              <w:t xml:space="preserve">1.53</w:t>
-            </w:r>
-          </w:p>
-        </w:tc>
-        <w:tc>
-          <w:tcPr>
-            <w:tcBorders>
-              <w:bottom w:val="none" w:sz="0" w:space="0" w:color="000000"/>
-              <w:top w:val="none" w:sz="0" w:space="0" w:color="000000"/>
-              <w:left w:val="none" w:sz="0" w:space="0" w:color="000000"/>
-              <w:right w:val="none" w:sz="0" w:space="0" w:color="000000"/>
-            </w:tcBorders>
-            <w:shd w:val="clear" w:color="auto" w:fill="FFFFFF"/>
-            <w:tcMar>
-              <w:top w:w="0" w:type="dxa"/>
-              <w:bottom w:w="0" w:type="dxa"/>
-              <w:left w:w="0" w:type="dxa"/>
-              <w:right w:w="0" w:type="dxa"/>
-            </w:tcMar>
-            <w:vAlign w:val="top"/>
-          </w:tcPr>
-          <w:p>
-            <w:pPr>
-              <w:pStyle w:val="Normal"/>
-              <w:jc w:val="center"/>
-              <w:pBdr>
-                <w:bottom w:val="none" w:sz="0" w:space="0" w:color="000000"/>
-                <w:top w:val="none" w:sz="0" w:space="0" w:color="000000"/>
-                <w:left w:val="none" w:sz="0" w:space="0" w:color="000000"/>
-                <w:right w:val="none" w:sz="0" w:space="0" w:color="000000"/>
-              </w:pBdr>
-              <w:spacing w:after="100" w:before="100" w:line="240"/>
-              <w:ind w:left="100" w:right="100" w:firstLine="0" w:firstLineChars="0"/>
-              <w:rPr>
-                <w:rFonts w:ascii="Helvetica" w:hAnsi="Helvetica" w:eastAsia="Helvetica" w:cs="Helvetica"/>
-                <w:i w:val="false"/>
-                <w:b w:val="false"/>
-                <w:u w:val="none"/>
-                <w:sz w:val="22"/>
-                <w:szCs w:val="22"/>
-                <w:color w:val="000000"/>
-              </w:rPr>
-            </w:pPr>
-            <w:r>
-              <w:rPr>
-                <w:rFonts w:ascii="Helvetica" w:hAnsi="Helvetica" w:eastAsia="Helvetica" w:cs="Helvetica"/>
-                <w:i w:val="false"/>
-                <w:b w:val="false"/>
-                <w:u w:val="none"/>
-                <w:sz w:val="22"/>
-                <w:szCs w:val="22"/>
-                <w:color w:val="000000"/>
-              </w:rPr>
-              <w:t xml:space="preserve">0.20, 11.6</w:t>
-            </w:r>
-          </w:p>
-        </w:tc>
-        <w:tc>
-          <w:tcPr>
-            <w:tcBorders>
-              <w:bottom w:val="none" w:sz="0" w:space="0" w:color="000000"/>
-              <w:top w:val="none" w:sz="0" w:space="0" w:color="000000"/>
-              <w:left w:val="none" w:sz="0" w:space="0" w:color="000000"/>
-              <w:right w:val="none" w:sz="0" w:space="0" w:color="000000"/>
-            </w:tcBorders>
-            <w:shd w:val="clear" w:color="auto" w:fill="FFFFFF"/>
-            <w:tcMar>
-              <w:top w:w="0" w:type="dxa"/>
-              <w:bottom w:w="0" w:type="dxa"/>
-              <w:left w:w="0" w:type="dxa"/>
-              <w:right w:w="0" w:type="dxa"/>
-            </w:tcMar>
-            <w:vAlign w:val="top"/>
-          </w:tcPr>
-          <w:p>
-            <w:pPr>
-              <w:pStyle w:val="Normal"/>
-              <w:jc w:val="center"/>
-              <w:pBdr>
-                <w:bottom w:val="none" w:sz="0" w:space="0" w:color="000000"/>
-                <w:top w:val="none" w:sz="0" w:space="0" w:color="000000"/>
-                <w:left w:val="none" w:sz="0" w:space="0" w:color="000000"/>
-                <w:right w:val="none" w:sz="0" w:space="0" w:color="000000"/>
-              </w:pBdr>
-              <w:spacing w:after="100" w:before="100" w:line="240"/>
-              <w:ind w:left="100" w:right="100" w:firstLine="0" w:firstLineChars="0"/>
-              <w:rPr>
-                <w:rFonts w:ascii="Helvetica" w:hAnsi="Helvetica" w:eastAsia="Helvetica" w:cs="Helvetica"/>
-                <w:i w:val="false"/>
-                <w:b w:val="false"/>
-                <w:u w:val="none"/>
-                <w:sz w:val="22"/>
-                <w:szCs w:val="22"/>
-                <w:color w:val="000000"/>
-              </w:rPr>
-            </w:pPr>
-            <w:r>
-              <w:rPr>
-                <w:rFonts w:ascii="Helvetica" w:hAnsi="Helvetica" w:eastAsia="Helvetica" w:cs="Helvetica"/>
-                <w:i w:val="false"/>
-                <w:b w:val="false"/>
-                <w:u w:val="none"/>
-                <w:sz w:val="22"/>
-                <w:szCs w:val="22"/>
-                <w:color w:val="000000"/>
-              </w:rPr>
-              <w:t xml:space="preserve">0.680</w:t>
+              <w:t xml:space="preserve">1.47</w:t>
+            </w:r>
+          </w:p>
+        </w:tc>
+        <w:tc>
+          <w:tcPr>
+            <w:tcBorders>
+              <w:bottom w:val="none" w:sz="0" w:space="0" w:color="000000"/>
+              <w:top w:val="none" w:sz="0" w:space="0" w:color="000000"/>
+              <w:left w:val="none" w:sz="0" w:space="0" w:color="000000"/>
+              <w:right w:val="none" w:sz="0" w:space="0" w:color="000000"/>
+            </w:tcBorders>
+            <w:shd w:val="clear" w:color="auto" w:fill="FFFFFF"/>
+            <w:tcMar>
+              <w:top w:w="0" w:type="dxa"/>
+              <w:bottom w:w="0" w:type="dxa"/>
+              <w:left w:w="0" w:type="dxa"/>
+              <w:right w:w="0" w:type="dxa"/>
+            </w:tcMar>
+            <w:vAlign w:val="top"/>
+          </w:tcPr>
+          <w:p>
+            <w:pPr>
+              <w:pStyle w:val="Normal"/>
+              <w:jc w:val="center"/>
+              <w:pBdr>
+                <w:bottom w:val="none" w:sz="0" w:space="0" w:color="000000"/>
+                <w:top w:val="none" w:sz="0" w:space="0" w:color="000000"/>
+                <w:left w:val="none" w:sz="0" w:space="0" w:color="000000"/>
+                <w:right w:val="none" w:sz="0" w:space="0" w:color="000000"/>
+              </w:pBdr>
+              <w:spacing w:after="100" w:before="100" w:line="240"/>
+              <w:ind w:left="100" w:right="100" w:firstLine="0" w:firstLineChars="0"/>
+              <w:rPr>
+                <w:rFonts w:ascii="Helvetica" w:hAnsi="Helvetica" w:eastAsia="Helvetica" w:cs="Helvetica"/>
+                <w:i w:val="false"/>
+                <w:b w:val="false"/>
+                <w:u w:val="none"/>
+                <w:sz w:val="22"/>
+                <w:szCs w:val="22"/>
+                <w:color w:val="000000"/>
+              </w:rPr>
+            </w:pPr>
+            <w:r>
+              <w:rPr>
+                <w:rFonts w:ascii="Helvetica" w:hAnsi="Helvetica" w:eastAsia="Helvetica" w:cs="Helvetica"/>
+                <w:i w:val="false"/>
+                <w:b w:val="false"/>
+                <w:u w:val="none"/>
+                <w:sz w:val="22"/>
+                <w:szCs w:val="22"/>
+                <w:color w:val="000000"/>
+              </w:rPr>
+              <w:t xml:space="preserve">0.16, 13.5</w:t>
+            </w:r>
+          </w:p>
+        </w:tc>
+        <w:tc>
+          <w:tcPr>
+            <w:tcBorders>
+              <w:bottom w:val="none" w:sz="0" w:space="0" w:color="000000"/>
+              <w:top w:val="none" w:sz="0" w:space="0" w:color="000000"/>
+              <w:left w:val="none" w:sz="0" w:space="0" w:color="000000"/>
+              <w:right w:val="none" w:sz="0" w:space="0" w:color="000000"/>
+            </w:tcBorders>
+            <w:shd w:val="clear" w:color="auto" w:fill="FFFFFF"/>
+            <w:tcMar>
+              <w:top w:w="0" w:type="dxa"/>
+              <w:bottom w:w="0" w:type="dxa"/>
+              <w:left w:w="0" w:type="dxa"/>
+              <w:right w:w="0" w:type="dxa"/>
+            </w:tcMar>
+            <w:vAlign w:val="top"/>
+          </w:tcPr>
+          <w:p>
+            <w:pPr>
+              <w:pStyle w:val="Normal"/>
+              <w:jc w:val="center"/>
+              <w:pBdr>
+                <w:bottom w:val="none" w:sz="0" w:space="0" w:color="000000"/>
+                <w:top w:val="none" w:sz="0" w:space="0" w:color="000000"/>
+                <w:left w:val="none" w:sz="0" w:space="0" w:color="000000"/>
+                <w:right w:val="none" w:sz="0" w:space="0" w:color="000000"/>
+              </w:pBdr>
+              <w:spacing w:after="100" w:before="100" w:line="240"/>
+              <w:ind w:left="100" w:right="100" w:firstLine="0" w:firstLineChars="0"/>
+              <w:rPr>
+                <w:rFonts w:ascii="Helvetica" w:hAnsi="Helvetica" w:eastAsia="Helvetica" w:cs="Helvetica"/>
+                <w:i w:val="false"/>
+                <w:b w:val="false"/>
+                <w:u w:val="none"/>
+                <w:sz w:val="22"/>
+                <w:szCs w:val="22"/>
+                <w:color w:val="000000"/>
+              </w:rPr>
+            </w:pPr>
+            <w:r>
+              <w:rPr>
+                <w:rFonts w:ascii="Helvetica" w:hAnsi="Helvetica" w:eastAsia="Helvetica" w:cs="Helvetica"/>
+                <w:i w:val="false"/>
+                <w:b w:val="false"/>
+                <w:u w:val="none"/>
+                <w:sz w:val="22"/>
+                <w:szCs w:val="22"/>
+                <w:color w:val="000000"/>
+              </w:rPr>
+              <w:t xml:space="preserve">0.730</w:t>
             </w:r>
           </w:p>
         </w:tc>
       </w:tr>
       <w:tr>
         <w:trPr>
-          <w:trHeight w:val="619" w:hRule="auto"/>
+          <w:trHeight w:val="598" w:hRule="auto"/>
         </w:trPr>
         body27
         <w:tc>
@@ -13343,7 +13343,7 @@
                 <w:szCs w:val="22"/>
                 <w:color w:val="000000"/>
               </w:rPr>
-              <w:t xml:space="preserve">ckd_epi_gfr_cre_cys_unindex</w:t>
+              <w:t xml:space="preserve">cockcroft</w:t>
             </w:r>
           </w:p>
         </w:tc>
@@ -13502,7 +13502,7 @@
                 <w:szCs w:val="22"/>
                 <w:color w:val="000000"/>
               </w:rPr>
-              <w:t xml:space="preserve">0.96, 1.0</w:t>
+              <w:t xml:space="preserve">0.96, 1.00</w:t>
             </w:r>
           </w:p>
         </w:tc>
@@ -13555,7 +13555,7 @@
                 <w:szCs w:val="22"/>
                 <w:color w:val="000000"/>
               </w:rPr>
-              <w:t xml:space="preserve">0.013</w:t>
+              <w:t xml:space="preserve">0.022</w:t>
             </w:r>
           </w:p>
         </w:tc>
@@ -13661,7 +13661,7 @@
                 <w:szCs w:val="22"/>
                 <w:color w:val="000000"/>
               </w:rPr>
-              <w:t xml:space="preserve">0.98</w:t>
+              <w:t xml:space="preserve">0.97</w:t>
             </w:r>
           </w:p>
         </w:tc>
@@ -13714,7 +13714,7 @@
                 <w:szCs w:val="22"/>
                 <w:color w:val="000000"/>
               </w:rPr>
-              <w:t xml:space="preserve">0.93, 1.04</w:t>
+              <w:t xml:space="preserve">0.93, 1.01</w:t>
             </w:r>
           </w:p>
         </w:tc>
@@ -13767,7 +13767,7 @@
                 <w:szCs w:val="22"/>
                 <w:color w:val="000000"/>
               </w:rPr>
-              <w:t xml:space="preserve">0.510</w:t>
+              <w:t xml:space="preserve">0.180</w:t>
             </w:r>
           </w:p>
         </w:tc>

--- a/docs/tables/auc3/sec6_ckd_composite.docx
+++ b/docs/tables/auc3/sec6_ckd_composite.docx
@@ -23,8 +23,8 @@
         <w:gridCol w:w="1756"/>
         <w:gridCol w:w="1181"/>
         <w:gridCol w:w="778"/>
-        <w:gridCol w:w="1084"/>
-        <w:gridCol w:w="2062"/>
+        <w:gridCol w:w="1206"/>
+        <w:gridCol w:w="2001"/>
         <w:gridCol w:w="1181"/>
       </w:tblGrid>
       <w:tr>
@@ -1103,7 +1103,7 @@
                 <w:szCs w:val="22"/>
                 <w:color w:val="000000"/>
               </w:rPr>
-              <w:t xml:space="preserve">1.57</w:t>
+              <w:t xml:space="preserve">1.47</w:t>
             </w:r>
           </w:p>
         </w:tc>
@@ -1156,7 +1156,7 @@
                 <w:szCs w:val="22"/>
                 <w:color w:val="000000"/>
               </w:rPr>
-              <w:t xml:space="preserve">0.90, 2.75</w:t>
+              <w:t xml:space="preserve">0.89, 2.42</w:t>
             </w:r>
           </w:p>
         </w:tc>
@@ -1209,7 +1209,7 @@
                 <w:szCs w:val="22"/>
                 <w:color w:val="000000"/>
               </w:rPr>
-              <w:t xml:space="preserve">0.110</w:t>
+              <w:t xml:space="preserve">0.130</w:t>
             </w:r>
           </w:p>
         </w:tc>
@@ -1586,113 +1586,113 @@
                 <w:szCs w:val="22"/>
                 <w:color w:val="000000"/>
               </w:rPr>
-              <w:t xml:space="preserve">1.07</w:t>
-            </w:r>
-          </w:p>
-        </w:tc>
-        <w:tc>
-          <w:tcPr>
-            <w:tcBorders>
-              <w:bottom w:val="none" w:sz="0" w:space="0" w:color="000000"/>
-              <w:top w:val="none" w:sz="0" w:space="0" w:color="000000"/>
-              <w:left w:val="none" w:sz="0" w:space="0" w:color="000000"/>
-              <w:right w:val="none" w:sz="0" w:space="0" w:color="000000"/>
-            </w:tcBorders>
-            <w:shd w:val="clear" w:color="auto" w:fill="FFFFFF"/>
-            <w:tcMar>
-              <w:top w:w="0" w:type="dxa"/>
-              <w:bottom w:w="0" w:type="dxa"/>
-              <w:left w:w="0" w:type="dxa"/>
-              <w:right w:w="0" w:type="dxa"/>
-            </w:tcMar>
-            <w:vAlign w:val="top"/>
-          </w:tcPr>
-          <w:p>
-            <w:pPr>
-              <w:pStyle w:val="Normal"/>
-              <w:jc w:val="center"/>
-              <w:pBdr>
-                <w:bottom w:val="none" w:sz="0" w:space="0" w:color="000000"/>
-                <w:top w:val="none" w:sz="0" w:space="0" w:color="000000"/>
-                <w:left w:val="none" w:sz="0" w:space="0" w:color="000000"/>
-                <w:right w:val="none" w:sz="0" w:space="0" w:color="000000"/>
-              </w:pBdr>
-              <w:spacing w:after="100" w:before="100" w:line="240"/>
-              <w:ind w:left="100" w:right="100" w:firstLine="0" w:firstLineChars="0"/>
-              <w:rPr>
-                <w:rFonts w:ascii="Helvetica" w:hAnsi="Helvetica" w:eastAsia="Helvetica" w:cs="Helvetica"/>
-                <w:i w:val="false"/>
-                <w:b w:val="false"/>
-                <w:u w:val="none"/>
-                <w:sz w:val="22"/>
-                <w:szCs w:val="22"/>
-                <w:color w:val="000000"/>
-              </w:rPr>
-            </w:pPr>
-            <w:r>
-              <w:rPr>
-                <w:rFonts w:ascii="Helvetica" w:hAnsi="Helvetica" w:eastAsia="Helvetica" w:cs="Helvetica"/>
-                <w:i w:val="false"/>
-                <w:b w:val="false"/>
-                <w:u w:val="none"/>
-                <w:sz w:val="22"/>
-                <w:szCs w:val="22"/>
-                <w:color w:val="000000"/>
-              </w:rPr>
-              <w:t xml:space="preserve">0.97, 1.19</w:t>
-            </w:r>
-          </w:p>
-        </w:tc>
-        <w:tc>
-          <w:tcPr>
-            <w:tcBorders>
-              <w:bottom w:val="none" w:sz="0" w:space="0" w:color="000000"/>
-              <w:top w:val="none" w:sz="0" w:space="0" w:color="000000"/>
-              <w:left w:val="none" w:sz="0" w:space="0" w:color="000000"/>
-              <w:right w:val="none" w:sz="0" w:space="0" w:color="000000"/>
-            </w:tcBorders>
-            <w:shd w:val="clear" w:color="auto" w:fill="FFFFFF"/>
-            <w:tcMar>
-              <w:top w:w="0" w:type="dxa"/>
-              <w:bottom w:w="0" w:type="dxa"/>
-              <w:left w:w="0" w:type="dxa"/>
-              <w:right w:w="0" w:type="dxa"/>
-            </w:tcMar>
-            <w:vAlign w:val="top"/>
-          </w:tcPr>
-          <w:p>
-            <w:pPr>
-              <w:pStyle w:val="Normal"/>
-              <w:jc w:val="center"/>
-              <w:pBdr>
-                <w:bottom w:val="none" w:sz="0" w:space="0" w:color="000000"/>
-                <w:top w:val="none" w:sz="0" w:space="0" w:color="000000"/>
-                <w:left w:val="none" w:sz="0" w:space="0" w:color="000000"/>
-                <w:right w:val="none" w:sz="0" w:space="0" w:color="000000"/>
-              </w:pBdr>
-              <w:spacing w:after="100" w:before="100" w:line="240"/>
-              <w:ind w:left="100" w:right="100" w:firstLine="0" w:firstLineChars="0"/>
-              <w:rPr>
-                <w:rFonts w:ascii="Helvetica" w:hAnsi="Helvetica" w:eastAsia="Helvetica" w:cs="Helvetica"/>
-                <w:i w:val="false"/>
-                <w:b w:val="false"/>
-                <w:u w:val="none"/>
-                <w:sz w:val="22"/>
-                <w:szCs w:val="22"/>
-                <w:color w:val="000000"/>
-              </w:rPr>
-            </w:pPr>
-            <w:r>
-              <w:rPr>
-                <w:rFonts w:ascii="Helvetica" w:hAnsi="Helvetica" w:eastAsia="Helvetica" w:cs="Helvetica"/>
-                <w:i w:val="false"/>
-                <w:b w:val="false"/>
-                <w:u w:val="none"/>
-                <w:sz w:val="22"/>
-                <w:szCs w:val="22"/>
-                <w:color w:val="000000"/>
-              </w:rPr>
-              <w:t xml:space="preserve">0.170</w:t>
+              <w:t xml:space="preserve">1.09</w:t>
+            </w:r>
+          </w:p>
+        </w:tc>
+        <w:tc>
+          <w:tcPr>
+            <w:tcBorders>
+              <w:bottom w:val="none" w:sz="0" w:space="0" w:color="000000"/>
+              <w:top w:val="none" w:sz="0" w:space="0" w:color="000000"/>
+              <w:left w:val="none" w:sz="0" w:space="0" w:color="000000"/>
+              <w:right w:val="none" w:sz="0" w:space="0" w:color="000000"/>
+            </w:tcBorders>
+            <w:shd w:val="clear" w:color="auto" w:fill="FFFFFF"/>
+            <w:tcMar>
+              <w:top w:w="0" w:type="dxa"/>
+              <w:bottom w:w="0" w:type="dxa"/>
+              <w:left w:w="0" w:type="dxa"/>
+              <w:right w:w="0" w:type="dxa"/>
+            </w:tcMar>
+            <w:vAlign w:val="top"/>
+          </w:tcPr>
+          <w:p>
+            <w:pPr>
+              <w:pStyle w:val="Normal"/>
+              <w:jc w:val="center"/>
+              <w:pBdr>
+                <w:bottom w:val="none" w:sz="0" w:space="0" w:color="000000"/>
+                <w:top w:val="none" w:sz="0" w:space="0" w:color="000000"/>
+                <w:left w:val="none" w:sz="0" w:space="0" w:color="000000"/>
+                <w:right w:val="none" w:sz="0" w:space="0" w:color="000000"/>
+              </w:pBdr>
+              <w:spacing w:after="100" w:before="100" w:line="240"/>
+              <w:ind w:left="100" w:right="100" w:firstLine="0" w:firstLineChars="0"/>
+              <w:rPr>
+                <w:rFonts w:ascii="Helvetica" w:hAnsi="Helvetica" w:eastAsia="Helvetica" w:cs="Helvetica"/>
+                <w:i w:val="false"/>
+                <w:b w:val="false"/>
+                <w:u w:val="none"/>
+                <w:sz w:val="22"/>
+                <w:szCs w:val="22"/>
+                <w:color w:val="000000"/>
+              </w:rPr>
+            </w:pPr>
+            <w:r>
+              <w:rPr>
+                <w:rFonts w:ascii="Helvetica" w:hAnsi="Helvetica" w:eastAsia="Helvetica" w:cs="Helvetica"/>
+                <w:i w:val="false"/>
+                <w:b w:val="false"/>
+                <w:u w:val="none"/>
+                <w:sz w:val="22"/>
+                <w:szCs w:val="22"/>
+                <w:color w:val="000000"/>
+              </w:rPr>
+              <w:t xml:space="preserve">0.98, 1.22</w:t>
+            </w:r>
+          </w:p>
+        </w:tc>
+        <w:tc>
+          <w:tcPr>
+            <w:tcBorders>
+              <w:bottom w:val="none" w:sz="0" w:space="0" w:color="000000"/>
+              <w:top w:val="none" w:sz="0" w:space="0" w:color="000000"/>
+              <w:left w:val="none" w:sz="0" w:space="0" w:color="000000"/>
+              <w:right w:val="none" w:sz="0" w:space="0" w:color="000000"/>
+            </w:tcBorders>
+            <w:shd w:val="clear" w:color="auto" w:fill="FFFFFF"/>
+            <w:tcMar>
+              <w:top w:w="0" w:type="dxa"/>
+              <w:bottom w:w="0" w:type="dxa"/>
+              <w:left w:w="0" w:type="dxa"/>
+              <w:right w:w="0" w:type="dxa"/>
+            </w:tcMar>
+            <w:vAlign w:val="top"/>
+          </w:tcPr>
+          <w:p>
+            <w:pPr>
+              <w:pStyle w:val="Normal"/>
+              <w:jc w:val="center"/>
+              <w:pBdr>
+                <w:bottom w:val="none" w:sz="0" w:space="0" w:color="000000"/>
+                <w:top w:val="none" w:sz="0" w:space="0" w:color="000000"/>
+                <w:left w:val="none" w:sz="0" w:space="0" w:color="000000"/>
+                <w:right w:val="none" w:sz="0" w:space="0" w:color="000000"/>
+              </w:pBdr>
+              <w:spacing w:after="100" w:before="100" w:line="240"/>
+              <w:ind w:left="100" w:right="100" w:firstLine="0" w:firstLineChars="0"/>
+              <w:rPr>
+                <w:rFonts w:ascii="Helvetica" w:hAnsi="Helvetica" w:eastAsia="Helvetica" w:cs="Helvetica"/>
+                <w:i w:val="false"/>
+                <w:b w:val="false"/>
+                <w:u w:val="none"/>
+                <w:sz w:val="22"/>
+                <w:szCs w:val="22"/>
+                <w:color w:val="000000"/>
+              </w:rPr>
+            </w:pPr>
+            <w:r>
+              <w:rPr>
+                <w:rFonts w:ascii="Helvetica" w:hAnsi="Helvetica" w:eastAsia="Helvetica" w:cs="Helvetica"/>
+                <w:i w:val="false"/>
+                <w:b w:val="false"/>
+                <w:u w:val="none"/>
+                <w:sz w:val="22"/>
+                <w:szCs w:val="22"/>
+                <w:color w:val="000000"/>
+              </w:rPr>
+              <w:t xml:space="preserve">0.099</w:t>
             </w:r>
           </w:p>
         </w:tc>
@@ -3035,113 +3035,113 @@
                 <w:szCs w:val="22"/>
                 <w:color w:val="000000"/>
               </w:rPr>
-              <w:t xml:space="preserve">48.2</w:t>
-            </w:r>
-          </w:p>
-        </w:tc>
-        <w:tc>
-          <w:tcPr>
-            <w:tcBorders>
-              <w:bottom w:val="none" w:sz="0" w:space="0" w:color="000000"/>
-              <w:top w:val="none" w:sz="0" w:space="0" w:color="000000"/>
-              <w:left w:val="none" w:sz="0" w:space="0" w:color="000000"/>
-              <w:right w:val="none" w:sz="0" w:space="0" w:color="000000"/>
-            </w:tcBorders>
-            <w:shd w:val="clear" w:color="auto" w:fill="FFFFFF"/>
-            <w:tcMar>
-              <w:top w:w="0" w:type="dxa"/>
-              <w:bottom w:w="0" w:type="dxa"/>
-              <w:left w:w="0" w:type="dxa"/>
-              <w:right w:w="0" w:type="dxa"/>
-            </w:tcMar>
-            <w:vAlign w:val="top"/>
-          </w:tcPr>
-          <w:p>
-            <w:pPr>
-              <w:pStyle w:val="Normal"/>
-              <w:jc w:val="center"/>
-              <w:pBdr>
-                <w:bottom w:val="none" w:sz="0" w:space="0" w:color="000000"/>
-                <w:top w:val="none" w:sz="0" w:space="0" w:color="000000"/>
-                <w:left w:val="none" w:sz="0" w:space="0" w:color="000000"/>
-                <w:right w:val="none" w:sz="0" w:space="0" w:color="000000"/>
-              </w:pBdr>
-              <w:spacing w:after="100" w:before="100" w:line="240"/>
-              <w:ind w:left="100" w:right="100" w:firstLine="0" w:firstLineChars="0"/>
-              <w:rPr>
-                <w:rFonts w:ascii="Helvetica" w:hAnsi="Helvetica" w:eastAsia="Helvetica" w:cs="Helvetica"/>
-                <w:i w:val="false"/>
-                <w:b w:val="false"/>
-                <w:u w:val="none"/>
-                <w:sz w:val="22"/>
-                <w:szCs w:val="22"/>
-                <w:color w:val="000000"/>
-              </w:rPr>
-            </w:pPr>
-            <w:r>
-              <w:rPr>
-                <w:rFonts w:ascii="Helvetica" w:hAnsi="Helvetica" w:eastAsia="Helvetica" w:cs="Helvetica"/>
-                <w:i w:val="false"/>
-                <w:b w:val="false"/>
-                <w:u w:val="none"/>
-                <w:sz w:val="22"/>
-                <w:szCs w:val="22"/>
-                <w:color w:val="000000"/>
-              </w:rPr>
-              <w:t xml:space="preserve">3.73, 624</w:t>
-            </w:r>
-          </w:p>
-        </w:tc>
-        <w:tc>
-          <w:tcPr>
-            <w:tcBorders>
-              <w:bottom w:val="none" w:sz="0" w:space="0" w:color="000000"/>
-              <w:top w:val="none" w:sz="0" w:space="0" w:color="000000"/>
-              <w:left w:val="none" w:sz="0" w:space="0" w:color="000000"/>
-              <w:right w:val="none" w:sz="0" w:space="0" w:color="000000"/>
-            </w:tcBorders>
-            <w:shd w:val="clear" w:color="auto" w:fill="FFFFFF"/>
-            <w:tcMar>
-              <w:top w:w="0" w:type="dxa"/>
-              <w:bottom w:w="0" w:type="dxa"/>
-              <w:left w:w="0" w:type="dxa"/>
-              <w:right w:w="0" w:type="dxa"/>
-            </w:tcMar>
-            <w:vAlign w:val="top"/>
-          </w:tcPr>
-          <w:p>
-            <w:pPr>
-              <w:pStyle w:val="Normal"/>
-              <w:jc w:val="center"/>
-              <w:pBdr>
-                <w:bottom w:val="none" w:sz="0" w:space="0" w:color="000000"/>
-                <w:top w:val="none" w:sz="0" w:space="0" w:color="000000"/>
-                <w:left w:val="none" w:sz="0" w:space="0" w:color="000000"/>
-                <w:right w:val="none" w:sz="0" w:space="0" w:color="000000"/>
-              </w:pBdr>
-              <w:spacing w:after="100" w:before="100" w:line="240"/>
-              <w:ind w:left="100" w:right="100" w:firstLine="0" w:firstLineChars="0"/>
-              <w:rPr>
-                <w:rFonts w:ascii="Helvetica" w:hAnsi="Helvetica" w:eastAsia="Helvetica" w:cs="Helvetica"/>
-                <w:i w:val="false"/>
-                <w:b w:val="false"/>
-                <w:u w:val="none"/>
-                <w:sz w:val="22"/>
-                <w:szCs w:val="22"/>
-                <w:color w:val="000000"/>
-              </w:rPr>
-            </w:pPr>
-            <w:r>
-              <w:rPr>
-                <w:rFonts w:ascii="Helvetica" w:hAnsi="Helvetica" w:eastAsia="Helvetica" w:cs="Helvetica"/>
-                <w:i w:val="false"/>
-                <w:b w:val="false"/>
-                <w:u w:val="none"/>
-                <w:sz w:val="22"/>
-                <w:szCs w:val="22"/>
-                <w:color w:val="000000"/>
-              </w:rPr>
-              <w:t xml:space="preserve">0.003</w:t>
+              <w:t xml:space="preserve">29.2</w:t>
+            </w:r>
+          </w:p>
+        </w:tc>
+        <w:tc>
+          <w:tcPr>
+            <w:tcBorders>
+              <w:bottom w:val="none" w:sz="0" w:space="0" w:color="000000"/>
+              <w:top w:val="none" w:sz="0" w:space="0" w:color="000000"/>
+              <w:left w:val="none" w:sz="0" w:space="0" w:color="000000"/>
+              <w:right w:val="none" w:sz="0" w:space="0" w:color="000000"/>
+            </w:tcBorders>
+            <w:shd w:val="clear" w:color="auto" w:fill="FFFFFF"/>
+            <w:tcMar>
+              <w:top w:w="0" w:type="dxa"/>
+              <w:bottom w:w="0" w:type="dxa"/>
+              <w:left w:w="0" w:type="dxa"/>
+              <w:right w:w="0" w:type="dxa"/>
+            </w:tcMar>
+            <w:vAlign w:val="top"/>
+          </w:tcPr>
+          <w:p>
+            <w:pPr>
+              <w:pStyle w:val="Normal"/>
+              <w:jc w:val="center"/>
+              <w:pBdr>
+                <w:bottom w:val="none" w:sz="0" w:space="0" w:color="000000"/>
+                <w:top w:val="none" w:sz="0" w:space="0" w:color="000000"/>
+                <w:left w:val="none" w:sz="0" w:space="0" w:color="000000"/>
+                <w:right w:val="none" w:sz="0" w:space="0" w:color="000000"/>
+              </w:pBdr>
+              <w:spacing w:after="100" w:before="100" w:line="240"/>
+              <w:ind w:left="100" w:right="100" w:firstLine="0" w:firstLineChars="0"/>
+              <w:rPr>
+                <w:rFonts w:ascii="Helvetica" w:hAnsi="Helvetica" w:eastAsia="Helvetica" w:cs="Helvetica"/>
+                <w:i w:val="false"/>
+                <w:b w:val="false"/>
+                <w:u w:val="none"/>
+                <w:sz w:val="22"/>
+                <w:szCs w:val="22"/>
+                <w:color w:val="000000"/>
+              </w:rPr>
+            </w:pPr>
+            <w:r>
+              <w:rPr>
+                <w:rFonts w:ascii="Helvetica" w:hAnsi="Helvetica" w:eastAsia="Helvetica" w:cs="Helvetica"/>
+                <w:i w:val="false"/>
+                <w:b w:val="false"/>
+                <w:u w:val="none"/>
+                <w:sz w:val="22"/>
+                <w:szCs w:val="22"/>
+                <w:color w:val="000000"/>
+              </w:rPr>
+              <w:t xml:space="preserve">2.62, 324</w:t>
+            </w:r>
+          </w:p>
+        </w:tc>
+        <w:tc>
+          <w:tcPr>
+            <w:tcBorders>
+              <w:bottom w:val="none" w:sz="0" w:space="0" w:color="000000"/>
+              <w:top w:val="none" w:sz="0" w:space="0" w:color="000000"/>
+              <w:left w:val="none" w:sz="0" w:space="0" w:color="000000"/>
+              <w:right w:val="none" w:sz="0" w:space="0" w:color="000000"/>
+            </w:tcBorders>
+            <w:shd w:val="clear" w:color="auto" w:fill="FFFFFF"/>
+            <w:tcMar>
+              <w:top w:w="0" w:type="dxa"/>
+              <w:bottom w:w="0" w:type="dxa"/>
+              <w:left w:w="0" w:type="dxa"/>
+              <w:right w:w="0" w:type="dxa"/>
+            </w:tcMar>
+            <w:vAlign w:val="top"/>
+          </w:tcPr>
+          <w:p>
+            <w:pPr>
+              <w:pStyle w:val="Normal"/>
+              <w:jc w:val="center"/>
+              <w:pBdr>
+                <w:bottom w:val="none" w:sz="0" w:space="0" w:color="000000"/>
+                <w:top w:val="none" w:sz="0" w:space="0" w:color="000000"/>
+                <w:left w:val="none" w:sz="0" w:space="0" w:color="000000"/>
+                <w:right w:val="none" w:sz="0" w:space="0" w:color="000000"/>
+              </w:pBdr>
+              <w:spacing w:after="100" w:before="100" w:line="240"/>
+              <w:ind w:left="100" w:right="100" w:firstLine="0" w:firstLineChars="0"/>
+              <w:rPr>
+                <w:rFonts w:ascii="Helvetica" w:hAnsi="Helvetica" w:eastAsia="Helvetica" w:cs="Helvetica"/>
+                <w:i w:val="false"/>
+                <w:b w:val="false"/>
+                <w:u w:val="none"/>
+                <w:sz w:val="22"/>
+                <w:szCs w:val="22"/>
+                <w:color w:val="000000"/>
+              </w:rPr>
+            </w:pPr>
+            <w:r>
+              <w:rPr>
+                <w:rFonts w:ascii="Helvetica" w:hAnsi="Helvetica" w:eastAsia="Helvetica" w:cs="Helvetica"/>
+                <w:i w:val="false"/>
+                <w:b w:val="false"/>
+                <w:u w:val="none"/>
+                <w:sz w:val="22"/>
+                <w:szCs w:val="22"/>
+                <w:color w:val="000000"/>
+              </w:rPr>
+              <w:t xml:space="preserve">0.006</w:t>
             </w:r>
           </w:p>
         </w:tc>
@@ -3518,60 +3518,60 @@
                 <w:szCs w:val="22"/>
                 <w:color w:val="000000"/>
               </w:rPr>
-              <w:t xml:space="preserve">0.73</w:t>
-            </w:r>
-          </w:p>
-        </w:tc>
-        <w:tc>
-          <w:tcPr>
-            <w:tcBorders>
-              <w:bottom w:val="none" w:sz="0" w:space="0" w:color="000000"/>
-              <w:top w:val="none" w:sz="0" w:space="0" w:color="000000"/>
-              <w:left w:val="none" w:sz="0" w:space="0" w:color="000000"/>
-              <w:right w:val="none" w:sz="0" w:space="0" w:color="000000"/>
-            </w:tcBorders>
-            <w:shd w:val="clear" w:color="auto" w:fill="FFFFFF"/>
-            <w:tcMar>
-              <w:top w:w="0" w:type="dxa"/>
-              <w:bottom w:w="0" w:type="dxa"/>
-              <w:left w:w="0" w:type="dxa"/>
-              <w:right w:w="0" w:type="dxa"/>
-            </w:tcMar>
-            <w:vAlign w:val="top"/>
-          </w:tcPr>
-          <w:p>
-            <w:pPr>
-              <w:pStyle w:val="Normal"/>
-              <w:jc w:val="center"/>
-              <w:pBdr>
-                <w:bottom w:val="none" w:sz="0" w:space="0" w:color="000000"/>
-                <w:top w:val="none" w:sz="0" w:space="0" w:color="000000"/>
-                <w:left w:val="none" w:sz="0" w:space="0" w:color="000000"/>
-                <w:right w:val="none" w:sz="0" w:space="0" w:color="000000"/>
-              </w:pBdr>
-              <w:spacing w:after="100" w:before="100" w:line="240"/>
-              <w:ind w:left="100" w:right="100" w:firstLine="0" w:firstLineChars="0"/>
-              <w:rPr>
-                <w:rFonts w:ascii="Helvetica" w:hAnsi="Helvetica" w:eastAsia="Helvetica" w:cs="Helvetica"/>
-                <w:i w:val="false"/>
-                <w:b w:val="false"/>
-                <w:u w:val="none"/>
-                <w:sz w:val="22"/>
-                <w:szCs w:val="22"/>
-                <w:color w:val="000000"/>
-              </w:rPr>
-            </w:pPr>
-            <w:r>
-              <w:rPr>
-                <w:rFonts w:ascii="Helvetica" w:hAnsi="Helvetica" w:eastAsia="Helvetica" w:cs="Helvetica"/>
-                <w:i w:val="false"/>
-                <w:b w:val="false"/>
-                <w:u w:val="none"/>
-                <w:sz w:val="22"/>
-                <w:szCs w:val="22"/>
-                <w:color w:val="000000"/>
-              </w:rPr>
-              <w:t xml:space="preserve">0.40, 1.32</w:t>
+              <w:t xml:space="preserve">0.72</w:t>
+            </w:r>
+          </w:p>
+        </w:tc>
+        <w:tc>
+          <w:tcPr>
+            <w:tcBorders>
+              <w:bottom w:val="none" w:sz="0" w:space="0" w:color="000000"/>
+              <w:top w:val="none" w:sz="0" w:space="0" w:color="000000"/>
+              <w:left w:val="none" w:sz="0" w:space="0" w:color="000000"/>
+              <w:right w:val="none" w:sz="0" w:space="0" w:color="000000"/>
+            </w:tcBorders>
+            <w:shd w:val="clear" w:color="auto" w:fill="FFFFFF"/>
+            <w:tcMar>
+              <w:top w:w="0" w:type="dxa"/>
+              <w:bottom w:w="0" w:type="dxa"/>
+              <w:left w:w="0" w:type="dxa"/>
+              <w:right w:w="0" w:type="dxa"/>
+            </w:tcMar>
+            <w:vAlign w:val="top"/>
+          </w:tcPr>
+          <w:p>
+            <w:pPr>
+              <w:pStyle w:val="Normal"/>
+              <w:jc w:val="center"/>
+              <w:pBdr>
+                <w:bottom w:val="none" w:sz="0" w:space="0" w:color="000000"/>
+                <w:top w:val="none" w:sz="0" w:space="0" w:color="000000"/>
+                <w:left w:val="none" w:sz="0" w:space="0" w:color="000000"/>
+                <w:right w:val="none" w:sz="0" w:space="0" w:color="000000"/>
+              </w:pBdr>
+              <w:spacing w:after="100" w:before="100" w:line="240"/>
+              <w:ind w:left="100" w:right="100" w:firstLine="0" w:firstLineChars="0"/>
+              <w:rPr>
+                <w:rFonts w:ascii="Helvetica" w:hAnsi="Helvetica" w:eastAsia="Helvetica" w:cs="Helvetica"/>
+                <w:i w:val="false"/>
+                <w:b w:val="false"/>
+                <w:u w:val="none"/>
+                <w:sz w:val="22"/>
+                <w:szCs w:val="22"/>
+                <w:color w:val="000000"/>
+              </w:rPr>
+            </w:pPr>
+            <w:r>
+              <w:rPr>
+                <w:rFonts w:ascii="Helvetica" w:hAnsi="Helvetica" w:eastAsia="Helvetica" w:cs="Helvetica"/>
+                <w:i w:val="false"/>
+                <w:b w:val="false"/>
+                <w:u w:val="none"/>
+                <w:sz w:val="22"/>
+                <w:szCs w:val="22"/>
+                <w:color w:val="000000"/>
+              </w:rPr>
+              <w:t xml:space="preserve">0.38, 1.34</w:t>
             </w:r>
           </w:p>
         </w:tc>
@@ -4967,113 +4967,113 @@
                 <w:szCs w:val="22"/>
                 <w:color w:val="000000"/>
               </w:rPr>
-              <w:t xml:space="preserve">0.66</w:t>
-            </w:r>
-          </w:p>
-        </w:tc>
-        <w:tc>
-          <w:tcPr>
-            <w:tcBorders>
-              <w:bottom w:val="none" w:sz="0" w:space="0" w:color="000000"/>
-              <w:top w:val="none" w:sz="0" w:space="0" w:color="000000"/>
-              <w:left w:val="none" w:sz="0" w:space="0" w:color="000000"/>
-              <w:right w:val="none" w:sz="0" w:space="0" w:color="000000"/>
-            </w:tcBorders>
-            <w:shd w:val="clear" w:color="auto" w:fill="FFFFFF"/>
-            <w:tcMar>
-              <w:top w:w="0" w:type="dxa"/>
-              <w:bottom w:w="0" w:type="dxa"/>
-              <w:left w:w="0" w:type="dxa"/>
-              <w:right w:w="0" w:type="dxa"/>
-            </w:tcMar>
-            <w:vAlign w:val="top"/>
-          </w:tcPr>
-          <w:p>
-            <w:pPr>
-              <w:pStyle w:val="Normal"/>
-              <w:jc w:val="center"/>
-              <w:pBdr>
-                <w:bottom w:val="none" w:sz="0" w:space="0" w:color="000000"/>
-                <w:top w:val="none" w:sz="0" w:space="0" w:color="000000"/>
-                <w:left w:val="none" w:sz="0" w:space="0" w:color="000000"/>
-                <w:right w:val="none" w:sz="0" w:space="0" w:color="000000"/>
-              </w:pBdr>
-              <w:spacing w:after="100" w:before="100" w:line="240"/>
-              <w:ind w:left="100" w:right="100" w:firstLine="0" w:firstLineChars="0"/>
-              <w:rPr>
-                <w:rFonts w:ascii="Helvetica" w:hAnsi="Helvetica" w:eastAsia="Helvetica" w:cs="Helvetica"/>
-                <w:i w:val="false"/>
-                <w:b w:val="false"/>
-                <w:u w:val="none"/>
-                <w:sz w:val="22"/>
-                <w:szCs w:val="22"/>
-                <w:color w:val="000000"/>
-              </w:rPr>
-            </w:pPr>
-            <w:r>
-              <w:rPr>
-                <w:rFonts w:ascii="Helvetica" w:hAnsi="Helvetica" w:eastAsia="Helvetica" w:cs="Helvetica"/>
-                <w:i w:val="false"/>
-                <w:b w:val="false"/>
-                <w:u w:val="none"/>
-                <w:sz w:val="22"/>
-                <w:szCs w:val="22"/>
-                <w:color w:val="000000"/>
-              </w:rPr>
-              <w:t xml:space="preserve">0.12, 3.64</w:t>
-            </w:r>
-          </w:p>
-        </w:tc>
-        <w:tc>
-          <w:tcPr>
-            <w:tcBorders>
-              <w:bottom w:val="none" w:sz="0" w:space="0" w:color="000000"/>
-              <w:top w:val="none" w:sz="0" w:space="0" w:color="000000"/>
-              <w:left w:val="none" w:sz="0" w:space="0" w:color="000000"/>
-              <w:right w:val="none" w:sz="0" w:space="0" w:color="000000"/>
-            </w:tcBorders>
-            <w:shd w:val="clear" w:color="auto" w:fill="FFFFFF"/>
-            <w:tcMar>
-              <w:top w:w="0" w:type="dxa"/>
-              <w:bottom w:w="0" w:type="dxa"/>
-              <w:left w:w="0" w:type="dxa"/>
-              <w:right w:w="0" w:type="dxa"/>
-            </w:tcMar>
-            <w:vAlign w:val="top"/>
-          </w:tcPr>
-          <w:p>
-            <w:pPr>
-              <w:pStyle w:val="Normal"/>
-              <w:jc w:val="center"/>
-              <w:pBdr>
-                <w:bottom w:val="none" w:sz="0" w:space="0" w:color="000000"/>
-                <w:top w:val="none" w:sz="0" w:space="0" w:color="000000"/>
-                <w:left w:val="none" w:sz="0" w:space="0" w:color="000000"/>
-                <w:right w:val="none" w:sz="0" w:space="0" w:color="000000"/>
-              </w:pBdr>
-              <w:spacing w:after="100" w:before="100" w:line="240"/>
-              <w:ind w:left="100" w:right="100" w:firstLine="0" w:firstLineChars="0"/>
-              <w:rPr>
-                <w:rFonts w:ascii="Helvetica" w:hAnsi="Helvetica" w:eastAsia="Helvetica" w:cs="Helvetica"/>
-                <w:i w:val="false"/>
-                <w:b w:val="false"/>
-                <w:u w:val="none"/>
-                <w:sz w:val="22"/>
-                <w:szCs w:val="22"/>
-                <w:color w:val="000000"/>
-              </w:rPr>
-            </w:pPr>
-            <w:r>
-              <w:rPr>
-                <w:rFonts w:ascii="Helvetica" w:hAnsi="Helvetica" w:eastAsia="Helvetica" w:cs="Helvetica"/>
-                <w:i w:val="false"/>
-                <w:b w:val="false"/>
-                <w:u w:val="none"/>
-                <w:sz w:val="22"/>
-                <w:szCs w:val="22"/>
-                <w:color w:val="000000"/>
-              </w:rPr>
-              <w:t xml:space="preserve">0.630</w:t>
+              <w:t xml:space="preserve">0.63</w:t>
+            </w:r>
+          </w:p>
+        </w:tc>
+        <w:tc>
+          <w:tcPr>
+            <w:tcBorders>
+              <w:bottom w:val="none" w:sz="0" w:space="0" w:color="000000"/>
+              <w:top w:val="none" w:sz="0" w:space="0" w:color="000000"/>
+              <w:left w:val="none" w:sz="0" w:space="0" w:color="000000"/>
+              <w:right w:val="none" w:sz="0" w:space="0" w:color="000000"/>
+            </w:tcBorders>
+            <w:shd w:val="clear" w:color="auto" w:fill="FFFFFF"/>
+            <w:tcMar>
+              <w:top w:w="0" w:type="dxa"/>
+              <w:bottom w:w="0" w:type="dxa"/>
+              <w:left w:w="0" w:type="dxa"/>
+              <w:right w:w="0" w:type="dxa"/>
+            </w:tcMar>
+            <w:vAlign w:val="top"/>
+          </w:tcPr>
+          <w:p>
+            <w:pPr>
+              <w:pStyle w:val="Normal"/>
+              <w:jc w:val="center"/>
+              <w:pBdr>
+                <w:bottom w:val="none" w:sz="0" w:space="0" w:color="000000"/>
+                <w:top w:val="none" w:sz="0" w:space="0" w:color="000000"/>
+                <w:left w:val="none" w:sz="0" w:space="0" w:color="000000"/>
+                <w:right w:val="none" w:sz="0" w:space="0" w:color="000000"/>
+              </w:pBdr>
+              <w:spacing w:after="100" w:before="100" w:line="240"/>
+              <w:ind w:left="100" w:right="100" w:firstLine="0" w:firstLineChars="0"/>
+              <w:rPr>
+                <w:rFonts w:ascii="Helvetica" w:hAnsi="Helvetica" w:eastAsia="Helvetica" w:cs="Helvetica"/>
+                <w:i w:val="false"/>
+                <w:b w:val="false"/>
+                <w:u w:val="none"/>
+                <w:sz w:val="22"/>
+                <w:szCs w:val="22"/>
+                <w:color w:val="000000"/>
+              </w:rPr>
+            </w:pPr>
+            <w:r>
+              <w:rPr>
+                <w:rFonts w:ascii="Helvetica" w:hAnsi="Helvetica" w:eastAsia="Helvetica" w:cs="Helvetica"/>
+                <w:i w:val="false"/>
+                <w:b w:val="false"/>
+                <w:u w:val="none"/>
+                <w:sz w:val="22"/>
+                <w:szCs w:val="22"/>
+                <w:color w:val="000000"/>
+              </w:rPr>
+              <w:t xml:space="preserve">0.12, 3.28</w:t>
+            </w:r>
+          </w:p>
+        </w:tc>
+        <w:tc>
+          <w:tcPr>
+            <w:tcBorders>
+              <w:bottom w:val="none" w:sz="0" w:space="0" w:color="000000"/>
+              <w:top w:val="none" w:sz="0" w:space="0" w:color="000000"/>
+              <w:left w:val="none" w:sz="0" w:space="0" w:color="000000"/>
+              <w:right w:val="none" w:sz="0" w:space="0" w:color="000000"/>
+            </w:tcBorders>
+            <w:shd w:val="clear" w:color="auto" w:fill="FFFFFF"/>
+            <w:tcMar>
+              <w:top w:w="0" w:type="dxa"/>
+              <w:bottom w:w="0" w:type="dxa"/>
+              <w:left w:w="0" w:type="dxa"/>
+              <w:right w:w="0" w:type="dxa"/>
+            </w:tcMar>
+            <w:vAlign w:val="top"/>
+          </w:tcPr>
+          <w:p>
+            <w:pPr>
+              <w:pStyle w:val="Normal"/>
+              <w:jc w:val="center"/>
+              <w:pBdr>
+                <w:bottom w:val="none" w:sz="0" w:space="0" w:color="000000"/>
+                <w:top w:val="none" w:sz="0" w:space="0" w:color="000000"/>
+                <w:left w:val="none" w:sz="0" w:space="0" w:color="000000"/>
+                <w:right w:val="none" w:sz="0" w:space="0" w:color="000000"/>
+              </w:pBdr>
+              <w:spacing w:after="100" w:before="100" w:line="240"/>
+              <w:ind w:left="100" w:right="100" w:firstLine="0" w:firstLineChars="0"/>
+              <w:rPr>
+                <w:rFonts w:ascii="Helvetica" w:hAnsi="Helvetica" w:eastAsia="Helvetica" w:cs="Helvetica"/>
+                <w:i w:val="false"/>
+                <w:b w:val="false"/>
+                <w:u w:val="none"/>
+                <w:sz w:val="22"/>
+                <w:szCs w:val="22"/>
+                <w:color w:val="000000"/>
+              </w:rPr>
+            </w:pPr>
+            <w:r>
+              <w:rPr>
+                <w:rFonts w:ascii="Helvetica" w:hAnsi="Helvetica" w:eastAsia="Helvetica" w:cs="Helvetica"/>
+                <w:i w:val="false"/>
+                <w:b w:val="false"/>
+                <w:u w:val="none"/>
+                <w:sz w:val="22"/>
+                <w:szCs w:val="22"/>
+                <w:color w:val="000000"/>
+              </w:rPr>
+              <w:t xml:space="preserve">0.580</w:t>
             </w:r>
           </w:p>
         </w:tc>
@@ -6469,60 +6469,60 @@
                 <w:szCs w:val="22"/>
                 <w:color w:val="000000"/>
               </w:rPr>
-              <w:t xml:space="preserve">0.00, 0.15</w:t>
-            </w:r>
-          </w:p>
-        </w:tc>
-        <w:tc>
-          <w:tcPr>
-            <w:tcBorders>
-              <w:bottom w:val="none" w:sz="0" w:space="0" w:color="000000"/>
-              <w:top w:val="none" w:sz="0" w:space="0" w:color="000000"/>
-              <w:left w:val="none" w:sz="0" w:space="0" w:color="000000"/>
-              <w:right w:val="none" w:sz="0" w:space="0" w:color="000000"/>
-            </w:tcBorders>
-            <w:shd w:val="clear" w:color="auto" w:fill="FFFFFF"/>
-            <w:tcMar>
-              <w:top w:w="0" w:type="dxa"/>
-              <w:bottom w:w="0" w:type="dxa"/>
-              <w:left w:w="0" w:type="dxa"/>
-              <w:right w:w="0" w:type="dxa"/>
-            </w:tcMar>
-            <w:vAlign w:val="top"/>
-          </w:tcPr>
-          <w:p>
-            <w:pPr>
-              <w:pStyle w:val="Normal"/>
-              <w:jc w:val="center"/>
-              <w:pBdr>
-                <w:bottom w:val="none" w:sz="0" w:space="0" w:color="000000"/>
-                <w:top w:val="none" w:sz="0" w:space="0" w:color="000000"/>
-                <w:left w:val="none" w:sz="0" w:space="0" w:color="000000"/>
-                <w:right w:val="none" w:sz="0" w:space="0" w:color="000000"/>
-              </w:pBdr>
-              <w:spacing w:after="100" w:before="100" w:line="240"/>
-              <w:ind w:left="100" w:right="100" w:firstLine="0" w:firstLineChars="0"/>
-              <w:rPr>
-                <w:rFonts w:ascii="Helvetica" w:hAnsi="Helvetica" w:eastAsia="Helvetica" w:cs="Helvetica"/>
-                <w:i w:val="false"/>
-                <w:b w:val="false"/>
-                <w:u w:val="none"/>
-                <w:sz w:val="22"/>
-                <w:szCs w:val="22"/>
-                <w:color w:val="000000"/>
-              </w:rPr>
-            </w:pPr>
-            <w:r>
-              <w:rPr>
-                <w:rFonts w:ascii="Helvetica" w:hAnsi="Helvetica" w:eastAsia="Helvetica" w:cs="Helvetica"/>
-                <w:i w:val="false"/>
-                <w:b w:val="false"/>
-                <w:u w:val="none"/>
-                <w:sz w:val="22"/>
-                <w:szCs w:val="22"/>
-                <w:color w:val="000000"/>
-              </w:rPr>
-              <w:t xml:space="preserve">0.010</w:t>
+              <w:t xml:space="preserve">0.00, 0.11</w:t>
+            </w:r>
+          </w:p>
+        </w:tc>
+        <w:tc>
+          <w:tcPr>
+            <w:tcBorders>
+              <w:bottom w:val="none" w:sz="0" w:space="0" w:color="000000"/>
+              <w:top w:val="none" w:sz="0" w:space="0" w:color="000000"/>
+              <w:left w:val="none" w:sz="0" w:space="0" w:color="000000"/>
+              <w:right w:val="none" w:sz="0" w:space="0" w:color="000000"/>
+            </w:tcBorders>
+            <w:shd w:val="clear" w:color="auto" w:fill="FFFFFF"/>
+            <w:tcMar>
+              <w:top w:w="0" w:type="dxa"/>
+              <w:bottom w:w="0" w:type="dxa"/>
+              <w:left w:w="0" w:type="dxa"/>
+              <w:right w:w="0" w:type="dxa"/>
+            </w:tcMar>
+            <w:vAlign w:val="top"/>
+          </w:tcPr>
+          <w:p>
+            <w:pPr>
+              <w:pStyle w:val="Normal"/>
+              <w:jc w:val="center"/>
+              <w:pBdr>
+                <w:bottom w:val="none" w:sz="0" w:space="0" w:color="000000"/>
+                <w:top w:val="none" w:sz="0" w:space="0" w:color="000000"/>
+                <w:left w:val="none" w:sz="0" w:space="0" w:color="000000"/>
+                <w:right w:val="none" w:sz="0" w:space="0" w:color="000000"/>
+              </w:pBdr>
+              <w:spacing w:after="100" w:before="100" w:line="240"/>
+              <w:ind w:left="100" w:right="100" w:firstLine="0" w:firstLineChars="0"/>
+              <w:rPr>
+                <w:rFonts w:ascii="Helvetica" w:hAnsi="Helvetica" w:eastAsia="Helvetica" w:cs="Helvetica"/>
+                <w:i w:val="false"/>
+                <w:b w:val="false"/>
+                <w:u w:val="none"/>
+                <w:sz w:val="22"/>
+                <w:szCs w:val="22"/>
+                <w:color w:val="000000"/>
+              </w:rPr>
+            </w:pPr>
+            <w:r>
+              <w:rPr>
+                <w:rFonts w:ascii="Helvetica" w:hAnsi="Helvetica" w:eastAsia="Helvetica" w:cs="Helvetica"/>
+                <w:i w:val="false"/>
+                <w:b w:val="false"/>
+                <w:u w:val="none"/>
+                <w:sz w:val="22"/>
+                <w:szCs w:val="22"/>
+                <w:color w:val="000000"/>
+              </w:rPr>
+              <w:t xml:space="preserve">0.006</w:t>
             </w:r>
           </w:p>
         </w:tc>
@@ -6952,60 +6952,60 @@
                 <w:szCs w:val="22"/>
                 <w:color w:val="000000"/>
               </w:rPr>
-              <w:t xml:space="preserve">0.00, 0.41</w:t>
-            </w:r>
-          </w:p>
-        </w:tc>
-        <w:tc>
-          <w:tcPr>
-            <w:tcBorders>
-              <w:bottom w:val="none" w:sz="0" w:space="0" w:color="000000"/>
-              <w:top w:val="none" w:sz="0" w:space="0" w:color="000000"/>
-              <w:left w:val="none" w:sz="0" w:space="0" w:color="000000"/>
-              <w:right w:val="none" w:sz="0" w:space="0" w:color="000000"/>
-            </w:tcBorders>
-            <w:shd w:val="clear" w:color="auto" w:fill="FFFFFF"/>
-            <w:tcMar>
-              <w:top w:w="0" w:type="dxa"/>
-              <w:bottom w:w="0" w:type="dxa"/>
-              <w:left w:w="0" w:type="dxa"/>
-              <w:right w:w="0" w:type="dxa"/>
-            </w:tcMar>
-            <w:vAlign w:val="top"/>
-          </w:tcPr>
-          <w:p>
-            <w:pPr>
-              <w:pStyle w:val="Normal"/>
-              <w:jc w:val="center"/>
-              <w:pBdr>
-                <w:bottom w:val="none" w:sz="0" w:space="0" w:color="000000"/>
-                <w:top w:val="none" w:sz="0" w:space="0" w:color="000000"/>
-                <w:left w:val="none" w:sz="0" w:space="0" w:color="000000"/>
-                <w:right w:val="none" w:sz="0" w:space="0" w:color="000000"/>
-              </w:pBdr>
-              <w:spacing w:after="100" w:before="100" w:line="240"/>
-              <w:ind w:left="100" w:right="100" w:firstLine="0" w:firstLineChars="0"/>
-              <w:rPr>
-                <w:rFonts w:ascii="Helvetica" w:hAnsi="Helvetica" w:eastAsia="Helvetica" w:cs="Helvetica"/>
-                <w:i w:val="false"/>
-                <w:b w:val="false"/>
-                <w:u w:val="none"/>
-                <w:sz w:val="22"/>
-                <w:szCs w:val="22"/>
-                <w:color w:val="000000"/>
-              </w:rPr>
-            </w:pPr>
-            <w:r>
-              <w:rPr>
-                <w:rFonts w:ascii="Helvetica" w:hAnsi="Helvetica" w:eastAsia="Helvetica" w:cs="Helvetica"/>
-                <w:i w:val="false"/>
-                <w:b w:val="false"/>
-                <w:u w:val="none"/>
-                <w:sz w:val="22"/>
-                <w:szCs w:val="22"/>
-                <w:color w:val="000000"/>
-              </w:rPr>
-              <w:t xml:space="preserve">0.029</w:t>
+              <w:t xml:space="preserve">0.00, 0.28</w:t>
+            </w:r>
+          </w:p>
+        </w:tc>
+        <w:tc>
+          <w:tcPr>
+            <w:tcBorders>
+              <w:bottom w:val="none" w:sz="0" w:space="0" w:color="000000"/>
+              <w:top w:val="none" w:sz="0" w:space="0" w:color="000000"/>
+              <w:left w:val="none" w:sz="0" w:space="0" w:color="000000"/>
+              <w:right w:val="none" w:sz="0" w:space="0" w:color="000000"/>
+            </w:tcBorders>
+            <w:shd w:val="clear" w:color="auto" w:fill="FFFFFF"/>
+            <w:tcMar>
+              <w:top w:w="0" w:type="dxa"/>
+              <w:bottom w:w="0" w:type="dxa"/>
+              <w:left w:w="0" w:type="dxa"/>
+              <w:right w:w="0" w:type="dxa"/>
+            </w:tcMar>
+            <w:vAlign w:val="top"/>
+          </w:tcPr>
+          <w:p>
+            <w:pPr>
+              <w:pStyle w:val="Normal"/>
+              <w:jc w:val="center"/>
+              <w:pBdr>
+                <w:bottom w:val="none" w:sz="0" w:space="0" w:color="000000"/>
+                <w:top w:val="none" w:sz="0" w:space="0" w:color="000000"/>
+                <w:left w:val="none" w:sz="0" w:space="0" w:color="000000"/>
+                <w:right w:val="none" w:sz="0" w:space="0" w:color="000000"/>
+              </w:pBdr>
+              <w:spacing w:after="100" w:before="100" w:line="240"/>
+              <w:ind w:left="100" w:right="100" w:firstLine="0" w:firstLineChars="0"/>
+              <w:rPr>
+                <w:rFonts w:ascii="Helvetica" w:hAnsi="Helvetica" w:eastAsia="Helvetica" w:cs="Helvetica"/>
+                <w:i w:val="false"/>
+                <w:b w:val="false"/>
+                <w:u w:val="none"/>
+                <w:sz w:val="22"/>
+                <w:szCs w:val="22"/>
+                <w:color w:val="000000"/>
+              </w:rPr>
+            </w:pPr>
+            <w:r>
+              <w:rPr>
+                <w:rFonts w:ascii="Helvetica" w:hAnsi="Helvetica" w:eastAsia="Helvetica" w:cs="Helvetica"/>
+                <w:i w:val="false"/>
+                <w:b w:val="false"/>
+                <w:u w:val="none"/>
+                <w:sz w:val="22"/>
+                <w:szCs w:val="22"/>
+                <w:color w:val="000000"/>
+              </w:rPr>
+              <w:t xml:space="preserve">0.021</w:t>
             </w:r>
           </w:p>
         </w:tc>
@@ -7435,60 +7435,60 @@
                 <w:szCs w:val="22"/>
                 <w:color w:val="000000"/>
               </w:rPr>
-              <w:t xml:space="preserve">0.00, 0.46</w:t>
-            </w:r>
-          </w:p>
-        </w:tc>
-        <w:tc>
-          <w:tcPr>
-            <w:tcBorders>
-              <w:bottom w:val="none" w:sz="0" w:space="0" w:color="000000"/>
-              <w:top w:val="none" w:sz="0" w:space="0" w:color="000000"/>
-              <w:left w:val="none" w:sz="0" w:space="0" w:color="000000"/>
-              <w:right w:val="none" w:sz="0" w:space="0" w:color="000000"/>
-            </w:tcBorders>
-            <w:shd w:val="clear" w:color="auto" w:fill="FFFFFF"/>
-            <w:tcMar>
-              <w:top w:w="0" w:type="dxa"/>
-              <w:bottom w:w="0" w:type="dxa"/>
-              <w:left w:w="0" w:type="dxa"/>
-              <w:right w:w="0" w:type="dxa"/>
-            </w:tcMar>
-            <w:vAlign w:val="top"/>
-          </w:tcPr>
-          <w:p>
-            <w:pPr>
-              <w:pStyle w:val="Normal"/>
-              <w:jc w:val="center"/>
-              <w:pBdr>
-                <w:bottom w:val="none" w:sz="0" w:space="0" w:color="000000"/>
-                <w:top w:val="none" w:sz="0" w:space="0" w:color="000000"/>
-                <w:left w:val="none" w:sz="0" w:space="0" w:color="000000"/>
-                <w:right w:val="none" w:sz="0" w:space="0" w:color="000000"/>
-              </w:pBdr>
-              <w:spacing w:after="100" w:before="100" w:line="240"/>
-              <w:ind w:left="100" w:right="100" w:firstLine="0" w:firstLineChars="0"/>
-              <w:rPr>
-                <w:rFonts w:ascii="Helvetica" w:hAnsi="Helvetica" w:eastAsia="Helvetica" w:cs="Helvetica"/>
-                <w:i w:val="false"/>
-                <w:b w:val="false"/>
-                <w:u w:val="none"/>
-                <w:sz w:val="22"/>
-                <w:szCs w:val="22"/>
-                <w:color w:val="000000"/>
-              </w:rPr>
-            </w:pPr>
-            <w:r>
-              <w:rPr>
-                <w:rFonts w:ascii="Helvetica" w:hAnsi="Helvetica" w:eastAsia="Helvetica" w:cs="Helvetica"/>
-                <w:i w:val="false"/>
-                <w:b w:val="false"/>
-                <w:u w:val="none"/>
-                <w:sz w:val="22"/>
-                <w:szCs w:val="22"/>
-                <w:color w:val="000000"/>
-              </w:rPr>
-              <w:t xml:space="preserve">0.022</w:t>
+              <w:t xml:space="preserve">0.00, 0.39</w:t>
+            </w:r>
+          </w:p>
+        </w:tc>
+        <w:tc>
+          <w:tcPr>
+            <w:tcBorders>
+              <w:bottom w:val="none" w:sz="0" w:space="0" w:color="000000"/>
+              <w:top w:val="none" w:sz="0" w:space="0" w:color="000000"/>
+              <w:left w:val="none" w:sz="0" w:space="0" w:color="000000"/>
+              <w:right w:val="none" w:sz="0" w:space="0" w:color="000000"/>
+            </w:tcBorders>
+            <w:shd w:val="clear" w:color="auto" w:fill="FFFFFF"/>
+            <w:tcMar>
+              <w:top w:w="0" w:type="dxa"/>
+              <w:bottom w:w="0" w:type="dxa"/>
+              <w:left w:w="0" w:type="dxa"/>
+              <w:right w:w="0" w:type="dxa"/>
+            </w:tcMar>
+            <w:vAlign w:val="top"/>
+          </w:tcPr>
+          <w:p>
+            <w:pPr>
+              <w:pStyle w:val="Normal"/>
+              <w:jc w:val="center"/>
+              <w:pBdr>
+                <w:bottom w:val="none" w:sz="0" w:space="0" w:color="000000"/>
+                <w:top w:val="none" w:sz="0" w:space="0" w:color="000000"/>
+                <w:left w:val="none" w:sz="0" w:space="0" w:color="000000"/>
+                <w:right w:val="none" w:sz="0" w:space="0" w:color="000000"/>
+              </w:pBdr>
+              <w:spacing w:after="100" w:before="100" w:line="240"/>
+              <w:ind w:left="100" w:right="100" w:firstLine="0" w:firstLineChars="0"/>
+              <w:rPr>
+                <w:rFonts w:ascii="Helvetica" w:hAnsi="Helvetica" w:eastAsia="Helvetica" w:cs="Helvetica"/>
+                <w:i w:val="false"/>
+                <w:b w:val="false"/>
+                <w:u w:val="none"/>
+                <w:sz w:val="22"/>
+                <w:szCs w:val="22"/>
+                <w:color w:val="000000"/>
+              </w:rPr>
+            </w:pPr>
+            <w:r>
+              <w:rPr>
+                <w:rFonts w:ascii="Helvetica" w:hAnsi="Helvetica" w:eastAsia="Helvetica" w:cs="Helvetica"/>
+                <w:i w:val="false"/>
+                <w:b w:val="false"/>
+                <w:u w:val="none"/>
+                <w:sz w:val="22"/>
+                <w:szCs w:val="22"/>
+                <w:color w:val="000000"/>
+              </w:rPr>
+              <w:t xml:space="preserve">0.018</w:t>
             </w:r>
           </w:p>
         </w:tc>
@@ -9797,60 +9797,60 @@
                 <w:szCs w:val="22"/>
                 <w:color w:val="000000"/>
               </w:rPr>
-              <w:t xml:space="preserve">83,864</w:t>
-            </w:r>
-          </w:p>
-        </w:tc>
-        <w:tc>
-          <w:tcPr>
-            <w:tcBorders>
-              <w:bottom w:val="none" w:sz="0" w:space="0" w:color="000000"/>
-              <w:top w:val="none" w:sz="0" w:space="0" w:color="000000"/>
-              <w:left w:val="none" w:sz="0" w:space="0" w:color="000000"/>
-              <w:right w:val="none" w:sz="0" w:space="0" w:color="000000"/>
-            </w:tcBorders>
-            <w:shd w:val="clear" w:color="auto" w:fill="FFFFFF"/>
-            <w:tcMar>
-              <w:top w:w="0" w:type="dxa"/>
-              <w:bottom w:w="0" w:type="dxa"/>
-              <w:left w:w="0" w:type="dxa"/>
-              <w:right w:w="0" w:type="dxa"/>
-            </w:tcMar>
-            <w:vAlign w:val="top"/>
-          </w:tcPr>
-          <w:p>
-            <w:pPr>
-              <w:pStyle w:val="Normal"/>
-              <w:jc w:val="center"/>
-              <w:pBdr>
-                <w:bottom w:val="none" w:sz="0" w:space="0" w:color="000000"/>
-                <w:top w:val="none" w:sz="0" w:space="0" w:color="000000"/>
-                <w:left w:val="none" w:sz="0" w:space="0" w:color="000000"/>
-                <w:right w:val="none" w:sz="0" w:space="0" w:color="000000"/>
-              </w:pBdr>
-              <w:spacing w:after="100" w:before="100" w:line="240"/>
-              <w:ind w:left="100" w:right="100" w:firstLine="0" w:firstLineChars="0"/>
-              <w:rPr>
-                <w:rFonts w:ascii="Helvetica" w:hAnsi="Helvetica" w:eastAsia="Helvetica" w:cs="Helvetica"/>
-                <w:i w:val="false"/>
-                <w:b w:val="false"/>
-                <w:u w:val="none"/>
-                <w:sz w:val="22"/>
-                <w:szCs w:val="22"/>
-                <w:color w:val="000000"/>
-              </w:rPr>
-            </w:pPr>
-            <w:r>
-              <w:rPr>
-                <w:rFonts w:ascii="Helvetica" w:hAnsi="Helvetica" w:eastAsia="Helvetica" w:cs="Helvetica"/>
-                <w:i w:val="false"/>
-                <w:b w:val="false"/>
-                <w:u w:val="none"/>
-                <w:sz w:val="22"/>
-                <w:szCs w:val="22"/>
-                <w:color w:val="000000"/>
-              </w:rPr>
-              <w:t xml:space="preserve">1,860, 3,780,608</w:t>
+              <w:t xml:space="preserve">137,619</w:t>
+            </w:r>
+          </w:p>
+        </w:tc>
+        <w:tc>
+          <w:tcPr>
+            <w:tcBorders>
+              <w:bottom w:val="none" w:sz="0" w:space="0" w:color="000000"/>
+              <w:top w:val="none" w:sz="0" w:space="0" w:color="000000"/>
+              <w:left w:val="none" w:sz="0" w:space="0" w:color="000000"/>
+              <w:right w:val="none" w:sz="0" w:space="0" w:color="000000"/>
+            </w:tcBorders>
+            <w:shd w:val="clear" w:color="auto" w:fill="FFFFFF"/>
+            <w:tcMar>
+              <w:top w:w="0" w:type="dxa"/>
+              <w:bottom w:w="0" w:type="dxa"/>
+              <w:left w:w="0" w:type="dxa"/>
+              <w:right w:w="0" w:type="dxa"/>
+            </w:tcMar>
+            <w:vAlign w:val="top"/>
+          </w:tcPr>
+          <w:p>
+            <w:pPr>
+              <w:pStyle w:val="Normal"/>
+              <w:jc w:val="center"/>
+              <w:pBdr>
+                <w:bottom w:val="none" w:sz="0" w:space="0" w:color="000000"/>
+                <w:top w:val="none" w:sz="0" w:space="0" w:color="000000"/>
+                <w:left w:val="none" w:sz="0" w:space="0" w:color="000000"/>
+                <w:right w:val="none" w:sz="0" w:space="0" w:color="000000"/>
+              </w:pBdr>
+              <w:spacing w:after="100" w:before="100" w:line="240"/>
+              <w:ind w:left="100" w:right="100" w:firstLine="0" w:firstLineChars="0"/>
+              <w:rPr>
+                <w:rFonts w:ascii="Helvetica" w:hAnsi="Helvetica" w:eastAsia="Helvetica" w:cs="Helvetica"/>
+                <w:i w:val="false"/>
+                <w:b w:val="false"/>
+                <w:u w:val="none"/>
+                <w:sz w:val="22"/>
+                <w:szCs w:val="22"/>
+                <w:color w:val="000000"/>
+              </w:rPr>
+            </w:pPr>
+            <w:r>
+              <w:rPr>
+                <w:rFonts w:ascii="Helvetica" w:hAnsi="Helvetica" w:eastAsia="Helvetica" w:cs="Helvetica"/>
+                <w:i w:val="false"/>
+                <w:b w:val="false"/>
+                <w:u w:val="none"/>
+                <w:sz w:val="22"/>
+                <w:szCs w:val="22"/>
+                <w:color w:val="000000"/>
+              </w:rPr>
+              <w:t xml:space="preserve">723, 26,186,341</w:t>
             </w:r>
           </w:p>
         </w:tc>
@@ -10280,113 +10280,113 @@
                 <w:szCs w:val="22"/>
                 <w:color w:val="000000"/>
               </w:rPr>
-              <w:t xml:space="preserve">0.72</w:t>
-            </w:r>
-          </w:p>
-        </w:tc>
-        <w:tc>
-          <w:tcPr>
-            <w:tcBorders>
-              <w:bottom w:val="none" w:sz="0" w:space="0" w:color="000000"/>
-              <w:top w:val="none" w:sz="0" w:space="0" w:color="000000"/>
-              <w:left w:val="none" w:sz="0" w:space="0" w:color="000000"/>
-              <w:right w:val="none" w:sz="0" w:space="0" w:color="000000"/>
-            </w:tcBorders>
-            <w:shd w:val="clear" w:color="auto" w:fill="FFFFFF"/>
-            <w:tcMar>
-              <w:top w:w="0" w:type="dxa"/>
-              <w:bottom w:w="0" w:type="dxa"/>
-              <w:left w:w="0" w:type="dxa"/>
-              <w:right w:w="0" w:type="dxa"/>
-            </w:tcMar>
-            <w:vAlign w:val="top"/>
-          </w:tcPr>
-          <w:p>
-            <w:pPr>
-              <w:pStyle w:val="Normal"/>
-              <w:jc w:val="center"/>
-              <w:pBdr>
-                <w:bottom w:val="none" w:sz="0" w:space="0" w:color="000000"/>
-                <w:top w:val="none" w:sz="0" w:space="0" w:color="000000"/>
-                <w:left w:val="none" w:sz="0" w:space="0" w:color="000000"/>
-                <w:right w:val="none" w:sz="0" w:space="0" w:color="000000"/>
-              </w:pBdr>
-              <w:spacing w:after="100" w:before="100" w:line="240"/>
-              <w:ind w:left="100" w:right="100" w:firstLine="0" w:firstLineChars="0"/>
-              <w:rPr>
-                <w:rFonts w:ascii="Helvetica" w:hAnsi="Helvetica" w:eastAsia="Helvetica" w:cs="Helvetica"/>
-                <w:i w:val="false"/>
-                <w:b w:val="false"/>
-                <w:u w:val="none"/>
-                <w:sz w:val="22"/>
-                <w:szCs w:val="22"/>
-                <w:color w:val="000000"/>
-              </w:rPr>
-            </w:pPr>
-            <w:r>
-              <w:rPr>
-                <w:rFonts w:ascii="Helvetica" w:hAnsi="Helvetica" w:eastAsia="Helvetica" w:cs="Helvetica"/>
-                <w:i w:val="false"/>
-                <w:b w:val="false"/>
-                <w:u w:val="none"/>
-                <w:sz w:val="22"/>
-                <w:szCs w:val="22"/>
-                <w:color w:val="000000"/>
-              </w:rPr>
-              <w:t xml:space="preserve">0.07, 6.99</w:t>
-            </w:r>
-          </w:p>
-        </w:tc>
-        <w:tc>
-          <w:tcPr>
-            <w:tcBorders>
-              <w:bottom w:val="none" w:sz="0" w:space="0" w:color="000000"/>
-              <w:top w:val="none" w:sz="0" w:space="0" w:color="000000"/>
-              <w:left w:val="none" w:sz="0" w:space="0" w:color="000000"/>
-              <w:right w:val="none" w:sz="0" w:space="0" w:color="000000"/>
-            </w:tcBorders>
-            <w:shd w:val="clear" w:color="auto" w:fill="FFFFFF"/>
-            <w:tcMar>
-              <w:top w:w="0" w:type="dxa"/>
-              <w:bottom w:w="0" w:type="dxa"/>
-              <w:left w:w="0" w:type="dxa"/>
-              <w:right w:w="0" w:type="dxa"/>
-            </w:tcMar>
-            <w:vAlign w:val="top"/>
-          </w:tcPr>
-          <w:p>
-            <w:pPr>
-              <w:pStyle w:val="Normal"/>
-              <w:jc w:val="center"/>
-              <w:pBdr>
-                <w:bottom w:val="none" w:sz="0" w:space="0" w:color="000000"/>
-                <w:top w:val="none" w:sz="0" w:space="0" w:color="000000"/>
-                <w:left w:val="none" w:sz="0" w:space="0" w:color="000000"/>
-                <w:right w:val="none" w:sz="0" w:space="0" w:color="000000"/>
-              </w:pBdr>
-              <w:spacing w:after="100" w:before="100" w:line="240"/>
-              <w:ind w:left="100" w:right="100" w:firstLine="0" w:firstLineChars="0"/>
-              <w:rPr>
-                <w:rFonts w:ascii="Helvetica" w:hAnsi="Helvetica" w:eastAsia="Helvetica" w:cs="Helvetica"/>
-                <w:i w:val="false"/>
-                <w:b w:val="false"/>
-                <w:u w:val="none"/>
-                <w:sz w:val="22"/>
-                <w:szCs w:val="22"/>
-                <w:color w:val="000000"/>
-              </w:rPr>
-            </w:pPr>
-            <w:r>
-              <w:rPr>
-                <w:rFonts w:ascii="Helvetica" w:hAnsi="Helvetica" w:eastAsia="Helvetica" w:cs="Helvetica"/>
-                <w:i w:val="false"/>
-                <w:b w:val="false"/>
-                <w:u w:val="none"/>
-                <w:sz w:val="22"/>
-                <w:szCs w:val="22"/>
-                <w:color w:val="000000"/>
-              </w:rPr>
-              <w:t xml:space="preserve">0.780</w:t>
+              <w:t xml:space="preserve">0.98</w:t>
+            </w:r>
+          </w:p>
+        </w:tc>
+        <w:tc>
+          <w:tcPr>
+            <w:tcBorders>
+              <w:bottom w:val="none" w:sz="0" w:space="0" w:color="000000"/>
+              <w:top w:val="none" w:sz="0" w:space="0" w:color="000000"/>
+              <w:left w:val="none" w:sz="0" w:space="0" w:color="000000"/>
+              <w:right w:val="none" w:sz="0" w:space="0" w:color="000000"/>
+            </w:tcBorders>
+            <w:shd w:val="clear" w:color="auto" w:fill="FFFFFF"/>
+            <w:tcMar>
+              <w:top w:w="0" w:type="dxa"/>
+              <w:bottom w:w="0" w:type="dxa"/>
+              <w:left w:w="0" w:type="dxa"/>
+              <w:right w:w="0" w:type="dxa"/>
+            </w:tcMar>
+            <w:vAlign w:val="top"/>
+          </w:tcPr>
+          <w:p>
+            <w:pPr>
+              <w:pStyle w:val="Normal"/>
+              <w:jc w:val="center"/>
+              <w:pBdr>
+                <w:bottom w:val="none" w:sz="0" w:space="0" w:color="000000"/>
+                <w:top w:val="none" w:sz="0" w:space="0" w:color="000000"/>
+                <w:left w:val="none" w:sz="0" w:space="0" w:color="000000"/>
+                <w:right w:val="none" w:sz="0" w:space="0" w:color="000000"/>
+              </w:pBdr>
+              <w:spacing w:after="100" w:before="100" w:line="240"/>
+              <w:ind w:left="100" w:right="100" w:firstLine="0" w:firstLineChars="0"/>
+              <w:rPr>
+                <w:rFonts w:ascii="Helvetica" w:hAnsi="Helvetica" w:eastAsia="Helvetica" w:cs="Helvetica"/>
+                <w:i w:val="false"/>
+                <w:b w:val="false"/>
+                <w:u w:val="none"/>
+                <w:sz w:val="22"/>
+                <w:szCs w:val="22"/>
+                <w:color w:val="000000"/>
+              </w:rPr>
+            </w:pPr>
+            <w:r>
+              <w:rPr>
+                <w:rFonts w:ascii="Helvetica" w:hAnsi="Helvetica" w:eastAsia="Helvetica" w:cs="Helvetica"/>
+                <w:i w:val="false"/>
+                <w:b w:val="false"/>
+                <w:u w:val="none"/>
+                <w:sz w:val="22"/>
+                <w:szCs w:val="22"/>
+                <w:color w:val="000000"/>
+              </w:rPr>
+              <w:t xml:space="preserve">0.10, 9.33</w:t>
+            </w:r>
+          </w:p>
+        </w:tc>
+        <w:tc>
+          <w:tcPr>
+            <w:tcBorders>
+              <w:bottom w:val="none" w:sz="0" w:space="0" w:color="000000"/>
+              <w:top w:val="none" w:sz="0" w:space="0" w:color="000000"/>
+              <w:left w:val="none" w:sz="0" w:space="0" w:color="000000"/>
+              <w:right w:val="none" w:sz="0" w:space="0" w:color="000000"/>
+            </w:tcBorders>
+            <w:shd w:val="clear" w:color="auto" w:fill="FFFFFF"/>
+            <w:tcMar>
+              <w:top w:w="0" w:type="dxa"/>
+              <w:bottom w:w="0" w:type="dxa"/>
+              <w:left w:w="0" w:type="dxa"/>
+              <w:right w:w="0" w:type="dxa"/>
+            </w:tcMar>
+            <w:vAlign w:val="top"/>
+          </w:tcPr>
+          <w:p>
+            <w:pPr>
+              <w:pStyle w:val="Normal"/>
+              <w:jc w:val="center"/>
+              <w:pBdr>
+                <w:bottom w:val="none" w:sz="0" w:space="0" w:color="000000"/>
+                <w:top w:val="none" w:sz="0" w:space="0" w:color="000000"/>
+                <w:left w:val="none" w:sz="0" w:space="0" w:color="000000"/>
+                <w:right w:val="none" w:sz="0" w:space="0" w:color="000000"/>
+              </w:pBdr>
+              <w:spacing w:after="100" w:before="100" w:line="240"/>
+              <w:ind w:left="100" w:right="100" w:firstLine="0" w:firstLineChars="0"/>
+              <w:rPr>
+                <w:rFonts w:ascii="Helvetica" w:hAnsi="Helvetica" w:eastAsia="Helvetica" w:cs="Helvetica"/>
+                <w:i w:val="false"/>
+                <w:b w:val="false"/>
+                <w:u w:val="none"/>
+                <w:sz w:val="22"/>
+                <w:szCs w:val="22"/>
+                <w:color w:val="000000"/>
+              </w:rPr>
+            </w:pPr>
+            <w:r>
+              <w:rPr>
+                <w:rFonts w:ascii="Helvetica" w:hAnsi="Helvetica" w:eastAsia="Helvetica" w:cs="Helvetica"/>
+                <w:i w:val="false"/>
+                <w:b w:val="false"/>
+                <w:u w:val="none"/>
+                <w:sz w:val="22"/>
+                <w:szCs w:val="22"/>
+                <w:color w:val="000000"/>
+              </w:rPr>
+              <w:t xml:space="preserve">0.990</w:t>
             </w:r>
           </w:p>
         </w:tc>
@@ -10763,113 +10763,113 @@
                 <w:szCs w:val="22"/>
                 <w:color w:val="000000"/>
               </w:rPr>
-              <w:t xml:space="preserve">0.03</w:t>
-            </w:r>
-          </w:p>
-        </w:tc>
-        <w:tc>
-          <w:tcPr>
-            <w:tcBorders>
-              <w:bottom w:val="none" w:sz="0" w:space="0" w:color="000000"/>
-              <w:top w:val="none" w:sz="0" w:space="0" w:color="000000"/>
-              <w:left w:val="none" w:sz="0" w:space="0" w:color="000000"/>
-              <w:right w:val="none" w:sz="0" w:space="0" w:color="000000"/>
-            </w:tcBorders>
-            <w:shd w:val="clear" w:color="auto" w:fill="FFFFFF"/>
-            <w:tcMar>
-              <w:top w:w="0" w:type="dxa"/>
-              <w:bottom w:w="0" w:type="dxa"/>
-              <w:left w:w="0" w:type="dxa"/>
-              <w:right w:w="0" w:type="dxa"/>
-            </w:tcMar>
-            <w:vAlign w:val="top"/>
-          </w:tcPr>
-          <w:p>
-            <w:pPr>
-              <w:pStyle w:val="Normal"/>
-              <w:jc w:val="center"/>
-              <w:pBdr>
-                <w:bottom w:val="none" w:sz="0" w:space="0" w:color="000000"/>
-                <w:top w:val="none" w:sz="0" w:space="0" w:color="000000"/>
-                <w:left w:val="none" w:sz="0" w:space="0" w:color="000000"/>
-                <w:right w:val="none" w:sz="0" w:space="0" w:color="000000"/>
-              </w:pBdr>
-              <w:spacing w:after="100" w:before="100" w:line="240"/>
-              <w:ind w:left="100" w:right="100" w:firstLine="0" w:firstLineChars="0"/>
-              <w:rPr>
-                <w:rFonts w:ascii="Helvetica" w:hAnsi="Helvetica" w:eastAsia="Helvetica" w:cs="Helvetica"/>
-                <w:i w:val="false"/>
-                <w:b w:val="false"/>
-                <w:u w:val="none"/>
-                <w:sz w:val="22"/>
-                <w:szCs w:val="22"/>
-                <w:color w:val="000000"/>
-              </w:rPr>
-            </w:pPr>
-            <w:r>
-              <w:rPr>
-                <w:rFonts w:ascii="Helvetica" w:hAnsi="Helvetica" w:eastAsia="Helvetica" w:cs="Helvetica"/>
-                <w:i w:val="false"/>
-                <w:b w:val="false"/>
-                <w:u w:val="none"/>
-                <w:sz w:val="22"/>
-                <w:szCs w:val="22"/>
-                <w:color w:val="000000"/>
-              </w:rPr>
-              <w:t xml:space="preserve">0.00, 0.72</w:t>
-            </w:r>
-          </w:p>
-        </w:tc>
-        <w:tc>
-          <w:tcPr>
-            <w:tcBorders>
-              <w:bottom w:val="none" w:sz="0" w:space="0" w:color="000000"/>
-              <w:top w:val="none" w:sz="0" w:space="0" w:color="000000"/>
-              <w:left w:val="none" w:sz="0" w:space="0" w:color="000000"/>
-              <w:right w:val="none" w:sz="0" w:space="0" w:color="000000"/>
-            </w:tcBorders>
-            <w:shd w:val="clear" w:color="auto" w:fill="FFFFFF"/>
-            <w:tcMar>
-              <w:top w:w="0" w:type="dxa"/>
-              <w:bottom w:w="0" w:type="dxa"/>
-              <w:left w:w="0" w:type="dxa"/>
-              <w:right w:w="0" w:type="dxa"/>
-            </w:tcMar>
-            <w:vAlign w:val="top"/>
-          </w:tcPr>
-          <w:p>
-            <w:pPr>
-              <w:pStyle w:val="Normal"/>
-              <w:jc w:val="center"/>
-              <w:pBdr>
-                <w:bottom w:val="none" w:sz="0" w:space="0" w:color="000000"/>
-                <w:top w:val="none" w:sz="0" w:space="0" w:color="000000"/>
-                <w:left w:val="none" w:sz="0" w:space="0" w:color="000000"/>
-                <w:right w:val="none" w:sz="0" w:space="0" w:color="000000"/>
-              </w:pBdr>
-              <w:spacing w:after="100" w:before="100" w:line="240"/>
-              <w:ind w:left="100" w:right="100" w:firstLine="0" w:firstLineChars="0"/>
-              <w:rPr>
-                <w:rFonts w:ascii="Helvetica" w:hAnsi="Helvetica" w:eastAsia="Helvetica" w:cs="Helvetica"/>
-                <w:i w:val="false"/>
-                <w:b w:val="false"/>
-                <w:u w:val="none"/>
-                <w:sz w:val="22"/>
-                <w:szCs w:val="22"/>
-                <w:color w:val="000000"/>
-              </w:rPr>
-            </w:pPr>
-            <w:r>
-              <w:rPr>
-                <w:rFonts w:ascii="Helvetica" w:hAnsi="Helvetica" w:eastAsia="Helvetica" w:cs="Helvetica"/>
-                <w:i w:val="false"/>
-                <w:b w:val="false"/>
-                <w:u w:val="none"/>
-                <w:sz w:val="22"/>
-                <w:szCs w:val="22"/>
-                <w:color w:val="000000"/>
-              </w:rPr>
-              <w:t xml:space="preserve">0.030</w:t>
+              <w:t xml:space="preserve">0.04</w:t>
+            </w:r>
+          </w:p>
+        </w:tc>
+        <w:tc>
+          <w:tcPr>
+            <w:tcBorders>
+              <w:bottom w:val="none" w:sz="0" w:space="0" w:color="000000"/>
+              <w:top w:val="none" w:sz="0" w:space="0" w:color="000000"/>
+              <w:left w:val="none" w:sz="0" w:space="0" w:color="000000"/>
+              <w:right w:val="none" w:sz="0" w:space="0" w:color="000000"/>
+            </w:tcBorders>
+            <w:shd w:val="clear" w:color="auto" w:fill="FFFFFF"/>
+            <w:tcMar>
+              <w:top w:w="0" w:type="dxa"/>
+              <w:bottom w:w="0" w:type="dxa"/>
+              <w:left w:w="0" w:type="dxa"/>
+              <w:right w:w="0" w:type="dxa"/>
+            </w:tcMar>
+            <w:vAlign w:val="top"/>
+          </w:tcPr>
+          <w:p>
+            <w:pPr>
+              <w:pStyle w:val="Normal"/>
+              <w:jc w:val="center"/>
+              <w:pBdr>
+                <w:bottom w:val="none" w:sz="0" w:space="0" w:color="000000"/>
+                <w:top w:val="none" w:sz="0" w:space="0" w:color="000000"/>
+                <w:left w:val="none" w:sz="0" w:space="0" w:color="000000"/>
+                <w:right w:val="none" w:sz="0" w:space="0" w:color="000000"/>
+              </w:pBdr>
+              <w:spacing w:after="100" w:before="100" w:line="240"/>
+              <w:ind w:left="100" w:right="100" w:firstLine="0" w:firstLineChars="0"/>
+              <w:rPr>
+                <w:rFonts w:ascii="Helvetica" w:hAnsi="Helvetica" w:eastAsia="Helvetica" w:cs="Helvetica"/>
+                <w:i w:val="false"/>
+                <w:b w:val="false"/>
+                <w:u w:val="none"/>
+                <w:sz w:val="22"/>
+                <w:szCs w:val="22"/>
+                <w:color w:val="000000"/>
+              </w:rPr>
+            </w:pPr>
+            <w:r>
+              <w:rPr>
+                <w:rFonts w:ascii="Helvetica" w:hAnsi="Helvetica" w:eastAsia="Helvetica" w:cs="Helvetica"/>
+                <w:i w:val="false"/>
+                <w:b w:val="false"/>
+                <w:u w:val="none"/>
+                <w:sz w:val="22"/>
+                <w:szCs w:val="22"/>
+                <w:color w:val="000000"/>
+              </w:rPr>
+              <w:t xml:space="preserve">0.00, 0.67</w:t>
+            </w:r>
+          </w:p>
+        </w:tc>
+        <w:tc>
+          <w:tcPr>
+            <w:tcBorders>
+              <w:bottom w:val="none" w:sz="0" w:space="0" w:color="000000"/>
+              <w:top w:val="none" w:sz="0" w:space="0" w:color="000000"/>
+              <w:left w:val="none" w:sz="0" w:space="0" w:color="000000"/>
+              <w:right w:val="none" w:sz="0" w:space="0" w:color="000000"/>
+            </w:tcBorders>
+            <w:shd w:val="clear" w:color="auto" w:fill="FFFFFF"/>
+            <w:tcMar>
+              <w:top w:w="0" w:type="dxa"/>
+              <w:bottom w:w="0" w:type="dxa"/>
+              <w:left w:w="0" w:type="dxa"/>
+              <w:right w:w="0" w:type="dxa"/>
+            </w:tcMar>
+            <w:vAlign w:val="top"/>
+          </w:tcPr>
+          <w:p>
+            <w:pPr>
+              <w:pStyle w:val="Normal"/>
+              <w:jc w:val="center"/>
+              <w:pBdr>
+                <w:bottom w:val="none" w:sz="0" w:space="0" w:color="000000"/>
+                <w:top w:val="none" w:sz="0" w:space="0" w:color="000000"/>
+                <w:left w:val="none" w:sz="0" w:space="0" w:color="000000"/>
+                <w:right w:val="none" w:sz="0" w:space="0" w:color="000000"/>
+              </w:pBdr>
+              <w:spacing w:after="100" w:before="100" w:line="240"/>
+              <w:ind w:left="100" w:right="100" w:firstLine="0" w:firstLineChars="0"/>
+              <w:rPr>
+                <w:rFonts w:ascii="Helvetica" w:hAnsi="Helvetica" w:eastAsia="Helvetica" w:cs="Helvetica"/>
+                <w:i w:val="false"/>
+                <w:b w:val="false"/>
+                <w:u w:val="none"/>
+                <w:sz w:val="22"/>
+                <w:szCs w:val="22"/>
+                <w:color w:val="000000"/>
+              </w:rPr>
+            </w:pPr>
+            <w:r>
+              <w:rPr>
+                <w:rFonts w:ascii="Helvetica" w:hAnsi="Helvetica" w:eastAsia="Helvetica" w:cs="Helvetica"/>
+                <w:i w:val="false"/>
+                <w:b w:val="false"/>
+                <w:u w:val="none"/>
+                <w:sz w:val="22"/>
+                <w:szCs w:val="22"/>
+                <w:color w:val="000000"/>
+              </w:rPr>
+              <w:t xml:space="preserve">0.026</w:t>
             </w:r>
           </w:p>
         </w:tc>
@@ -11246,113 +11246,113 @@
                 <w:szCs w:val="22"/>
                 <w:color w:val="000000"/>
               </w:rPr>
-              <w:t xml:space="preserve">53.6</w:t>
-            </w:r>
-          </w:p>
-        </w:tc>
-        <w:tc>
-          <w:tcPr>
-            <w:tcBorders>
-              <w:bottom w:val="none" w:sz="0" w:space="0" w:color="000000"/>
-              <w:top w:val="none" w:sz="0" w:space="0" w:color="000000"/>
-              <w:left w:val="none" w:sz="0" w:space="0" w:color="000000"/>
-              <w:right w:val="none" w:sz="0" w:space="0" w:color="000000"/>
-            </w:tcBorders>
-            <w:shd w:val="clear" w:color="auto" w:fill="FFFFFF"/>
-            <w:tcMar>
-              <w:top w:w="0" w:type="dxa"/>
-              <w:bottom w:w="0" w:type="dxa"/>
-              <w:left w:w="0" w:type="dxa"/>
-              <w:right w:w="0" w:type="dxa"/>
-            </w:tcMar>
-            <w:vAlign w:val="top"/>
-          </w:tcPr>
-          <w:p>
-            <w:pPr>
-              <w:pStyle w:val="Normal"/>
-              <w:jc w:val="center"/>
-              <w:pBdr>
-                <w:bottom w:val="none" w:sz="0" w:space="0" w:color="000000"/>
-                <w:top w:val="none" w:sz="0" w:space="0" w:color="000000"/>
-                <w:left w:val="none" w:sz="0" w:space="0" w:color="000000"/>
-                <w:right w:val="none" w:sz="0" w:space="0" w:color="000000"/>
-              </w:pBdr>
-              <w:spacing w:after="100" w:before="100" w:line="240"/>
-              <w:ind w:left="100" w:right="100" w:firstLine="0" w:firstLineChars="0"/>
-              <w:rPr>
-                <w:rFonts w:ascii="Helvetica" w:hAnsi="Helvetica" w:eastAsia="Helvetica" w:cs="Helvetica"/>
-                <w:i w:val="false"/>
-                <w:b w:val="false"/>
-                <w:u w:val="none"/>
-                <w:sz w:val="22"/>
-                <w:szCs w:val="22"/>
-                <w:color w:val="000000"/>
-              </w:rPr>
-            </w:pPr>
-            <w:r>
-              <w:rPr>
-                <w:rFonts w:ascii="Helvetica" w:hAnsi="Helvetica" w:eastAsia="Helvetica" w:cs="Helvetica"/>
-                <w:i w:val="false"/>
-                <w:b w:val="false"/>
-                <w:u w:val="none"/>
-                <w:sz w:val="22"/>
-                <w:szCs w:val="22"/>
-                <w:color w:val="000000"/>
-              </w:rPr>
-              <w:t xml:space="preserve">1.03, 2,789</w:t>
-            </w:r>
-          </w:p>
-        </w:tc>
-        <w:tc>
-          <w:tcPr>
-            <w:tcBorders>
-              <w:bottom w:val="none" w:sz="0" w:space="0" w:color="000000"/>
-              <w:top w:val="none" w:sz="0" w:space="0" w:color="000000"/>
-              <w:left w:val="none" w:sz="0" w:space="0" w:color="000000"/>
-              <w:right w:val="none" w:sz="0" w:space="0" w:color="000000"/>
-            </w:tcBorders>
-            <w:shd w:val="clear" w:color="auto" w:fill="FFFFFF"/>
-            <w:tcMar>
-              <w:top w:w="0" w:type="dxa"/>
-              <w:bottom w:w="0" w:type="dxa"/>
-              <w:left w:w="0" w:type="dxa"/>
-              <w:right w:w="0" w:type="dxa"/>
-            </w:tcMar>
-            <w:vAlign w:val="top"/>
-          </w:tcPr>
-          <w:p>
-            <w:pPr>
-              <w:pStyle w:val="Normal"/>
-              <w:jc w:val="center"/>
-              <w:pBdr>
-                <w:bottom w:val="none" w:sz="0" w:space="0" w:color="000000"/>
-                <w:top w:val="none" w:sz="0" w:space="0" w:color="000000"/>
-                <w:left w:val="none" w:sz="0" w:space="0" w:color="000000"/>
-                <w:right w:val="none" w:sz="0" w:space="0" w:color="000000"/>
-              </w:pBdr>
-              <w:spacing w:after="100" w:before="100" w:line="240"/>
-              <w:ind w:left="100" w:right="100" w:firstLine="0" w:firstLineChars="0"/>
-              <w:rPr>
-                <w:rFonts w:ascii="Helvetica" w:hAnsi="Helvetica" w:eastAsia="Helvetica" w:cs="Helvetica"/>
-                <w:i w:val="false"/>
-                <w:b w:val="false"/>
-                <w:u w:val="none"/>
-                <w:sz w:val="22"/>
-                <w:szCs w:val="22"/>
-                <w:color w:val="000000"/>
-              </w:rPr>
-            </w:pPr>
-            <w:r>
-              <w:rPr>
-                <w:rFonts w:ascii="Helvetica" w:hAnsi="Helvetica" w:eastAsia="Helvetica" w:cs="Helvetica"/>
-                <w:i w:val="false"/>
-                <w:b w:val="false"/>
-                <w:u w:val="none"/>
-                <w:sz w:val="22"/>
-                <w:szCs w:val="22"/>
-                <w:color w:val="000000"/>
-              </w:rPr>
-              <w:t xml:space="preserve">0.048</w:t>
+              <w:t xml:space="preserve">47.4</w:t>
+            </w:r>
+          </w:p>
+        </w:tc>
+        <w:tc>
+          <w:tcPr>
+            <w:tcBorders>
+              <w:bottom w:val="none" w:sz="0" w:space="0" w:color="000000"/>
+              <w:top w:val="none" w:sz="0" w:space="0" w:color="000000"/>
+              <w:left w:val="none" w:sz="0" w:space="0" w:color="000000"/>
+              <w:right w:val="none" w:sz="0" w:space="0" w:color="000000"/>
+            </w:tcBorders>
+            <w:shd w:val="clear" w:color="auto" w:fill="FFFFFF"/>
+            <w:tcMar>
+              <w:top w:w="0" w:type="dxa"/>
+              <w:bottom w:w="0" w:type="dxa"/>
+              <w:left w:w="0" w:type="dxa"/>
+              <w:right w:w="0" w:type="dxa"/>
+            </w:tcMar>
+            <w:vAlign w:val="top"/>
+          </w:tcPr>
+          <w:p>
+            <w:pPr>
+              <w:pStyle w:val="Normal"/>
+              <w:jc w:val="center"/>
+              <w:pBdr>
+                <w:bottom w:val="none" w:sz="0" w:space="0" w:color="000000"/>
+                <w:top w:val="none" w:sz="0" w:space="0" w:color="000000"/>
+                <w:left w:val="none" w:sz="0" w:space="0" w:color="000000"/>
+                <w:right w:val="none" w:sz="0" w:space="0" w:color="000000"/>
+              </w:pBdr>
+              <w:spacing w:after="100" w:before="100" w:line="240"/>
+              <w:ind w:left="100" w:right="100" w:firstLine="0" w:firstLineChars="0"/>
+              <w:rPr>
+                <w:rFonts w:ascii="Helvetica" w:hAnsi="Helvetica" w:eastAsia="Helvetica" w:cs="Helvetica"/>
+                <w:i w:val="false"/>
+                <w:b w:val="false"/>
+                <w:u w:val="none"/>
+                <w:sz w:val="22"/>
+                <w:szCs w:val="22"/>
+                <w:color w:val="000000"/>
+              </w:rPr>
+            </w:pPr>
+            <w:r>
+              <w:rPr>
+                <w:rFonts w:ascii="Helvetica" w:hAnsi="Helvetica" w:eastAsia="Helvetica" w:cs="Helvetica"/>
+                <w:i w:val="false"/>
+                <w:b w:val="false"/>
+                <w:u w:val="none"/>
+                <w:sz w:val="22"/>
+                <w:szCs w:val="22"/>
+                <w:color w:val="000000"/>
+              </w:rPr>
+              <w:t xml:space="preserve">1.19, 1,892</w:t>
+            </w:r>
+          </w:p>
+        </w:tc>
+        <w:tc>
+          <w:tcPr>
+            <w:tcBorders>
+              <w:bottom w:val="none" w:sz="0" w:space="0" w:color="000000"/>
+              <w:top w:val="none" w:sz="0" w:space="0" w:color="000000"/>
+              <w:left w:val="none" w:sz="0" w:space="0" w:color="000000"/>
+              <w:right w:val="none" w:sz="0" w:space="0" w:color="000000"/>
+            </w:tcBorders>
+            <w:shd w:val="clear" w:color="auto" w:fill="FFFFFF"/>
+            <w:tcMar>
+              <w:top w:w="0" w:type="dxa"/>
+              <w:bottom w:w="0" w:type="dxa"/>
+              <w:left w:w="0" w:type="dxa"/>
+              <w:right w:w="0" w:type="dxa"/>
+            </w:tcMar>
+            <w:vAlign w:val="top"/>
+          </w:tcPr>
+          <w:p>
+            <w:pPr>
+              <w:pStyle w:val="Normal"/>
+              <w:jc w:val="center"/>
+              <w:pBdr>
+                <w:bottom w:val="none" w:sz="0" w:space="0" w:color="000000"/>
+                <w:top w:val="none" w:sz="0" w:space="0" w:color="000000"/>
+                <w:left w:val="none" w:sz="0" w:space="0" w:color="000000"/>
+                <w:right w:val="none" w:sz="0" w:space="0" w:color="000000"/>
+              </w:pBdr>
+              <w:spacing w:after="100" w:before="100" w:line="240"/>
+              <w:ind w:left="100" w:right="100" w:firstLine="0" w:firstLineChars="0"/>
+              <w:rPr>
+                <w:rFonts w:ascii="Helvetica" w:hAnsi="Helvetica" w:eastAsia="Helvetica" w:cs="Helvetica"/>
+                <w:i w:val="false"/>
+                <w:b w:val="false"/>
+                <w:u w:val="none"/>
+                <w:sz w:val="22"/>
+                <w:szCs w:val="22"/>
+                <w:color w:val="000000"/>
+              </w:rPr>
+            </w:pPr>
+            <w:r>
+              <w:rPr>
+                <w:rFonts w:ascii="Helvetica" w:hAnsi="Helvetica" w:eastAsia="Helvetica" w:cs="Helvetica"/>
+                <w:i w:val="false"/>
+                <w:b w:val="false"/>
+                <w:u w:val="none"/>
+                <w:sz w:val="22"/>
+                <w:szCs w:val="22"/>
+                <w:color w:val="000000"/>
+              </w:rPr>
+              <w:t xml:space="preserve">0.040</w:t>
             </w:r>
           </w:p>
         </w:tc>
@@ -12212,113 +12212,113 @@
                 <w:szCs w:val="22"/>
                 <w:color w:val="000000"/>
               </w:rPr>
-              <w:t xml:space="preserve">1.02</w:t>
-            </w:r>
-          </w:p>
-        </w:tc>
-        <w:tc>
-          <w:tcPr>
-            <w:tcBorders>
-              <w:bottom w:val="none" w:sz="0" w:space="0" w:color="000000"/>
-              <w:top w:val="none" w:sz="0" w:space="0" w:color="000000"/>
-              <w:left w:val="none" w:sz="0" w:space="0" w:color="000000"/>
-              <w:right w:val="none" w:sz="0" w:space="0" w:color="000000"/>
-            </w:tcBorders>
-            <w:shd w:val="clear" w:color="auto" w:fill="FFFFFF"/>
-            <w:tcMar>
-              <w:top w:w="0" w:type="dxa"/>
-              <w:bottom w:w="0" w:type="dxa"/>
-              <w:left w:w="0" w:type="dxa"/>
-              <w:right w:w="0" w:type="dxa"/>
-            </w:tcMar>
-            <w:vAlign w:val="top"/>
-          </w:tcPr>
-          <w:p>
-            <w:pPr>
-              <w:pStyle w:val="Normal"/>
-              <w:jc w:val="center"/>
-              <w:pBdr>
-                <w:bottom w:val="none" w:sz="0" w:space="0" w:color="000000"/>
-                <w:top w:val="none" w:sz="0" w:space="0" w:color="000000"/>
-                <w:left w:val="none" w:sz="0" w:space="0" w:color="000000"/>
-                <w:right w:val="none" w:sz="0" w:space="0" w:color="000000"/>
-              </w:pBdr>
-              <w:spacing w:after="100" w:before="100" w:line="240"/>
-              <w:ind w:left="100" w:right="100" w:firstLine="0" w:firstLineChars="0"/>
-              <w:rPr>
-                <w:rFonts w:ascii="Helvetica" w:hAnsi="Helvetica" w:eastAsia="Helvetica" w:cs="Helvetica"/>
-                <w:i w:val="false"/>
-                <w:b w:val="false"/>
-                <w:u w:val="none"/>
-                <w:sz w:val="22"/>
-                <w:szCs w:val="22"/>
-                <w:color w:val="000000"/>
-              </w:rPr>
-            </w:pPr>
-            <w:r>
-              <w:rPr>
-                <w:rFonts w:ascii="Helvetica" w:hAnsi="Helvetica" w:eastAsia="Helvetica" w:cs="Helvetica"/>
-                <w:i w:val="false"/>
-                <w:b w:val="false"/>
-                <w:u w:val="none"/>
-                <w:sz w:val="22"/>
-                <w:szCs w:val="22"/>
-                <w:color w:val="000000"/>
-              </w:rPr>
-              <w:t xml:space="preserve">0.92, 1.13</w:t>
-            </w:r>
-          </w:p>
-        </w:tc>
-        <w:tc>
-          <w:tcPr>
-            <w:tcBorders>
-              <w:bottom w:val="none" w:sz="0" w:space="0" w:color="000000"/>
-              <w:top w:val="none" w:sz="0" w:space="0" w:color="000000"/>
-              <w:left w:val="none" w:sz="0" w:space="0" w:color="000000"/>
-              <w:right w:val="none" w:sz="0" w:space="0" w:color="000000"/>
-            </w:tcBorders>
-            <w:shd w:val="clear" w:color="auto" w:fill="FFFFFF"/>
-            <w:tcMar>
-              <w:top w:w="0" w:type="dxa"/>
-              <w:bottom w:w="0" w:type="dxa"/>
-              <w:left w:w="0" w:type="dxa"/>
-              <w:right w:w="0" w:type="dxa"/>
-            </w:tcMar>
-            <w:vAlign w:val="top"/>
-          </w:tcPr>
-          <w:p>
-            <w:pPr>
-              <w:pStyle w:val="Normal"/>
-              <w:jc w:val="center"/>
-              <w:pBdr>
-                <w:bottom w:val="none" w:sz="0" w:space="0" w:color="000000"/>
-                <w:top w:val="none" w:sz="0" w:space="0" w:color="000000"/>
-                <w:left w:val="none" w:sz="0" w:space="0" w:color="000000"/>
-                <w:right w:val="none" w:sz="0" w:space="0" w:color="000000"/>
-              </w:pBdr>
-              <w:spacing w:after="100" w:before="100" w:line="240"/>
-              <w:ind w:left="100" w:right="100" w:firstLine="0" w:firstLineChars="0"/>
-              <w:rPr>
-                <w:rFonts w:ascii="Helvetica" w:hAnsi="Helvetica" w:eastAsia="Helvetica" w:cs="Helvetica"/>
-                <w:i w:val="false"/>
-                <w:b w:val="false"/>
-                <w:u w:val="none"/>
-                <w:sz w:val="22"/>
-                <w:szCs w:val="22"/>
-                <w:color w:val="000000"/>
-              </w:rPr>
-            </w:pPr>
-            <w:r>
-              <w:rPr>
-                <w:rFonts w:ascii="Helvetica" w:hAnsi="Helvetica" w:eastAsia="Helvetica" w:cs="Helvetica"/>
-                <w:i w:val="false"/>
-                <w:b w:val="false"/>
-                <w:u w:val="none"/>
-                <w:sz w:val="22"/>
-                <w:szCs w:val="22"/>
-                <w:color w:val="000000"/>
-              </w:rPr>
-              <w:t xml:space="preserve">0.750</w:t>
+              <w:t xml:space="preserve">0.94</w:t>
+            </w:r>
+          </w:p>
+        </w:tc>
+        <w:tc>
+          <w:tcPr>
+            <w:tcBorders>
+              <w:bottom w:val="none" w:sz="0" w:space="0" w:color="000000"/>
+              <w:top w:val="none" w:sz="0" w:space="0" w:color="000000"/>
+              <w:left w:val="none" w:sz="0" w:space="0" w:color="000000"/>
+              <w:right w:val="none" w:sz="0" w:space="0" w:color="000000"/>
+            </w:tcBorders>
+            <w:shd w:val="clear" w:color="auto" w:fill="FFFFFF"/>
+            <w:tcMar>
+              <w:top w:w="0" w:type="dxa"/>
+              <w:bottom w:w="0" w:type="dxa"/>
+              <w:left w:w="0" w:type="dxa"/>
+              <w:right w:w="0" w:type="dxa"/>
+            </w:tcMar>
+            <w:vAlign w:val="top"/>
+          </w:tcPr>
+          <w:p>
+            <w:pPr>
+              <w:pStyle w:val="Normal"/>
+              <w:jc w:val="center"/>
+              <w:pBdr>
+                <w:bottom w:val="none" w:sz="0" w:space="0" w:color="000000"/>
+                <w:top w:val="none" w:sz="0" w:space="0" w:color="000000"/>
+                <w:left w:val="none" w:sz="0" w:space="0" w:color="000000"/>
+                <w:right w:val="none" w:sz="0" w:space="0" w:color="000000"/>
+              </w:pBdr>
+              <w:spacing w:after="100" w:before="100" w:line="240"/>
+              <w:ind w:left="100" w:right="100" w:firstLine="0" w:firstLineChars="0"/>
+              <w:rPr>
+                <w:rFonts w:ascii="Helvetica" w:hAnsi="Helvetica" w:eastAsia="Helvetica" w:cs="Helvetica"/>
+                <w:i w:val="false"/>
+                <w:b w:val="false"/>
+                <w:u w:val="none"/>
+                <w:sz w:val="22"/>
+                <w:szCs w:val="22"/>
+                <w:color w:val="000000"/>
+              </w:rPr>
+            </w:pPr>
+            <w:r>
+              <w:rPr>
+                <w:rFonts w:ascii="Helvetica" w:hAnsi="Helvetica" w:eastAsia="Helvetica" w:cs="Helvetica"/>
+                <w:i w:val="false"/>
+                <w:b w:val="false"/>
+                <w:u w:val="none"/>
+                <w:sz w:val="22"/>
+                <w:szCs w:val="22"/>
+                <w:color w:val="000000"/>
+              </w:rPr>
+              <w:t xml:space="preserve">0.78, 1.12</w:t>
+            </w:r>
+          </w:p>
+        </w:tc>
+        <w:tc>
+          <w:tcPr>
+            <w:tcBorders>
+              <w:bottom w:val="none" w:sz="0" w:space="0" w:color="000000"/>
+              <w:top w:val="none" w:sz="0" w:space="0" w:color="000000"/>
+              <w:left w:val="none" w:sz="0" w:space="0" w:color="000000"/>
+              <w:right w:val="none" w:sz="0" w:space="0" w:color="000000"/>
+            </w:tcBorders>
+            <w:shd w:val="clear" w:color="auto" w:fill="FFFFFF"/>
+            <w:tcMar>
+              <w:top w:w="0" w:type="dxa"/>
+              <w:bottom w:w="0" w:type="dxa"/>
+              <w:left w:w="0" w:type="dxa"/>
+              <w:right w:w="0" w:type="dxa"/>
+            </w:tcMar>
+            <w:vAlign w:val="top"/>
+          </w:tcPr>
+          <w:p>
+            <w:pPr>
+              <w:pStyle w:val="Normal"/>
+              <w:jc w:val="center"/>
+              <w:pBdr>
+                <w:bottom w:val="none" w:sz="0" w:space="0" w:color="000000"/>
+                <w:top w:val="none" w:sz="0" w:space="0" w:color="000000"/>
+                <w:left w:val="none" w:sz="0" w:space="0" w:color="000000"/>
+                <w:right w:val="none" w:sz="0" w:space="0" w:color="000000"/>
+              </w:pBdr>
+              <w:spacing w:after="100" w:before="100" w:line="240"/>
+              <w:ind w:left="100" w:right="100" w:firstLine="0" w:firstLineChars="0"/>
+              <w:rPr>
+                <w:rFonts w:ascii="Helvetica" w:hAnsi="Helvetica" w:eastAsia="Helvetica" w:cs="Helvetica"/>
+                <w:i w:val="false"/>
+                <w:b w:val="false"/>
+                <w:u w:val="none"/>
+                <w:sz w:val="22"/>
+                <w:szCs w:val="22"/>
+                <w:color w:val="000000"/>
+              </w:rPr>
+            </w:pPr>
+            <w:r>
+              <w:rPr>
+                <w:rFonts w:ascii="Helvetica" w:hAnsi="Helvetica" w:eastAsia="Helvetica" w:cs="Helvetica"/>
+                <w:i w:val="false"/>
+                <w:b w:val="false"/>
+                <w:u w:val="none"/>
+                <w:sz w:val="22"/>
+                <w:szCs w:val="22"/>
+                <w:color w:val="000000"/>
+              </w:rPr>
+              <w:t xml:space="preserve">0.480</w:t>
             </w:r>
           </w:p>
         </w:tc>
@@ -12748,60 +12748,60 @@
                 <w:szCs w:val="22"/>
                 <w:color w:val="000000"/>
               </w:rPr>
-              <w:t xml:space="preserve">0.00, 0.72</w:t>
-            </w:r>
-          </w:p>
-        </w:tc>
-        <w:tc>
-          <w:tcPr>
-            <w:tcBorders>
-              <w:bottom w:val="none" w:sz="0" w:space="0" w:color="000000"/>
-              <w:top w:val="none" w:sz="0" w:space="0" w:color="000000"/>
-              <w:left w:val="none" w:sz="0" w:space="0" w:color="000000"/>
-              <w:right w:val="none" w:sz="0" w:space="0" w:color="000000"/>
-            </w:tcBorders>
-            <w:shd w:val="clear" w:color="auto" w:fill="FFFFFF"/>
-            <w:tcMar>
-              <w:top w:w="0" w:type="dxa"/>
-              <w:bottom w:w="0" w:type="dxa"/>
-              <w:left w:w="0" w:type="dxa"/>
-              <w:right w:w="0" w:type="dxa"/>
-            </w:tcMar>
-            <w:vAlign w:val="top"/>
-          </w:tcPr>
-          <w:p>
-            <w:pPr>
-              <w:pStyle w:val="Normal"/>
-              <w:jc w:val="center"/>
-              <w:pBdr>
-                <w:bottom w:val="none" w:sz="0" w:space="0" w:color="000000"/>
-                <w:top w:val="none" w:sz="0" w:space="0" w:color="000000"/>
-                <w:left w:val="none" w:sz="0" w:space="0" w:color="000000"/>
-                <w:right w:val="none" w:sz="0" w:space="0" w:color="000000"/>
-              </w:pBdr>
-              <w:spacing w:after="100" w:before="100" w:line="240"/>
-              <w:ind w:left="100" w:right="100" w:firstLine="0" w:firstLineChars="0"/>
-              <w:rPr>
-                <w:rFonts w:ascii="Helvetica" w:hAnsi="Helvetica" w:eastAsia="Helvetica" w:cs="Helvetica"/>
-                <w:i w:val="false"/>
-                <w:b w:val="false"/>
-                <w:u w:val="none"/>
-                <w:sz w:val="22"/>
-                <w:szCs w:val="22"/>
-                <w:color w:val="000000"/>
-              </w:rPr>
-            </w:pPr>
-            <w:r>
-              <w:rPr>
-                <w:rFonts w:ascii="Helvetica" w:hAnsi="Helvetica" w:eastAsia="Helvetica" w:cs="Helvetica"/>
-                <w:i w:val="false"/>
-                <w:b w:val="false"/>
-                <w:u w:val="none"/>
-                <w:sz w:val="22"/>
-                <w:szCs w:val="22"/>
-                <w:color w:val="000000"/>
-              </w:rPr>
-              <w:t xml:space="preserve">0.035</w:t>
+              <w:t xml:space="preserve">0.00, 0.66</w:t>
+            </w:r>
+          </w:p>
+        </w:tc>
+        <w:tc>
+          <w:tcPr>
+            <w:tcBorders>
+              <w:bottom w:val="none" w:sz="0" w:space="0" w:color="000000"/>
+              <w:top w:val="none" w:sz="0" w:space="0" w:color="000000"/>
+              <w:left w:val="none" w:sz="0" w:space="0" w:color="000000"/>
+              <w:right w:val="none" w:sz="0" w:space="0" w:color="000000"/>
+            </w:tcBorders>
+            <w:shd w:val="clear" w:color="auto" w:fill="FFFFFF"/>
+            <w:tcMar>
+              <w:top w:w="0" w:type="dxa"/>
+              <w:bottom w:w="0" w:type="dxa"/>
+              <w:left w:w="0" w:type="dxa"/>
+              <w:right w:w="0" w:type="dxa"/>
+            </w:tcMar>
+            <w:vAlign w:val="top"/>
+          </w:tcPr>
+          <w:p>
+            <w:pPr>
+              <w:pStyle w:val="Normal"/>
+              <w:jc w:val="center"/>
+              <w:pBdr>
+                <w:bottom w:val="none" w:sz="0" w:space="0" w:color="000000"/>
+                <w:top w:val="none" w:sz="0" w:space="0" w:color="000000"/>
+                <w:left w:val="none" w:sz="0" w:space="0" w:color="000000"/>
+                <w:right w:val="none" w:sz="0" w:space="0" w:color="000000"/>
+              </w:pBdr>
+              <w:spacing w:after="100" w:before="100" w:line="240"/>
+              <w:ind w:left="100" w:right="100" w:firstLine="0" w:firstLineChars="0"/>
+              <w:rPr>
+                <w:rFonts w:ascii="Helvetica" w:hAnsi="Helvetica" w:eastAsia="Helvetica" w:cs="Helvetica"/>
+                <w:i w:val="false"/>
+                <w:b w:val="false"/>
+                <w:u w:val="none"/>
+                <w:sz w:val="22"/>
+                <w:szCs w:val="22"/>
+                <w:color w:val="000000"/>
+              </w:rPr>
+            </w:pPr>
+            <w:r>
+              <w:rPr>
+                <w:rFonts w:ascii="Helvetica" w:hAnsi="Helvetica" w:eastAsia="Helvetica" w:cs="Helvetica"/>
+                <w:i w:val="false"/>
+                <w:b w:val="false"/>
+                <w:u w:val="none"/>
+                <w:sz w:val="22"/>
+                <w:szCs w:val="22"/>
+                <w:color w:val="000000"/>
+              </w:rPr>
+              <w:t xml:space="preserve">0.030</w:t>
             </w:r>
           </w:p>
         </w:tc>
@@ -13178,120 +13178,120 @@
                 <w:szCs w:val="22"/>
                 <w:color w:val="000000"/>
               </w:rPr>
-              <w:t xml:space="preserve">1.47</w:t>
-            </w:r>
-          </w:p>
-        </w:tc>
-        <w:tc>
-          <w:tcPr>
-            <w:tcBorders>
-              <w:bottom w:val="none" w:sz="0" w:space="0" w:color="000000"/>
-              <w:top w:val="none" w:sz="0" w:space="0" w:color="000000"/>
-              <w:left w:val="none" w:sz="0" w:space="0" w:color="000000"/>
-              <w:right w:val="none" w:sz="0" w:space="0" w:color="000000"/>
-            </w:tcBorders>
-            <w:shd w:val="clear" w:color="auto" w:fill="FFFFFF"/>
-            <w:tcMar>
-              <w:top w:w="0" w:type="dxa"/>
-              <w:bottom w:w="0" w:type="dxa"/>
-              <w:left w:w="0" w:type="dxa"/>
-              <w:right w:w="0" w:type="dxa"/>
-            </w:tcMar>
-            <w:vAlign w:val="top"/>
-          </w:tcPr>
-          <w:p>
-            <w:pPr>
-              <w:pStyle w:val="Normal"/>
-              <w:jc w:val="center"/>
-              <w:pBdr>
-                <w:bottom w:val="none" w:sz="0" w:space="0" w:color="000000"/>
-                <w:top w:val="none" w:sz="0" w:space="0" w:color="000000"/>
-                <w:left w:val="none" w:sz="0" w:space="0" w:color="000000"/>
-                <w:right w:val="none" w:sz="0" w:space="0" w:color="000000"/>
-              </w:pBdr>
-              <w:spacing w:after="100" w:before="100" w:line="240"/>
-              <w:ind w:left="100" w:right="100" w:firstLine="0" w:firstLineChars="0"/>
-              <w:rPr>
-                <w:rFonts w:ascii="Helvetica" w:hAnsi="Helvetica" w:eastAsia="Helvetica" w:cs="Helvetica"/>
-                <w:i w:val="false"/>
-                <w:b w:val="false"/>
-                <w:u w:val="none"/>
-                <w:sz w:val="22"/>
-                <w:szCs w:val="22"/>
-                <w:color w:val="000000"/>
-              </w:rPr>
-            </w:pPr>
-            <w:r>
-              <w:rPr>
-                <w:rFonts w:ascii="Helvetica" w:hAnsi="Helvetica" w:eastAsia="Helvetica" w:cs="Helvetica"/>
-                <w:i w:val="false"/>
-                <w:b w:val="false"/>
-                <w:u w:val="none"/>
-                <w:sz w:val="22"/>
-                <w:szCs w:val="22"/>
-                <w:color w:val="000000"/>
-              </w:rPr>
-              <w:t xml:space="preserve">0.16, 13.5</w:t>
-            </w:r>
-          </w:p>
-        </w:tc>
-        <w:tc>
-          <w:tcPr>
-            <w:tcBorders>
-              <w:bottom w:val="none" w:sz="0" w:space="0" w:color="000000"/>
-              <w:top w:val="none" w:sz="0" w:space="0" w:color="000000"/>
-              <w:left w:val="none" w:sz="0" w:space="0" w:color="000000"/>
-              <w:right w:val="none" w:sz="0" w:space="0" w:color="000000"/>
-            </w:tcBorders>
-            <w:shd w:val="clear" w:color="auto" w:fill="FFFFFF"/>
-            <w:tcMar>
-              <w:top w:w="0" w:type="dxa"/>
-              <w:bottom w:w="0" w:type="dxa"/>
-              <w:left w:w="0" w:type="dxa"/>
-              <w:right w:w="0" w:type="dxa"/>
-            </w:tcMar>
-            <w:vAlign w:val="top"/>
-          </w:tcPr>
-          <w:p>
-            <w:pPr>
-              <w:pStyle w:val="Normal"/>
-              <w:jc w:val="center"/>
-              <w:pBdr>
-                <w:bottom w:val="none" w:sz="0" w:space="0" w:color="000000"/>
-                <w:top w:val="none" w:sz="0" w:space="0" w:color="000000"/>
-                <w:left w:val="none" w:sz="0" w:space="0" w:color="000000"/>
-                <w:right w:val="none" w:sz="0" w:space="0" w:color="000000"/>
-              </w:pBdr>
-              <w:spacing w:after="100" w:before="100" w:line="240"/>
-              <w:ind w:left="100" w:right="100" w:firstLine="0" w:firstLineChars="0"/>
-              <w:rPr>
-                <w:rFonts w:ascii="Helvetica" w:hAnsi="Helvetica" w:eastAsia="Helvetica" w:cs="Helvetica"/>
-                <w:i w:val="false"/>
-                <w:b w:val="false"/>
-                <w:u w:val="none"/>
-                <w:sz w:val="22"/>
-                <w:szCs w:val="22"/>
-                <w:color w:val="000000"/>
-              </w:rPr>
-            </w:pPr>
-            <w:r>
-              <w:rPr>
-                <w:rFonts w:ascii="Helvetica" w:hAnsi="Helvetica" w:eastAsia="Helvetica" w:cs="Helvetica"/>
-                <w:i w:val="false"/>
-                <w:b w:val="false"/>
-                <w:u w:val="none"/>
-                <w:sz w:val="22"/>
-                <w:szCs w:val="22"/>
-                <w:color w:val="000000"/>
-              </w:rPr>
-              <w:t xml:space="preserve">0.730</w:t>
+              <w:t xml:space="preserve">1.61</w:t>
+            </w:r>
+          </w:p>
+        </w:tc>
+        <w:tc>
+          <w:tcPr>
+            <w:tcBorders>
+              <w:bottom w:val="none" w:sz="0" w:space="0" w:color="000000"/>
+              <w:top w:val="none" w:sz="0" w:space="0" w:color="000000"/>
+              <w:left w:val="none" w:sz="0" w:space="0" w:color="000000"/>
+              <w:right w:val="none" w:sz="0" w:space="0" w:color="000000"/>
+            </w:tcBorders>
+            <w:shd w:val="clear" w:color="auto" w:fill="FFFFFF"/>
+            <w:tcMar>
+              <w:top w:w="0" w:type="dxa"/>
+              <w:bottom w:w="0" w:type="dxa"/>
+              <w:left w:w="0" w:type="dxa"/>
+              <w:right w:w="0" w:type="dxa"/>
+            </w:tcMar>
+            <w:vAlign w:val="top"/>
+          </w:tcPr>
+          <w:p>
+            <w:pPr>
+              <w:pStyle w:val="Normal"/>
+              <w:jc w:val="center"/>
+              <w:pBdr>
+                <w:bottom w:val="none" w:sz="0" w:space="0" w:color="000000"/>
+                <w:top w:val="none" w:sz="0" w:space="0" w:color="000000"/>
+                <w:left w:val="none" w:sz="0" w:space="0" w:color="000000"/>
+                <w:right w:val="none" w:sz="0" w:space="0" w:color="000000"/>
+              </w:pBdr>
+              <w:spacing w:after="100" w:before="100" w:line="240"/>
+              <w:ind w:left="100" w:right="100" w:firstLine="0" w:firstLineChars="0"/>
+              <w:rPr>
+                <w:rFonts w:ascii="Helvetica" w:hAnsi="Helvetica" w:eastAsia="Helvetica" w:cs="Helvetica"/>
+                <w:i w:val="false"/>
+                <w:b w:val="false"/>
+                <w:u w:val="none"/>
+                <w:sz w:val="22"/>
+                <w:szCs w:val="22"/>
+                <w:color w:val="000000"/>
+              </w:rPr>
+            </w:pPr>
+            <w:r>
+              <w:rPr>
+                <w:rFonts w:ascii="Helvetica" w:hAnsi="Helvetica" w:eastAsia="Helvetica" w:cs="Helvetica"/>
+                <w:i w:val="false"/>
+                <w:b w:val="false"/>
+                <w:u w:val="none"/>
+                <w:sz w:val="22"/>
+                <w:szCs w:val="22"/>
+                <w:color w:val="000000"/>
+              </w:rPr>
+              <w:t xml:space="preserve">0.20, 12.8</w:t>
+            </w:r>
+          </w:p>
+        </w:tc>
+        <w:tc>
+          <w:tcPr>
+            <w:tcBorders>
+              <w:bottom w:val="none" w:sz="0" w:space="0" w:color="000000"/>
+              <w:top w:val="none" w:sz="0" w:space="0" w:color="000000"/>
+              <w:left w:val="none" w:sz="0" w:space="0" w:color="000000"/>
+              <w:right w:val="none" w:sz="0" w:space="0" w:color="000000"/>
+            </w:tcBorders>
+            <w:shd w:val="clear" w:color="auto" w:fill="FFFFFF"/>
+            <w:tcMar>
+              <w:top w:w="0" w:type="dxa"/>
+              <w:bottom w:w="0" w:type="dxa"/>
+              <w:left w:w="0" w:type="dxa"/>
+              <w:right w:w="0" w:type="dxa"/>
+            </w:tcMar>
+            <w:vAlign w:val="top"/>
+          </w:tcPr>
+          <w:p>
+            <w:pPr>
+              <w:pStyle w:val="Normal"/>
+              <w:jc w:val="center"/>
+              <w:pBdr>
+                <w:bottom w:val="none" w:sz="0" w:space="0" w:color="000000"/>
+                <w:top w:val="none" w:sz="0" w:space="0" w:color="000000"/>
+                <w:left w:val="none" w:sz="0" w:space="0" w:color="000000"/>
+                <w:right w:val="none" w:sz="0" w:space="0" w:color="000000"/>
+              </w:pBdr>
+              <w:spacing w:after="100" w:before="100" w:line="240"/>
+              <w:ind w:left="100" w:right="100" w:firstLine="0" w:firstLineChars="0"/>
+              <w:rPr>
+                <w:rFonts w:ascii="Helvetica" w:hAnsi="Helvetica" w:eastAsia="Helvetica" w:cs="Helvetica"/>
+                <w:i w:val="false"/>
+                <w:b w:val="false"/>
+                <w:u w:val="none"/>
+                <w:sz w:val="22"/>
+                <w:szCs w:val="22"/>
+                <w:color w:val="000000"/>
+              </w:rPr>
+            </w:pPr>
+            <w:r>
+              <w:rPr>
+                <w:rFonts w:ascii="Helvetica" w:hAnsi="Helvetica" w:eastAsia="Helvetica" w:cs="Helvetica"/>
+                <w:i w:val="false"/>
+                <w:b w:val="false"/>
+                <w:u w:val="none"/>
+                <w:sz w:val="22"/>
+                <w:szCs w:val="22"/>
+                <w:color w:val="000000"/>
+              </w:rPr>
+              <w:t xml:space="preserve">0.650</w:t>
             </w:r>
           </w:p>
         </w:tc>
       </w:tr>
       <w:tr>
         <w:trPr>
-          <w:trHeight w:val="598" w:hRule="auto"/>
+          <w:trHeight w:val="619" w:hRule="auto"/>
         </w:trPr>
         body27
         <w:tc>
@@ -13343,7 +13343,7 @@
                 <w:szCs w:val="22"/>
                 <w:color w:val="000000"/>
               </w:rPr>
-              <w:t xml:space="preserve">cockcroft</w:t>
+              <w:t xml:space="preserve">ckd_epi_gfr_cre_cys</w:t>
             </w:r>
           </w:p>
         </w:tc>
@@ -13449,7 +13449,7 @@
                 <w:szCs w:val="22"/>
                 <w:color w:val="000000"/>
               </w:rPr>
-              <w:t xml:space="preserve">0.98</w:t>
+              <w:t xml:space="preserve">0.97</w:t>
             </w:r>
           </w:p>
         </w:tc>
@@ -13502,7 +13502,7 @@
                 <w:szCs w:val="22"/>
                 <w:color w:val="000000"/>
               </w:rPr>
-              <w:t xml:space="preserve">0.96, 1.00</w:t>
+              <w:t xml:space="preserve">0.95, 0.99</w:t>
             </w:r>
           </w:p>
         </w:tc>
@@ -13555,7 +13555,7 @@
                 <w:szCs w:val="22"/>
                 <w:color w:val="000000"/>
               </w:rPr>
-              <w:t xml:space="preserve">0.022</w:t>
+              <w:t xml:space="preserve">0.008</w:t>
             </w:r>
           </w:p>
         </w:tc>
@@ -13661,7 +13661,7 @@
                 <w:szCs w:val="22"/>
                 <w:color w:val="000000"/>
               </w:rPr>
-              <w:t xml:space="preserve">0.97</w:t>
+              <w:t xml:space="preserve">0.96</w:t>
             </w:r>
           </w:p>
         </w:tc>
@@ -13714,7 +13714,7 @@
                 <w:szCs w:val="22"/>
                 <w:color w:val="000000"/>
               </w:rPr>
-              <w:t xml:space="preserve">0.93, 1.01</w:t>
+              <w:t xml:space="preserve">0.91, 1.03</w:t>
             </w:r>
           </w:p>
         </w:tc>
@@ -13767,7 +13767,7 @@
                 <w:szCs w:val="22"/>
                 <w:color w:val="000000"/>
               </w:rPr>
-              <w:t xml:space="preserve">0.180</w:t>
+              <w:t xml:space="preserve">0.250</w:t>
             </w:r>
           </w:p>
         </w:tc>

--- a/docs/tables/auc3/sec6_ckd_composite.docx
+++ b/docs/tables/auc3/sec6_ckd_composite.docx
@@ -1103,7 +1103,7 @@
                 <w:szCs w:val="22"/>
                 <w:color w:val="000000"/>
               </w:rPr>
-              <w:t xml:space="preserve">1.47</w:t>
+              <w:t xml:space="preserve">1.88</w:t>
             </w:r>
           </w:p>
         </w:tc>
@@ -1156,7 +1156,7 @@
                 <w:szCs w:val="22"/>
                 <w:color w:val="000000"/>
               </w:rPr>
-              <w:t xml:space="preserve">0.89, 2.42</w:t>
+              <w:t xml:space="preserve">0.90, 3.91</w:t>
             </w:r>
           </w:p>
         </w:tc>
@@ -1209,7 +1209,7 @@
                 <w:szCs w:val="22"/>
                 <w:color w:val="000000"/>
               </w:rPr>
-              <w:t xml:space="preserve">0.130</w:t>
+              <w:t xml:space="preserve">0.093</w:t>
             </w:r>
           </w:p>
         </w:tc>
@@ -1639,60 +1639,60 @@
                 <w:szCs w:val="22"/>
                 <w:color w:val="000000"/>
               </w:rPr>
-              <w:t xml:space="preserve">0.98, 1.22</w:t>
-            </w:r>
-          </w:p>
-        </w:tc>
-        <w:tc>
-          <w:tcPr>
-            <w:tcBorders>
-              <w:bottom w:val="none" w:sz="0" w:space="0" w:color="000000"/>
-              <w:top w:val="none" w:sz="0" w:space="0" w:color="000000"/>
-              <w:left w:val="none" w:sz="0" w:space="0" w:color="000000"/>
-              <w:right w:val="none" w:sz="0" w:space="0" w:color="000000"/>
-            </w:tcBorders>
-            <w:shd w:val="clear" w:color="auto" w:fill="FFFFFF"/>
-            <w:tcMar>
-              <w:top w:w="0" w:type="dxa"/>
-              <w:bottom w:w="0" w:type="dxa"/>
-              <w:left w:w="0" w:type="dxa"/>
-              <w:right w:w="0" w:type="dxa"/>
-            </w:tcMar>
-            <w:vAlign w:val="top"/>
-          </w:tcPr>
-          <w:p>
-            <w:pPr>
-              <w:pStyle w:val="Normal"/>
-              <w:jc w:val="center"/>
-              <w:pBdr>
-                <w:bottom w:val="none" w:sz="0" w:space="0" w:color="000000"/>
-                <w:top w:val="none" w:sz="0" w:space="0" w:color="000000"/>
-                <w:left w:val="none" w:sz="0" w:space="0" w:color="000000"/>
-                <w:right w:val="none" w:sz="0" w:space="0" w:color="000000"/>
-              </w:pBdr>
-              <w:spacing w:after="100" w:before="100" w:line="240"/>
-              <w:ind w:left="100" w:right="100" w:firstLine="0" w:firstLineChars="0"/>
-              <w:rPr>
-                <w:rFonts w:ascii="Helvetica" w:hAnsi="Helvetica" w:eastAsia="Helvetica" w:cs="Helvetica"/>
-                <w:i w:val="false"/>
-                <w:b w:val="false"/>
-                <w:u w:val="none"/>
-                <w:sz w:val="22"/>
-                <w:szCs w:val="22"/>
-                <w:color w:val="000000"/>
-              </w:rPr>
-            </w:pPr>
-            <w:r>
-              <w:rPr>
-                <w:rFonts w:ascii="Helvetica" w:hAnsi="Helvetica" w:eastAsia="Helvetica" w:cs="Helvetica"/>
-                <w:i w:val="false"/>
-                <w:b w:val="false"/>
-                <w:u w:val="none"/>
-                <w:sz w:val="22"/>
-                <w:szCs w:val="22"/>
-                <w:color w:val="000000"/>
-              </w:rPr>
-              <w:t xml:space="preserve">0.099</w:t>
+              <w:t xml:space="preserve">0.98, 1.21</w:t>
+            </w:r>
+          </w:p>
+        </w:tc>
+        <w:tc>
+          <w:tcPr>
+            <w:tcBorders>
+              <w:bottom w:val="none" w:sz="0" w:space="0" w:color="000000"/>
+              <w:top w:val="none" w:sz="0" w:space="0" w:color="000000"/>
+              <w:left w:val="none" w:sz="0" w:space="0" w:color="000000"/>
+              <w:right w:val="none" w:sz="0" w:space="0" w:color="000000"/>
+            </w:tcBorders>
+            <w:shd w:val="clear" w:color="auto" w:fill="FFFFFF"/>
+            <w:tcMar>
+              <w:top w:w="0" w:type="dxa"/>
+              <w:bottom w:w="0" w:type="dxa"/>
+              <w:left w:w="0" w:type="dxa"/>
+              <w:right w:w="0" w:type="dxa"/>
+            </w:tcMar>
+            <w:vAlign w:val="top"/>
+          </w:tcPr>
+          <w:p>
+            <w:pPr>
+              <w:pStyle w:val="Normal"/>
+              <w:jc w:val="center"/>
+              <w:pBdr>
+                <w:bottom w:val="none" w:sz="0" w:space="0" w:color="000000"/>
+                <w:top w:val="none" w:sz="0" w:space="0" w:color="000000"/>
+                <w:left w:val="none" w:sz="0" w:space="0" w:color="000000"/>
+                <w:right w:val="none" w:sz="0" w:space="0" w:color="000000"/>
+              </w:pBdr>
+              <w:spacing w:after="100" w:before="100" w:line="240"/>
+              <w:ind w:left="100" w:right="100" w:firstLine="0" w:firstLineChars="0"/>
+              <w:rPr>
+                <w:rFonts w:ascii="Helvetica" w:hAnsi="Helvetica" w:eastAsia="Helvetica" w:cs="Helvetica"/>
+                <w:i w:val="false"/>
+                <w:b w:val="false"/>
+                <w:u w:val="none"/>
+                <w:sz w:val="22"/>
+                <w:szCs w:val="22"/>
+                <w:color w:val="000000"/>
+              </w:rPr>
+            </w:pPr>
+            <w:r>
+              <w:rPr>
+                <w:rFonts w:ascii="Helvetica" w:hAnsi="Helvetica" w:eastAsia="Helvetica" w:cs="Helvetica"/>
+                <w:i w:val="false"/>
+                <w:b w:val="false"/>
+                <w:u w:val="none"/>
+                <w:sz w:val="22"/>
+                <w:szCs w:val="22"/>
+                <w:color w:val="000000"/>
+              </w:rPr>
+              <w:t xml:space="preserve">0.098</w:t>
             </w:r>
           </w:p>
         </w:tc>
@@ -3035,113 +3035,113 @@
                 <w:szCs w:val="22"/>
                 <w:color w:val="000000"/>
               </w:rPr>
-              <w:t xml:space="preserve">29.2</w:t>
-            </w:r>
-          </w:p>
-        </w:tc>
-        <w:tc>
-          <w:tcPr>
-            <w:tcBorders>
-              <w:bottom w:val="none" w:sz="0" w:space="0" w:color="000000"/>
-              <w:top w:val="none" w:sz="0" w:space="0" w:color="000000"/>
-              <w:left w:val="none" w:sz="0" w:space="0" w:color="000000"/>
-              <w:right w:val="none" w:sz="0" w:space="0" w:color="000000"/>
-            </w:tcBorders>
-            <w:shd w:val="clear" w:color="auto" w:fill="FFFFFF"/>
-            <w:tcMar>
-              <w:top w:w="0" w:type="dxa"/>
-              <w:bottom w:w="0" w:type="dxa"/>
-              <w:left w:w="0" w:type="dxa"/>
-              <w:right w:w="0" w:type="dxa"/>
-            </w:tcMar>
-            <w:vAlign w:val="top"/>
-          </w:tcPr>
-          <w:p>
-            <w:pPr>
-              <w:pStyle w:val="Normal"/>
-              <w:jc w:val="center"/>
-              <w:pBdr>
-                <w:bottom w:val="none" w:sz="0" w:space="0" w:color="000000"/>
-                <w:top w:val="none" w:sz="0" w:space="0" w:color="000000"/>
-                <w:left w:val="none" w:sz="0" w:space="0" w:color="000000"/>
-                <w:right w:val="none" w:sz="0" w:space="0" w:color="000000"/>
-              </w:pBdr>
-              <w:spacing w:after="100" w:before="100" w:line="240"/>
-              <w:ind w:left="100" w:right="100" w:firstLine="0" w:firstLineChars="0"/>
-              <w:rPr>
-                <w:rFonts w:ascii="Helvetica" w:hAnsi="Helvetica" w:eastAsia="Helvetica" w:cs="Helvetica"/>
-                <w:i w:val="false"/>
-                <w:b w:val="false"/>
-                <w:u w:val="none"/>
-                <w:sz w:val="22"/>
-                <w:szCs w:val="22"/>
-                <w:color w:val="000000"/>
-              </w:rPr>
-            </w:pPr>
-            <w:r>
-              <w:rPr>
-                <w:rFonts w:ascii="Helvetica" w:hAnsi="Helvetica" w:eastAsia="Helvetica" w:cs="Helvetica"/>
-                <w:i w:val="false"/>
-                <w:b w:val="false"/>
-                <w:u w:val="none"/>
-                <w:sz w:val="22"/>
-                <w:szCs w:val="22"/>
-                <w:color w:val="000000"/>
-              </w:rPr>
-              <w:t xml:space="preserve">2.62, 324</w:t>
-            </w:r>
-          </w:p>
-        </w:tc>
-        <w:tc>
-          <w:tcPr>
-            <w:tcBorders>
-              <w:bottom w:val="none" w:sz="0" w:space="0" w:color="000000"/>
-              <w:top w:val="none" w:sz="0" w:space="0" w:color="000000"/>
-              <w:left w:val="none" w:sz="0" w:space="0" w:color="000000"/>
-              <w:right w:val="none" w:sz="0" w:space="0" w:color="000000"/>
-            </w:tcBorders>
-            <w:shd w:val="clear" w:color="auto" w:fill="FFFFFF"/>
-            <w:tcMar>
-              <w:top w:w="0" w:type="dxa"/>
-              <w:bottom w:w="0" w:type="dxa"/>
-              <w:left w:w="0" w:type="dxa"/>
-              <w:right w:w="0" w:type="dxa"/>
-            </w:tcMar>
-            <w:vAlign w:val="top"/>
-          </w:tcPr>
-          <w:p>
-            <w:pPr>
-              <w:pStyle w:val="Normal"/>
-              <w:jc w:val="center"/>
-              <w:pBdr>
-                <w:bottom w:val="none" w:sz="0" w:space="0" w:color="000000"/>
-                <w:top w:val="none" w:sz="0" w:space="0" w:color="000000"/>
-                <w:left w:val="none" w:sz="0" w:space="0" w:color="000000"/>
-                <w:right w:val="none" w:sz="0" w:space="0" w:color="000000"/>
-              </w:pBdr>
-              <w:spacing w:after="100" w:before="100" w:line="240"/>
-              <w:ind w:left="100" w:right="100" w:firstLine="0" w:firstLineChars="0"/>
-              <w:rPr>
-                <w:rFonts w:ascii="Helvetica" w:hAnsi="Helvetica" w:eastAsia="Helvetica" w:cs="Helvetica"/>
-                <w:i w:val="false"/>
-                <w:b w:val="false"/>
-                <w:u w:val="none"/>
-                <w:sz w:val="22"/>
-                <w:szCs w:val="22"/>
-                <w:color w:val="000000"/>
-              </w:rPr>
-            </w:pPr>
-            <w:r>
-              <w:rPr>
-                <w:rFonts w:ascii="Helvetica" w:hAnsi="Helvetica" w:eastAsia="Helvetica" w:cs="Helvetica"/>
-                <w:i w:val="false"/>
-                <w:b w:val="false"/>
-                <w:u w:val="none"/>
-                <w:sz w:val="22"/>
-                <w:szCs w:val="22"/>
-                <w:color w:val="000000"/>
-              </w:rPr>
-              <w:t xml:space="preserve">0.006</w:t>
+              <w:t xml:space="preserve">34.6</w:t>
+            </w:r>
+          </w:p>
+        </w:tc>
+        <w:tc>
+          <w:tcPr>
+            <w:tcBorders>
+              <w:bottom w:val="none" w:sz="0" w:space="0" w:color="000000"/>
+              <w:top w:val="none" w:sz="0" w:space="0" w:color="000000"/>
+              <w:left w:val="none" w:sz="0" w:space="0" w:color="000000"/>
+              <w:right w:val="none" w:sz="0" w:space="0" w:color="000000"/>
+            </w:tcBorders>
+            <w:shd w:val="clear" w:color="auto" w:fill="FFFFFF"/>
+            <w:tcMar>
+              <w:top w:w="0" w:type="dxa"/>
+              <w:bottom w:w="0" w:type="dxa"/>
+              <w:left w:w="0" w:type="dxa"/>
+              <w:right w:w="0" w:type="dxa"/>
+            </w:tcMar>
+            <w:vAlign w:val="top"/>
+          </w:tcPr>
+          <w:p>
+            <w:pPr>
+              <w:pStyle w:val="Normal"/>
+              <w:jc w:val="center"/>
+              <w:pBdr>
+                <w:bottom w:val="none" w:sz="0" w:space="0" w:color="000000"/>
+                <w:top w:val="none" w:sz="0" w:space="0" w:color="000000"/>
+                <w:left w:val="none" w:sz="0" w:space="0" w:color="000000"/>
+                <w:right w:val="none" w:sz="0" w:space="0" w:color="000000"/>
+              </w:pBdr>
+              <w:spacing w:after="100" w:before="100" w:line="240"/>
+              <w:ind w:left="100" w:right="100" w:firstLine="0" w:firstLineChars="0"/>
+              <w:rPr>
+                <w:rFonts w:ascii="Helvetica" w:hAnsi="Helvetica" w:eastAsia="Helvetica" w:cs="Helvetica"/>
+                <w:i w:val="false"/>
+                <w:b w:val="false"/>
+                <w:u w:val="none"/>
+                <w:sz w:val="22"/>
+                <w:szCs w:val="22"/>
+                <w:color w:val="000000"/>
+              </w:rPr>
+            </w:pPr>
+            <w:r>
+              <w:rPr>
+                <w:rFonts w:ascii="Helvetica" w:hAnsi="Helvetica" w:eastAsia="Helvetica" w:cs="Helvetica"/>
+                <w:i w:val="false"/>
+                <w:b w:val="false"/>
+                <w:u w:val="none"/>
+                <w:sz w:val="22"/>
+                <w:szCs w:val="22"/>
+                <w:color w:val="000000"/>
+              </w:rPr>
+              <w:t xml:space="preserve">3.69, 324</w:t>
+            </w:r>
+          </w:p>
+        </w:tc>
+        <w:tc>
+          <w:tcPr>
+            <w:tcBorders>
+              <w:bottom w:val="none" w:sz="0" w:space="0" w:color="000000"/>
+              <w:top w:val="none" w:sz="0" w:space="0" w:color="000000"/>
+              <w:left w:val="none" w:sz="0" w:space="0" w:color="000000"/>
+              <w:right w:val="none" w:sz="0" w:space="0" w:color="000000"/>
+            </w:tcBorders>
+            <w:shd w:val="clear" w:color="auto" w:fill="FFFFFF"/>
+            <w:tcMar>
+              <w:top w:w="0" w:type="dxa"/>
+              <w:bottom w:w="0" w:type="dxa"/>
+              <w:left w:w="0" w:type="dxa"/>
+              <w:right w:w="0" w:type="dxa"/>
+            </w:tcMar>
+            <w:vAlign w:val="top"/>
+          </w:tcPr>
+          <w:p>
+            <w:pPr>
+              <w:pStyle w:val="Normal"/>
+              <w:jc w:val="center"/>
+              <w:pBdr>
+                <w:bottom w:val="none" w:sz="0" w:space="0" w:color="000000"/>
+                <w:top w:val="none" w:sz="0" w:space="0" w:color="000000"/>
+                <w:left w:val="none" w:sz="0" w:space="0" w:color="000000"/>
+                <w:right w:val="none" w:sz="0" w:space="0" w:color="000000"/>
+              </w:pBdr>
+              <w:spacing w:after="100" w:before="100" w:line="240"/>
+              <w:ind w:left="100" w:right="100" w:firstLine="0" w:firstLineChars="0"/>
+              <w:rPr>
+                <w:rFonts w:ascii="Helvetica" w:hAnsi="Helvetica" w:eastAsia="Helvetica" w:cs="Helvetica"/>
+                <w:i w:val="false"/>
+                <w:b w:val="false"/>
+                <w:u w:val="none"/>
+                <w:sz w:val="22"/>
+                <w:szCs w:val="22"/>
+                <w:color w:val="000000"/>
+              </w:rPr>
+            </w:pPr>
+            <w:r>
+              <w:rPr>
+                <w:rFonts w:ascii="Helvetica" w:hAnsi="Helvetica" w:eastAsia="Helvetica" w:cs="Helvetica"/>
+                <w:i w:val="false"/>
+                <w:b w:val="false"/>
+                <w:u w:val="none"/>
+                <w:sz w:val="22"/>
+                <w:szCs w:val="22"/>
+                <w:color w:val="000000"/>
+              </w:rPr>
+              <w:t xml:space="preserve">0.002</w:t>
             </w:r>
           </w:p>
         </w:tc>
@@ -3518,113 +3518,113 @@
                 <w:szCs w:val="22"/>
                 <w:color w:val="000000"/>
               </w:rPr>
-              <w:t xml:space="preserve">0.72</w:t>
-            </w:r>
-          </w:p>
-        </w:tc>
-        <w:tc>
-          <w:tcPr>
-            <w:tcBorders>
-              <w:bottom w:val="none" w:sz="0" w:space="0" w:color="000000"/>
-              <w:top w:val="none" w:sz="0" w:space="0" w:color="000000"/>
-              <w:left w:val="none" w:sz="0" w:space="0" w:color="000000"/>
-              <w:right w:val="none" w:sz="0" w:space="0" w:color="000000"/>
-            </w:tcBorders>
-            <w:shd w:val="clear" w:color="auto" w:fill="FFFFFF"/>
-            <w:tcMar>
-              <w:top w:w="0" w:type="dxa"/>
-              <w:bottom w:w="0" w:type="dxa"/>
-              <w:left w:w="0" w:type="dxa"/>
-              <w:right w:w="0" w:type="dxa"/>
-            </w:tcMar>
-            <w:vAlign w:val="top"/>
-          </w:tcPr>
-          <w:p>
-            <w:pPr>
-              <w:pStyle w:val="Normal"/>
-              <w:jc w:val="center"/>
-              <w:pBdr>
-                <w:bottom w:val="none" w:sz="0" w:space="0" w:color="000000"/>
-                <w:top w:val="none" w:sz="0" w:space="0" w:color="000000"/>
-                <w:left w:val="none" w:sz="0" w:space="0" w:color="000000"/>
-                <w:right w:val="none" w:sz="0" w:space="0" w:color="000000"/>
-              </w:pBdr>
-              <w:spacing w:after="100" w:before="100" w:line="240"/>
-              <w:ind w:left="100" w:right="100" w:firstLine="0" w:firstLineChars="0"/>
-              <w:rPr>
-                <w:rFonts w:ascii="Helvetica" w:hAnsi="Helvetica" w:eastAsia="Helvetica" w:cs="Helvetica"/>
-                <w:i w:val="false"/>
-                <w:b w:val="false"/>
-                <w:u w:val="none"/>
-                <w:sz w:val="22"/>
-                <w:szCs w:val="22"/>
-                <w:color w:val="000000"/>
-              </w:rPr>
-            </w:pPr>
-            <w:r>
-              <w:rPr>
-                <w:rFonts w:ascii="Helvetica" w:hAnsi="Helvetica" w:eastAsia="Helvetica" w:cs="Helvetica"/>
-                <w:i w:val="false"/>
-                <w:b w:val="false"/>
-                <w:u w:val="none"/>
-                <w:sz w:val="22"/>
-                <w:szCs w:val="22"/>
-                <w:color w:val="000000"/>
-              </w:rPr>
-              <w:t xml:space="preserve">0.38, 1.34</w:t>
-            </w:r>
-          </w:p>
-        </w:tc>
-        <w:tc>
-          <w:tcPr>
-            <w:tcBorders>
-              <w:bottom w:val="none" w:sz="0" w:space="0" w:color="000000"/>
-              <w:top w:val="none" w:sz="0" w:space="0" w:color="000000"/>
-              <w:left w:val="none" w:sz="0" w:space="0" w:color="000000"/>
-              <w:right w:val="none" w:sz="0" w:space="0" w:color="000000"/>
-            </w:tcBorders>
-            <w:shd w:val="clear" w:color="auto" w:fill="FFFFFF"/>
-            <w:tcMar>
-              <w:top w:w="0" w:type="dxa"/>
-              <w:bottom w:w="0" w:type="dxa"/>
-              <w:left w:w="0" w:type="dxa"/>
-              <w:right w:w="0" w:type="dxa"/>
-            </w:tcMar>
-            <w:vAlign w:val="top"/>
-          </w:tcPr>
-          <w:p>
-            <w:pPr>
-              <w:pStyle w:val="Normal"/>
-              <w:jc w:val="center"/>
-              <w:pBdr>
-                <w:bottom w:val="none" w:sz="0" w:space="0" w:color="000000"/>
-                <w:top w:val="none" w:sz="0" w:space="0" w:color="000000"/>
-                <w:left w:val="none" w:sz="0" w:space="0" w:color="000000"/>
-                <w:right w:val="none" w:sz="0" w:space="0" w:color="000000"/>
-              </w:pBdr>
-              <w:spacing w:after="100" w:before="100" w:line="240"/>
-              <w:ind w:left="100" w:right="100" w:firstLine="0" w:firstLineChars="0"/>
-              <w:rPr>
-                <w:rFonts w:ascii="Helvetica" w:hAnsi="Helvetica" w:eastAsia="Helvetica" w:cs="Helvetica"/>
-                <w:i w:val="false"/>
-                <w:b w:val="false"/>
-                <w:u w:val="none"/>
-                <w:sz w:val="22"/>
-                <w:szCs w:val="22"/>
-                <w:color w:val="000000"/>
-              </w:rPr>
-            </w:pPr>
-            <w:r>
-              <w:rPr>
-                <w:rFonts w:ascii="Helvetica" w:hAnsi="Helvetica" w:eastAsia="Helvetica" w:cs="Helvetica"/>
-                <w:i w:val="false"/>
-                <w:b w:val="false"/>
-                <w:u w:val="none"/>
-                <w:sz w:val="22"/>
-                <w:szCs w:val="22"/>
-                <w:color w:val="000000"/>
-              </w:rPr>
-              <w:t xml:space="preserve">0.300</w:t>
+              <w:t xml:space="preserve">0.70</w:t>
+            </w:r>
+          </w:p>
+        </w:tc>
+        <w:tc>
+          <w:tcPr>
+            <w:tcBorders>
+              <w:bottom w:val="none" w:sz="0" w:space="0" w:color="000000"/>
+              <w:top w:val="none" w:sz="0" w:space="0" w:color="000000"/>
+              <w:left w:val="none" w:sz="0" w:space="0" w:color="000000"/>
+              <w:right w:val="none" w:sz="0" w:space="0" w:color="000000"/>
+            </w:tcBorders>
+            <w:shd w:val="clear" w:color="auto" w:fill="FFFFFF"/>
+            <w:tcMar>
+              <w:top w:w="0" w:type="dxa"/>
+              <w:bottom w:w="0" w:type="dxa"/>
+              <w:left w:w="0" w:type="dxa"/>
+              <w:right w:w="0" w:type="dxa"/>
+            </w:tcMar>
+            <w:vAlign w:val="top"/>
+          </w:tcPr>
+          <w:p>
+            <w:pPr>
+              <w:pStyle w:val="Normal"/>
+              <w:jc w:val="center"/>
+              <w:pBdr>
+                <w:bottom w:val="none" w:sz="0" w:space="0" w:color="000000"/>
+                <w:top w:val="none" w:sz="0" w:space="0" w:color="000000"/>
+                <w:left w:val="none" w:sz="0" w:space="0" w:color="000000"/>
+                <w:right w:val="none" w:sz="0" w:space="0" w:color="000000"/>
+              </w:pBdr>
+              <w:spacing w:after="100" w:before="100" w:line="240"/>
+              <w:ind w:left="100" w:right="100" w:firstLine="0" w:firstLineChars="0"/>
+              <w:rPr>
+                <w:rFonts w:ascii="Helvetica" w:hAnsi="Helvetica" w:eastAsia="Helvetica" w:cs="Helvetica"/>
+                <w:i w:val="false"/>
+                <w:b w:val="false"/>
+                <w:u w:val="none"/>
+                <w:sz w:val="22"/>
+                <w:szCs w:val="22"/>
+                <w:color w:val="000000"/>
+              </w:rPr>
+            </w:pPr>
+            <w:r>
+              <w:rPr>
+                <w:rFonts w:ascii="Helvetica" w:hAnsi="Helvetica" w:eastAsia="Helvetica" w:cs="Helvetica"/>
+                <w:i w:val="false"/>
+                <w:b w:val="false"/>
+                <w:u w:val="none"/>
+                <w:sz w:val="22"/>
+                <w:szCs w:val="22"/>
+                <w:color w:val="000000"/>
+              </w:rPr>
+              <w:t xml:space="preserve">0.36, 1.34</w:t>
+            </w:r>
+          </w:p>
+        </w:tc>
+        <w:tc>
+          <w:tcPr>
+            <w:tcBorders>
+              <w:bottom w:val="none" w:sz="0" w:space="0" w:color="000000"/>
+              <w:top w:val="none" w:sz="0" w:space="0" w:color="000000"/>
+              <w:left w:val="none" w:sz="0" w:space="0" w:color="000000"/>
+              <w:right w:val="none" w:sz="0" w:space="0" w:color="000000"/>
+            </w:tcBorders>
+            <w:shd w:val="clear" w:color="auto" w:fill="FFFFFF"/>
+            <w:tcMar>
+              <w:top w:w="0" w:type="dxa"/>
+              <w:bottom w:w="0" w:type="dxa"/>
+              <w:left w:w="0" w:type="dxa"/>
+              <w:right w:w="0" w:type="dxa"/>
+            </w:tcMar>
+            <w:vAlign w:val="top"/>
+          </w:tcPr>
+          <w:p>
+            <w:pPr>
+              <w:pStyle w:val="Normal"/>
+              <w:jc w:val="center"/>
+              <w:pBdr>
+                <w:bottom w:val="none" w:sz="0" w:space="0" w:color="000000"/>
+                <w:top w:val="none" w:sz="0" w:space="0" w:color="000000"/>
+                <w:left w:val="none" w:sz="0" w:space="0" w:color="000000"/>
+                <w:right w:val="none" w:sz="0" w:space="0" w:color="000000"/>
+              </w:pBdr>
+              <w:spacing w:after="100" w:before="100" w:line="240"/>
+              <w:ind w:left="100" w:right="100" w:firstLine="0" w:firstLineChars="0"/>
+              <w:rPr>
+                <w:rFonts w:ascii="Helvetica" w:hAnsi="Helvetica" w:eastAsia="Helvetica" w:cs="Helvetica"/>
+                <w:i w:val="false"/>
+                <w:b w:val="false"/>
+                <w:u w:val="none"/>
+                <w:sz w:val="22"/>
+                <w:szCs w:val="22"/>
+                <w:color w:val="000000"/>
+              </w:rPr>
+            </w:pPr>
+            <w:r>
+              <w:rPr>
+                <w:rFonts w:ascii="Helvetica" w:hAnsi="Helvetica" w:eastAsia="Helvetica" w:cs="Helvetica"/>
+                <w:i w:val="false"/>
+                <w:b w:val="false"/>
+                <w:u w:val="none"/>
+                <w:sz w:val="22"/>
+                <w:szCs w:val="22"/>
+                <w:color w:val="000000"/>
+              </w:rPr>
+              <w:t xml:space="preserve">0.280</w:t>
             </w:r>
           </w:p>
         </w:tc>
@@ -4967,113 +4967,113 @@
                 <w:szCs w:val="22"/>
                 <w:color w:val="000000"/>
               </w:rPr>
-              <w:t xml:space="preserve">0.63</w:t>
-            </w:r>
-          </w:p>
-        </w:tc>
-        <w:tc>
-          <w:tcPr>
-            <w:tcBorders>
-              <w:bottom w:val="none" w:sz="0" w:space="0" w:color="000000"/>
-              <w:top w:val="none" w:sz="0" w:space="0" w:color="000000"/>
-              <w:left w:val="none" w:sz="0" w:space="0" w:color="000000"/>
-              <w:right w:val="none" w:sz="0" w:space="0" w:color="000000"/>
-            </w:tcBorders>
-            <w:shd w:val="clear" w:color="auto" w:fill="FFFFFF"/>
-            <w:tcMar>
-              <w:top w:w="0" w:type="dxa"/>
-              <w:bottom w:w="0" w:type="dxa"/>
-              <w:left w:w="0" w:type="dxa"/>
-              <w:right w:w="0" w:type="dxa"/>
-            </w:tcMar>
-            <w:vAlign w:val="top"/>
-          </w:tcPr>
-          <w:p>
-            <w:pPr>
-              <w:pStyle w:val="Normal"/>
-              <w:jc w:val="center"/>
-              <w:pBdr>
-                <w:bottom w:val="none" w:sz="0" w:space="0" w:color="000000"/>
-                <w:top w:val="none" w:sz="0" w:space="0" w:color="000000"/>
-                <w:left w:val="none" w:sz="0" w:space="0" w:color="000000"/>
-                <w:right w:val="none" w:sz="0" w:space="0" w:color="000000"/>
-              </w:pBdr>
-              <w:spacing w:after="100" w:before="100" w:line="240"/>
-              <w:ind w:left="100" w:right="100" w:firstLine="0" w:firstLineChars="0"/>
-              <w:rPr>
-                <w:rFonts w:ascii="Helvetica" w:hAnsi="Helvetica" w:eastAsia="Helvetica" w:cs="Helvetica"/>
-                <w:i w:val="false"/>
-                <w:b w:val="false"/>
-                <w:u w:val="none"/>
-                <w:sz w:val="22"/>
-                <w:szCs w:val="22"/>
-                <w:color w:val="000000"/>
-              </w:rPr>
-            </w:pPr>
-            <w:r>
-              <w:rPr>
-                <w:rFonts w:ascii="Helvetica" w:hAnsi="Helvetica" w:eastAsia="Helvetica" w:cs="Helvetica"/>
-                <w:i w:val="false"/>
-                <w:b w:val="false"/>
-                <w:u w:val="none"/>
-                <w:sz w:val="22"/>
-                <w:szCs w:val="22"/>
-                <w:color w:val="000000"/>
-              </w:rPr>
-              <w:t xml:space="preserve">0.12, 3.28</w:t>
-            </w:r>
-          </w:p>
-        </w:tc>
-        <w:tc>
-          <w:tcPr>
-            <w:tcBorders>
-              <w:bottom w:val="none" w:sz="0" w:space="0" w:color="000000"/>
-              <w:top w:val="none" w:sz="0" w:space="0" w:color="000000"/>
-              <w:left w:val="none" w:sz="0" w:space="0" w:color="000000"/>
-              <w:right w:val="none" w:sz="0" w:space="0" w:color="000000"/>
-            </w:tcBorders>
-            <w:shd w:val="clear" w:color="auto" w:fill="FFFFFF"/>
-            <w:tcMar>
-              <w:top w:w="0" w:type="dxa"/>
-              <w:bottom w:w="0" w:type="dxa"/>
-              <w:left w:w="0" w:type="dxa"/>
-              <w:right w:w="0" w:type="dxa"/>
-            </w:tcMar>
-            <w:vAlign w:val="top"/>
-          </w:tcPr>
-          <w:p>
-            <w:pPr>
-              <w:pStyle w:val="Normal"/>
-              <w:jc w:val="center"/>
-              <w:pBdr>
-                <w:bottom w:val="none" w:sz="0" w:space="0" w:color="000000"/>
-                <w:top w:val="none" w:sz="0" w:space="0" w:color="000000"/>
-                <w:left w:val="none" w:sz="0" w:space="0" w:color="000000"/>
-                <w:right w:val="none" w:sz="0" w:space="0" w:color="000000"/>
-              </w:pBdr>
-              <w:spacing w:after="100" w:before="100" w:line="240"/>
-              <w:ind w:left="100" w:right="100" w:firstLine="0" w:firstLineChars="0"/>
-              <w:rPr>
-                <w:rFonts w:ascii="Helvetica" w:hAnsi="Helvetica" w:eastAsia="Helvetica" w:cs="Helvetica"/>
-                <w:i w:val="false"/>
-                <w:b w:val="false"/>
-                <w:u w:val="none"/>
-                <w:sz w:val="22"/>
-                <w:szCs w:val="22"/>
-                <w:color w:val="000000"/>
-              </w:rPr>
-            </w:pPr>
-            <w:r>
-              <w:rPr>
-                <w:rFonts w:ascii="Helvetica" w:hAnsi="Helvetica" w:eastAsia="Helvetica" w:cs="Helvetica"/>
-                <w:i w:val="false"/>
-                <w:b w:val="false"/>
-                <w:u w:val="none"/>
-                <w:sz w:val="22"/>
-                <w:szCs w:val="22"/>
-                <w:color w:val="000000"/>
-              </w:rPr>
-              <w:t xml:space="preserve">0.580</w:t>
+              <w:t xml:space="preserve">0.59</w:t>
+            </w:r>
+          </w:p>
+        </w:tc>
+        <w:tc>
+          <w:tcPr>
+            <w:tcBorders>
+              <w:bottom w:val="none" w:sz="0" w:space="0" w:color="000000"/>
+              <w:top w:val="none" w:sz="0" w:space="0" w:color="000000"/>
+              <w:left w:val="none" w:sz="0" w:space="0" w:color="000000"/>
+              <w:right w:val="none" w:sz="0" w:space="0" w:color="000000"/>
+            </w:tcBorders>
+            <w:shd w:val="clear" w:color="auto" w:fill="FFFFFF"/>
+            <w:tcMar>
+              <w:top w:w="0" w:type="dxa"/>
+              <w:bottom w:w="0" w:type="dxa"/>
+              <w:left w:w="0" w:type="dxa"/>
+              <w:right w:w="0" w:type="dxa"/>
+            </w:tcMar>
+            <w:vAlign w:val="top"/>
+          </w:tcPr>
+          <w:p>
+            <w:pPr>
+              <w:pStyle w:val="Normal"/>
+              <w:jc w:val="center"/>
+              <w:pBdr>
+                <w:bottom w:val="none" w:sz="0" w:space="0" w:color="000000"/>
+                <w:top w:val="none" w:sz="0" w:space="0" w:color="000000"/>
+                <w:left w:val="none" w:sz="0" w:space="0" w:color="000000"/>
+                <w:right w:val="none" w:sz="0" w:space="0" w:color="000000"/>
+              </w:pBdr>
+              <w:spacing w:after="100" w:before="100" w:line="240"/>
+              <w:ind w:left="100" w:right="100" w:firstLine="0" w:firstLineChars="0"/>
+              <w:rPr>
+                <w:rFonts w:ascii="Helvetica" w:hAnsi="Helvetica" w:eastAsia="Helvetica" w:cs="Helvetica"/>
+                <w:i w:val="false"/>
+                <w:b w:val="false"/>
+                <w:u w:val="none"/>
+                <w:sz w:val="22"/>
+                <w:szCs w:val="22"/>
+                <w:color w:val="000000"/>
+              </w:rPr>
+            </w:pPr>
+            <w:r>
+              <w:rPr>
+                <w:rFonts w:ascii="Helvetica" w:hAnsi="Helvetica" w:eastAsia="Helvetica" w:cs="Helvetica"/>
+                <w:i w:val="false"/>
+                <w:b w:val="false"/>
+                <w:u w:val="none"/>
+                <w:sz w:val="22"/>
+                <w:szCs w:val="22"/>
+                <w:color w:val="000000"/>
+              </w:rPr>
+              <w:t xml:space="preserve">0.12, 2.92</w:t>
+            </w:r>
+          </w:p>
+        </w:tc>
+        <w:tc>
+          <w:tcPr>
+            <w:tcBorders>
+              <w:bottom w:val="none" w:sz="0" w:space="0" w:color="000000"/>
+              <w:top w:val="none" w:sz="0" w:space="0" w:color="000000"/>
+              <w:left w:val="none" w:sz="0" w:space="0" w:color="000000"/>
+              <w:right w:val="none" w:sz="0" w:space="0" w:color="000000"/>
+            </w:tcBorders>
+            <w:shd w:val="clear" w:color="auto" w:fill="FFFFFF"/>
+            <w:tcMar>
+              <w:top w:w="0" w:type="dxa"/>
+              <w:bottom w:w="0" w:type="dxa"/>
+              <w:left w:w="0" w:type="dxa"/>
+              <w:right w:w="0" w:type="dxa"/>
+            </w:tcMar>
+            <w:vAlign w:val="top"/>
+          </w:tcPr>
+          <w:p>
+            <w:pPr>
+              <w:pStyle w:val="Normal"/>
+              <w:jc w:val="center"/>
+              <w:pBdr>
+                <w:bottom w:val="none" w:sz="0" w:space="0" w:color="000000"/>
+                <w:top w:val="none" w:sz="0" w:space="0" w:color="000000"/>
+                <w:left w:val="none" w:sz="0" w:space="0" w:color="000000"/>
+                <w:right w:val="none" w:sz="0" w:space="0" w:color="000000"/>
+              </w:pBdr>
+              <w:spacing w:after="100" w:before="100" w:line="240"/>
+              <w:ind w:left="100" w:right="100" w:firstLine="0" w:firstLineChars="0"/>
+              <w:rPr>
+                <w:rFonts w:ascii="Helvetica" w:hAnsi="Helvetica" w:eastAsia="Helvetica" w:cs="Helvetica"/>
+                <w:i w:val="false"/>
+                <w:b w:val="false"/>
+                <w:u w:val="none"/>
+                <w:sz w:val="22"/>
+                <w:szCs w:val="22"/>
+                <w:color w:val="000000"/>
+              </w:rPr>
+            </w:pPr>
+            <w:r>
+              <w:rPr>
+                <w:rFonts w:ascii="Helvetica" w:hAnsi="Helvetica" w:eastAsia="Helvetica" w:cs="Helvetica"/>
+                <w:i w:val="false"/>
+                <w:b w:val="false"/>
+                <w:u w:val="none"/>
+                <w:sz w:val="22"/>
+                <w:szCs w:val="22"/>
+                <w:color w:val="000000"/>
+              </w:rPr>
+              <w:t xml:space="preserve">0.510</w:t>
             </w:r>
           </w:p>
         </w:tc>
@@ -6469,7 +6469,7 @@
                 <w:szCs w:val="22"/>
                 <w:color w:val="000000"/>
               </w:rPr>
-              <w:t xml:space="preserve">0.00, 0.11</w:t>
+              <w:t xml:space="preserve">0.00, 0.09</w:t>
             </w:r>
           </w:p>
         </w:tc>
@@ -6952,60 +6952,60 @@
                 <w:szCs w:val="22"/>
                 <w:color w:val="000000"/>
               </w:rPr>
-              <w:t xml:space="preserve">0.00, 0.28</w:t>
-            </w:r>
-          </w:p>
-        </w:tc>
-        <w:tc>
-          <w:tcPr>
-            <w:tcBorders>
-              <w:bottom w:val="none" w:sz="0" w:space="0" w:color="000000"/>
-              <w:top w:val="none" w:sz="0" w:space="0" w:color="000000"/>
-              <w:left w:val="none" w:sz="0" w:space="0" w:color="000000"/>
-              <w:right w:val="none" w:sz="0" w:space="0" w:color="000000"/>
-            </w:tcBorders>
-            <w:shd w:val="clear" w:color="auto" w:fill="FFFFFF"/>
-            <w:tcMar>
-              <w:top w:w="0" w:type="dxa"/>
-              <w:bottom w:w="0" w:type="dxa"/>
-              <w:left w:w="0" w:type="dxa"/>
-              <w:right w:w="0" w:type="dxa"/>
-            </w:tcMar>
-            <w:vAlign w:val="top"/>
-          </w:tcPr>
-          <w:p>
-            <w:pPr>
-              <w:pStyle w:val="Normal"/>
-              <w:jc w:val="center"/>
-              <w:pBdr>
-                <w:bottom w:val="none" w:sz="0" w:space="0" w:color="000000"/>
-                <w:top w:val="none" w:sz="0" w:space="0" w:color="000000"/>
-                <w:left w:val="none" w:sz="0" w:space="0" w:color="000000"/>
-                <w:right w:val="none" w:sz="0" w:space="0" w:color="000000"/>
-              </w:pBdr>
-              <w:spacing w:after="100" w:before="100" w:line="240"/>
-              <w:ind w:left="100" w:right="100" w:firstLine="0" w:firstLineChars="0"/>
-              <w:rPr>
-                <w:rFonts w:ascii="Helvetica" w:hAnsi="Helvetica" w:eastAsia="Helvetica" w:cs="Helvetica"/>
-                <w:i w:val="false"/>
-                <w:b w:val="false"/>
-                <w:u w:val="none"/>
-                <w:sz w:val="22"/>
-                <w:szCs w:val="22"/>
-                <w:color w:val="000000"/>
-              </w:rPr>
-            </w:pPr>
-            <w:r>
-              <w:rPr>
-                <w:rFonts w:ascii="Helvetica" w:hAnsi="Helvetica" w:eastAsia="Helvetica" w:cs="Helvetica"/>
-                <w:i w:val="false"/>
-                <w:b w:val="false"/>
-                <w:u w:val="none"/>
-                <w:sz w:val="22"/>
-                <w:szCs w:val="22"/>
-                <w:color w:val="000000"/>
-              </w:rPr>
-              <w:t xml:space="preserve">0.021</w:t>
+              <w:t xml:space="preserve">0.00, 0.20</w:t>
+            </w:r>
+          </w:p>
+        </w:tc>
+        <w:tc>
+          <w:tcPr>
+            <w:tcBorders>
+              <w:bottom w:val="none" w:sz="0" w:space="0" w:color="000000"/>
+              <w:top w:val="none" w:sz="0" w:space="0" w:color="000000"/>
+              <w:left w:val="none" w:sz="0" w:space="0" w:color="000000"/>
+              <w:right w:val="none" w:sz="0" w:space="0" w:color="000000"/>
+            </w:tcBorders>
+            <w:shd w:val="clear" w:color="auto" w:fill="FFFFFF"/>
+            <w:tcMar>
+              <w:top w:w="0" w:type="dxa"/>
+              <w:bottom w:w="0" w:type="dxa"/>
+              <w:left w:w="0" w:type="dxa"/>
+              <w:right w:w="0" w:type="dxa"/>
+            </w:tcMar>
+            <w:vAlign w:val="top"/>
+          </w:tcPr>
+          <w:p>
+            <w:pPr>
+              <w:pStyle w:val="Normal"/>
+              <w:jc w:val="center"/>
+              <w:pBdr>
+                <w:bottom w:val="none" w:sz="0" w:space="0" w:color="000000"/>
+                <w:top w:val="none" w:sz="0" w:space="0" w:color="000000"/>
+                <w:left w:val="none" w:sz="0" w:space="0" w:color="000000"/>
+                <w:right w:val="none" w:sz="0" w:space="0" w:color="000000"/>
+              </w:pBdr>
+              <w:spacing w:after="100" w:before="100" w:line="240"/>
+              <w:ind w:left="100" w:right="100" w:firstLine="0" w:firstLineChars="0"/>
+              <w:rPr>
+                <w:rFonts w:ascii="Helvetica" w:hAnsi="Helvetica" w:eastAsia="Helvetica" w:cs="Helvetica"/>
+                <w:i w:val="false"/>
+                <w:b w:val="false"/>
+                <w:u w:val="none"/>
+                <w:sz w:val="22"/>
+                <w:szCs w:val="22"/>
+                <w:color w:val="000000"/>
+              </w:rPr>
+            </w:pPr>
+            <w:r>
+              <w:rPr>
+                <w:rFonts w:ascii="Helvetica" w:hAnsi="Helvetica" w:eastAsia="Helvetica" w:cs="Helvetica"/>
+                <w:i w:val="false"/>
+                <w:b w:val="false"/>
+                <w:u w:val="none"/>
+                <w:sz w:val="22"/>
+                <w:szCs w:val="22"/>
+                <w:color w:val="000000"/>
+              </w:rPr>
+              <w:t xml:space="preserve">0.018</w:t>
             </w:r>
           </w:p>
         </w:tc>
@@ -7435,60 +7435,60 @@
                 <w:szCs w:val="22"/>
                 <w:color w:val="000000"/>
               </w:rPr>
-              <w:t xml:space="preserve">0.00, 0.39</w:t>
-            </w:r>
-          </w:p>
-        </w:tc>
-        <w:tc>
-          <w:tcPr>
-            <w:tcBorders>
-              <w:bottom w:val="none" w:sz="0" w:space="0" w:color="000000"/>
-              <w:top w:val="none" w:sz="0" w:space="0" w:color="000000"/>
-              <w:left w:val="none" w:sz="0" w:space="0" w:color="000000"/>
-              <w:right w:val="none" w:sz="0" w:space="0" w:color="000000"/>
-            </w:tcBorders>
-            <w:shd w:val="clear" w:color="auto" w:fill="FFFFFF"/>
-            <w:tcMar>
-              <w:top w:w="0" w:type="dxa"/>
-              <w:bottom w:w="0" w:type="dxa"/>
-              <w:left w:w="0" w:type="dxa"/>
-              <w:right w:w="0" w:type="dxa"/>
-            </w:tcMar>
-            <w:vAlign w:val="top"/>
-          </w:tcPr>
-          <w:p>
-            <w:pPr>
-              <w:pStyle w:val="Normal"/>
-              <w:jc w:val="center"/>
-              <w:pBdr>
-                <w:bottom w:val="none" w:sz="0" w:space="0" w:color="000000"/>
-                <w:top w:val="none" w:sz="0" w:space="0" w:color="000000"/>
-                <w:left w:val="none" w:sz="0" w:space="0" w:color="000000"/>
-                <w:right w:val="none" w:sz="0" w:space="0" w:color="000000"/>
-              </w:pBdr>
-              <w:spacing w:after="100" w:before="100" w:line="240"/>
-              <w:ind w:left="100" w:right="100" w:firstLine="0" w:firstLineChars="0"/>
-              <w:rPr>
-                <w:rFonts w:ascii="Helvetica" w:hAnsi="Helvetica" w:eastAsia="Helvetica" w:cs="Helvetica"/>
-                <w:i w:val="false"/>
-                <w:b w:val="false"/>
-                <w:u w:val="none"/>
-                <w:sz w:val="22"/>
-                <w:szCs w:val="22"/>
-                <w:color w:val="000000"/>
-              </w:rPr>
-            </w:pPr>
-            <w:r>
-              <w:rPr>
-                <w:rFonts w:ascii="Helvetica" w:hAnsi="Helvetica" w:eastAsia="Helvetica" w:cs="Helvetica"/>
-                <w:i w:val="false"/>
-                <w:b w:val="false"/>
-                <w:u w:val="none"/>
-                <w:sz w:val="22"/>
-                <w:szCs w:val="22"/>
-                <w:color w:val="000000"/>
-              </w:rPr>
-              <w:t xml:space="preserve">0.018</w:t>
+              <w:t xml:space="preserve">0.00, 0.41</w:t>
+            </w:r>
+          </w:p>
+        </w:tc>
+        <w:tc>
+          <w:tcPr>
+            <w:tcBorders>
+              <w:bottom w:val="none" w:sz="0" w:space="0" w:color="000000"/>
+              <w:top w:val="none" w:sz="0" w:space="0" w:color="000000"/>
+              <w:left w:val="none" w:sz="0" w:space="0" w:color="000000"/>
+              <w:right w:val="none" w:sz="0" w:space="0" w:color="000000"/>
+            </w:tcBorders>
+            <w:shd w:val="clear" w:color="auto" w:fill="FFFFFF"/>
+            <w:tcMar>
+              <w:top w:w="0" w:type="dxa"/>
+              <w:bottom w:w="0" w:type="dxa"/>
+              <w:left w:w="0" w:type="dxa"/>
+              <w:right w:w="0" w:type="dxa"/>
+            </w:tcMar>
+            <w:vAlign w:val="top"/>
+          </w:tcPr>
+          <w:p>
+            <w:pPr>
+              <w:pStyle w:val="Normal"/>
+              <w:jc w:val="center"/>
+              <w:pBdr>
+                <w:bottom w:val="none" w:sz="0" w:space="0" w:color="000000"/>
+                <w:top w:val="none" w:sz="0" w:space="0" w:color="000000"/>
+                <w:left w:val="none" w:sz="0" w:space="0" w:color="000000"/>
+                <w:right w:val="none" w:sz="0" w:space="0" w:color="000000"/>
+              </w:pBdr>
+              <w:spacing w:after="100" w:before="100" w:line="240"/>
+              <w:ind w:left="100" w:right="100" w:firstLine="0" w:firstLineChars="0"/>
+              <w:rPr>
+                <w:rFonts w:ascii="Helvetica" w:hAnsi="Helvetica" w:eastAsia="Helvetica" w:cs="Helvetica"/>
+                <w:i w:val="false"/>
+                <w:b w:val="false"/>
+                <w:u w:val="none"/>
+                <w:sz w:val="22"/>
+                <w:szCs w:val="22"/>
+                <w:color w:val="000000"/>
+              </w:rPr>
+            </w:pPr>
+            <w:r>
+              <w:rPr>
+                <w:rFonts w:ascii="Helvetica" w:hAnsi="Helvetica" w:eastAsia="Helvetica" w:cs="Helvetica"/>
+                <w:i w:val="false"/>
+                <w:b w:val="false"/>
+                <w:u w:val="none"/>
+                <w:sz w:val="22"/>
+                <w:szCs w:val="22"/>
+                <w:color w:val="000000"/>
+              </w:rPr>
+              <w:t xml:space="preserve">0.020</w:t>
             </w:r>
           </w:p>
         </w:tc>
@@ -9797,60 +9797,60 @@
                 <w:szCs w:val="22"/>
                 <w:color w:val="000000"/>
               </w:rPr>
-              <w:t xml:space="preserve">137,619</w:t>
-            </w:r>
-          </w:p>
-        </w:tc>
-        <w:tc>
-          <w:tcPr>
-            <w:tcBorders>
-              <w:bottom w:val="none" w:sz="0" w:space="0" w:color="000000"/>
-              <w:top w:val="none" w:sz="0" w:space="0" w:color="000000"/>
-              <w:left w:val="none" w:sz="0" w:space="0" w:color="000000"/>
-              <w:right w:val="none" w:sz="0" w:space="0" w:color="000000"/>
-            </w:tcBorders>
-            <w:shd w:val="clear" w:color="auto" w:fill="FFFFFF"/>
-            <w:tcMar>
-              <w:top w:w="0" w:type="dxa"/>
-              <w:bottom w:w="0" w:type="dxa"/>
-              <w:left w:w="0" w:type="dxa"/>
-              <w:right w:w="0" w:type="dxa"/>
-            </w:tcMar>
-            <w:vAlign w:val="top"/>
-          </w:tcPr>
-          <w:p>
-            <w:pPr>
-              <w:pStyle w:val="Normal"/>
-              <w:jc w:val="center"/>
-              <w:pBdr>
-                <w:bottom w:val="none" w:sz="0" w:space="0" w:color="000000"/>
-                <w:top w:val="none" w:sz="0" w:space="0" w:color="000000"/>
-                <w:left w:val="none" w:sz="0" w:space="0" w:color="000000"/>
-                <w:right w:val="none" w:sz="0" w:space="0" w:color="000000"/>
-              </w:pBdr>
-              <w:spacing w:after="100" w:before="100" w:line="240"/>
-              <w:ind w:left="100" w:right="100" w:firstLine="0" w:firstLineChars="0"/>
-              <w:rPr>
-                <w:rFonts w:ascii="Helvetica" w:hAnsi="Helvetica" w:eastAsia="Helvetica" w:cs="Helvetica"/>
-                <w:i w:val="false"/>
-                <w:b w:val="false"/>
-                <w:u w:val="none"/>
-                <w:sz w:val="22"/>
-                <w:szCs w:val="22"/>
-                <w:color w:val="000000"/>
-              </w:rPr>
-            </w:pPr>
-            <w:r>
-              <w:rPr>
-                <w:rFonts w:ascii="Helvetica" w:hAnsi="Helvetica" w:eastAsia="Helvetica" w:cs="Helvetica"/>
-                <w:i w:val="false"/>
-                <w:b w:val="false"/>
-                <w:u w:val="none"/>
-                <w:sz w:val="22"/>
-                <w:szCs w:val="22"/>
-                <w:color w:val="000000"/>
-              </w:rPr>
-              <w:t xml:space="preserve">723, 26,186,341</w:t>
+              <w:t xml:space="preserve">176,458</w:t>
+            </w:r>
+          </w:p>
+        </w:tc>
+        <w:tc>
+          <w:tcPr>
+            <w:tcBorders>
+              <w:bottom w:val="none" w:sz="0" w:space="0" w:color="000000"/>
+              <w:top w:val="none" w:sz="0" w:space="0" w:color="000000"/>
+              <w:left w:val="none" w:sz="0" w:space="0" w:color="000000"/>
+              <w:right w:val="none" w:sz="0" w:space="0" w:color="000000"/>
+            </w:tcBorders>
+            <w:shd w:val="clear" w:color="auto" w:fill="FFFFFF"/>
+            <w:tcMar>
+              <w:top w:w="0" w:type="dxa"/>
+              <w:bottom w:w="0" w:type="dxa"/>
+              <w:left w:w="0" w:type="dxa"/>
+              <w:right w:w="0" w:type="dxa"/>
+            </w:tcMar>
+            <w:vAlign w:val="top"/>
+          </w:tcPr>
+          <w:p>
+            <w:pPr>
+              <w:pStyle w:val="Normal"/>
+              <w:jc w:val="center"/>
+              <w:pBdr>
+                <w:bottom w:val="none" w:sz="0" w:space="0" w:color="000000"/>
+                <w:top w:val="none" w:sz="0" w:space="0" w:color="000000"/>
+                <w:left w:val="none" w:sz="0" w:space="0" w:color="000000"/>
+                <w:right w:val="none" w:sz="0" w:space="0" w:color="000000"/>
+              </w:pBdr>
+              <w:spacing w:after="100" w:before="100" w:line="240"/>
+              <w:ind w:left="100" w:right="100" w:firstLine="0" w:firstLineChars="0"/>
+              <w:rPr>
+                <w:rFonts w:ascii="Helvetica" w:hAnsi="Helvetica" w:eastAsia="Helvetica" w:cs="Helvetica"/>
+                <w:i w:val="false"/>
+                <w:b w:val="false"/>
+                <w:u w:val="none"/>
+                <w:sz w:val="22"/>
+                <w:szCs w:val="22"/>
+                <w:color w:val="000000"/>
+              </w:rPr>
+            </w:pPr>
+            <w:r>
+              <w:rPr>
+                <w:rFonts w:ascii="Helvetica" w:hAnsi="Helvetica" w:eastAsia="Helvetica" w:cs="Helvetica"/>
+                <w:i w:val="false"/>
+                <w:b w:val="false"/>
+                <w:u w:val="none"/>
+                <w:sz w:val="22"/>
+                <w:szCs w:val="22"/>
+                <w:color w:val="000000"/>
+              </w:rPr>
+              <w:t xml:space="preserve">586, 53,096,938</w:t>
             </w:r>
           </w:p>
         </w:tc>
@@ -10280,113 +10280,113 @@
                 <w:szCs w:val="22"/>
                 <w:color w:val="000000"/>
               </w:rPr>
-              <w:t xml:space="preserve">0.98</w:t>
-            </w:r>
-          </w:p>
-        </w:tc>
-        <w:tc>
-          <w:tcPr>
-            <w:tcBorders>
-              <w:bottom w:val="none" w:sz="0" w:space="0" w:color="000000"/>
-              <w:top w:val="none" w:sz="0" w:space="0" w:color="000000"/>
-              <w:left w:val="none" w:sz="0" w:space="0" w:color="000000"/>
-              <w:right w:val="none" w:sz="0" w:space="0" w:color="000000"/>
-            </w:tcBorders>
-            <w:shd w:val="clear" w:color="auto" w:fill="FFFFFF"/>
-            <w:tcMar>
-              <w:top w:w="0" w:type="dxa"/>
-              <w:bottom w:w="0" w:type="dxa"/>
-              <w:left w:w="0" w:type="dxa"/>
-              <w:right w:w="0" w:type="dxa"/>
-            </w:tcMar>
-            <w:vAlign w:val="top"/>
-          </w:tcPr>
-          <w:p>
-            <w:pPr>
-              <w:pStyle w:val="Normal"/>
-              <w:jc w:val="center"/>
-              <w:pBdr>
-                <w:bottom w:val="none" w:sz="0" w:space="0" w:color="000000"/>
-                <w:top w:val="none" w:sz="0" w:space="0" w:color="000000"/>
-                <w:left w:val="none" w:sz="0" w:space="0" w:color="000000"/>
-                <w:right w:val="none" w:sz="0" w:space="0" w:color="000000"/>
-              </w:pBdr>
-              <w:spacing w:after="100" w:before="100" w:line="240"/>
-              <w:ind w:left="100" w:right="100" w:firstLine="0" w:firstLineChars="0"/>
-              <w:rPr>
-                <w:rFonts w:ascii="Helvetica" w:hAnsi="Helvetica" w:eastAsia="Helvetica" w:cs="Helvetica"/>
-                <w:i w:val="false"/>
-                <w:b w:val="false"/>
-                <w:u w:val="none"/>
-                <w:sz w:val="22"/>
-                <w:szCs w:val="22"/>
-                <w:color w:val="000000"/>
-              </w:rPr>
-            </w:pPr>
-            <w:r>
-              <w:rPr>
-                <w:rFonts w:ascii="Helvetica" w:hAnsi="Helvetica" w:eastAsia="Helvetica" w:cs="Helvetica"/>
-                <w:i w:val="false"/>
-                <w:b w:val="false"/>
-                <w:u w:val="none"/>
-                <w:sz w:val="22"/>
-                <w:szCs w:val="22"/>
-                <w:color w:val="000000"/>
-              </w:rPr>
-              <w:t xml:space="preserve">0.10, 9.33</w:t>
-            </w:r>
-          </w:p>
-        </w:tc>
-        <w:tc>
-          <w:tcPr>
-            <w:tcBorders>
-              <w:bottom w:val="none" w:sz="0" w:space="0" w:color="000000"/>
-              <w:top w:val="none" w:sz="0" w:space="0" w:color="000000"/>
-              <w:left w:val="none" w:sz="0" w:space="0" w:color="000000"/>
-              <w:right w:val="none" w:sz="0" w:space="0" w:color="000000"/>
-            </w:tcBorders>
-            <w:shd w:val="clear" w:color="auto" w:fill="FFFFFF"/>
-            <w:tcMar>
-              <w:top w:w="0" w:type="dxa"/>
-              <w:bottom w:w="0" w:type="dxa"/>
-              <w:left w:w="0" w:type="dxa"/>
-              <w:right w:w="0" w:type="dxa"/>
-            </w:tcMar>
-            <w:vAlign w:val="top"/>
-          </w:tcPr>
-          <w:p>
-            <w:pPr>
-              <w:pStyle w:val="Normal"/>
-              <w:jc w:val="center"/>
-              <w:pBdr>
-                <w:bottom w:val="none" w:sz="0" w:space="0" w:color="000000"/>
-                <w:top w:val="none" w:sz="0" w:space="0" w:color="000000"/>
-                <w:left w:val="none" w:sz="0" w:space="0" w:color="000000"/>
-                <w:right w:val="none" w:sz="0" w:space="0" w:color="000000"/>
-              </w:pBdr>
-              <w:spacing w:after="100" w:before="100" w:line="240"/>
-              <w:ind w:left="100" w:right="100" w:firstLine="0" w:firstLineChars="0"/>
-              <w:rPr>
-                <w:rFonts w:ascii="Helvetica" w:hAnsi="Helvetica" w:eastAsia="Helvetica" w:cs="Helvetica"/>
-                <w:i w:val="false"/>
-                <w:b w:val="false"/>
-                <w:u w:val="none"/>
-                <w:sz w:val="22"/>
-                <w:szCs w:val="22"/>
-                <w:color w:val="000000"/>
-              </w:rPr>
-            </w:pPr>
-            <w:r>
-              <w:rPr>
-                <w:rFonts w:ascii="Helvetica" w:hAnsi="Helvetica" w:eastAsia="Helvetica" w:cs="Helvetica"/>
-                <w:i w:val="false"/>
-                <w:b w:val="false"/>
-                <w:u w:val="none"/>
-                <w:sz w:val="22"/>
-                <w:szCs w:val="22"/>
-                <w:color w:val="000000"/>
-              </w:rPr>
-              <w:t xml:space="preserve">0.990</w:t>
+              <w:t xml:space="preserve">1.18</w:t>
+            </w:r>
+          </w:p>
+        </w:tc>
+        <w:tc>
+          <w:tcPr>
+            <w:tcBorders>
+              <w:bottom w:val="none" w:sz="0" w:space="0" w:color="000000"/>
+              <w:top w:val="none" w:sz="0" w:space="0" w:color="000000"/>
+              <w:left w:val="none" w:sz="0" w:space="0" w:color="000000"/>
+              <w:right w:val="none" w:sz="0" w:space="0" w:color="000000"/>
+            </w:tcBorders>
+            <w:shd w:val="clear" w:color="auto" w:fill="FFFFFF"/>
+            <w:tcMar>
+              <w:top w:w="0" w:type="dxa"/>
+              <w:bottom w:w="0" w:type="dxa"/>
+              <w:left w:w="0" w:type="dxa"/>
+              <w:right w:w="0" w:type="dxa"/>
+            </w:tcMar>
+            <w:vAlign w:val="top"/>
+          </w:tcPr>
+          <w:p>
+            <w:pPr>
+              <w:pStyle w:val="Normal"/>
+              <w:jc w:val="center"/>
+              <w:pBdr>
+                <w:bottom w:val="none" w:sz="0" w:space="0" w:color="000000"/>
+                <w:top w:val="none" w:sz="0" w:space="0" w:color="000000"/>
+                <w:left w:val="none" w:sz="0" w:space="0" w:color="000000"/>
+                <w:right w:val="none" w:sz="0" w:space="0" w:color="000000"/>
+              </w:pBdr>
+              <w:spacing w:after="100" w:before="100" w:line="240"/>
+              <w:ind w:left="100" w:right="100" w:firstLine="0" w:firstLineChars="0"/>
+              <w:rPr>
+                <w:rFonts w:ascii="Helvetica" w:hAnsi="Helvetica" w:eastAsia="Helvetica" w:cs="Helvetica"/>
+                <w:i w:val="false"/>
+                <w:b w:val="false"/>
+                <w:u w:val="none"/>
+                <w:sz w:val="22"/>
+                <w:szCs w:val="22"/>
+                <w:color w:val="000000"/>
+              </w:rPr>
+            </w:pPr>
+            <w:r>
+              <w:rPr>
+                <w:rFonts w:ascii="Helvetica" w:hAnsi="Helvetica" w:eastAsia="Helvetica" w:cs="Helvetica"/>
+                <w:i w:val="false"/>
+                <w:b w:val="false"/>
+                <w:u w:val="none"/>
+                <w:sz w:val="22"/>
+                <w:szCs w:val="22"/>
+                <w:color w:val="000000"/>
+              </w:rPr>
+              <w:t xml:space="preserve">0.13, 10.4</w:t>
+            </w:r>
+          </w:p>
+        </w:tc>
+        <w:tc>
+          <w:tcPr>
+            <w:tcBorders>
+              <w:bottom w:val="none" w:sz="0" w:space="0" w:color="000000"/>
+              <w:top w:val="none" w:sz="0" w:space="0" w:color="000000"/>
+              <w:left w:val="none" w:sz="0" w:space="0" w:color="000000"/>
+              <w:right w:val="none" w:sz="0" w:space="0" w:color="000000"/>
+            </w:tcBorders>
+            <w:shd w:val="clear" w:color="auto" w:fill="FFFFFF"/>
+            <w:tcMar>
+              <w:top w:w="0" w:type="dxa"/>
+              <w:bottom w:w="0" w:type="dxa"/>
+              <w:left w:w="0" w:type="dxa"/>
+              <w:right w:w="0" w:type="dxa"/>
+            </w:tcMar>
+            <w:vAlign w:val="top"/>
+          </w:tcPr>
+          <w:p>
+            <w:pPr>
+              <w:pStyle w:val="Normal"/>
+              <w:jc w:val="center"/>
+              <w:pBdr>
+                <w:bottom w:val="none" w:sz="0" w:space="0" w:color="000000"/>
+                <w:top w:val="none" w:sz="0" w:space="0" w:color="000000"/>
+                <w:left w:val="none" w:sz="0" w:space="0" w:color="000000"/>
+                <w:right w:val="none" w:sz="0" w:space="0" w:color="000000"/>
+              </w:pBdr>
+              <w:spacing w:after="100" w:before="100" w:line="240"/>
+              <w:ind w:left="100" w:right="100" w:firstLine="0" w:firstLineChars="0"/>
+              <w:rPr>
+                <w:rFonts w:ascii="Helvetica" w:hAnsi="Helvetica" w:eastAsia="Helvetica" w:cs="Helvetica"/>
+                <w:i w:val="false"/>
+                <w:b w:val="false"/>
+                <w:u w:val="none"/>
+                <w:sz w:val="22"/>
+                <w:szCs w:val="22"/>
+                <w:color w:val="000000"/>
+              </w:rPr>
+            </w:pPr>
+            <w:r>
+              <w:rPr>
+                <w:rFonts w:ascii="Helvetica" w:hAnsi="Helvetica" w:eastAsia="Helvetica" w:cs="Helvetica"/>
+                <w:i w:val="false"/>
+                <w:b w:val="false"/>
+                <w:u w:val="none"/>
+                <w:sz w:val="22"/>
+                <w:szCs w:val="22"/>
+                <w:color w:val="000000"/>
+              </w:rPr>
+              <w:t xml:space="preserve">0.880</w:t>
             </w:r>
           </w:p>
         </w:tc>
@@ -10763,113 +10763,113 @@
                 <w:szCs w:val="22"/>
                 <w:color w:val="000000"/>
               </w:rPr>
-              <w:t xml:space="preserve">0.04</w:t>
-            </w:r>
-          </w:p>
-        </w:tc>
-        <w:tc>
-          <w:tcPr>
-            <w:tcBorders>
-              <w:bottom w:val="none" w:sz="0" w:space="0" w:color="000000"/>
-              <w:top w:val="none" w:sz="0" w:space="0" w:color="000000"/>
-              <w:left w:val="none" w:sz="0" w:space="0" w:color="000000"/>
-              <w:right w:val="none" w:sz="0" w:space="0" w:color="000000"/>
-            </w:tcBorders>
-            <w:shd w:val="clear" w:color="auto" w:fill="FFFFFF"/>
-            <w:tcMar>
-              <w:top w:w="0" w:type="dxa"/>
-              <w:bottom w:w="0" w:type="dxa"/>
-              <w:left w:w="0" w:type="dxa"/>
-              <w:right w:w="0" w:type="dxa"/>
-            </w:tcMar>
-            <w:vAlign w:val="top"/>
-          </w:tcPr>
-          <w:p>
-            <w:pPr>
-              <w:pStyle w:val="Normal"/>
-              <w:jc w:val="center"/>
-              <w:pBdr>
-                <w:bottom w:val="none" w:sz="0" w:space="0" w:color="000000"/>
-                <w:top w:val="none" w:sz="0" w:space="0" w:color="000000"/>
-                <w:left w:val="none" w:sz="0" w:space="0" w:color="000000"/>
-                <w:right w:val="none" w:sz="0" w:space="0" w:color="000000"/>
-              </w:pBdr>
-              <w:spacing w:after="100" w:before="100" w:line="240"/>
-              <w:ind w:left="100" w:right="100" w:firstLine="0" w:firstLineChars="0"/>
-              <w:rPr>
-                <w:rFonts w:ascii="Helvetica" w:hAnsi="Helvetica" w:eastAsia="Helvetica" w:cs="Helvetica"/>
-                <w:i w:val="false"/>
-                <w:b w:val="false"/>
-                <w:u w:val="none"/>
-                <w:sz w:val="22"/>
-                <w:szCs w:val="22"/>
-                <w:color w:val="000000"/>
-              </w:rPr>
-            </w:pPr>
-            <w:r>
-              <w:rPr>
-                <w:rFonts w:ascii="Helvetica" w:hAnsi="Helvetica" w:eastAsia="Helvetica" w:cs="Helvetica"/>
-                <w:i w:val="false"/>
-                <w:b w:val="false"/>
-                <w:u w:val="none"/>
-                <w:sz w:val="22"/>
-                <w:szCs w:val="22"/>
-                <w:color w:val="000000"/>
-              </w:rPr>
-              <w:t xml:space="preserve">0.00, 0.67</w:t>
-            </w:r>
-          </w:p>
-        </w:tc>
-        <w:tc>
-          <w:tcPr>
-            <w:tcBorders>
-              <w:bottom w:val="none" w:sz="0" w:space="0" w:color="000000"/>
-              <w:top w:val="none" w:sz="0" w:space="0" w:color="000000"/>
-              <w:left w:val="none" w:sz="0" w:space="0" w:color="000000"/>
-              <w:right w:val="none" w:sz="0" w:space="0" w:color="000000"/>
-            </w:tcBorders>
-            <w:shd w:val="clear" w:color="auto" w:fill="FFFFFF"/>
-            <w:tcMar>
-              <w:top w:w="0" w:type="dxa"/>
-              <w:bottom w:w="0" w:type="dxa"/>
-              <w:left w:w="0" w:type="dxa"/>
-              <w:right w:w="0" w:type="dxa"/>
-            </w:tcMar>
-            <w:vAlign w:val="top"/>
-          </w:tcPr>
-          <w:p>
-            <w:pPr>
-              <w:pStyle w:val="Normal"/>
-              <w:jc w:val="center"/>
-              <w:pBdr>
-                <w:bottom w:val="none" w:sz="0" w:space="0" w:color="000000"/>
-                <w:top w:val="none" w:sz="0" w:space="0" w:color="000000"/>
-                <w:left w:val="none" w:sz="0" w:space="0" w:color="000000"/>
-                <w:right w:val="none" w:sz="0" w:space="0" w:color="000000"/>
-              </w:pBdr>
-              <w:spacing w:after="100" w:before="100" w:line="240"/>
-              <w:ind w:left="100" w:right="100" w:firstLine="0" w:firstLineChars="0"/>
-              <w:rPr>
-                <w:rFonts w:ascii="Helvetica" w:hAnsi="Helvetica" w:eastAsia="Helvetica" w:cs="Helvetica"/>
-                <w:i w:val="false"/>
-                <w:b w:val="false"/>
-                <w:u w:val="none"/>
-                <w:sz w:val="22"/>
-                <w:szCs w:val="22"/>
-                <w:color w:val="000000"/>
-              </w:rPr>
-            </w:pPr>
-            <w:r>
-              <w:rPr>
-                <w:rFonts w:ascii="Helvetica" w:hAnsi="Helvetica" w:eastAsia="Helvetica" w:cs="Helvetica"/>
-                <w:i w:val="false"/>
-                <w:b w:val="false"/>
-                <w:u w:val="none"/>
-                <w:sz w:val="22"/>
-                <w:szCs w:val="22"/>
-                <w:color w:val="000000"/>
-              </w:rPr>
-              <w:t xml:space="preserve">0.026</w:t>
+              <w:t xml:space="preserve">0.03</w:t>
+            </w:r>
+          </w:p>
+        </w:tc>
+        <w:tc>
+          <w:tcPr>
+            <w:tcBorders>
+              <w:bottom w:val="none" w:sz="0" w:space="0" w:color="000000"/>
+              <w:top w:val="none" w:sz="0" w:space="0" w:color="000000"/>
+              <w:left w:val="none" w:sz="0" w:space="0" w:color="000000"/>
+              <w:right w:val="none" w:sz="0" w:space="0" w:color="000000"/>
+            </w:tcBorders>
+            <w:shd w:val="clear" w:color="auto" w:fill="FFFFFF"/>
+            <w:tcMar>
+              <w:top w:w="0" w:type="dxa"/>
+              <w:bottom w:w="0" w:type="dxa"/>
+              <w:left w:w="0" w:type="dxa"/>
+              <w:right w:w="0" w:type="dxa"/>
+            </w:tcMar>
+            <w:vAlign w:val="top"/>
+          </w:tcPr>
+          <w:p>
+            <w:pPr>
+              <w:pStyle w:val="Normal"/>
+              <w:jc w:val="center"/>
+              <w:pBdr>
+                <w:bottom w:val="none" w:sz="0" w:space="0" w:color="000000"/>
+                <w:top w:val="none" w:sz="0" w:space="0" w:color="000000"/>
+                <w:left w:val="none" w:sz="0" w:space="0" w:color="000000"/>
+                <w:right w:val="none" w:sz="0" w:space="0" w:color="000000"/>
+              </w:pBdr>
+              <w:spacing w:after="100" w:before="100" w:line="240"/>
+              <w:ind w:left="100" w:right="100" w:firstLine="0" w:firstLineChars="0"/>
+              <w:rPr>
+                <w:rFonts w:ascii="Helvetica" w:hAnsi="Helvetica" w:eastAsia="Helvetica" w:cs="Helvetica"/>
+                <w:i w:val="false"/>
+                <w:b w:val="false"/>
+                <w:u w:val="none"/>
+                <w:sz w:val="22"/>
+                <w:szCs w:val="22"/>
+                <w:color w:val="000000"/>
+              </w:rPr>
+            </w:pPr>
+            <w:r>
+              <w:rPr>
+                <w:rFonts w:ascii="Helvetica" w:hAnsi="Helvetica" w:eastAsia="Helvetica" w:cs="Helvetica"/>
+                <w:i w:val="false"/>
+                <w:b w:val="false"/>
+                <w:u w:val="none"/>
+                <w:sz w:val="22"/>
+                <w:szCs w:val="22"/>
+                <w:color w:val="000000"/>
+              </w:rPr>
+              <w:t xml:space="preserve">0.00, 0.75</w:t>
+            </w:r>
+          </w:p>
+        </w:tc>
+        <w:tc>
+          <w:tcPr>
+            <w:tcBorders>
+              <w:bottom w:val="none" w:sz="0" w:space="0" w:color="000000"/>
+              <w:top w:val="none" w:sz="0" w:space="0" w:color="000000"/>
+              <w:left w:val="none" w:sz="0" w:space="0" w:color="000000"/>
+              <w:right w:val="none" w:sz="0" w:space="0" w:color="000000"/>
+            </w:tcBorders>
+            <w:shd w:val="clear" w:color="auto" w:fill="FFFFFF"/>
+            <w:tcMar>
+              <w:top w:w="0" w:type="dxa"/>
+              <w:bottom w:w="0" w:type="dxa"/>
+              <w:left w:w="0" w:type="dxa"/>
+              <w:right w:w="0" w:type="dxa"/>
+            </w:tcMar>
+            <w:vAlign w:val="top"/>
+          </w:tcPr>
+          <w:p>
+            <w:pPr>
+              <w:pStyle w:val="Normal"/>
+              <w:jc w:val="center"/>
+              <w:pBdr>
+                <w:bottom w:val="none" w:sz="0" w:space="0" w:color="000000"/>
+                <w:top w:val="none" w:sz="0" w:space="0" w:color="000000"/>
+                <w:left w:val="none" w:sz="0" w:space="0" w:color="000000"/>
+                <w:right w:val="none" w:sz="0" w:space="0" w:color="000000"/>
+              </w:pBdr>
+              <w:spacing w:after="100" w:before="100" w:line="240"/>
+              <w:ind w:left="100" w:right="100" w:firstLine="0" w:firstLineChars="0"/>
+              <w:rPr>
+                <w:rFonts w:ascii="Helvetica" w:hAnsi="Helvetica" w:eastAsia="Helvetica" w:cs="Helvetica"/>
+                <w:i w:val="false"/>
+                <w:b w:val="false"/>
+                <w:u w:val="none"/>
+                <w:sz w:val="22"/>
+                <w:szCs w:val="22"/>
+                <w:color w:val="000000"/>
+              </w:rPr>
+            </w:pPr>
+            <w:r>
+              <w:rPr>
+                <w:rFonts w:ascii="Helvetica" w:hAnsi="Helvetica" w:eastAsia="Helvetica" w:cs="Helvetica"/>
+                <w:i w:val="false"/>
+                <w:b w:val="false"/>
+                <w:u w:val="none"/>
+                <w:sz w:val="22"/>
+                <w:szCs w:val="22"/>
+                <w:color w:val="000000"/>
+              </w:rPr>
+              <w:t xml:space="preserve">0.033</w:t>
             </w:r>
           </w:p>
         </w:tc>
@@ -11246,113 +11246,113 @@
                 <w:szCs w:val="22"/>
                 <w:color w:val="000000"/>
               </w:rPr>
-              <w:t xml:space="preserve">47.4</w:t>
-            </w:r>
-          </w:p>
-        </w:tc>
-        <w:tc>
-          <w:tcPr>
-            <w:tcBorders>
-              <w:bottom w:val="none" w:sz="0" w:space="0" w:color="000000"/>
-              <w:top w:val="none" w:sz="0" w:space="0" w:color="000000"/>
-              <w:left w:val="none" w:sz="0" w:space="0" w:color="000000"/>
-              <w:right w:val="none" w:sz="0" w:space="0" w:color="000000"/>
-            </w:tcBorders>
-            <w:shd w:val="clear" w:color="auto" w:fill="FFFFFF"/>
-            <w:tcMar>
-              <w:top w:w="0" w:type="dxa"/>
-              <w:bottom w:w="0" w:type="dxa"/>
-              <w:left w:w="0" w:type="dxa"/>
-              <w:right w:w="0" w:type="dxa"/>
-            </w:tcMar>
-            <w:vAlign w:val="top"/>
-          </w:tcPr>
-          <w:p>
-            <w:pPr>
-              <w:pStyle w:val="Normal"/>
-              <w:jc w:val="center"/>
-              <w:pBdr>
-                <w:bottom w:val="none" w:sz="0" w:space="0" w:color="000000"/>
-                <w:top w:val="none" w:sz="0" w:space="0" w:color="000000"/>
-                <w:left w:val="none" w:sz="0" w:space="0" w:color="000000"/>
-                <w:right w:val="none" w:sz="0" w:space="0" w:color="000000"/>
-              </w:pBdr>
-              <w:spacing w:after="100" w:before="100" w:line="240"/>
-              <w:ind w:left="100" w:right="100" w:firstLine="0" w:firstLineChars="0"/>
-              <w:rPr>
-                <w:rFonts w:ascii="Helvetica" w:hAnsi="Helvetica" w:eastAsia="Helvetica" w:cs="Helvetica"/>
-                <w:i w:val="false"/>
-                <w:b w:val="false"/>
-                <w:u w:val="none"/>
-                <w:sz w:val="22"/>
-                <w:szCs w:val="22"/>
-                <w:color w:val="000000"/>
-              </w:rPr>
-            </w:pPr>
-            <w:r>
-              <w:rPr>
-                <w:rFonts w:ascii="Helvetica" w:hAnsi="Helvetica" w:eastAsia="Helvetica" w:cs="Helvetica"/>
-                <w:i w:val="false"/>
-                <w:b w:val="false"/>
-                <w:u w:val="none"/>
-                <w:sz w:val="22"/>
-                <w:szCs w:val="22"/>
-                <w:color w:val="000000"/>
-              </w:rPr>
-              <w:t xml:space="preserve">1.19, 1,892</w:t>
-            </w:r>
-          </w:p>
-        </w:tc>
-        <w:tc>
-          <w:tcPr>
-            <w:tcBorders>
-              <w:bottom w:val="none" w:sz="0" w:space="0" w:color="000000"/>
-              <w:top w:val="none" w:sz="0" w:space="0" w:color="000000"/>
-              <w:left w:val="none" w:sz="0" w:space="0" w:color="000000"/>
-              <w:right w:val="none" w:sz="0" w:space="0" w:color="000000"/>
-            </w:tcBorders>
-            <w:shd w:val="clear" w:color="auto" w:fill="FFFFFF"/>
-            <w:tcMar>
-              <w:top w:w="0" w:type="dxa"/>
-              <w:bottom w:w="0" w:type="dxa"/>
-              <w:left w:w="0" w:type="dxa"/>
-              <w:right w:w="0" w:type="dxa"/>
-            </w:tcMar>
-            <w:vAlign w:val="top"/>
-          </w:tcPr>
-          <w:p>
-            <w:pPr>
-              <w:pStyle w:val="Normal"/>
-              <w:jc w:val="center"/>
-              <w:pBdr>
-                <w:bottom w:val="none" w:sz="0" w:space="0" w:color="000000"/>
-                <w:top w:val="none" w:sz="0" w:space="0" w:color="000000"/>
-                <w:left w:val="none" w:sz="0" w:space="0" w:color="000000"/>
-                <w:right w:val="none" w:sz="0" w:space="0" w:color="000000"/>
-              </w:pBdr>
-              <w:spacing w:after="100" w:before="100" w:line="240"/>
-              <w:ind w:left="100" w:right="100" w:firstLine="0" w:firstLineChars="0"/>
-              <w:rPr>
-                <w:rFonts w:ascii="Helvetica" w:hAnsi="Helvetica" w:eastAsia="Helvetica" w:cs="Helvetica"/>
-                <w:i w:val="false"/>
-                <w:b w:val="false"/>
-                <w:u w:val="none"/>
-                <w:sz w:val="22"/>
-                <w:szCs w:val="22"/>
-                <w:color w:val="000000"/>
-              </w:rPr>
-            </w:pPr>
-            <w:r>
-              <w:rPr>
-                <w:rFonts w:ascii="Helvetica" w:hAnsi="Helvetica" w:eastAsia="Helvetica" w:cs="Helvetica"/>
-                <w:i w:val="false"/>
-                <w:b w:val="false"/>
-                <w:u w:val="none"/>
-                <w:sz w:val="22"/>
-                <w:szCs w:val="22"/>
-                <w:color w:val="000000"/>
-              </w:rPr>
-              <w:t xml:space="preserve">0.040</w:t>
+              <w:t xml:space="preserve">60.8</w:t>
+            </w:r>
+          </w:p>
+        </w:tc>
+        <w:tc>
+          <w:tcPr>
+            <w:tcBorders>
+              <w:bottom w:val="none" w:sz="0" w:space="0" w:color="000000"/>
+              <w:top w:val="none" w:sz="0" w:space="0" w:color="000000"/>
+              <w:left w:val="none" w:sz="0" w:space="0" w:color="000000"/>
+              <w:right w:val="none" w:sz="0" w:space="0" w:color="000000"/>
+            </w:tcBorders>
+            <w:shd w:val="clear" w:color="auto" w:fill="FFFFFF"/>
+            <w:tcMar>
+              <w:top w:w="0" w:type="dxa"/>
+              <w:bottom w:w="0" w:type="dxa"/>
+              <w:left w:w="0" w:type="dxa"/>
+              <w:right w:w="0" w:type="dxa"/>
+            </w:tcMar>
+            <w:vAlign w:val="top"/>
+          </w:tcPr>
+          <w:p>
+            <w:pPr>
+              <w:pStyle w:val="Normal"/>
+              <w:jc w:val="center"/>
+              <w:pBdr>
+                <w:bottom w:val="none" w:sz="0" w:space="0" w:color="000000"/>
+                <w:top w:val="none" w:sz="0" w:space="0" w:color="000000"/>
+                <w:left w:val="none" w:sz="0" w:space="0" w:color="000000"/>
+                <w:right w:val="none" w:sz="0" w:space="0" w:color="000000"/>
+              </w:pBdr>
+              <w:spacing w:after="100" w:before="100" w:line="240"/>
+              <w:ind w:left="100" w:right="100" w:firstLine="0" w:firstLineChars="0"/>
+              <w:rPr>
+                <w:rFonts w:ascii="Helvetica" w:hAnsi="Helvetica" w:eastAsia="Helvetica" w:cs="Helvetica"/>
+                <w:i w:val="false"/>
+                <w:b w:val="false"/>
+                <w:u w:val="none"/>
+                <w:sz w:val="22"/>
+                <w:szCs w:val="22"/>
+                <w:color w:val="000000"/>
+              </w:rPr>
+            </w:pPr>
+            <w:r>
+              <w:rPr>
+                <w:rFonts w:ascii="Helvetica" w:hAnsi="Helvetica" w:eastAsia="Helvetica" w:cs="Helvetica"/>
+                <w:i w:val="false"/>
+                <w:b w:val="false"/>
+                <w:u w:val="none"/>
+                <w:sz w:val="22"/>
+                <w:szCs w:val="22"/>
+                <w:color w:val="000000"/>
+              </w:rPr>
+              <w:t xml:space="preserve">1.51, 2,457</w:t>
+            </w:r>
+          </w:p>
+        </w:tc>
+        <w:tc>
+          <w:tcPr>
+            <w:tcBorders>
+              <w:bottom w:val="none" w:sz="0" w:space="0" w:color="000000"/>
+              <w:top w:val="none" w:sz="0" w:space="0" w:color="000000"/>
+              <w:left w:val="none" w:sz="0" w:space="0" w:color="000000"/>
+              <w:right w:val="none" w:sz="0" w:space="0" w:color="000000"/>
+            </w:tcBorders>
+            <w:shd w:val="clear" w:color="auto" w:fill="FFFFFF"/>
+            <w:tcMar>
+              <w:top w:w="0" w:type="dxa"/>
+              <w:bottom w:w="0" w:type="dxa"/>
+              <w:left w:w="0" w:type="dxa"/>
+              <w:right w:w="0" w:type="dxa"/>
+            </w:tcMar>
+            <w:vAlign w:val="top"/>
+          </w:tcPr>
+          <w:p>
+            <w:pPr>
+              <w:pStyle w:val="Normal"/>
+              <w:jc w:val="center"/>
+              <w:pBdr>
+                <w:bottom w:val="none" w:sz="0" w:space="0" w:color="000000"/>
+                <w:top w:val="none" w:sz="0" w:space="0" w:color="000000"/>
+                <w:left w:val="none" w:sz="0" w:space="0" w:color="000000"/>
+                <w:right w:val="none" w:sz="0" w:space="0" w:color="000000"/>
+              </w:pBdr>
+              <w:spacing w:after="100" w:before="100" w:line="240"/>
+              <w:ind w:left="100" w:right="100" w:firstLine="0" w:firstLineChars="0"/>
+              <w:rPr>
+                <w:rFonts w:ascii="Helvetica" w:hAnsi="Helvetica" w:eastAsia="Helvetica" w:cs="Helvetica"/>
+                <w:i w:val="false"/>
+                <w:b w:val="false"/>
+                <w:u w:val="none"/>
+                <w:sz w:val="22"/>
+                <w:szCs w:val="22"/>
+                <w:color w:val="000000"/>
+              </w:rPr>
+            </w:pPr>
+            <w:r>
+              <w:rPr>
+                <w:rFonts w:ascii="Helvetica" w:hAnsi="Helvetica" w:eastAsia="Helvetica" w:cs="Helvetica"/>
+                <w:i w:val="false"/>
+                <w:b w:val="false"/>
+                <w:u w:val="none"/>
+                <w:sz w:val="22"/>
+                <w:szCs w:val="22"/>
+                <w:color w:val="000000"/>
+              </w:rPr>
+              <w:t xml:space="preserve">0.029</w:t>
             </w:r>
           </w:p>
         </w:tc>
@@ -12212,113 +12212,113 @@
                 <w:szCs w:val="22"/>
                 <w:color w:val="000000"/>
               </w:rPr>
-              <w:t xml:space="preserve">0.94</w:t>
-            </w:r>
-          </w:p>
-        </w:tc>
-        <w:tc>
-          <w:tcPr>
-            <w:tcBorders>
-              <w:bottom w:val="none" w:sz="0" w:space="0" w:color="000000"/>
-              <w:top w:val="none" w:sz="0" w:space="0" w:color="000000"/>
-              <w:left w:val="none" w:sz="0" w:space="0" w:color="000000"/>
-              <w:right w:val="none" w:sz="0" w:space="0" w:color="000000"/>
-            </w:tcBorders>
-            <w:shd w:val="clear" w:color="auto" w:fill="FFFFFF"/>
-            <w:tcMar>
-              <w:top w:w="0" w:type="dxa"/>
-              <w:bottom w:w="0" w:type="dxa"/>
-              <w:left w:w="0" w:type="dxa"/>
-              <w:right w:w="0" w:type="dxa"/>
-            </w:tcMar>
-            <w:vAlign w:val="top"/>
-          </w:tcPr>
-          <w:p>
-            <w:pPr>
-              <w:pStyle w:val="Normal"/>
-              <w:jc w:val="center"/>
-              <w:pBdr>
-                <w:bottom w:val="none" w:sz="0" w:space="0" w:color="000000"/>
-                <w:top w:val="none" w:sz="0" w:space="0" w:color="000000"/>
-                <w:left w:val="none" w:sz="0" w:space="0" w:color="000000"/>
-                <w:right w:val="none" w:sz="0" w:space="0" w:color="000000"/>
-              </w:pBdr>
-              <w:spacing w:after="100" w:before="100" w:line="240"/>
-              <w:ind w:left="100" w:right="100" w:firstLine="0" w:firstLineChars="0"/>
-              <w:rPr>
-                <w:rFonts w:ascii="Helvetica" w:hAnsi="Helvetica" w:eastAsia="Helvetica" w:cs="Helvetica"/>
-                <w:i w:val="false"/>
-                <w:b w:val="false"/>
-                <w:u w:val="none"/>
-                <w:sz w:val="22"/>
-                <w:szCs w:val="22"/>
-                <w:color w:val="000000"/>
-              </w:rPr>
-            </w:pPr>
-            <w:r>
-              <w:rPr>
-                <w:rFonts w:ascii="Helvetica" w:hAnsi="Helvetica" w:eastAsia="Helvetica" w:cs="Helvetica"/>
-                <w:i w:val="false"/>
-                <w:b w:val="false"/>
-                <w:u w:val="none"/>
-                <w:sz w:val="22"/>
-                <w:szCs w:val="22"/>
-                <w:color w:val="000000"/>
-              </w:rPr>
-              <w:t xml:space="preserve">0.78, 1.12</w:t>
-            </w:r>
-          </w:p>
-        </w:tc>
-        <w:tc>
-          <w:tcPr>
-            <w:tcBorders>
-              <w:bottom w:val="none" w:sz="0" w:space="0" w:color="000000"/>
-              <w:top w:val="none" w:sz="0" w:space="0" w:color="000000"/>
-              <w:left w:val="none" w:sz="0" w:space="0" w:color="000000"/>
-              <w:right w:val="none" w:sz="0" w:space="0" w:color="000000"/>
-            </w:tcBorders>
-            <w:shd w:val="clear" w:color="auto" w:fill="FFFFFF"/>
-            <w:tcMar>
-              <w:top w:w="0" w:type="dxa"/>
-              <w:bottom w:w="0" w:type="dxa"/>
-              <w:left w:w="0" w:type="dxa"/>
-              <w:right w:w="0" w:type="dxa"/>
-            </w:tcMar>
-            <w:vAlign w:val="top"/>
-          </w:tcPr>
-          <w:p>
-            <w:pPr>
-              <w:pStyle w:val="Normal"/>
-              <w:jc w:val="center"/>
-              <w:pBdr>
-                <w:bottom w:val="none" w:sz="0" w:space="0" w:color="000000"/>
-                <w:top w:val="none" w:sz="0" w:space="0" w:color="000000"/>
-                <w:left w:val="none" w:sz="0" w:space="0" w:color="000000"/>
-                <w:right w:val="none" w:sz="0" w:space="0" w:color="000000"/>
-              </w:pBdr>
-              <w:spacing w:after="100" w:before="100" w:line="240"/>
-              <w:ind w:left="100" w:right="100" w:firstLine="0" w:firstLineChars="0"/>
-              <w:rPr>
-                <w:rFonts w:ascii="Helvetica" w:hAnsi="Helvetica" w:eastAsia="Helvetica" w:cs="Helvetica"/>
-                <w:i w:val="false"/>
-                <w:b w:val="false"/>
-                <w:u w:val="none"/>
-                <w:sz w:val="22"/>
-                <w:szCs w:val="22"/>
-                <w:color w:val="000000"/>
-              </w:rPr>
-            </w:pPr>
-            <w:r>
-              <w:rPr>
-                <w:rFonts w:ascii="Helvetica" w:hAnsi="Helvetica" w:eastAsia="Helvetica" w:cs="Helvetica"/>
-                <w:i w:val="false"/>
-                <w:b w:val="false"/>
-                <w:u w:val="none"/>
-                <w:sz w:val="22"/>
-                <w:szCs w:val="22"/>
-                <w:color w:val="000000"/>
-              </w:rPr>
-              <w:t xml:space="preserve">0.480</w:t>
+              <w:t xml:space="preserve">0.93</w:t>
+            </w:r>
+          </w:p>
+        </w:tc>
+        <w:tc>
+          <w:tcPr>
+            <w:tcBorders>
+              <w:bottom w:val="none" w:sz="0" w:space="0" w:color="000000"/>
+              <w:top w:val="none" w:sz="0" w:space="0" w:color="000000"/>
+              <w:left w:val="none" w:sz="0" w:space="0" w:color="000000"/>
+              <w:right w:val="none" w:sz="0" w:space="0" w:color="000000"/>
+            </w:tcBorders>
+            <w:shd w:val="clear" w:color="auto" w:fill="FFFFFF"/>
+            <w:tcMar>
+              <w:top w:w="0" w:type="dxa"/>
+              <w:bottom w:w="0" w:type="dxa"/>
+              <w:left w:w="0" w:type="dxa"/>
+              <w:right w:w="0" w:type="dxa"/>
+            </w:tcMar>
+            <w:vAlign w:val="top"/>
+          </w:tcPr>
+          <w:p>
+            <w:pPr>
+              <w:pStyle w:val="Normal"/>
+              <w:jc w:val="center"/>
+              <w:pBdr>
+                <w:bottom w:val="none" w:sz="0" w:space="0" w:color="000000"/>
+                <w:top w:val="none" w:sz="0" w:space="0" w:color="000000"/>
+                <w:left w:val="none" w:sz="0" w:space="0" w:color="000000"/>
+                <w:right w:val="none" w:sz="0" w:space="0" w:color="000000"/>
+              </w:pBdr>
+              <w:spacing w:after="100" w:before="100" w:line="240"/>
+              <w:ind w:left="100" w:right="100" w:firstLine="0" w:firstLineChars="0"/>
+              <w:rPr>
+                <w:rFonts w:ascii="Helvetica" w:hAnsi="Helvetica" w:eastAsia="Helvetica" w:cs="Helvetica"/>
+                <w:i w:val="false"/>
+                <w:b w:val="false"/>
+                <w:u w:val="none"/>
+                <w:sz w:val="22"/>
+                <w:szCs w:val="22"/>
+                <w:color w:val="000000"/>
+              </w:rPr>
+            </w:pPr>
+            <w:r>
+              <w:rPr>
+                <w:rFonts w:ascii="Helvetica" w:hAnsi="Helvetica" w:eastAsia="Helvetica" w:cs="Helvetica"/>
+                <w:i w:val="false"/>
+                <w:b w:val="false"/>
+                <w:u w:val="none"/>
+                <w:sz w:val="22"/>
+                <w:szCs w:val="22"/>
+                <w:color w:val="000000"/>
+              </w:rPr>
+              <w:t xml:space="preserve">0.78, 1.11</w:t>
+            </w:r>
+          </w:p>
+        </w:tc>
+        <w:tc>
+          <w:tcPr>
+            <w:tcBorders>
+              <w:bottom w:val="none" w:sz="0" w:space="0" w:color="000000"/>
+              <w:top w:val="none" w:sz="0" w:space="0" w:color="000000"/>
+              <w:left w:val="none" w:sz="0" w:space="0" w:color="000000"/>
+              <w:right w:val="none" w:sz="0" w:space="0" w:color="000000"/>
+            </w:tcBorders>
+            <w:shd w:val="clear" w:color="auto" w:fill="FFFFFF"/>
+            <w:tcMar>
+              <w:top w:w="0" w:type="dxa"/>
+              <w:bottom w:w="0" w:type="dxa"/>
+              <w:left w:w="0" w:type="dxa"/>
+              <w:right w:w="0" w:type="dxa"/>
+            </w:tcMar>
+            <w:vAlign w:val="top"/>
+          </w:tcPr>
+          <w:p>
+            <w:pPr>
+              <w:pStyle w:val="Normal"/>
+              <w:jc w:val="center"/>
+              <w:pBdr>
+                <w:bottom w:val="none" w:sz="0" w:space="0" w:color="000000"/>
+                <w:top w:val="none" w:sz="0" w:space="0" w:color="000000"/>
+                <w:left w:val="none" w:sz="0" w:space="0" w:color="000000"/>
+                <w:right w:val="none" w:sz="0" w:space="0" w:color="000000"/>
+              </w:pBdr>
+              <w:spacing w:after="100" w:before="100" w:line="240"/>
+              <w:ind w:left="100" w:right="100" w:firstLine="0" w:firstLineChars="0"/>
+              <w:rPr>
+                <w:rFonts w:ascii="Helvetica" w:hAnsi="Helvetica" w:eastAsia="Helvetica" w:cs="Helvetica"/>
+                <w:i w:val="false"/>
+                <w:b w:val="false"/>
+                <w:u w:val="none"/>
+                <w:sz w:val="22"/>
+                <w:szCs w:val="22"/>
+                <w:color w:val="000000"/>
+              </w:rPr>
+            </w:pPr>
+            <w:r>
+              <w:rPr>
+                <w:rFonts w:ascii="Helvetica" w:hAnsi="Helvetica" w:eastAsia="Helvetica" w:cs="Helvetica"/>
+                <w:i w:val="false"/>
+                <w:b w:val="false"/>
+                <w:u w:val="none"/>
+                <w:sz w:val="22"/>
+                <w:szCs w:val="22"/>
+                <w:color w:val="000000"/>
+              </w:rPr>
+              <w:t xml:space="preserve">0.410</w:t>
             </w:r>
           </w:p>
         </w:tc>
@@ -12748,60 +12748,60 @@
                 <w:szCs w:val="22"/>
                 <w:color w:val="000000"/>
               </w:rPr>
-              <w:t xml:space="preserve">0.00, 0.66</w:t>
-            </w:r>
-          </w:p>
-        </w:tc>
-        <w:tc>
-          <w:tcPr>
-            <w:tcBorders>
-              <w:bottom w:val="none" w:sz="0" w:space="0" w:color="000000"/>
-              <w:top w:val="none" w:sz="0" w:space="0" w:color="000000"/>
-              <w:left w:val="none" w:sz="0" w:space="0" w:color="000000"/>
-              <w:right w:val="none" w:sz="0" w:space="0" w:color="000000"/>
-            </w:tcBorders>
-            <w:shd w:val="clear" w:color="auto" w:fill="FFFFFF"/>
-            <w:tcMar>
-              <w:top w:w="0" w:type="dxa"/>
-              <w:bottom w:w="0" w:type="dxa"/>
-              <w:left w:w="0" w:type="dxa"/>
-              <w:right w:w="0" w:type="dxa"/>
-            </w:tcMar>
-            <w:vAlign w:val="top"/>
-          </w:tcPr>
-          <w:p>
-            <w:pPr>
-              <w:pStyle w:val="Normal"/>
-              <w:jc w:val="center"/>
-              <w:pBdr>
-                <w:bottom w:val="none" w:sz="0" w:space="0" w:color="000000"/>
-                <w:top w:val="none" w:sz="0" w:space="0" w:color="000000"/>
-                <w:left w:val="none" w:sz="0" w:space="0" w:color="000000"/>
-                <w:right w:val="none" w:sz="0" w:space="0" w:color="000000"/>
-              </w:pBdr>
-              <w:spacing w:after="100" w:before="100" w:line="240"/>
-              <w:ind w:left="100" w:right="100" w:firstLine="0" w:firstLineChars="0"/>
-              <w:rPr>
-                <w:rFonts w:ascii="Helvetica" w:hAnsi="Helvetica" w:eastAsia="Helvetica" w:cs="Helvetica"/>
-                <w:i w:val="false"/>
-                <w:b w:val="false"/>
-                <w:u w:val="none"/>
-                <w:sz w:val="22"/>
-                <w:szCs w:val="22"/>
-                <w:color w:val="000000"/>
-              </w:rPr>
-            </w:pPr>
-            <w:r>
-              <w:rPr>
-                <w:rFonts w:ascii="Helvetica" w:hAnsi="Helvetica" w:eastAsia="Helvetica" w:cs="Helvetica"/>
-                <w:i w:val="false"/>
-                <w:b w:val="false"/>
-                <w:u w:val="none"/>
-                <w:sz w:val="22"/>
-                <w:szCs w:val="22"/>
-                <w:color w:val="000000"/>
-              </w:rPr>
-              <w:t xml:space="preserve">0.030</w:t>
+              <w:t xml:space="preserve">0.00, 0.53</w:t>
+            </w:r>
+          </w:p>
+        </w:tc>
+        <w:tc>
+          <w:tcPr>
+            <w:tcBorders>
+              <w:bottom w:val="none" w:sz="0" w:space="0" w:color="000000"/>
+              <w:top w:val="none" w:sz="0" w:space="0" w:color="000000"/>
+              <w:left w:val="none" w:sz="0" w:space="0" w:color="000000"/>
+              <w:right w:val="none" w:sz="0" w:space="0" w:color="000000"/>
+            </w:tcBorders>
+            <w:shd w:val="clear" w:color="auto" w:fill="FFFFFF"/>
+            <w:tcMar>
+              <w:top w:w="0" w:type="dxa"/>
+              <w:bottom w:w="0" w:type="dxa"/>
+              <w:left w:w="0" w:type="dxa"/>
+              <w:right w:w="0" w:type="dxa"/>
+            </w:tcMar>
+            <w:vAlign w:val="top"/>
+          </w:tcPr>
+          <w:p>
+            <w:pPr>
+              <w:pStyle w:val="Normal"/>
+              <w:jc w:val="center"/>
+              <w:pBdr>
+                <w:bottom w:val="none" w:sz="0" w:space="0" w:color="000000"/>
+                <w:top w:val="none" w:sz="0" w:space="0" w:color="000000"/>
+                <w:left w:val="none" w:sz="0" w:space="0" w:color="000000"/>
+                <w:right w:val="none" w:sz="0" w:space="0" w:color="000000"/>
+              </w:pBdr>
+              <w:spacing w:after="100" w:before="100" w:line="240"/>
+              <w:ind w:left="100" w:right="100" w:firstLine="0" w:firstLineChars="0"/>
+              <w:rPr>
+                <w:rFonts w:ascii="Helvetica" w:hAnsi="Helvetica" w:eastAsia="Helvetica" w:cs="Helvetica"/>
+                <w:i w:val="false"/>
+                <w:b w:val="false"/>
+                <w:u w:val="none"/>
+                <w:sz w:val="22"/>
+                <w:szCs w:val="22"/>
+                <w:color w:val="000000"/>
+              </w:rPr>
+            </w:pPr>
+            <w:r>
+              <w:rPr>
+                <w:rFonts w:ascii="Helvetica" w:hAnsi="Helvetica" w:eastAsia="Helvetica" w:cs="Helvetica"/>
+                <w:i w:val="false"/>
+                <w:b w:val="false"/>
+                <w:u w:val="none"/>
+                <w:sz w:val="22"/>
+                <w:szCs w:val="22"/>
+                <w:color w:val="000000"/>
+              </w:rPr>
+              <w:t xml:space="preserve">0.023</w:t>
             </w:r>
           </w:p>
         </w:tc>
@@ -13178,113 +13178,113 @@
                 <w:szCs w:val="22"/>
                 <w:color w:val="000000"/>
               </w:rPr>
-              <w:t xml:space="preserve">1.61</w:t>
-            </w:r>
-          </w:p>
-        </w:tc>
-        <w:tc>
-          <w:tcPr>
-            <w:tcBorders>
-              <w:bottom w:val="none" w:sz="0" w:space="0" w:color="000000"/>
-              <w:top w:val="none" w:sz="0" w:space="0" w:color="000000"/>
-              <w:left w:val="none" w:sz="0" w:space="0" w:color="000000"/>
-              <w:right w:val="none" w:sz="0" w:space="0" w:color="000000"/>
-            </w:tcBorders>
-            <w:shd w:val="clear" w:color="auto" w:fill="FFFFFF"/>
-            <w:tcMar>
-              <w:top w:w="0" w:type="dxa"/>
-              <w:bottom w:w="0" w:type="dxa"/>
-              <w:left w:w="0" w:type="dxa"/>
-              <w:right w:w="0" w:type="dxa"/>
-            </w:tcMar>
-            <w:vAlign w:val="top"/>
-          </w:tcPr>
-          <w:p>
-            <w:pPr>
-              <w:pStyle w:val="Normal"/>
-              <w:jc w:val="center"/>
-              <w:pBdr>
-                <w:bottom w:val="none" w:sz="0" w:space="0" w:color="000000"/>
-                <w:top w:val="none" w:sz="0" w:space="0" w:color="000000"/>
-                <w:left w:val="none" w:sz="0" w:space="0" w:color="000000"/>
-                <w:right w:val="none" w:sz="0" w:space="0" w:color="000000"/>
-              </w:pBdr>
-              <w:spacing w:after="100" w:before="100" w:line="240"/>
-              <w:ind w:left="100" w:right="100" w:firstLine="0" w:firstLineChars="0"/>
-              <w:rPr>
-                <w:rFonts w:ascii="Helvetica" w:hAnsi="Helvetica" w:eastAsia="Helvetica" w:cs="Helvetica"/>
-                <w:i w:val="false"/>
-                <w:b w:val="false"/>
-                <w:u w:val="none"/>
-                <w:sz w:val="22"/>
-                <w:szCs w:val="22"/>
-                <w:color w:val="000000"/>
-              </w:rPr>
-            </w:pPr>
-            <w:r>
-              <w:rPr>
-                <w:rFonts w:ascii="Helvetica" w:hAnsi="Helvetica" w:eastAsia="Helvetica" w:cs="Helvetica"/>
-                <w:i w:val="false"/>
-                <w:b w:val="false"/>
-                <w:u w:val="none"/>
-                <w:sz w:val="22"/>
-                <w:szCs w:val="22"/>
-                <w:color w:val="000000"/>
-              </w:rPr>
-              <w:t xml:space="preserve">0.20, 12.8</w:t>
-            </w:r>
-          </w:p>
-        </w:tc>
-        <w:tc>
-          <w:tcPr>
-            <w:tcBorders>
-              <w:bottom w:val="none" w:sz="0" w:space="0" w:color="000000"/>
-              <w:top w:val="none" w:sz="0" w:space="0" w:color="000000"/>
-              <w:left w:val="none" w:sz="0" w:space="0" w:color="000000"/>
-              <w:right w:val="none" w:sz="0" w:space="0" w:color="000000"/>
-            </w:tcBorders>
-            <w:shd w:val="clear" w:color="auto" w:fill="FFFFFF"/>
-            <w:tcMar>
-              <w:top w:w="0" w:type="dxa"/>
-              <w:bottom w:w="0" w:type="dxa"/>
-              <w:left w:w="0" w:type="dxa"/>
-              <w:right w:w="0" w:type="dxa"/>
-            </w:tcMar>
-            <w:vAlign w:val="top"/>
-          </w:tcPr>
-          <w:p>
-            <w:pPr>
-              <w:pStyle w:val="Normal"/>
-              <w:jc w:val="center"/>
-              <w:pBdr>
-                <w:bottom w:val="none" w:sz="0" w:space="0" w:color="000000"/>
-                <w:top w:val="none" w:sz="0" w:space="0" w:color="000000"/>
-                <w:left w:val="none" w:sz="0" w:space="0" w:color="000000"/>
-                <w:right w:val="none" w:sz="0" w:space="0" w:color="000000"/>
-              </w:pBdr>
-              <w:spacing w:after="100" w:before="100" w:line="240"/>
-              <w:ind w:left="100" w:right="100" w:firstLine="0" w:firstLineChars="0"/>
-              <w:rPr>
-                <w:rFonts w:ascii="Helvetica" w:hAnsi="Helvetica" w:eastAsia="Helvetica" w:cs="Helvetica"/>
-                <w:i w:val="false"/>
-                <w:b w:val="false"/>
-                <w:u w:val="none"/>
-                <w:sz w:val="22"/>
-                <w:szCs w:val="22"/>
-                <w:color w:val="000000"/>
-              </w:rPr>
-            </w:pPr>
-            <w:r>
-              <w:rPr>
-                <w:rFonts w:ascii="Helvetica" w:hAnsi="Helvetica" w:eastAsia="Helvetica" w:cs="Helvetica"/>
-                <w:i w:val="false"/>
-                <w:b w:val="false"/>
-                <w:u w:val="none"/>
-                <w:sz w:val="22"/>
-                <w:szCs w:val="22"/>
-                <w:color w:val="000000"/>
-              </w:rPr>
-              <w:t xml:space="preserve">0.650</w:t>
+              <w:t xml:space="preserve">1.55</w:t>
+            </w:r>
+          </w:p>
+        </w:tc>
+        <w:tc>
+          <w:tcPr>
+            <w:tcBorders>
+              <w:bottom w:val="none" w:sz="0" w:space="0" w:color="000000"/>
+              <w:top w:val="none" w:sz="0" w:space="0" w:color="000000"/>
+              <w:left w:val="none" w:sz="0" w:space="0" w:color="000000"/>
+              <w:right w:val="none" w:sz="0" w:space="0" w:color="000000"/>
+            </w:tcBorders>
+            <w:shd w:val="clear" w:color="auto" w:fill="FFFFFF"/>
+            <w:tcMar>
+              <w:top w:w="0" w:type="dxa"/>
+              <w:bottom w:w="0" w:type="dxa"/>
+              <w:left w:w="0" w:type="dxa"/>
+              <w:right w:w="0" w:type="dxa"/>
+            </w:tcMar>
+            <w:vAlign w:val="top"/>
+          </w:tcPr>
+          <w:p>
+            <w:pPr>
+              <w:pStyle w:val="Normal"/>
+              <w:jc w:val="center"/>
+              <w:pBdr>
+                <w:bottom w:val="none" w:sz="0" w:space="0" w:color="000000"/>
+                <w:top w:val="none" w:sz="0" w:space="0" w:color="000000"/>
+                <w:left w:val="none" w:sz="0" w:space="0" w:color="000000"/>
+                <w:right w:val="none" w:sz="0" w:space="0" w:color="000000"/>
+              </w:pBdr>
+              <w:spacing w:after="100" w:before="100" w:line="240"/>
+              <w:ind w:left="100" w:right="100" w:firstLine="0" w:firstLineChars="0"/>
+              <w:rPr>
+                <w:rFonts w:ascii="Helvetica" w:hAnsi="Helvetica" w:eastAsia="Helvetica" w:cs="Helvetica"/>
+                <w:i w:val="false"/>
+                <w:b w:val="false"/>
+                <w:u w:val="none"/>
+                <w:sz w:val="22"/>
+                <w:szCs w:val="22"/>
+                <w:color w:val="000000"/>
+              </w:rPr>
+            </w:pPr>
+            <w:r>
+              <w:rPr>
+                <w:rFonts w:ascii="Helvetica" w:hAnsi="Helvetica" w:eastAsia="Helvetica" w:cs="Helvetica"/>
+                <w:i w:val="false"/>
+                <w:b w:val="false"/>
+                <w:u w:val="none"/>
+                <w:sz w:val="22"/>
+                <w:szCs w:val="22"/>
+                <w:color w:val="000000"/>
+              </w:rPr>
+              <w:t xml:space="preserve">0.18, 13.4</w:t>
+            </w:r>
+          </w:p>
+        </w:tc>
+        <w:tc>
+          <w:tcPr>
+            <w:tcBorders>
+              <w:bottom w:val="none" w:sz="0" w:space="0" w:color="000000"/>
+              <w:top w:val="none" w:sz="0" w:space="0" w:color="000000"/>
+              <w:left w:val="none" w:sz="0" w:space="0" w:color="000000"/>
+              <w:right w:val="none" w:sz="0" w:space="0" w:color="000000"/>
+            </w:tcBorders>
+            <w:shd w:val="clear" w:color="auto" w:fill="FFFFFF"/>
+            <w:tcMar>
+              <w:top w:w="0" w:type="dxa"/>
+              <w:bottom w:w="0" w:type="dxa"/>
+              <w:left w:w="0" w:type="dxa"/>
+              <w:right w:w="0" w:type="dxa"/>
+            </w:tcMar>
+            <w:vAlign w:val="top"/>
+          </w:tcPr>
+          <w:p>
+            <w:pPr>
+              <w:pStyle w:val="Normal"/>
+              <w:jc w:val="center"/>
+              <w:pBdr>
+                <w:bottom w:val="none" w:sz="0" w:space="0" w:color="000000"/>
+                <w:top w:val="none" w:sz="0" w:space="0" w:color="000000"/>
+                <w:left w:val="none" w:sz="0" w:space="0" w:color="000000"/>
+                <w:right w:val="none" w:sz="0" w:space="0" w:color="000000"/>
+              </w:pBdr>
+              <w:spacing w:after="100" w:before="100" w:line="240"/>
+              <w:ind w:left="100" w:right="100" w:firstLine="0" w:firstLineChars="0"/>
+              <w:rPr>
+                <w:rFonts w:ascii="Helvetica" w:hAnsi="Helvetica" w:eastAsia="Helvetica" w:cs="Helvetica"/>
+                <w:i w:val="false"/>
+                <w:b w:val="false"/>
+                <w:u w:val="none"/>
+                <w:sz w:val="22"/>
+                <w:szCs w:val="22"/>
+                <w:color w:val="000000"/>
+              </w:rPr>
+            </w:pPr>
+            <w:r>
+              <w:rPr>
+                <w:rFonts w:ascii="Helvetica" w:hAnsi="Helvetica" w:eastAsia="Helvetica" w:cs="Helvetica"/>
+                <w:i w:val="false"/>
+                <w:b w:val="false"/>
+                <w:u w:val="none"/>
+                <w:sz w:val="22"/>
+                <w:szCs w:val="22"/>
+                <w:color w:val="000000"/>
+              </w:rPr>
+              <w:t xml:space="preserve">0.690</w:t>
             </w:r>
           </w:p>
         </w:tc>
@@ -13343,7 +13343,7 @@
                 <w:szCs w:val="22"/>
                 <w:color w:val="000000"/>
               </w:rPr>
-              <w:t xml:space="preserve">ckd_epi_gfr_cre_cys</w:t>
+              <w:t xml:space="preserve">baseline_cre_egfr</w:t>
             </w:r>
           </w:p>
         </w:tc>
@@ -13555,7 +13555,7 @@
                 <w:szCs w:val="22"/>
                 <w:color w:val="000000"/>
               </w:rPr>
-              <w:t xml:space="preserve">0.008</w:t>
+              <w:t xml:space="preserve">0.016</w:t>
             </w:r>
           </w:p>
         </w:tc>
@@ -13661,7 +13661,7 @@
                 <w:szCs w:val="22"/>
                 <w:color w:val="000000"/>
               </w:rPr>
-              <w:t xml:space="preserve">0.96</w:t>
+              <w:t xml:space="preserve">0.95</w:t>
             </w:r>
           </w:p>
         </w:tc>
@@ -13714,7 +13714,7 @@
                 <w:szCs w:val="22"/>
                 <w:color w:val="000000"/>
               </w:rPr>
-              <w:t xml:space="preserve">0.91, 1.03</w:t>
+              <w:t xml:space="preserve">0.89, 1.02</w:t>
             </w:r>
           </w:p>
         </w:tc>
@@ -13767,7 +13767,7 @@
                 <w:szCs w:val="22"/>
                 <w:color w:val="000000"/>
               </w:rPr>
-              <w:t xml:space="preserve">0.250</w:t>
+              <w:t xml:space="preserve">0.150</w:t>
             </w:r>
           </w:p>
         </w:tc>
